--- a/Rapport_DeliverEat_Souleymane_DIAW.docx
+++ b/Rapport_DeliverEat_Souleymane_DIAW.docx
@@ -1,26 +1,25 @@
 
 <file path=word/document.xml><?xml version="1.0" encoding="utf-8"?>
-<w:document xmlns:wpc="http://schemas.microsoft.com/office/word/2010/wordprocessingCanvas" xmlns:mo="http://schemas.microsoft.com/office/mac/office/2008/main" xmlns:mc="http://schemas.openxmlformats.org/markup-compatibility/2006" xmlns:mv="urn:schemas-microsoft-com:mac:vml" xmlns:o="urn:schemas-microsoft-com:office:office" xmlns:r="http://schemas.openxmlformats.org/officeDocument/2006/relationships" xmlns:m="http://schemas.openxmlformats.org/officeDocument/2006/math" xmlns:v="urn:schemas-microsoft-com:vml" xmlns:wp14="http://schemas.microsoft.com/office/word/2010/wordprocessingDrawing" xmlns:wp="http://schemas.openxmlformats.org/drawingml/2006/wordprocessingDrawing" xmlns:w10="urn:schemas-microsoft-com:office:word" xmlns:w="http://schemas.openxmlformats.org/wordprocessingml/2006/main" xmlns:w14="http://schemas.microsoft.com/office/word/2010/wordml" xmlns:wpg="http://schemas.microsoft.com/office/word/2010/wordprocessingGroup" xmlns:wpi="http://schemas.microsoft.com/office/word/2010/wordprocessingInk" xmlns:wne="http://schemas.microsoft.com/office/word/2006/wordml" xmlns:wps="http://schemas.microsoft.com/office/word/2010/wordprocessingShape" mc:Ignorable="w14 wp14">
+<w:document xmlns:wpc="http://schemas.microsoft.com/office/word/2010/wordprocessingCanvas" xmlns:mo="http://schemas.microsoft.com/office/mac/office/2008/main" xmlns:mc="http://schemas.openxmlformats.org/markup-compatibility/2006" xmlns:mv="urn:schemas-microsoft-com:mac:vml" xmlns:o="urn:schemas-microsoft-com:office:office" xmlns:r="http://schemas.openxmlformats.org/officeDocument/2006/relationships" xmlns:m="http://schemas.openxmlformats.org/officeDocument/2006/math" xmlns:v="urn:schemas-microsoft-com:vml" xmlns:wp14="http://schemas.microsoft.com/office/word/2010/wordprocessingDrawing" xmlns:wp="http://schemas.openxmlformats.org/drawingml/2006/wordprocessingDrawing" xmlns:w10="urn:schemas-microsoft-com:office:word" xmlns:w="http://schemas.openxmlformats.org/wordprocessingml/2006/main" xmlns:w14="http://schemas.microsoft.com/office/word/2010/wordml" xmlns:wpg="http://schemas.microsoft.com/office/word/2010/wordprocessingGroup" xmlns:wpi="http://schemas.microsoft.com/office/word/2010/wordprocessingInk" xmlns:wne="http://schemas.microsoft.com/office/word/2006/wordml" xmlns:wps="http://schemas.microsoft.com/office/word/2010/wordprocessingShape" xmlns:a="http://schemas.openxmlformats.org/drawingml/2006/main" xmlns:pic="http://schemas.openxmlformats.org/drawingml/2006/picture" xmlns:a14="http://schemas.microsoft.com/office/drawing/2010/main" mc:Ignorable="w14 wp14">
   <w:body>
-    <w:p>
+    <w:p xmlns:wp14="http://schemas.microsoft.com/office/word/2010/wordml" wp14:textId="6757AB0D">
       <w:pPr>
+        <w:pStyle w:val="Normal"/>
         <w:spacing w:before="800"/>
-      </w:pPr>
-    </w:p>
-    <w:p>
-      <w:pPr>
-        <w:jc w:val="center"/>
+        <w:ind w:left="2160" w:firstLine="720"/>
       </w:pPr>
       <w:r>
         <w:rPr>
-          <w:b/>
+          <w:b w:val="1"/>
+          <w:bCs w:val="1"/>
           <w:color w:val="E8622C"/>
           <w:sz w:val="80"/>
+          <w:szCs w:val="80"/>
         </w:rPr>
         <w:t>DeliverEat</w:t>
       </w:r>
     </w:p>
-    <w:p>
+    <w:p xmlns:wp14="http://schemas.microsoft.com/office/word/2010/wordml" wp14:textId="77777777">
       <w:pPr>
         <w:jc w:val="center"/>
       </w:pPr>
@@ -32,40 +31,94 @@
         <w:t>Application mobile de livraison de repas à Dakar</w:t>
       </w:r>
     </w:p>
-    <w:p>
+    <w:p xmlns:wp14="http://schemas.microsoft.com/office/word/2010/wordml" wp14:textId="77777777">
       <w:pPr>
         <w:jc w:val="center"/>
       </w:pPr>
       <w:r>
         <w:rPr>
-          <w:i/>
+          <w:i w:val="1"/>
+          <w:iCs w:val="1"/>
           <w:color w:val="6B5D52"/>
           <w:sz w:val="24"/>
+          <w:szCs w:val="24"/>
         </w:rPr>
         <w:t>Rapport de projet — Flutter (Android / iOS / Linux)</w:t>
       </w:r>
     </w:p>
-    <w:p>
+    <w:p xmlns:wp14="http://schemas.microsoft.com/office/word/2010/wordml" wp14:textId="46277254">
       <w:pPr>
+        <w:pStyle w:val="Normal"/>
         <w:spacing w:before="1200"/>
+        <w:jc w:val="center"/>
+        <w:rPr>
+          <w:i w:val="1"/>
+          <w:iCs w:val="1"/>
+          <w:color w:val="6B5D52"/>
+          <w:sz w:val="24"/>
+          <w:szCs w:val="24"/>
+        </w:rPr>
       </w:pPr>
+      <w:r>
+        <w:drawing>
+          <wp:inline xmlns:wp14="http://schemas.microsoft.com/office/word/2010/wordprocessingDrawing" wp14:editId="38B82FF1" wp14:anchorId="59FE58E7">
+            <wp:extent cx="4457700" cy="4810125"/>
+            <wp:effectExtent l="0" t="0" r="0" b="0"/>
+            <wp:docPr id="1611650426" name="drawing"/>
+            <wp:cNvGraphicFramePr>
+              <a:graphicFrameLocks noChangeAspect="1"/>
+            </wp:cNvGraphicFramePr>
+            <a:graphic>
+              <a:graphicData xmlns:a="http://schemas.openxmlformats.org/drawingml/2006/main" uri="http://schemas.openxmlformats.org/drawingml/2006/picture">
+                <pic:pic xmlns:pic="http://schemas.openxmlformats.org/drawingml/2006/picture">
+                  <pic:nvPicPr>
+                    <pic:cNvPr id="1611650426" name="Picture 1611650426"/>
+                    <pic:cNvPicPr/>
+                  </pic:nvPicPr>
+                  <pic:blipFill>
+                    <a:blip xmlns:r="http://schemas.openxmlformats.org/officeDocument/2006/relationships" r:embed="rId25626168">
+                      <a:extLst>
+                        <a:ext uri="{28A0092B-C50C-407E-A947-70E740481C1C}">
+                          <a14:useLocalDpi xmlns:a14="http://schemas.microsoft.com/office/drawing/2010/main"/>
+                        </a:ext>
+                      </a:extLst>
+                    </a:blip>
+                    <a:stretch>
+                      <a:fillRect/>
+                    </a:stretch>
+                  </pic:blipFill>
+                  <pic:spPr>
+                    <a:xfrm rot="0">
+                      <a:off x="0" y="0"/>
+                      <a:ext cx="4457700" cy="4810125"/>
+                    </a:xfrm>
+                    <a:prstGeom prst="rect">
+                      <a:avLst/>
+                    </a:prstGeom>
+                  </pic:spPr>
+                </pic:pic>
+              </a:graphicData>
+            </a:graphic>
+          </wp:inline>
+        </w:drawing>
+      </w:r>
     </w:p>
     <w:tbl>
       <w:tblPr>
-        <w:tblW w:type="auto" w:w="0"/>
+        <w:tblW w:w="0" w:type="auto"/>
         <w:jc w:val="center"/>
-        <w:tblLook w:firstColumn="1" w:firstRow="1" w:lastColumn="0" w:lastRow="0" w:noHBand="0" w:noVBand="1" w:val="04A0"/>
+        <w:tblLook w:val="04A0" w:firstRow="1" w:lastRow="0" w:firstColumn="1" w:lastColumn="0" w:noHBand="0" w:noVBand="1"/>
       </w:tblPr>
       <w:tblGrid>
         <w:gridCol w:w="4873"/>
         <w:gridCol w:w="4873"/>
       </w:tblGrid>
-      <w:tr>
+      <w:tr xmlns:wp14="http://schemas.microsoft.com/office/word/2010/wordml" wp14:textId="77777777">
         <w:tc>
           <w:tcPr>
-            <w:tcW w:type="dxa" w:w="2880"/>
+            <w:tcW w:w="2880" w:type="dxa"/>
           </w:tcPr>
-          <w:p>
+          <w:p wp14:textId="77777777">
             <w:r>
               <w:rPr>
                 <w:b/>
@@ -76,21 +129,21 @@
         </w:tc>
         <w:tc>
           <w:tcPr>
-            <w:tcW w:type="dxa" w:w="5040"/>
+            <w:tcW w:w="5040" w:type="dxa"/>
           </w:tcPr>
-          <w:p>
+          <w:p wp14:textId="77777777">
             <w:r>
               <w:t>Souleymane DIAW</w:t>
             </w:r>
           </w:p>
         </w:tc>
       </w:tr>
-      <w:tr>
+      <w:tr xmlns:wp14="http://schemas.microsoft.com/office/word/2010/wordml" wp14:textId="77777777">
         <w:tc>
           <w:tcPr>
-            <w:tcW w:type="dxa" w:w="2880"/>
+            <w:tcW w:w="2880" w:type="dxa"/>
           </w:tcPr>
-          <w:p>
+          <w:p wp14:textId="77777777">
             <w:r>
               <w:rPr>
                 <w:b/>
@@ -101,21 +154,21 @@
         </w:tc>
         <w:tc>
           <w:tcPr>
-            <w:tcW w:type="dxa" w:w="5040"/>
+            <w:tcW w:w="5040" w:type="dxa"/>
           </w:tcPr>
-          <w:p>
+          <w:p wp14:textId="77777777">
             <w:r>
               <w:t>Master 1 SIR — Jour</w:t>
             </w:r>
           </w:p>
         </w:tc>
       </w:tr>
-      <w:tr>
+      <w:tr xmlns:wp14="http://schemas.microsoft.com/office/word/2010/wordml" wp14:textId="77777777">
         <w:tc>
           <w:tcPr>
-            <w:tcW w:type="dxa" w:w="2880"/>
+            <w:tcW w:w="2880" w:type="dxa"/>
           </w:tcPr>
-          <w:p>
+          <w:p wp14:textId="77777777">
             <w:r>
               <w:rPr>
                 <w:b/>
@@ -126,21 +179,21 @@
         </w:tc>
         <w:tc>
           <w:tcPr>
-            <w:tcW w:type="dxa" w:w="5040"/>
+            <w:tcW w:w="5040" w:type="dxa"/>
           </w:tcPr>
-          <w:p>
+          <w:p wp14:textId="77777777">
             <w:r>
               <w:t>Développement Mobile — Flutter</w:t>
             </w:r>
           </w:p>
         </w:tc>
       </w:tr>
-      <w:tr>
+      <w:tr xmlns:wp14="http://schemas.microsoft.com/office/word/2010/wordml" wp14:textId="77777777">
         <w:tc>
           <w:tcPr>
-            <w:tcW w:type="dxa" w:w="2880"/>
+            <w:tcW w:w="2880" w:type="dxa"/>
           </w:tcPr>
-          <w:p>
+          <w:p wp14:textId="77777777">
             <w:r>
               <w:rPr>
                 <w:b/>
@@ -151,9 +204,9 @@
         </w:tc>
         <w:tc>
           <w:tcPr>
-            <w:tcW w:type="dxa" w:w="5040"/>
+            <w:tcW w:w="5040" w:type="dxa"/>
           </w:tcPr>
-          <w:p>
+          <w:p wp14:textId="77777777">
             <w:r>
               <w:t>21 août 2026</w:t>
             </w:r>
@@ -161,12 +214,12 @@
         </w:tc>
       </w:tr>
     </w:tbl>
-    <w:p>
+    <w:p xmlns:wp14="http://schemas.microsoft.com/office/word/2010/wordml" wp14:textId="77777777">
       <w:r>
         <w:br w:type="page"/>
       </w:r>
     </w:p>
-    <w:p>
+    <w:p xmlns:wp14="http://schemas.microsoft.com/office/word/2010/wordml" wp14:textId="77777777">
       <w:pPr>
         <w:pStyle w:val="Heading1"/>
       </w:pPr>
@@ -178,7 +231,7 @@
         <w:t>1. Introduction</w:t>
       </w:r>
     </w:p>
-    <w:p>
+    <w:p xmlns:wp14="http://schemas.microsoft.com/office/word/2010/wordml" wp14:textId="77777777">
       <w:pPr>
         <w:spacing w:after="120"/>
       </w:pPr>
@@ -192,7 +245,7 @@
         <w:t>DeliverEat est une application mobile de livraison de repas pour Dakar, développée en Flutter et connectée en temps réel à l'API https://delivereat.89-167-122-158.sslip.io. Aucune donnée métier (restaurant, plat, prix, avis) n'est codée en dur : catalogue, commandes, favoris et profil proviennent intégralement de l'API. L'application cible trois plateformes à partir d'une base de code unique : Android, iOS et Linux desktop (plateforme de développement principale).</w:t>
       </w:r>
     </w:p>
-    <w:p>
+    <w:p xmlns:wp14="http://schemas.microsoft.com/office/word/2010/wordml" wp14:textId="77777777">
       <w:pPr>
         <w:spacing w:after="120"/>
       </w:pPr>
@@ -206,7 +259,7 @@
         <w:t>L'identité visuelle « Teranga » (hospitalité sénégalaise) habille l'application de motifs wax discrets, d'une palette terracotta / vert / safran, et d'animations soignées (container-transform, shared axis, fade-through, micro-interactions), sans jamais toucher aux données affichées.</w:t>
       </w:r>
     </w:p>
-    <w:p>
+    <w:p xmlns:wp14="http://schemas.microsoft.com/office/word/2010/wordml" wp14:textId="77777777">
       <w:pPr>
         <w:pStyle w:val="Heading1"/>
       </w:pPr>
@@ -218,7 +271,7 @@
         <w:t>2. Architecture</w:t>
       </w:r>
     </w:p>
-    <w:p>
+    <w:p xmlns:wp14="http://schemas.microsoft.com/office/word/2010/wordml" wp14:textId="77777777">
       <w:pPr>
         <w:spacing w:after="120"/>
       </w:pPr>
@@ -232,7 +285,7 @@
         <w:t>L'architecture est organisée en couches strictes à sens de dépendance unique, en feature-first :</w:t>
       </w:r>
     </w:p>
-    <w:p>
+    <w:p xmlns:wp14="http://schemas.microsoft.com/office/word/2010/wordml" wp14:textId="77777777">
       <w:pPr>
         <w:pStyle w:val="ListBullet"/>
       </w:pPr>
@@ -240,7 +293,7 @@
         <w:t>UI (screens/, widgets/) — lit l'état via context.watch/select, agit via context.read&lt;X&gt;().méthode()</w:t>
       </w:r>
     </w:p>
-    <w:p>
+    <w:p xmlns:wp14="http://schemas.microsoft.com/office/word/2010/wordml" wp14:textId="77777777">
       <w:pPr>
         <w:pStyle w:val="ListBullet"/>
       </w:pPr>
@@ -248,7 +301,7 @@
         <w:t>providers/ — ChangeNotifier typés (ViewState&lt;T&gt;: initial / loading / success / error), un par domaine</w:t>
       </w:r>
     </w:p>
-    <w:p>
+    <w:p xmlns:wp14="http://schemas.microsoft.com/office/word/2010/wordml" wp14:textId="77777777">
       <w:pPr>
         <w:pStyle w:val="ListBullet"/>
       </w:pPr>
@@ -256,7 +309,7 @@
         <w:t>services/ — seul point d'appel réseau, mappe les erreurs Dio vers des ApiException typées</w:t>
       </w:r>
     </w:p>
-    <w:p>
+    <w:p xmlns:wp14="http://schemas.microsoft.com/office/word/2010/wordml" wp14:textId="77777777">
       <w:pPr>
         <w:pStyle w:val="ListBullet"/>
       </w:pPr>
@@ -264,7 +317,7 @@
         <w:t>core/network/ + models/ — client Dio (avec intercepteur d'auth) et modèles typés (fromJson/toJson)</w:t>
       </w:r>
     </w:p>
-    <w:p>
+    <w:p xmlns:wp14="http://schemas.microsoft.com/office/word/2010/wordml" wp14:textId="77777777">
       <w:pPr>
         <w:pStyle w:val="Heading3"/>
       </w:pPr>
@@ -276,7 +329,7 @@
         <w:t>Points clés</w:t>
       </w:r>
     </w:p>
-    <w:p>
+    <w:p xmlns:wp14="http://schemas.microsoft.com/office/word/2010/wordml" wp14:textId="77777777">
       <w:pPr>
         <w:pStyle w:val="ListBullet"/>
       </w:pPr>
@@ -290,7 +343,7 @@
         <w:t>core/config/app_config.dart expose baseUrl (et wsUrl dérivée) ; changer d'environnement ne coûte qu'une ligne.</w:t>
       </w:r>
     </w:p>
-    <w:p>
+    <w:p xmlns:wp14="http://schemas.microsoft.com/office/word/2010/wordml" wp14:textId="77777777">
       <w:pPr>
         <w:pStyle w:val="ListBullet"/>
       </w:pPr>
@@ -304,7 +357,7 @@
         <w:t>sur 401 TOKEN_EXPIRED, appelle /auth/refresh, rejoue la requête d'origine de manière transparente, avec un verrou single-flight (Completer partagé) pour ne jamais consommer deux refresh tokens rotatifs en parallèle.</w:t>
       </w:r>
     </w:p>
-    <w:p>
+    <w:p xmlns:wp14="http://schemas.microsoft.com/office/word/2010/wordml" wp14:textId="77777777">
       <w:pPr>
         <w:pStyle w:val="ListBullet"/>
       </w:pPr>
@@ -318,7 +371,7 @@
         <w:t>ViewState&lt;T&gt; remplace les triplets isLoading/hasError/data dispersés ; un simple switch dans l'UI gère chargement, erreur+réessayer, vide et contenu.</w:t>
       </w:r>
     </w:p>
-    <w:p>
+    <w:p xmlns:wp14="http://schemas.microsoft.com/office/word/2010/wordml" wp14:textId="77777777">
       <w:pPr>
         <w:pStyle w:val="ListBullet"/>
       </w:pPr>
@@ -332,7 +385,7 @@
         <w:t>OrderSocket reconnecte avec backoff et régénère un token frais à chaque tentative (le token de l'URL expire comme tout access token) ; repli automatique sur polling REST si indisponible.</w:t>
       </w:r>
     </w:p>
-    <w:p>
+    <w:p xmlns:wp14="http://schemas.microsoft.com/office/word/2010/wordml" wp14:textId="77777777">
       <w:pPr>
         <w:pStyle w:val="Heading1"/>
       </w:pPr>
@@ -347,20 +400,20 @@
     <w:tbl>
       <w:tblPr>
         <w:tblStyle w:val="LightGrid-Accent2"/>
-        <w:tblW w:type="auto" w:w="0"/>
-        <w:tblLook w:firstColumn="1" w:firstRow="1" w:lastColumn="0" w:lastRow="0" w:noHBand="0" w:noVBand="1" w:val="04A0"/>
+        <w:tblW w:w="0" w:type="auto"/>
+        <w:tblLook w:val="04A0" w:firstRow="1" w:lastRow="0" w:firstColumn="1" w:lastColumn="0" w:noHBand="0" w:noVBand="1"/>
       </w:tblPr>
       <w:tblGrid>
         <w:gridCol w:w="4873"/>
         <w:gridCol w:w="4873"/>
       </w:tblGrid>
-      <w:tr>
+      <w:tr xmlns:wp14="http://schemas.microsoft.com/office/word/2010/wordml" wp14:textId="77777777">
         <w:tc>
           <w:tcPr>
-            <w:tcW w:type="dxa" w:w="4873"/>
+            <w:tcW w:w="4873" w:type="dxa"/>
             <w:shd w:fill="E8622C"/>
           </w:tcPr>
-          <w:p>
+          <w:p wp14:textId="77777777">
             <w:r>
               <w:rPr>
                 <w:b/>
@@ -372,10 +425,10 @@
         </w:tc>
         <w:tc>
           <w:tcPr>
-            <w:tcW w:type="dxa" w:w="4873"/>
+            <w:tcW w:w="4873" w:type="dxa"/>
             <w:shd w:fill="E8622C"/>
           </w:tcPr>
-          <w:p>
+          <w:p wp14:textId="77777777">
             <w:r>
               <w:rPr>
                 <w:b/>
@@ -386,12 +439,12 @@
           </w:p>
         </w:tc>
       </w:tr>
-      <w:tr>
+      <w:tr xmlns:wp14="http://schemas.microsoft.com/office/word/2010/wordml" wp14:textId="77777777">
         <w:tc>
           <w:tcPr>
-            <w:tcW w:type="dxa" w:w="4873"/>
+            <w:tcW w:w="4873" w:type="dxa"/>
           </w:tcPr>
-          <w:p>
+          <w:p wp14:textId="77777777">
             <w:r>
               <w:rPr>
                 <w:b/>
@@ -403,9 +456,9 @@
         </w:tc>
         <w:tc>
           <w:tcPr>
-            <w:tcW w:type="dxa" w:w="4873"/>
+            <w:tcW w:w="4873" w:type="dxa"/>
           </w:tcPr>
-          <w:p>
+          <w:p wp14:textId="77777777">
             <w:r>
               <w:rPr>
                 <w:sz w:val="20"/>
@@ -415,12 +468,12 @@
           </w:p>
         </w:tc>
       </w:tr>
-      <w:tr>
+      <w:tr xmlns:wp14="http://schemas.microsoft.com/office/word/2010/wordml" wp14:textId="77777777">
         <w:tc>
           <w:tcPr>
-            <w:tcW w:type="dxa" w:w="4873"/>
+            <w:tcW w:w="4873" w:type="dxa"/>
           </w:tcPr>
-          <w:p>
+          <w:p wp14:textId="77777777">
             <w:r>
               <w:rPr>
                 <w:b/>
@@ -432,9 +485,9 @@
         </w:tc>
         <w:tc>
           <w:tcPr>
-            <w:tcW w:type="dxa" w:w="4873"/>
+            <w:tcW w:w="4873" w:type="dxa"/>
           </w:tcPr>
-          <w:p>
+          <w:p wp14:textId="77777777">
             <w:r>
               <w:rPr>
                 <w:sz w:val="20"/>
@@ -444,12 +497,12 @@
           </w:p>
         </w:tc>
       </w:tr>
-      <w:tr>
+      <w:tr xmlns:wp14="http://schemas.microsoft.com/office/word/2010/wordml" wp14:textId="77777777">
         <w:tc>
           <w:tcPr>
-            <w:tcW w:type="dxa" w:w="4873"/>
+            <w:tcW w:w="4873" w:type="dxa"/>
           </w:tcPr>
-          <w:p>
+          <w:p wp14:textId="77777777">
             <w:r>
               <w:rPr>
                 <w:b/>
@@ -461,9 +514,9 @@
         </w:tc>
         <w:tc>
           <w:tcPr>
-            <w:tcW w:type="dxa" w:w="4873"/>
+            <w:tcW w:w="4873" w:type="dxa"/>
           </w:tcPr>
-          <w:p>
+          <w:p wp14:textId="77777777">
             <w:r>
               <w:rPr>
                 <w:sz w:val="20"/>
@@ -473,12 +526,12 @@
           </w:p>
         </w:tc>
       </w:tr>
-      <w:tr>
+      <w:tr xmlns:wp14="http://schemas.microsoft.com/office/word/2010/wordml" wp14:textId="77777777">
         <w:tc>
           <w:tcPr>
-            <w:tcW w:type="dxa" w:w="4873"/>
+            <w:tcW w:w="4873" w:type="dxa"/>
           </w:tcPr>
-          <w:p>
+          <w:p wp14:textId="77777777">
             <w:r>
               <w:rPr>
                 <w:b/>
@@ -490,9 +543,9 @@
         </w:tc>
         <w:tc>
           <w:tcPr>
-            <w:tcW w:type="dxa" w:w="4873"/>
+            <w:tcW w:w="4873" w:type="dxa"/>
           </w:tcPr>
-          <w:p>
+          <w:p wp14:textId="77777777">
             <w:r>
               <w:rPr>
                 <w:sz w:val="20"/>
@@ -502,12 +555,12 @@
           </w:p>
         </w:tc>
       </w:tr>
-      <w:tr>
+      <w:tr xmlns:wp14="http://schemas.microsoft.com/office/word/2010/wordml" wp14:textId="77777777">
         <w:tc>
           <w:tcPr>
-            <w:tcW w:type="dxa" w:w="4873"/>
+            <w:tcW w:w="4873" w:type="dxa"/>
           </w:tcPr>
-          <w:p>
+          <w:p wp14:textId="77777777">
             <w:r>
               <w:rPr>
                 <w:b/>
@@ -519,9 +572,9 @@
         </w:tc>
         <w:tc>
           <w:tcPr>
-            <w:tcW w:type="dxa" w:w="4873"/>
+            <w:tcW w:w="4873" w:type="dxa"/>
           </w:tcPr>
-          <w:p>
+          <w:p wp14:textId="77777777">
             <w:r>
               <w:rPr>
                 <w:sz w:val="20"/>
@@ -531,12 +584,12 @@
           </w:p>
         </w:tc>
       </w:tr>
-      <w:tr>
+      <w:tr xmlns:wp14="http://schemas.microsoft.com/office/word/2010/wordml" wp14:textId="77777777">
         <w:tc>
           <w:tcPr>
-            <w:tcW w:type="dxa" w:w="4873"/>
+            <w:tcW w:w="4873" w:type="dxa"/>
           </w:tcPr>
-          <w:p>
+          <w:p wp14:textId="77777777">
             <w:r>
               <w:rPr>
                 <w:b/>
@@ -548,9 +601,9 @@
         </w:tc>
         <w:tc>
           <w:tcPr>
-            <w:tcW w:type="dxa" w:w="4873"/>
+            <w:tcW w:w="4873" w:type="dxa"/>
           </w:tcPr>
-          <w:p>
+          <w:p wp14:textId="77777777">
             <w:r>
               <w:rPr>
                 <w:sz w:val="20"/>
@@ -560,12 +613,12 @@
           </w:p>
         </w:tc>
       </w:tr>
-      <w:tr>
+      <w:tr xmlns:wp14="http://schemas.microsoft.com/office/word/2010/wordml" wp14:textId="77777777">
         <w:tc>
           <w:tcPr>
-            <w:tcW w:type="dxa" w:w="4873"/>
+            <w:tcW w:w="4873" w:type="dxa"/>
           </w:tcPr>
-          <w:p>
+          <w:p wp14:textId="77777777">
             <w:r>
               <w:rPr>
                 <w:b/>
@@ -577,9 +630,9 @@
         </w:tc>
         <w:tc>
           <w:tcPr>
-            <w:tcW w:type="dxa" w:w="4873"/>
+            <w:tcW w:w="4873" w:type="dxa"/>
           </w:tcPr>
-          <w:p>
+          <w:p wp14:textId="77777777">
             <w:r>
               <w:rPr>
                 <w:sz w:val="20"/>
@@ -589,12 +642,12 @@
           </w:p>
         </w:tc>
       </w:tr>
-      <w:tr>
+      <w:tr xmlns:wp14="http://schemas.microsoft.com/office/word/2010/wordml" wp14:textId="77777777">
         <w:tc>
           <w:tcPr>
-            <w:tcW w:type="dxa" w:w="4873"/>
+            <w:tcW w:w="4873" w:type="dxa"/>
           </w:tcPr>
-          <w:p>
+          <w:p wp14:textId="77777777">
             <w:r>
               <w:rPr>
                 <w:b/>
@@ -606,9 +659,9 @@
         </w:tc>
         <w:tc>
           <w:tcPr>
-            <w:tcW w:type="dxa" w:w="4873"/>
+            <w:tcW w:w="4873" w:type="dxa"/>
           </w:tcPr>
-          <w:p>
+          <w:p wp14:textId="77777777">
             <w:r>
               <w:rPr>
                 <w:sz w:val="20"/>
@@ -618,12 +671,12 @@
           </w:p>
         </w:tc>
       </w:tr>
-      <w:tr>
+      <w:tr xmlns:wp14="http://schemas.microsoft.com/office/word/2010/wordml" wp14:textId="77777777">
         <w:tc>
           <w:tcPr>
-            <w:tcW w:type="dxa" w:w="4873"/>
+            <w:tcW w:w="4873" w:type="dxa"/>
           </w:tcPr>
-          <w:p>
+          <w:p wp14:textId="77777777">
             <w:r>
               <w:rPr>
                 <w:b/>
@@ -635,9 +688,9 @@
         </w:tc>
         <w:tc>
           <w:tcPr>
-            <w:tcW w:type="dxa" w:w="4873"/>
+            <w:tcW w:w="4873" w:type="dxa"/>
           </w:tcPr>
-          <w:p>
+          <w:p wp14:textId="77777777">
             <w:r>
               <w:rPr>
                 <w:sz w:val="20"/>
@@ -647,12 +700,12 @@
           </w:p>
         </w:tc>
       </w:tr>
-      <w:tr>
+      <w:tr xmlns:wp14="http://schemas.microsoft.com/office/word/2010/wordml" wp14:textId="77777777">
         <w:tc>
           <w:tcPr>
-            <w:tcW w:type="dxa" w:w="4873"/>
+            <w:tcW w:w="4873" w:type="dxa"/>
           </w:tcPr>
-          <w:p>
+          <w:p wp14:textId="77777777">
             <w:r>
               <w:rPr>
                 <w:b/>
@@ -664,9 +717,9 @@
         </w:tc>
         <w:tc>
           <w:tcPr>
-            <w:tcW w:type="dxa" w:w="4873"/>
+            <w:tcW w:w="4873" w:type="dxa"/>
           </w:tcPr>
-          <w:p>
+          <w:p wp14:textId="77777777">
             <w:r>
               <w:rPr>
                 <w:sz w:val="20"/>
@@ -676,12 +729,12 @@
           </w:p>
         </w:tc>
       </w:tr>
-      <w:tr>
+      <w:tr xmlns:wp14="http://schemas.microsoft.com/office/word/2010/wordml" wp14:textId="77777777">
         <w:tc>
           <w:tcPr>
-            <w:tcW w:type="dxa" w:w="4873"/>
+            <w:tcW w:w="4873" w:type="dxa"/>
           </w:tcPr>
-          <w:p>
+          <w:p wp14:textId="77777777">
             <w:r>
               <w:rPr>
                 <w:b/>
@@ -693,9 +746,9 @@
         </w:tc>
         <w:tc>
           <w:tcPr>
-            <w:tcW w:type="dxa" w:w="4873"/>
+            <w:tcW w:w="4873" w:type="dxa"/>
           </w:tcPr>
-          <w:p>
+          <w:p wp14:textId="77777777">
             <w:r>
               <w:rPr>
                 <w:sz w:val="20"/>
@@ -705,12 +758,12 @@
           </w:p>
         </w:tc>
       </w:tr>
-      <w:tr>
+      <w:tr xmlns:wp14="http://schemas.microsoft.com/office/word/2010/wordml" wp14:textId="77777777">
         <w:tc>
           <w:tcPr>
-            <w:tcW w:type="dxa" w:w="4873"/>
+            <w:tcW w:w="4873" w:type="dxa"/>
           </w:tcPr>
-          <w:p>
+          <w:p wp14:textId="77777777">
             <w:r>
               <w:rPr>
                 <w:b/>
@@ -722,9 +775,9 @@
         </w:tc>
         <w:tc>
           <w:tcPr>
-            <w:tcW w:type="dxa" w:w="4873"/>
+            <w:tcW w:w="4873" w:type="dxa"/>
           </w:tcPr>
-          <w:p>
+          <w:p wp14:textId="77777777">
             <w:r>
               <w:rPr>
                 <w:sz w:val="20"/>
@@ -734,12 +787,12 @@
           </w:p>
         </w:tc>
       </w:tr>
-      <w:tr>
+      <w:tr xmlns:wp14="http://schemas.microsoft.com/office/word/2010/wordml" wp14:textId="77777777">
         <w:tc>
           <w:tcPr>
-            <w:tcW w:type="dxa" w:w="4873"/>
+            <w:tcW w:w="4873" w:type="dxa"/>
           </w:tcPr>
-          <w:p>
+          <w:p wp14:textId="77777777">
             <w:r>
               <w:rPr>
                 <w:b/>
@@ -751,9 +804,9 @@
         </w:tc>
         <w:tc>
           <w:tcPr>
-            <w:tcW w:type="dxa" w:w="4873"/>
+            <w:tcW w:w="4873" w:type="dxa"/>
           </w:tcPr>
-          <w:p>
+          <w:p wp14:textId="77777777">
             <w:r>
               <w:rPr>
                 <w:sz w:val="20"/>
@@ -763,12 +816,12 @@
           </w:p>
         </w:tc>
       </w:tr>
-      <w:tr>
+      <w:tr xmlns:wp14="http://schemas.microsoft.com/office/word/2010/wordml" wp14:textId="77777777">
         <w:tc>
           <w:tcPr>
-            <w:tcW w:type="dxa" w:w="4873"/>
+            <w:tcW w:w="4873" w:type="dxa"/>
           </w:tcPr>
-          <w:p>
+          <w:p wp14:textId="77777777">
             <w:r>
               <w:rPr>
                 <w:b/>
@@ -780,9 +833,9 @@
         </w:tc>
         <w:tc>
           <w:tcPr>
-            <w:tcW w:type="dxa" w:w="4873"/>
+            <w:tcW w:w="4873" w:type="dxa"/>
           </w:tcPr>
-          <w:p>
+          <w:p wp14:textId="77777777">
             <w:r>
               <w:rPr>
                 <w:sz w:val="20"/>
@@ -792,12 +845,12 @@
           </w:p>
         </w:tc>
       </w:tr>
-      <w:tr>
+      <w:tr xmlns:wp14="http://schemas.microsoft.com/office/word/2010/wordml" wp14:textId="77777777">
         <w:tc>
           <w:tcPr>
-            <w:tcW w:type="dxa" w:w="4873"/>
+            <w:tcW w:w="4873" w:type="dxa"/>
           </w:tcPr>
-          <w:p>
+          <w:p wp14:textId="77777777">
             <w:r>
               <w:rPr>
                 <w:b/>
@@ -809,9 +862,9 @@
         </w:tc>
         <w:tc>
           <w:tcPr>
-            <w:tcW w:type="dxa" w:w="4873"/>
+            <w:tcW w:w="4873" w:type="dxa"/>
           </w:tcPr>
-          <w:p>
+          <w:p wp14:textId="77777777">
             <w:r>
               <w:rPr>
                 <w:sz w:val="20"/>
@@ -821,12 +874,12 @@
           </w:p>
         </w:tc>
       </w:tr>
-      <w:tr>
+      <w:tr xmlns:wp14="http://schemas.microsoft.com/office/word/2010/wordml" wp14:textId="77777777">
         <w:tc>
           <w:tcPr>
-            <w:tcW w:type="dxa" w:w="4873"/>
+            <w:tcW w:w="4873" w:type="dxa"/>
           </w:tcPr>
-          <w:p>
+          <w:p wp14:textId="77777777">
             <w:r>
               <w:rPr>
                 <w:b/>
@@ -838,9 +891,9 @@
         </w:tc>
         <w:tc>
           <w:tcPr>
-            <w:tcW w:type="dxa" w:w="4873"/>
+            <w:tcW w:w="4873" w:type="dxa"/>
           </w:tcPr>
-          <w:p>
+          <w:p wp14:textId="77777777">
             <w:r>
               <w:rPr>
                 <w:sz w:val="20"/>
@@ -851,12 +904,12 @@
         </w:tc>
       </w:tr>
     </w:tbl>
-    <w:p>
+    <w:p xmlns:wp14="http://schemas.microsoft.com/office/word/2010/wordml" wp14:textId="77777777">
       <w:r>
         <w:br w:type="page"/>
       </w:r>
     </w:p>
-    <w:p>
+    <w:p xmlns:wp14="http://schemas.microsoft.com/office/word/2010/wordml" wp14:textId="77777777">
       <w:pPr>
         <w:pStyle w:val="Heading1"/>
       </w:pPr>
@@ -868,7 +921,7 @@
         <w:t>4. Fonctionnalités implémentées</w:t>
       </w:r>
     </w:p>
-    <w:p>
+    <w:p xmlns:wp14="http://schemas.microsoft.com/office/word/2010/wordml" wp14:textId="77777777">
       <w:pPr>
         <w:pStyle w:val="Heading2"/>
       </w:pPr>
@@ -880,7 +933,7 @@
         <w:t>Authentification &amp; session</w:t>
       </w:r>
     </w:p>
-    <w:p>
+    <w:p xmlns:wp14="http://schemas.microsoft.com/office/word/2010/wordml" wp14:textId="77777777">
       <w:pPr>
         <w:spacing w:after="60"/>
       </w:pPr>
@@ -898,7 +951,7 @@
         <w:t>Inscription et connexion avec validation cliente (regex e-mail, mot de passe ≥ 6 caractères)</w:t>
       </w:r>
     </w:p>
-    <w:p>
+    <w:p xmlns:wp14="http://schemas.microsoft.com/office/word/2010/wordml" wp14:textId="77777777">
       <w:pPr>
         <w:spacing w:after="60"/>
       </w:pPr>
@@ -916,7 +969,7 @@
         <w:t>Messages d'erreur API clairs (EMAIL_TAKEN, INVALID_CREDENTIALS)</w:t>
       </w:r>
     </w:p>
-    <w:p>
+    <w:p xmlns:wp14="http://schemas.microsoft.com/office/word/2010/wordml" wp14:textId="77777777">
       <w:pPr>
         <w:spacing w:after="60"/>
       </w:pPr>
@@ -934,7 +987,7 @@
         <w:t>Session persistante via flutter_secure_storage, splash qui décide de la destination</w:t>
       </w:r>
     </w:p>
-    <w:p>
+    <w:p xmlns:wp14="http://schemas.microsoft.com/office/word/2010/wordml" wp14:textId="77777777">
       <w:pPr>
         <w:spacing w:after="60"/>
       </w:pPr>
@@ -952,7 +1005,7 @@
         <w:t>Refresh automatique et transparent avec verrou single-flight sur les 401 concurrents</w:t>
       </w:r>
     </w:p>
-    <w:p>
+    <w:p xmlns:wp14="http://schemas.microsoft.com/office/word/2010/wordml" wp14:textId="77777777">
       <w:pPr>
         <w:spacing w:after="60"/>
       </w:pPr>
@@ -970,7 +1023,7 @@
         <w:t>Déconnexion propre (POST /auth/logout puis purge du stockage et de l'état)</w:t>
       </w:r>
     </w:p>
-    <w:p>
+    <w:p xmlns:wp14="http://schemas.microsoft.com/office/word/2010/wordml" wp14:textId="77777777">
       <w:pPr>
         <w:pStyle w:val="Heading2"/>
       </w:pPr>
@@ -982,7 +1035,7 @@
         <w:t>Accueil &amp; catalogue</w:t>
       </w:r>
     </w:p>
-    <w:p>
+    <w:p xmlns:wp14="http://schemas.microsoft.com/office/word/2010/wordml" wp14:textId="77777777">
       <w:pPr>
         <w:spacing w:after="60"/>
       </w:pPr>
@@ -1000,7 +1053,7 @@
         <w:t>Catégories en liste horizontale (emoji + image), cartes restaurant complètes</w:t>
       </w:r>
     </w:p>
-    <w:p>
+    <w:p xmlns:wp14="http://schemas.microsoft.com/office/word/2010/wordml" wp14:textId="77777777">
       <w:pPr>
         <w:spacing w:after="60"/>
       </w:pPr>
@@ -1018,7 +1071,7 @@
         <w:t>Défilement infini basé sur page + meta.hasNextPage (jamais tout chargé d'un coup)</w:t>
       </w:r>
     </w:p>
-    <w:p>
+    <w:p xmlns:wp14="http://schemas.microsoft.com/office/word/2010/wordml" wp14:textId="77777777">
       <w:pPr>
         <w:spacing w:after="60"/>
       </w:pPr>
@@ -1036,7 +1089,7 @@
         <w:t>Recherche avec debounce ~400 ms, filtre par catégorie, sélecteur de tri combinable</w:t>
       </w:r>
     </w:p>
-    <w:p>
+    <w:p xmlns:wp14="http://schemas.microsoft.com/office/word/2010/wordml" wp14:textId="77777777">
       <w:pPr>
         <w:spacing w:after="60"/>
       </w:pPr>
@@ -1054,7 +1107,7 @@
         <w:t>Recherche récente mémorisée, chips de catégories rapides, filtre « ouverts uniquement »</w:t>
       </w:r>
     </w:p>
-    <w:p>
+    <w:p xmlns:wp14="http://schemas.microsoft.com/office/word/2010/wordml" wp14:textId="77777777">
       <w:pPr>
         <w:spacing w:after="60"/>
       </w:pPr>
@@ -1072,7 +1125,7 @@
         <w:t>Bandeau catégories collant (sticky) et bouton scroll-to-top flottant</w:t>
       </w:r>
     </w:p>
-    <w:p>
+    <w:p xmlns:wp14="http://schemas.microsoft.com/office/word/2010/wordml" wp14:textId="77777777">
       <w:pPr>
         <w:spacing w:after="60"/>
       </w:pPr>
@@ -1090,7 +1143,7 @@
         <w:t>États chargement (shimmer), liste vide, erreur + Réessayer, pull-to-refresh</w:t>
       </w:r>
     </w:p>
-    <w:p>
+    <w:p xmlns:wp14="http://schemas.microsoft.com/office/word/2010/wordml" wp14:textId="77777777">
       <w:pPr>
         <w:pStyle w:val="Heading2"/>
       </w:pPr>
@@ -1102,7 +1155,7 @@
         <w:t>Fiche restaurant &amp; panier</w:t>
       </w:r>
     </w:p>
-    <w:p>
+    <w:p xmlns:wp14="http://schemas.microsoft.com/office/word/2010/wordml" wp14:textId="77777777">
       <w:pPr>
         <w:spacing w:after="60"/>
       </w:pPr>
@@ -1120,7 +1173,7 @@
         <w:t>En-tête avec container-transform (carte → fiche), menu regroupé par section</w:t>
       </w:r>
     </w:p>
-    <w:p>
+    <w:p xmlns:wp14="http://schemas.microsoft.com/office/word/2010/wordml" wp14:textId="77777777">
       <w:pPr>
         <w:spacing w:after="60"/>
       </w:pPr>
@@ -1138,7 +1191,7 @@
         <w:t>Avis paginés + formulaire d'ajout gérant 409 ALREADY_REVIEWED sans planter</w:t>
       </w:r>
     </w:p>
-    <w:p>
+    <w:p xmlns:wp14="http://schemas.microsoft.com/office/word/2010/wordml" wp14:textId="77777777">
       <w:pPr>
         <w:spacing w:after="60"/>
       </w:pPr>
@@ -1156,7 +1209,7 @@
         <w:t>Panier via CartProvider : ajout/retrait, quantités, sous-total, frais, total FCFA</w:t>
       </w:r>
     </w:p>
-    <w:p>
+    <w:p xmlns:wp14="http://schemas.microsoft.com/office/word/2010/wordml" wp14:textId="77777777">
       <w:pPr>
         <w:spacing w:after="60"/>
       </w:pPr>
@@ -1174,7 +1227,7 @@
         <w:t>Règle métier « un seul restaurant par commande » avec boite de dialogue de confirmation</w:t>
       </w:r>
     </w:p>
-    <w:p>
+    <w:p xmlns:wp14="http://schemas.microsoft.com/office/word/2010/wordml" wp14:textId="77777777">
       <w:pPr>
         <w:spacing w:after="60"/>
       </w:pPr>
@@ -1192,7 +1245,7 @@
         <w:t>Bouton favori synchronisé avec l'API + écran « Mes favoris »</w:t>
       </w:r>
     </w:p>
-    <w:p>
+    <w:p xmlns:wp14="http://schemas.microsoft.com/office/word/2010/wordml" wp14:textId="77777777">
       <w:pPr>
         <w:pStyle w:val="Heading2"/>
       </w:pPr>
@@ -1204,7 +1257,7 @@
         <w:t>Commande &amp; suivi temps réel</w:t>
       </w:r>
     </w:p>
-    <w:p>
+    <w:p xmlns:wp14="http://schemas.microsoft.com/office/word/2010/wordml" wp14:textId="77777777">
       <w:pPr>
         <w:spacing w:after="60"/>
       </w:pPr>
@@ -1222,7 +1275,7 @@
         <w:t>Validation de commande : adresse validée, remarques, récapitulatif</w:t>
       </w:r>
     </w:p>
-    <w:p>
+    <w:p xmlns:wp14="http://schemas.microsoft.com/office/word/2010/wordml" wp14:textId="77777777">
       <w:pPr>
         <w:spacing w:after="60"/>
       </w:pPr>
@@ -1240,7 +1293,7 @@
         <w:t>Gestion de 422 RESTAURANT_CLOSED et VALIDATION_ERROR</w:t>
       </w:r>
     </w:p>
-    <w:p>
+    <w:p xmlns:wp14="http://schemas.microsoft.com/office/word/2010/wordml" wp14:textId="77777777">
       <w:pPr>
         <w:spacing w:after="60"/>
       </w:pPr>
@@ -1258,7 +1311,7 @@
         <w:t>Suivi WebSocket en direct : frise de statut animée (pulse étape courante, check étapes passées)</w:t>
       </w:r>
     </w:p>
-    <w:p>
+    <w:p xmlns:wp14="http://schemas.microsoft.com/office/word/2010/wordml" wp14:textId="77777777">
       <w:pPr>
         <w:spacing w:after="60"/>
       </w:pPr>
@@ -1276,7 +1329,7 @@
         <w:t>Compte à rebours / ETA de livraison estimée affiché sur l'écran de suivi</w:t>
       </w:r>
     </w:p>
-    <w:p>
+    <w:p xmlns:wp14="http://schemas.microsoft.com/office/word/2010/wordml" wp14:textId="77777777">
       <w:pPr>
         <w:spacing w:after="60"/>
       </w:pPr>
@@ -1294,7 +1347,7 @@
         <w:t>Reconnexion WebSocket avec token frais + repli sur polling REST si indisponible</w:t>
       </w:r>
     </w:p>
-    <w:p>
+    <w:p xmlns:wp14="http://schemas.microsoft.com/office/word/2010/wordml" wp14:textId="77777777">
       <w:pPr>
         <w:spacing w:after="60"/>
       </w:pPr>
@@ -1312,7 +1365,7 @@
         <w:t>Historique filtrable par statut, annulation uniquement si pending, gestion de 422 CANNOT_CANCEL</w:t>
       </w:r>
     </w:p>
-    <w:p>
+    <w:p xmlns:wp14="http://schemas.microsoft.com/office/word/2010/wordml" wp14:textId="77777777">
       <w:pPr>
         <w:spacing w:after="60"/>
       </w:pPr>
@@ -1330,7 +1383,7 @@
         <w:t>Ré-commander en un tap depuis l'historique (recharge le panier à l'identique)</w:t>
       </w:r>
     </w:p>
-    <w:p>
+    <w:p xmlns:wp14="http://schemas.microsoft.com/office/word/2010/wordml" wp14:textId="77777777">
       <w:pPr>
         <w:spacing w:after="60"/>
       </w:pPr>
@@ -1348,7 +1401,7 @@
         <w:t>Notifications locales à chaque changement de statut de commande</w:t>
       </w:r>
     </w:p>
-    <w:p>
+    <w:p xmlns:wp14="http://schemas.microsoft.com/office/word/2010/wordml" wp14:textId="77777777">
       <w:pPr>
         <w:pStyle w:val="Heading2"/>
       </w:pPr>
@@ -1360,7 +1413,7 @@
         <w:t>Profil, robustesse &amp; expérience</w:t>
       </w:r>
     </w:p>
-    <w:p>
+    <w:p xmlns:wp14="http://schemas.microsoft.com/office/word/2010/wordml" wp14:textId="77777777">
       <w:pPr>
         <w:spacing w:after="60"/>
       </w:pPr>
@@ -1378,7 +1431,7 @@
         <w:t>Consultation/modification du profil, photo en multipart via MediaPickerService abstrait</w:t>
       </w:r>
     </w:p>
-    <w:p>
+    <w:p xmlns:wp14="http://schemas.microsoft.com/office/word/2010/wordml" wp14:textId="77777777">
       <w:pPr>
         <w:spacing w:after="60"/>
       </w:pPr>
@@ -1396,7 +1449,7 @@
         <w:t>Sélection galerie/caméra sur mobile, sélecteur de fichier sur Linux (pas de bouton caméra)</w:t>
       </w:r>
     </w:p>
-    <w:p>
+    <w:p xmlns:wp14="http://schemas.microsoft.com/office/word/2010/wordml" wp14:textId="77777777">
       <w:pPr>
         <w:spacing w:after="60"/>
       </w:pPr>
@@ -1414,7 +1467,7 @@
         <w:t>Mapping centralisé code d'erreur → message traduit FR/EN, y compris 429 RATE_LIMITED</w:t>
       </w:r>
     </w:p>
-    <w:p>
+    <w:p xmlns:wp14="http://schemas.microsoft.com/office/word/2010/wordml" wp14:textId="77777777">
       <w:pPr>
         <w:spacing w:after="60"/>
       </w:pPr>
@@ -1432,7 +1485,7 @@
         <w:t>Mode hors connexion : bannière + cache de la dernière liste de restaurants</w:t>
       </w:r>
     </w:p>
-    <w:p>
+    <w:p xmlns:wp14="http://schemas.microsoft.com/office/word/2010/wordml" wp14:textId="77777777">
       <w:pPr>
         <w:spacing w:after="60"/>
       </w:pPr>
@@ -1450,7 +1503,7 @@
         <w:t>Mode sombre persistant, localisation FR/EN complète (aucun texte en dur)</w:t>
       </w:r>
     </w:p>
-    <w:p>
+    <w:p xmlns:wp14="http://schemas.microsoft.com/office/word/2010/wordml" wp14:textId="77777777">
       <w:pPr>
         <w:spacing w:after="60"/>
       </w:pPr>
@@ -1468,7 +1521,7 @@
         <w:t>Splash animé + onboarding 3 écrans (skip + indicateur de pages), affiché une seule fois</w:t>
       </w:r>
     </w:p>
-    <w:p>
+    <w:p xmlns:wp14="http://schemas.microsoft.com/office/word/2010/wordml" wp14:textId="77777777">
       <w:pPr>
         <w:spacing w:after="60"/>
       </w:pPr>
@@ -1486,7 +1539,7 @@
         <w:t>BottomNavigationBar (Accueil / Favoris / Commandes / Profil) avec badge panier animé et mini-barre panier persistante (« Voir le panier · total FCFA »)</w:t>
       </w:r>
     </w:p>
-    <w:p>
+    <w:p xmlns:wp14="http://schemas.microsoft.com/office/word/2010/wordml" wp14:textId="77777777">
       <w:pPr>
         <w:spacing w:after="60"/>
       </w:pPr>
@@ -1504,7 +1557,7 @@
         <w:t>Transitions de page cohérentes : fade-through (navigation classique), shared-axis (onglets), container-transform (carte → fiche restaurant)</w:t>
       </w:r>
     </w:p>
-    <w:p>
+    <w:p xmlns:wp14="http://schemas.microsoft.com/office/word/2010/wordml" wp14:textId="77777777">
       <w:pPr>
         <w:spacing w:after="60"/>
       </w:pPr>
@@ -1522,7 +1575,7 @@
         <w:t>Pull-to-refresh, skeletons/shimmer, empty states illustrés, feedback haptique sur actions clés</w:t>
       </w:r>
     </w:p>
-    <w:p>
+    <w:p xmlns:wp14="http://schemas.microsoft.com/office/word/2010/wordml" wp14:textId="77777777">
       <w:pPr>
         <w:spacing w:after="60"/>
       </w:pPr>
@@ -1540,12 +1593,12 @@
         <w:t>Confirmation avant déconnexion et avant annulation de commande</w:t>
       </w:r>
     </w:p>
-    <w:p>
+    <w:p xmlns:wp14="http://schemas.microsoft.com/office/word/2010/wordml" wp14:textId="77777777">
       <w:r>
         <w:br w:type="page"/>
       </w:r>
     </w:p>
-    <w:p>
+    <w:p xmlns:wp14="http://schemas.microsoft.com/office/word/2010/wordml" wp14:textId="3AFBD5AA">
       <w:pPr>
         <w:pStyle w:val="Heading1"/>
       </w:pPr>
@@ -1553,11 +1606,28 @@
         <w:rPr>
           <w:color w:val="E8622C"/>
           <w:sz w:val="40"/>
+          <w:szCs w:val="40"/>
         </w:rPr>
-        <w:t>5. Captures d'écran (Linux desktop)</w:t>
+        <w:t xml:space="preserve">5. Captures </w:t>
+      </w:r>
+      <w:r>
+        <w:rPr>
+          <w:color w:val="E8622C"/>
+          <w:sz w:val="40"/>
+          <w:szCs w:val="40"/>
+        </w:rPr>
+        <w:t>d'écran</w:t>
+      </w:r>
+      <w:r>
+        <w:rPr>
+          <w:color w:val="E8622C"/>
+          <w:sz w:val="40"/>
+          <w:szCs w:val="40"/>
+        </w:rPr>
+        <w:t xml:space="preserve"> </w:t>
       </w:r>
     </w:p>
-    <w:p>
+    <w:p xmlns:wp14="http://schemas.microsoft.com/office/word/2010/wordml" wp14:textId="77777777">
       <w:pPr>
         <w:spacing w:after="240"/>
       </w:pPr>
@@ -1571,7 +1641,7 @@
         <w:t>Captures réalisées sur l'exécutable Linux (flutter run -d linux), utilisateur connecté avec un compte créé via l'écran d'inscription. Elles illustrent le parcours complet : connexion, catalogue, fiche restaurant, panier, suivi de commande en direct, historique, profil et réglages (thème clair/sombre, FR/EN).</w:t>
       </w:r>
     </w:p>
-    <w:p>
+    <w:p xmlns:wp14="http://schemas.microsoft.com/office/word/2010/wordml" wp14:textId="77777777">
       <w:pPr>
         <w:pStyle w:val="Heading3"/>
       </w:pPr>
@@ -1583,13 +1653,13 @@
         <w:t>Connexion</w:t>
       </w:r>
     </w:p>
-    <w:p>
+    <w:p xmlns:wp14="http://schemas.microsoft.com/office/word/2010/wordml" wp14:textId="77777777">
       <w:pPr>
         <w:jc w:val="center"/>
       </w:pPr>
       <w:r>
         <w:drawing>
-          <wp:inline xmlns:a="http://schemas.openxmlformats.org/drawingml/2006/main" xmlns:pic="http://schemas.openxmlformats.org/drawingml/2006/picture">
+          <wp:inline xmlns:a="http://schemas.openxmlformats.org/drawingml/2006/main" xmlns:pic="http://schemas.openxmlformats.org/drawingml/2006/picture" xmlns:wp14="http://schemas.microsoft.com/office/word/2010/wordprocessingDrawing" wp14:anchorId="6BC9489C" wp14:editId="7777777">
             <wp:extent cx="4009654" cy="6857999"/>
             <wp:docPr id="1" name="Picture 1"/>
             <wp:cNvGraphicFramePr>
@@ -1622,7 +1692,7 @@
         </w:drawing>
       </w:r>
     </w:p>
-    <w:p>
+    <w:p xmlns:wp14="http://schemas.microsoft.com/office/word/2010/wordml" wp14:textId="77777777">
       <w:pPr>
         <w:spacing w:after="280"/>
         <w:jc w:val="center"/>
@@ -1636,7 +1706,7 @@
         <w:t>Formulaire de connexion avec validation cliente (format e-mail, mot de passe ≥ 6 caractères) et pré-remplissage rapide du compte de démonstration.</w:t>
       </w:r>
     </w:p>
-    <w:p>
+    <w:p xmlns:wp14="http://schemas.microsoft.com/office/word/2010/wordml" wp14:textId="77777777">
       <w:pPr>
         <w:pStyle w:val="Heading3"/>
       </w:pPr>
@@ -1648,13 +1718,13 @@
         <w:t>Accueil (mode sombre, FR)</w:t>
       </w:r>
     </w:p>
-    <w:p>
+    <w:p xmlns:wp14="http://schemas.microsoft.com/office/word/2010/wordml" wp14:textId="77777777">
       <w:pPr>
         <w:jc w:val="center"/>
       </w:pPr>
       <w:r>
         <w:drawing>
-          <wp:inline xmlns:a="http://schemas.openxmlformats.org/drawingml/2006/main" xmlns:pic="http://schemas.openxmlformats.org/drawingml/2006/picture">
+          <wp:inline xmlns:a="http://schemas.openxmlformats.org/drawingml/2006/main" xmlns:pic="http://schemas.openxmlformats.org/drawingml/2006/picture" xmlns:wp14="http://schemas.microsoft.com/office/word/2010/wordprocessingDrawing" wp14:anchorId="590802A2" wp14:editId="7777777">
             <wp:extent cx="4009654" cy="6857999"/>
             <wp:docPr id="2" name="Picture 2"/>
             <wp:cNvGraphicFramePr>
@@ -1687,7 +1757,7 @@
         </w:drawing>
       </w:r>
     </w:p>
-    <w:p>
+    <w:p xmlns:wp14="http://schemas.microsoft.com/office/word/2010/wordml" wp14:textId="77777777">
       <w:pPr>
         <w:spacing w:after="280"/>
         <w:jc w:val="center"/>
@@ -1701,7 +1771,7 @@
         <w:t>Catégories en bandeau collant, filtre « ouverts uniquement », tri, cartes restaurant animées avec favori synchronisé à l'API. Salutation personnalisée avec le prénom de l'utilisateur connecté.</w:t>
       </w:r>
     </w:p>
-    <w:p>
+    <w:p xmlns:wp14="http://schemas.microsoft.com/office/word/2010/wordml" wp14:textId="77777777">
       <w:pPr>
         <w:pStyle w:val="Heading3"/>
       </w:pPr>
@@ -1713,13 +1783,13 @@
         <w:t>Fiche restaurant</w:t>
       </w:r>
     </w:p>
-    <w:p>
+    <w:p xmlns:wp14="http://schemas.microsoft.com/office/word/2010/wordml" wp14:textId="77777777">
       <w:pPr>
         <w:jc w:val="center"/>
       </w:pPr>
       <w:r>
         <w:drawing>
-          <wp:inline xmlns:a="http://schemas.openxmlformats.org/drawingml/2006/main" xmlns:pic="http://schemas.openxmlformats.org/drawingml/2006/picture">
+          <wp:inline xmlns:a="http://schemas.openxmlformats.org/drawingml/2006/main" xmlns:pic="http://schemas.openxmlformats.org/drawingml/2006/picture" xmlns:wp14="http://schemas.microsoft.com/office/word/2010/wordprocessingDrawing" wp14:anchorId="7C49E441" wp14:editId="7777777">
             <wp:extent cx="3779774" cy="6857999"/>
             <wp:docPr id="3" name="Picture 3"/>
             <wp:cNvGraphicFramePr>
@@ -1752,7 +1822,7 @@
         </w:drawing>
       </w:r>
     </w:p>
-    <w:p>
+    <w:p xmlns:wp14="http://schemas.microsoft.com/office/word/2010/wordml" wp14:textId="77777777">
       <w:pPr>
         <w:spacing w:after="280"/>
         <w:jc w:val="center"/>
@@ -1766,7 +1836,7 @@
         <w:t>En-tête avec image, note, délai et frais de livraison ; menu regroupé par section (Plats, Entrées…) provenant intégralement de l'API ; bouton favori et accès au formulaire d'avis.</w:t>
       </w:r>
     </w:p>
-    <w:p>
+    <w:p xmlns:wp14="http://schemas.microsoft.com/office/word/2010/wordml" wp14:textId="77777777">
       <w:pPr>
         <w:pStyle w:val="Heading3"/>
       </w:pPr>
@@ -1778,13 +1848,13 @@
         <w:t>Accueil — défilement infini (EN)</w:t>
       </w:r>
     </w:p>
-    <w:p>
+    <w:p xmlns:wp14="http://schemas.microsoft.com/office/word/2010/wordml" wp14:textId="77777777">
       <w:pPr>
         <w:jc w:val="center"/>
       </w:pPr>
       <w:r>
         <w:drawing>
-          <wp:inline xmlns:a="http://schemas.openxmlformats.org/drawingml/2006/main" xmlns:pic="http://schemas.openxmlformats.org/drawingml/2006/picture">
+          <wp:inline xmlns:a="http://schemas.openxmlformats.org/drawingml/2006/main" xmlns:pic="http://schemas.openxmlformats.org/drawingml/2006/picture" xmlns:wp14="http://schemas.microsoft.com/office/word/2010/wordprocessingDrawing" wp14:anchorId="4C733AFC" wp14:editId="7777777">
             <wp:extent cx="3779774" cy="6857999"/>
             <wp:docPr id="4" name="Picture 4"/>
             <wp:cNvGraphicFramePr>
@@ -1817,7 +1887,7 @@
         </w:drawing>
       </w:r>
     </w:p>
-    <w:p>
+    <w:p xmlns:wp14="http://schemas.microsoft.com/office/word/2010/wordml" wp14:textId="77777777">
       <w:pPr>
         <w:spacing w:after="280"/>
         <w:jc w:val="center"/>
@@ -1831,7 +1901,7 @@
         <w:t>Pagination réelle basée sur page/meta.hasNextPage (jamais tout chargé d'un coup), bouton flottant de retour en haut après défilement. Localisation anglaise active.</w:t>
       </w:r>
     </w:p>
-    <w:p>
+    <w:p xmlns:wp14="http://schemas.microsoft.com/office/word/2010/wordml" wp14:textId="77777777">
       <w:pPr>
         <w:pStyle w:val="Heading3"/>
       </w:pPr>
@@ -1843,13 +1913,13 @@
         <w:t>Panier (EN)</w:t>
       </w:r>
     </w:p>
-    <w:p>
+    <w:p xmlns:wp14="http://schemas.microsoft.com/office/word/2010/wordml" wp14:textId="77777777">
       <w:pPr>
         <w:jc w:val="center"/>
       </w:pPr>
       <w:r>
         <w:drawing>
-          <wp:inline xmlns:a="http://schemas.openxmlformats.org/drawingml/2006/main" xmlns:pic="http://schemas.openxmlformats.org/drawingml/2006/picture">
+          <wp:inline xmlns:a="http://schemas.openxmlformats.org/drawingml/2006/main" xmlns:pic="http://schemas.openxmlformats.org/drawingml/2006/picture" xmlns:wp14="http://schemas.microsoft.com/office/word/2010/wordprocessingDrawing" wp14:anchorId="4364C652" wp14:editId="7777777">
             <wp:extent cx="3779774" cy="6857999"/>
             <wp:docPr id="5" name="Picture 5"/>
             <wp:cNvGraphicFramePr>
@@ -1882,7 +1952,7 @@
         </w:drawing>
       </w:r>
     </w:p>
-    <w:p>
+    <w:p xmlns:wp14="http://schemas.microsoft.com/office/word/2010/wordml" wp14:textId="77777777">
       <w:pPr>
         <w:spacing w:after="280"/>
         <w:jc w:val="center"/>
@@ -1896,7 +1966,7 @@
         <w:t>Gestion des quantités, sous-total, frais de livraison et total en FCFA calculés dynamiquement par CartProvider.</w:t>
       </w:r>
     </w:p>
-    <w:p>
+    <w:p xmlns:wp14="http://schemas.microsoft.com/office/word/2010/wordml" wp14:textId="77777777">
       <w:pPr>
         <w:pStyle w:val="Heading3"/>
       </w:pPr>
@@ -1908,13 +1978,13 @@
         <w:t>Suivi de commande — en attente (EN)</w:t>
       </w:r>
     </w:p>
-    <w:p>
+    <w:p xmlns:wp14="http://schemas.microsoft.com/office/word/2010/wordml" wp14:textId="77777777">
       <w:pPr>
         <w:jc w:val="center"/>
       </w:pPr>
       <w:r>
         <w:drawing>
-          <wp:inline xmlns:a="http://schemas.openxmlformats.org/drawingml/2006/main" xmlns:pic="http://schemas.openxmlformats.org/drawingml/2006/picture">
+          <wp:inline xmlns:a="http://schemas.openxmlformats.org/drawingml/2006/main" xmlns:pic="http://schemas.openxmlformats.org/drawingml/2006/picture" xmlns:wp14="http://schemas.microsoft.com/office/word/2010/wordprocessingDrawing" wp14:anchorId="4DFA09DA" wp14:editId="7777777">
             <wp:extent cx="3779774" cy="6857999"/>
             <wp:docPr id="6" name="Picture 6"/>
             <wp:cNvGraphicFramePr>
@@ -1947,7 +2017,7 @@
         </w:drawing>
       </w:r>
     </w:p>
-    <w:p>
+    <w:p xmlns:wp14="http://schemas.microsoft.com/office/word/2010/wordml" wp14:textId="77777777">
       <w:pPr>
         <w:spacing w:after="280"/>
         <w:jc w:val="center"/>
@@ -1961,7 +2031,7 @@
         <w:t>Frise de statut animée, indicateur « Live tracking » (WebSocket connecté), bouton d'annulation visible uniquement au statut « pending ».</w:t>
       </w:r>
     </w:p>
-    <w:p>
+    <w:p xmlns:wp14="http://schemas.microsoft.com/office/word/2010/wordml" wp14:textId="77777777">
       <w:pPr>
         <w:pStyle w:val="Heading3"/>
       </w:pPr>
@@ -1973,13 +2043,13 @@
         <w:t>Suivi de commande — livrée (EN)</w:t>
       </w:r>
     </w:p>
-    <w:p>
+    <w:p xmlns:wp14="http://schemas.microsoft.com/office/word/2010/wordml" wp14:textId="77777777">
       <w:pPr>
         <w:jc w:val="center"/>
       </w:pPr>
       <w:r>
         <w:drawing>
-          <wp:inline xmlns:a="http://schemas.openxmlformats.org/drawingml/2006/main" xmlns:pic="http://schemas.openxmlformats.org/drawingml/2006/picture">
+          <wp:inline xmlns:a="http://schemas.openxmlformats.org/drawingml/2006/main" xmlns:pic="http://schemas.openxmlformats.org/drawingml/2006/picture" xmlns:wp14="http://schemas.microsoft.com/office/word/2010/wordprocessingDrawing" wp14:anchorId="5F609116" wp14:editId="7777777">
             <wp:extent cx="3779774" cy="6857999"/>
             <wp:docPr id="7" name="Picture 7"/>
             <wp:cNvGraphicFramePr>
@@ -2012,7 +2082,7 @@
         </w:drawing>
       </w:r>
     </w:p>
-    <w:p>
+    <w:p xmlns:wp14="http://schemas.microsoft.com/office/word/2010/wordml" wp14:textId="77777777">
       <w:pPr>
         <w:spacing w:after="280"/>
         <w:jc w:val="center"/>
@@ -2026,7 +2096,7 @@
         <w:t>Historique complet des statuts avec horodatages relatifs (timeago), toutes les étapes cochées, bouton d'annulation masqué car la commande n'est plus annulable.</w:t>
       </w:r>
     </w:p>
-    <w:p>
+    <w:p xmlns:wp14="http://schemas.microsoft.com/office/word/2010/wordml" wp14:textId="77777777">
       <w:pPr>
         <w:pStyle w:val="Heading3"/>
       </w:pPr>
@@ -2038,13 +2108,13 @@
         <w:t>Historique des commandes</w:t>
       </w:r>
     </w:p>
-    <w:p>
+    <w:p xmlns:wp14="http://schemas.microsoft.com/office/word/2010/wordml" wp14:textId="77777777">
       <w:pPr>
         <w:jc w:val="center"/>
       </w:pPr>
       <w:r>
         <w:drawing>
-          <wp:inline xmlns:a="http://schemas.openxmlformats.org/drawingml/2006/main" xmlns:pic="http://schemas.openxmlformats.org/drawingml/2006/picture">
+          <wp:inline xmlns:a="http://schemas.openxmlformats.org/drawingml/2006/main" xmlns:pic="http://schemas.openxmlformats.org/drawingml/2006/picture" xmlns:wp14="http://schemas.microsoft.com/office/word/2010/wordprocessingDrawing" wp14:anchorId="33F0DD77" wp14:editId="7777777">
             <wp:extent cx="3779774" cy="6857999"/>
             <wp:docPr id="8" name="Picture 8"/>
             <wp:cNvGraphicFramePr>
@@ -2077,7 +2147,7 @@
         </w:drawing>
       </w:r>
     </w:p>
-    <w:p>
+    <w:p xmlns:wp14="http://schemas.microsoft.com/office/word/2010/wordml" wp14:textId="77777777">
       <w:pPr>
         <w:spacing w:after="280"/>
         <w:jc w:val="center"/>
@@ -2091,7 +2161,7 @@
         <w:t>Filtre par statut, badge coloré, montant, et bouton « Recommander » qui recharge le panier à l'identique en un tap.</w:t>
       </w:r>
     </w:p>
-    <w:p>
+    <w:p xmlns:wp14="http://schemas.microsoft.com/office/word/2010/wordml" wp14:textId="77777777">
       <w:pPr>
         <w:pStyle w:val="Heading3"/>
       </w:pPr>
@@ -2103,13 +2173,13 @@
         <w:t>Profil</w:t>
       </w:r>
     </w:p>
-    <w:p>
+    <w:p xmlns:wp14="http://schemas.microsoft.com/office/word/2010/wordml" wp14:textId="77777777">
       <w:pPr>
         <w:jc w:val="center"/>
       </w:pPr>
       <w:r>
         <w:drawing>
-          <wp:inline xmlns:a="http://schemas.openxmlformats.org/drawingml/2006/main" xmlns:pic="http://schemas.openxmlformats.org/drawingml/2006/picture">
+          <wp:inline xmlns:a="http://schemas.openxmlformats.org/drawingml/2006/main" xmlns:pic="http://schemas.openxmlformats.org/drawingml/2006/picture" xmlns:wp14="http://schemas.microsoft.com/office/word/2010/wordprocessingDrawing" wp14:anchorId="490C22BB" wp14:editId="7777777">
             <wp:extent cx="3779774" cy="6857999"/>
             <wp:docPr id="9" name="Picture 9"/>
             <wp:cNvGraphicFramePr>
@@ -2142,7 +2212,7 @@
         </w:drawing>
       </w:r>
     </w:p>
-    <w:p>
+    <w:p xmlns:wp14="http://schemas.microsoft.com/office/word/2010/wordml" wp14:textId="77777777">
       <w:pPr>
         <w:spacing w:after="280"/>
         <w:jc w:val="center"/>
@@ -2156,7 +2226,7 @@
         <w:t>Avatar, nom et e-mail de l'utilisateur connecté ; accès à l'édition du profil, aux réglages et à la déconnexion (avec confirmation).</w:t>
       </w:r>
     </w:p>
-    <w:p>
+    <w:p xmlns:wp14="http://schemas.microsoft.com/office/word/2010/wordml" wp14:textId="77777777">
       <w:pPr>
         <w:pStyle w:val="Heading3"/>
       </w:pPr>
@@ -2168,13 +2238,13 @@
         <w:t>Modification du profil</w:t>
       </w:r>
     </w:p>
-    <w:p>
+    <w:p xmlns:wp14="http://schemas.microsoft.com/office/word/2010/wordml" wp14:textId="77777777">
       <w:pPr>
         <w:jc w:val="center"/>
       </w:pPr>
       <w:r>
         <w:drawing>
-          <wp:inline xmlns:a="http://schemas.openxmlformats.org/drawingml/2006/main" xmlns:pic="http://schemas.openxmlformats.org/drawingml/2006/picture">
+          <wp:inline xmlns:a="http://schemas.openxmlformats.org/drawingml/2006/main" xmlns:pic="http://schemas.openxmlformats.org/drawingml/2006/picture" xmlns:wp14="http://schemas.microsoft.com/office/word/2010/wordprocessingDrawing" wp14:anchorId="26CFE6FD" wp14:editId="7777777">
             <wp:extent cx="3779774" cy="6857999"/>
             <wp:docPr id="10" name="Picture 10"/>
             <wp:cNvGraphicFramePr>
@@ -2207,7 +2277,7 @@
         </w:drawing>
       </w:r>
     </w:p>
-    <w:p>
+    <w:p xmlns:wp14="http://schemas.microsoft.com/office/word/2010/wordml" wp14:textId="77777777">
       <w:pPr>
         <w:spacing w:after="280"/>
         <w:jc w:val="center"/>
@@ -2221,7 +2291,7 @@
         <w:t>Changement de photo (MediaPickerService), modification du nom et du téléphone via PATCH /auth/me, e-mail en lecture seule.</w:t>
       </w:r>
     </w:p>
-    <w:p>
+    <w:p xmlns:wp14="http://schemas.microsoft.com/office/word/2010/wordml" wp14:textId="77777777">
       <w:pPr>
         <w:pStyle w:val="Heading3"/>
       </w:pPr>
@@ -2233,13 +2303,13 @@
         <w:t>Réglages — mode sombre (FR)</w:t>
       </w:r>
     </w:p>
-    <w:p>
+    <w:p xmlns:wp14="http://schemas.microsoft.com/office/word/2010/wordml" wp14:textId="77777777">
       <w:pPr>
         <w:jc w:val="center"/>
       </w:pPr>
       <w:r>
         <w:drawing>
-          <wp:inline xmlns:a="http://schemas.openxmlformats.org/drawingml/2006/main" xmlns:pic="http://schemas.openxmlformats.org/drawingml/2006/picture">
+          <wp:inline xmlns:a="http://schemas.openxmlformats.org/drawingml/2006/main" xmlns:pic="http://schemas.openxmlformats.org/drawingml/2006/picture" xmlns:wp14="http://schemas.microsoft.com/office/word/2010/wordprocessingDrawing" wp14:anchorId="0848AA66" wp14:editId="7777777">
             <wp:extent cx="3779774" cy="6857999"/>
             <wp:docPr id="11" name="Picture 11"/>
             <wp:cNvGraphicFramePr>
@@ -2272,7 +2342,7 @@
         </w:drawing>
       </w:r>
     </w:p>
-    <w:p>
+    <w:p xmlns:wp14="http://schemas.microsoft.com/office/word/2010/wordml" wp14:textId="77777777">
       <w:pPr>
         <w:spacing w:after="280"/>
         <w:jc w:val="center"/>
@@ -2286,7 +2356,7 @@
         <w:t>Bascule thème clair/sombre persistée, choix de langue, version de l'app (package_info_plus), déconnexion.</w:t>
       </w:r>
     </w:p>
-    <w:p>
+    <w:p xmlns:wp14="http://schemas.microsoft.com/office/word/2010/wordml" wp14:textId="77777777">
       <w:pPr>
         <w:pStyle w:val="Heading3"/>
       </w:pPr>
@@ -2298,13 +2368,13 @@
         <w:t>Réglages — mode clair (FR)</w:t>
       </w:r>
     </w:p>
-    <w:p>
+    <w:p xmlns:wp14="http://schemas.microsoft.com/office/word/2010/wordml" wp14:textId="77777777">
       <w:pPr>
         <w:jc w:val="center"/>
       </w:pPr>
       <w:r>
         <w:drawing>
-          <wp:inline xmlns:a="http://schemas.openxmlformats.org/drawingml/2006/main" xmlns:pic="http://schemas.openxmlformats.org/drawingml/2006/picture">
+          <wp:inline xmlns:a="http://schemas.openxmlformats.org/drawingml/2006/main" xmlns:pic="http://schemas.openxmlformats.org/drawingml/2006/picture" xmlns:wp14="http://schemas.microsoft.com/office/word/2010/wordprocessingDrawing" wp14:anchorId="4C304FE8" wp14:editId="7777777">
             <wp:extent cx="3779774" cy="6857999"/>
             <wp:docPr id="12" name="Picture 12"/>
             <wp:cNvGraphicFramePr>
@@ -2337,7 +2407,7 @@
         </w:drawing>
       </w:r>
     </w:p>
-    <w:p>
+    <w:p xmlns:wp14="http://schemas.microsoft.com/office/word/2010/wordml" wp14:textId="77777777">
       <w:pPr>
         <w:spacing w:after="280"/>
         <w:jc w:val="center"/>
@@ -2351,7 +2421,7 @@
         <w:t>Palette « Teranga » en thème clair : fond crème, accents terracotta, contrastes AA.</w:t>
       </w:r>
     </w:p>
-    <w:p>
+    <w:p xmlns:wp14="http://schemas.microsoft.com/office/word/2010/wordml" wp14:textId="77777777">
       <w:pPr>
         <w:pStyle w:val="Heading3"/>
       </w:pPr>
@@ -2363,13 +2433,13 @@
         <w:t>Réglages — localisation anglaise</w:t>
       </w:r>
     </w:p>
-    <w:p>
+    <w:p xmlns:wp14="http://schemas.microsoft.com/office/word/2010/wordml" wp14:textId="77777777">
       <w:pPr>
         <w:jc w:val="center"/>
       </w:pPr>
       <w:r>
         <w:drawing>
-          <wp:inline xmlns:a="http://schemas.openxmlformats.org/drawingml/2006/main" xmlns:pic="http://schemas.openxmlformats.org/drawingml/2006/picture">
+          <wp:inline xmlns:a="http://schemas.openxmlformats.org/drawingml/2006/main" xmlns:pic="http://schemas.openxmlformats.org/drawingml/2006/picture" xmlns:wp14="http://schemas.microsoft.com/office/word/2010/wordprocessingDrawing" wp14:anchorId="1C01867F" wp14:editId="7777777">
             <wp:extent cx="3779774" cy="6857999"/>
             <wp:docPr id="13" name="Picture 13"/>
             <wp:cNvGraphicFramePr>
@@ -2402,7 +2472,7 @@
         </w:drawing>
       </w:r>
     </w:p>
-    <w:p>
+    <w:p xmlns:wp14="http://schemas.microsoft.com/office/word/2010/wordml" wp14:textId="77777777">
       <w:pPr>
         <w:spacing w:after="280"/>
         <w:jc w:val="center"/>
@@ -2416,7 +2486,7 @@
         <w:t>Changement de langue appliqué instantanément à toute l'application (aucun texte codé en dur).</w:t>
       </w:r>
     </w:p>
-    <w:p>
+    <w:p xmlns:wp14="http://schemas.microsoft.com/office/word/2010/wordml" wp14:textId="77777777">
       <w:r>
         <w:rPr>
           <w:i/>
@@ -2426,12 +2496,12 @@
         <w:t>Écrans non capturés dans cette session (comportement identique, disponibles sur demande) : splash animé, onboarding (3 pages), inscription, panier vide, checkout, favoris.</w:t>
       </w:r>
     </w:p>
-    <w:p>
+    <w:p xmlns:wp14="http://schemas.microsoft.com/office/word/2010/wordml" wp14:textId="77777777">
       <w:r>
         <w:br w:type="page"/>
       </w:r>
     </w:p>
-    <w:p>
+    <w:p xmlns:wp14="http://schemas.microsoft.com/office/word/2010/wordml" wp14:textId="77777777">
       <w:pPr>
         <w:pStyle w:val="Heading1"/>
       </w:pPr>
@@ -2443,7 +2513,7 @@
         <w:t>6. Difficultés rencontrées &amp; hypothèses documentées</w:t>
       </w:r>
     </w:p>
-    <w:p>
+    <w:p xmlns:wp14="http://schemas.microsoft.com/office/word/2010/wordml" wp14:textId="77777777">
       <w:pPr>
         <w:pStyle w:val="ListBullet"/>
       </w:pPr>
@@ -2457,7 +2527,7 @@
         <w:t>vérifiée par appels directs plutôt que supposée. GET /categories et GET /me/favorites renvoient { "data": [...] } ; GET/PATCH /auth/me renvoient { "user": {...} } ; les restaurants exposent deliveryTimeMin/deliveryTimeMax (pas un deliveryTime unique) ; les entrées de statusHistory utilisent la clé at.</w:t>
       </w:r>
     </w:p>
-    <w:p>
+    <w:p xmlns:wp14="http://schemas.microsoft.com/office/word/2010/wordml" wp14:textId="77777777">
       <w:pPr>
         <w:pStyle w:val="ListBullet"/>
       </w:pPr>
@@ -2471,7 +2541,7 @@
         <w:t>l'API renvoie une liste plate d'articles portant un champ section (« Entrées », « Plats »…) ; le regroupement est fait côté client.</w:t>
       </w:r>
     </w:p>
-    <w:p>
+    <w:p xmlns:wp14="http://schemas.microsoft.com/office/word/2010/wordml" wp14:textId="77777777">
       <w:pPr>
         <w:pStyle w:val="ListBullet"/>
       </w:pPr>
@@ -2485,7 +2555,7 @@
         <w:t>flutter_secure_storage recommande compileSdk 37, indisponible proprement sur cet environnement (dossier SDK nommé 37.0 au lieu de 37) ; compileSdk reste sur la valeur Flutter par défaut (rétro-compatible), et flutter_local_notifications a nécessité l'activation du core library desugaring.</w:t>
       </w:r>
     </w:p>
-    <w:p>
+    <w:p xmlns:wp14="http://schemas.microsoft.com/office/word/2010/wordml" wp14:textId="77777777">
       <w:pPr>
         <w:pStyle w:val="ListBullet"/>
       </w:pPr>
@@ -2499,7 +2569,7 @@
         <w:t>le package est intégré mais aucun fichier .json n'a été inventé à la main (risque de fichier invalide non vérifiable hors ligne). Les moments d'animation forts (frise de suivi, favoris, états vides) utilisent flutter_animate + CustomPainter (motif wax), qui offrent le même niveau de finition sans dépendre d'un asset binaire non vérifié.</w:t>
       </w:r>
     </w:p>
-    <w:p>
+    <w:p xmlns:wp14="http://schemas.microsoft.com/office/word/2010/wordml" wp14:textId="77777777">
       <w:pPr>
         <w:pStyle w:val="ListBullet"/>
       </w:pPr>
@@ -2513,8 +2583,8 @@
         <w:t>les visuels de splash/onboarding proviennent de photos libres de droits fournies localement, recadrées et compressées. Les images de restaurants/plats restent 100 % pilotées par l'API (le jeu de démo utilise des placeholders génériques, hors du contrôle de l'application).</w:t>
       </w:r>
     </w:p>
-    <w:p/>
-    <w:p>
+    <w:p xmlns:wp14="http://schemas.microsoft.com/office/word/2010/wordml" wp14:textId="77777777"/>
+    <w:p xmlns:wp14="http://schemas.microsoft.com/office/word/2010/wordml" wp14:textId="77777777">
       <w:pPr>
         <w:pStyle w:val="Heading1"/>
       </w:pPr>
@@ -2526,7 +2596,7 @@
         <w:t>7. Conclusion</w:t>
       </w:r>
     </w:p>
-    <w:p>
+    <w:p xmlns:wp14="http://schemas.microsoft.com/office/word/2010/wordml" wp14:textId="77777777">
       <w:pPr>
         <w:spacing w:after="120"/>
       </w:pPr>
@@ -2541,7 +2611,7 @@
       </w:r>
     </w:p>
     <w:sectPr>
-      <w:pgSz w:w="12240" w:h="15840"/>
+      <w:pgSz w:w="12240" w:h="15840" w:orient="portrait"/>
       <w:pgMar w:top="1134" w:right="1247" w:bottom="1134" w:left="1247" w:header="720" w:footer="720" w:gutter="0"/>
       <w:cols w:space="720"/>
       <w:docGrid w:linePitch="360"/>
@@ -2638,7 +2708,7 @@
         <w:ind w:left="1440" w:hanging="360"/>
       </w:pPr>
       <w:rPr>
-        <w:rFonts w:ascii="Symbol" w:hAnsi="Symbol" w:hint="default"/>
+        <w:rFonts w:hint="default" w:ascii="Symbol" w:hAnsi="Symbol"/>
       </w:rPr>
     </w:lvl>
   </w:abstractNum>
@@ -2659,7 +2729,7 @@
         <w:ind w:left="1080" w:hanging="360"/>
       </w:pPr>
       <w:rPr>
-        <w:rFonts w:ascii="Symbol" w:hAnsi="Symbol" w:hint="default"/>
+        <w:rFonts w:hint="default" w:ascii="Symbol" w:hAnsi="Symbol"/>
       </w:rPr>
     </w:lvl>
   </w:abstractNum>
@@ -2680,7 +2750,7 @@
         <w:ind w:left="720" w:hanging="360"/>
       </w:pPr>
       <w:rPr>
-        <w:rFonts w:ascii="Symbol" w:hAnsi="Symbol" w:hint="default"/>
+        <w:rFonts w:hint="default" w:ascii="Symbol" w:hAnsi="Symbol"/>
       </w:rPr>
     </w:lvl>
   </w:abstractNum>
@@ -2719,7 +2789,7 @@
         <w:ind w:left="360" w:hanging="360"/>
       </w:pPr>
       <w:rPr>
-        <w:rFonts w:ascii="Symbol" w:hAnsi="Symbol" w:hint="default"/>
+        <w:rFonts w:hint="default" w:ascii="Symbol" w:hAnsi="Symbol"/>
       </w:rPr>
     </w:lvl>
   </w:abstractNum>
@@ -2754,11 +2824,11 @@
 </file>
 
 <file path=word/styles.xml><?xml version="1.0" encoding="utf-8"?>
-<w:styles xmlns:mc="http://schemas.openxmlformats.org/markup-compatibility/2006" xmlns:r="http://schemas.openxmlformats.org/officeDocument/2006/relationships" xmlns:w="http://schemas.openxmlformats.org/wordprocessingml/2006/main" xmlns:w14="http://schemas.microsoft.com/office/word/2010/wordml" mc:Ignorable="w14">
+<w:styles xmlns:wp14="http://schemas.microsoft.com/office/word/2010/wordprocessingDrawing" xmlns:mc="http://schemas.openxmlformats.org/markup-compatibility/2006" xmlns:r="http://schemas.openxmlformats.org/officeDocument/2006/relationships" xmlns:w="http://schemas.openxmlformats.org/wordprocessingml/2006/main" xmlns:w14="http://schemas.microsoft.com/office/word/2010/wordml" mc:Ignorable="w14 wp14">
   <w:docDefaults>
     <w:rPrDefault>
       <w:rPr>
-        <w:rFonts w:asciiTheme="minorHAnsi" w:eastAsiaTheme="minorEastAsia" w:hAnsiTheme="minorHAnsi" w:cstheme="minorBidi"/>
+        <w:rFonts w:asciiTheme="minorHAnsi" w:hAnsiTheme="minorHAnsi" w:eastAsiaTheme="minorEastAsia" w:cstheme="minorBidi"/>
         <w:sz w:val="22"/>
         <w:szCs w:val="22"/>
         <w:lang w:val="en-US" w:eastAsia="en-US" w:bidi="ar-SA"/>
@@ -2771,8 +2841,8 @@
     </w:pPrDefault>
   </w:docDefaults>
   <w:latentStyles w:defLockedState="0" w:defUIPriority="99" w:defSemiHidden="1" w:defUnhideWhenUsed="1" w:defQFormat="0" w:count="276">
-    <w:lsdException w:name="Normal" w:semiHidden="0" w:uiPriority="0" w:unhideWhenUsed="0" w:qFormat="1"/>
-    <w:lsdException w:name="heading 1" w:semiHidden="0" w:uiPriority="9" w:unhideWhenUsed="0" w:qFormat="1"/>
+    <w:lsdException w:name="Normal" w:uiPriority="0" w:semiHidden="0" w:unhideWhenUsed="0" w:qFormat="1"/>
+    <w:lsdException w:name="heading 1" w:uiPriority="9" w:semiHidden="0" w:unhideWhenUsed="0" w:qFormat="1"/>
     <w:lsdException w:name="heading 2" w:uiPriority="9" w:qFormat="1"/>
     <w:lsdException w:name="heading 3" w:uiPriority="9" w:qFormat="1"/>
     <w:lsdException w:name="heading 4" w:uiPriority="9" w:qFormat="1"/>
@@ -2791,125 +2861,125 @@
     <w:lsdException w:name="toc 8" w:uiPriority="39"/>
     <w:lsdException w:name="toc 9" w:uiPriority="39"/>
     <w:lsdException w:name="caption" w:uiPriority="35" w:qFormat="1"/>
-    <w:lsdException w:name="Title" w:semiHidden="0" w:uiPriority="10" w:unhideWhenUsed="0" w:qFormat="1"/>
+    <w:lsdException w:name="Title" w:uiPriority="10" w:semiHidden="0" w:unhideWhenUsed="0" w:qFormat="1"/>
     <w:lsdException w:name="Default Paragraph Font" w:uiPriority="1"/>
-    <w:lsdException w:name="Subtitle" w:semiHidden="0" w:uiPriority="11" w:unhideWhenUsed="0" w:qFormat="1"/>
-    <w:lsdException w:name="Strong" w:semiHidden="0" w:uiPriority="22" w:unhideWhenUsed="0" w:qFormat="1"/>
-    <w:lsdException w:name="Emphasis" w:semiHidden="0" w:uiPriority="20" w:unhideWhenUsed="0" w:qFormat="1"/>
-    <w:lsdException w:name="Table Grid" w:semiHidden="0" w:uiPriority="59" w:unhideWhenUsed="0"/>
+    <w:lsdException w:name="Subtitle" w:uiPriority="11" w:semiHidden="0" w:unhideWhenUsed="0" w:qFormat="1"/>
+    <w:lsdException w:name="Strong" w:uiPriority="22" w:semiHidden="0" w:unhideWhenUsed="0" w:qFormat="1"/>
+    <w:lsdException w:name="Emphasis" w:uiPriority="20" w:semiHidden="0" w:unhideWhenUsed="0" w:qFormat="1"/>
+    <w:lsdException w:name="Table Grid" w:uiPriority="59" w:semiHidden="0" w:unhideWhenUsed="0"/>
     <w:lsdException w:name="Placeholder Text" w:unhideWhenUsed="0"/>
-    <w:lsdException w:name="No Spacing" w:semiHidden="0" w:uiPriority="1" w:unhideWhenUsed="0" w:qFormat="1"/>
-    <w:lsdException w:name="Light Shading" w:semiHidden="0" w:uiPriority="60" w:unhideWhenUsed="0"/>
-    <w:lsdException w:name="Light List" w:semiHidden="0" w:uiPriority="61" w:unhideWhenUsed="0"/>
-    <w:lsdException w:name="Light Grid" w:semiHidden="0" w:uiPriority="62" w:unhideWhenUsed="0"/>
-    <w:lsdException w:name="Medium Shading 1" w:semiHidden="0" w:uiPriority="63" w:unhideWhenUsed="0"/>
-    <w:lsdException w:name="Medium Shading 2" w:semiHidden="0" w:uiPriority="64" w:unhideWhenUsed="0"/>
-    <w:lsdException w:name="Medium List 1" w:semiHidden="0" w:uiPriority="65" w:unhideWhenUsed="0"/>
-    <w:lsdException w:name="Medium List 2" w:semiHidden="0" w:uiPriority="66" w:unhideWhenUsed="0"/>
-    <w:lsdException w:name="Medium Grid 1" w:semiHidden="0" w:uiPriority="67" w:unhideWhenUsed="0"/>
-    <w:lsdException w:name="Medium Grid 2" w:semiHidden="0" w:uiPriority="68" w:unhideWhenUsed="0"/>
-    <w:lsdException w:name="Medium Grid 3" w:semiHidden="0" w:uiPriority="69" w:unhideWhenUsed="0"/>
-    <w:lsdException w:name="Dark List" w:semiHidden="0" w:uiPriority="70" w:unhideWhenUsed="0"/>
-    <w:lsdException w:name="Colorful Shading" w:semiHidden="0" w:uiPriority="71" w:unhideWhenUsed="0"/>
-    <w:lsdException w:name="Colorful List" w:semiHidden="0" w:uiPriority="72" w:unhideWhenUsed="0"/>
-    <w:lsdException w:name="Colorful Grid" w:semiHidden="0" w:uiPriority="73" w:unhideWhenUsed="0"/>
-    <w:lsdException w:name="Light Shading Accent 1" w:semiHidden="0" w:uiPriority="60" w:unhideWhenUsed="0"/>
-    <w:lsdException w:name="Light List Accent 1" w:semiHidden="0" w:uiPriority="61" w:unhideWhenUsed="0"/>
-    <w:lsdException w:name="Light Grid Accent 1" w:semiHidden="0" w:uiPriority="62" w:unhideWhenUsed="0"/>
-    <w:lsdException w:name="Medium Shading 1 Accent 1" w:semiHidden="0" w:uiPriority="63" w:unhideWhenUsed="0"/>
-    <w:lsdException w:name="Medium Shading 2 Accent 1" w:semiHidden="0" w:uiPriority="64" w:unhideWhenUsed="0"/>
-    <w:lsdException w:name="Medium List 1 Accent 1" w:semiHidden="0" w:uiPriority="65" w:unhideWhenUsed="0"/>
+    <w:lsdException w:name="No Spacing" w:uiPriority="1" w:semiHidden="0" w:unhideWhenUsed="0" w:qFormat="1"/>
+    <w:lsdException w:name="Light Shading" w:uiPriority="60" w:semiHidden="0" w:unhideWhenUsed="0"/>
+    <w:lsdException w:name="Light List" w:uiPriority="61" w:semiHidden="0" w:unhideWhenUsed="0"/>
+    <w:lsdException w:name="Light Grid" w:uiPriority="62" w:semiHidden="0" w:unhideWhenUsed="0"/>
+    <w:lsdException w:name="Medium Shading 1" w:uiPriority="63" w:semiHidden="0" w:unhideWhenUsed="0"/>
+    <w:lsdException w:name="Medium Shading 2" w:uiPriority="64" w:semiHidden="0" w:unhideWhenUsed="0"/>
+    <w:lsdException w:name="Medium List 1" w:uiPriority="65" w:semiHidden="0" w:unhideWhenUsed="0"/>
+    <w:lsdException w:name="Medium List 2" w:uiPriority="66" w:semiHidden="0" w:unhideWhenUsed="0"/>
+    <w:lsdException w:name="Medium Grid 1" w:uiPriority="67" w:semiHidden="0" w:unhideWhenUsed="0"/>
+    <w:lsdException w:name="Medium Grid 2" w:uiPriority="68" w:semiHidden="0" w:unhideWhenUsed="0"/>
+    <w:lsdException w:name="Medium Grid 3" w:uiPriority="69" w:semiHidden="0" w:unhideWhenUsed="0"/>
+    <w:lsdException w:name="Dark List" w:uiPriority="70" w:semiHidden="0" w:unhideWhenUsed="0"/>
+    <w:lsdException w:name="Colorful Shading" w:uiPriority="71" w:semiHidden="0" w:unhideWhenUsed="0"/>
+    <w:lsdException w:name="Colorful List" w:uiPriority="72" w:semiHidden="0" w:unhideWhenUsed="0"/>
+    <w:lsdException w:name="Colorful Grid" w:uiPriority="73" w:semiHidden="0" w:unhideWhenUsed="0"/>
+    <w:lsdException w:name="Light Shading Accent 1" w:uiPriority="60" w:semiHidden="0" w:unhideWhenUsed="0"/>
+    <w:lsdException w:name="Light List Accent 1" w:uiPriority="61" w:semiHidden="0" w:unhideWhenUsed="0"/>
+    <w:lsdException w:name="Light Grid Accent 1" w:uiPriority="62" w:semiHidden="0" w:unhideWhenUsed="0"/>
+    <w:lsdException w:name="Medium Shading 1 Accent 1" w:uiPriority="63" w:semiHidden="0" w:unhideWhenUsed="0"/>
+    <w:lsdException w:name="Medium Shading 2 Accent 1" w:uiPriority="64" w:semiHidden="0" w:unhideWhenUsed="0"/>
+    <w:lsdException w:name="Medium List 1 Accent 1" w:uiPriority="65" w:semiHidden="0" w:unhideWhenUsed="0"/>
     <w:lsdException w:name="Revision" w:unhideWhenUsed="0"/>
-    <w:lsdException w:name="List Paragraph" w:semiHidden="0" w:uiPriority="34" w:unhideWhenUsed="0" w:qFormat="1"/>
-    <w:lsdException w:name="Quote" w:semiHidden="0" w:uiPriority="29" w:unhideWhenUsed="0" w:qFormat="1"/>
-    <w:lsdException w:name="Intense Quote" w:semiHidden="0" w:uiPriority="30" w:unhideWhenUsed="0" w:qFormat="1"/>
-    <w:lsdException w:name="Medium List 2 Accent 1" w:semiHidden="0" w:uiPriority="66" w:unhideWhenUsed="0"/>
-    <w:lsdException w:name="Medium Grid 1 Accent 1" w:semiHidden="0" w:uiPriority="67" w:unhideWhenUsed="0"/>
-    <w:lsdException w:name="Medium Grid 2 Accent 1" w:semiHidden="0" w:uiPriority="68" w:unhideWhenUsed="0"/>
-    <w:lsdException w:name="Medium Grid 3 Accent 1" w:semiHidden="0" w:uiPriority="69" w:unhideWhenUsed="0"/>
-    <w:lsdException w:name="Dark List Accent 1" w:semiHidden="0" w:uiPriority="70" w:unhideWhenUsed="0"/>
-    <w:lsdException w:name="Colorful Shading Accent 1" w:semiHidden="0" w:uiPriority="71" w:unhideWhenUsed="0"/>
-    <w:lsdException w:name="Colorful List Accent 1" w:semiHidden="0" w:uiPriority="72" w:unhideWhenUsed="0"/>
-    <w:lsdException w:name="Colorful Grid Accent 1" w:semiHidden="0" w:uiPriority="73" w:unhideWhenUsed="0"/>
-    <w:lsdException w:name="Light Shading Accent 2" w:semiHidden="0" w:uiPriority="60" w:unhideWhenUsed="0"/>
-    <w:lsdException w:name="Light List Accent 2" w:semiHidden="0" w:uiPriority="61" w:unhideWhenUsed="0"/>
-    <w:lsdException w:name="Light Grid Accent 2" w:semiHidden="0" w:uiPriority="62" w:unhideWhenUsed="0"/>
-    <w:lsdException w:name="Medium Shading 1 Accent 2" w:semiHidden="0" w:uiPriority="63" w:unhideWhenUsed="0"/>
-    <w:lsdException w:name="Medium Shading 2 Accent 2" w:semiHidden="0" w:uiPriority="64" w:unhideWhenUsed="0"/>
-    <w:lsdException w:name="Medium List 1 Accent 2" w:semiHidden="0" w:uiPriority="65" w:unhideWhenUsed="0"/>
-    <w:lsdException w:name="Medium List 2 Accent 2" w:semiHidden="0" w:uiPriority="66" w:unhideWhenUsed="0"/>
-    <w:lsdException w:name="Medium Grid 1 Accent 2" w:semiHidden="0" w:uiPriority="67" w:unhideWhenUsed="0"/>
-    <w:lsdException w:name="Medium Grid 2 Accent 2" w:semiHidden="0" w:uiPriority="68" w:unhideWhenUsed="0"/>
-    <w:lsdException w:name="Medium Grid 3 Accent 2" w:semiHidden="0" w:uiPriority="69" w:unhideWhenUsed="0"/>
-    <w:lsdException w:name="Dark List Accent 2" w:semiHidden="0" w:uiPriority="70" w:unhideWhenUsed="0"/>
-    <w:lsdException w:name="Colorful Shading Accent 2" w:semiHidden="0" w:uiPriority="71" w:unhideWhenUsed="0"/>
-    <w:lsdException w:name="Colorful List Accent 2" w:semiHidden="0" w:uiPriority="72" w:unhideWhenUsed="0"/>
-    <w:lsdException w:name="Colorful Grid Accent 2" w:semiHidden="0" w:uiPriority="73" w:unhideWhenUsed="0"/>
-    <w:lsdException w:name="Light Shading Accent 3" w:semiHidden="0" w:uiPriority="60" w:unhideWhenUsed="0"/>
-    <w:lsdException w:name="Light List Accent 3" w:semiHidden="0" w:uiPriority="61" w:unhideWhenUsed="0"/>
-    <w:lsdException w:name="Light Grid Accent 3" w:semiHidden="0" w:uiPriority="62" w:unhideWhenUsed="0"/>
-    <w:lsdException w:name="Medium Shading 1 Accent 3" w:semiHidden="0" w:uiPriority="63" w:unhideWhenUsed="0"/>
-    <w:lsdException w:name="Medium Shading 2 Accent 3" w:semiHidden="0" w:uiPriority="64" w:unhideWhenUsed="0"/>
-    <w:lsdException w:name="Medium List 1 Accent 3" w:semiHidden="0" w:uiPriority="65" w:unhideWhenUsed="0"/>
-    <w:lsdException w:name="Medium List 2 Accent 3" w:semiHidden="0" w:uiPriority="66" w:unhideWhenUsed="0"/>
-    <w:lsdException w:name="Medium Grid 1 Accent 3" w:semiHidden="0" w:uiPriority="67" w:unhideWhenUsed="0"/>
-    <w:lsdException w:name="Medium Grid 2 Accent 3" w:semiHidden="0" w:uiPriority="68" w:unhideWhenUsed="0"/>
-    <w:lsdException w:name="Medium Grid 3 Accent 3" w:semiHidden="0" w:uiPriority="69" w:unhideWhenUsed="0"/>
-    <w:lsdException w:name="Dark List Accent 3" w:semiHidden="0" w:uiPriority="70" w:unhideWhenUsed="0"/>
-    <w:lsdException w:name="Colorful Shading Accent 3" w:semiHidden="0" w:uiPriority="71" w:unhideWhenUsed="0"/>
-    <w:lsdException w:name="Colorful List Accent 3" w:semiHidden="0" w:uiPriority="72" w:unhideWhenUsed="0"/>
-    <w:lsdException w:name="Colorful Grid Accent 3" w:semiHidden="0" w:uiPriority="73" w:unhideWhenUsed="0"/>
-    <w:lsdException w:name="Light Shading Accent 4" w:semiHidden="0" w:uiPriority="60" w:unhideWhenUsed="0"/>
-    <w:lsdException w:name="Light List Accent 4" w:semiHidden="0" w:uiPriority="61" w:unhideWhenUsed="0"/>
-    <w:lsdException w:name="Light Grid Accent 4" w:semiHidden="0" w:uiPriority="62" w:unhideWhenUsed="0"/>
-    <w:lsdException w:name="Medium Shading 1 Accent 4" w:semiHidden="0" w:uiPriority="63" w:unhideWhenUsed="0"/>
-    <w:lsdException w:name="Medium Shading 2 Accent 4" w:semiHidden="0" w:uiPriority="64" w:unhideWhenUsed="0"/>
-    <w:lsdException w:name="Medium List 1 Accent 4" w:semiHidden="0" w:uiPriority="65" w:unhideWhenUsed="0"/>
-    <w:lsdException w:name="Medium List 2 Accent 4" w:semiHidden="0" w:uiPriority="66" w:unhideWhenUsed="0"/>
-    <w:lsdException w:name="Medium Grid 1 Accent 4" w:semiHidden="0" w:uiPriority="67" w:unhideWhenUsed="0"/>
-    <w:lsdException w:name="Medium Grid 2 Accent 4" w:semiHidden="0" w:uiPriority="68" w:unhideWhenUsed="0"/>
-    <w:lsdException w:name="Medium Grid 3 Accent 4" w:semiHidden="0" w:uiPriority="69" w:unhideWhenUsed="0"/>
-    <w:lsdException w:name="Dark List Accent 4" w:semiHidden="0" w:uiPriority="70" w:unhideWhenUsed="0"/>
-    <w:lsdException w:name="Colorful Shading Accent 4" w:semiHidden="0" w:uiPriority="71" w:unhideWhenUsed="0"/>
-    <w:lsdException w:name="Colorful List Accent 4" w:semiHidden="0" w:uiPriority="72" w:unhideWhenUsed="0"/>
-    <w:lsdException w:name="Colorful Grid Accent 4" w:semiHidden="0" w:uiPriority="73" w:unhideWhenUsed="0"/>
-    <w:lsdException w:name="Light Shading Accent 5" w:semiHidden="0" w:uiPriority="60" w:unhideWhenUsed="0"/>
-    <w:lsdException w:name="Light List Accent 5" w:semiHidden="0" w:uiPriority="61" w:unhideWhenUsed="0"/>
-    <w:lsdException w:name="Light Grid Accent 5" w:semiHidden="0" w:uiPriority="62" w:unhideWhenUsed="0"/>
-    <w:lsdException w:name="Medium Shading 1 Accent 5" w:semiHidden="0" w:uiPriority="63" w:unhideWhenUsed="0"/>
-    <w:lsdException w:name="Medium Shading 2 Accent 5" w:semiHidden="0" w:uiPriority="64" w:unhideWhenUsed="0"/>
-    <w:lsdException w:name="Medium List 1 Accent 5" w:semiHidden="0" w:uiPriority="65" w:unhideWhenUsed="0"/>
-    <w:lsdException w:name="Medium List 2 Accent 5" w:semiHidden="0" w:uiPriority="66" w:unhideWhenUsed="0"/>
-    <w:lsdException w:name="Medium Grid 1 Accent 5" w:semiHidden="0" w:uiPriority="67" w:unhideWhenUsed="0"/>
-    <w:lsdException w:name="Medium Grid 2 Accent 5" w:semiHidden="0" w:uiPriority="68" w:unhideWhenUsed="0"/>
-    <w:lsdException w:name="Medium Grid 3 Accent 5" w:semiHidden="0" w:uiPriority="69" w:unhideWhenUsed="0"/>
-    <w:lsdException w:name="Dark List Accent 5" w:semiHidden="0" w:uiPriority="70" w:unhideWhenUsed="0"/>
-    <w:lsdException w:name="Colorful Shading Accent 5" w:semiHidden="0" w:uiPriority="71" w:unhideWhenUsed="0"/>
-    <w:lsdException w:name="Colorful List Accent 5" w:semiHidden="0" w:uiPriority="72" w:unhideWhenUsed="0"/>
-    <w:lsdException w:name="Colorful Grid Accent 5" w:semiHidden="0" w:uiPriority="73" w:unhideWhenUsed="0"/>
-    <w:lsdException w:name="Light Shading Accent 6" w:semiHidden="0" w:uiPriority="60" w:unhideWhenUsed="0"/>
-    <w:lsdException w:name="Light List Accent 6" w:semiHidden="0" w:uiPriority="61" w:unhideWhenUsed="0"/>
-    <w:lsdException w:name="Light Grid Accent 6" w:semiHidden="0" w:uiPriority="62" w:unhideWhenUsed="0"/>
-    <w:lsdException w:name="Medium Shading 1 Accent 6" w:semiHidden="0" w:uiPriority="63" w:unhideWhenUsed="0"/>
-    <w:lsdException w:name="Medium Shading 2 Accent 6" w:semiHidden="0" w:uiPriority="64" w:unhideWhenUsed="0"/>
-    <w:lsdException w:name="Medium List 1 Accent 6" w:semiHidden="0" w:uiPriority="65" w:unhideWhenUsed="0"/>
-    <w:lsdException w:name="Medium List 2 Accent 6" w:semiHidden="0" w:uiPriority="66" w:unhideWhenUsed="0"/>
-    <w:lsdException w:name="Medium Grid 1 Accent 6" w:semiHidden="0" w:uiPriority="67" w:unhideWhenUsed="0"/>
-    <w:lsdException w:name="Medium Grid 2 Accent 6" w:semiHidden="0" w:uiPriority="68" w:unhideWhenUsed="0"/>
-    <w:lsdException w:name="Medium Grid 3 Accent 6" w:semiHidden="0" w:uiPriority="69" w:unhideWhenUsed="0"/>
-    <w:lsdException w:name="Dark List Accent 6" w:semiHidden="0" w:uiPriority="70" w:unhideWhenUsed="0"/>
-    <w:lsdException w:name="Colorful Shading Accent 6" w:semiHidden="0" w:uiPriority="71" w:unhideWhenUsed="0"/>
-    <w:lsdException w:name="Colorful List Accent 6" w:semiHidden="0" w:uiPriority="72" w:unhideWhenUsed="0"/>
-    <w:lsdException w:name="Colorful Grid Accent 6" w:semiHidden="0" w:uiPriority="73" w:unhideWhenUsed="0"/>
-    <w:lsdException w:name="Subtle Emphasis" w:semiHidden="0" w:uiPriority="19" w:unhideWhenUsed="0" w:qFormat="1"/>
-    <w:lsdException w:name="Intense Emphasis" w:semiHidden="0" w:uiPriority="21" w:unhideWhenUsed="0" w:qFormat="1"/>
-    <w:lsdException w:name="Subtle Reference" w:semiHidden="0" w:uiPriority="31" w:unhideWhenUsed="0" w:qFormat="1"/>
-    <w:lsdException w:name="Intense Reference" w:semiHidden="0" w:uiPriority="32" w:unhideWhenUsed="0" w:qFormat="1"/>
-    <w:lsdException w:name="Book Title" w:semiHidden="0" w:uiPriority="33" w:unhideWhenUsed="0" w:qFormat="1"/>
+    <w:lsdException w:name="List Paragraph" w:uiPriority="34" w:semiHidden="0" w:unhideWhenUsed="0" w:qFormat="1"/>
+    <w:lsdException w:name="Quote" w:uiPriority="29" w:semiHidden="0" w:unhideWhenUsed="0" w:qFormat="1"/>
+    <w:lsdException w:name="Intense Quote" w:uiPriority="30" w:semiHidden="0" w:unhideWhenUsed="0" w:qFormat="1"/>
+    <w:lsdException w:name="Medium List 2 Accent 1" w:uiPriority="66" w:semiHidden="0" w:unhideWhenUsed="0"/>
+    <w:lsdException w:name="Medium Grid 1 Accent 1" w:uiPriority="67" w:semiHidden="0" w:unhideWhenUsed="0"/>
+    <w:lsdException w:name="Medium Grid 2 Accent 1" w:uiPriority="68" w:semiHidden="0" w:unhideWhenUsed="0"/>
+    <w:lsdException w:name="Medium Grid 3 Accent 1" w:uiPriority="69" w:semiHidden="0" w:unhideWhenUsed="0"/>
+    <w:lsdException w:name="Dark List Accent 1" w:uiPriority="70" w:semiHidden="0" w:unhideWhenUsed="0"/>
+    <w:lsdException w:name="Colorful Shading Accent 1" w:uiPriority="71" w:semiHidden="0" w:unhideWhenUsed="0"/>
+    <w:lsdException w:name="Colorful List Accent 1" w:uiPriority="72" w:semiHidden="0" w:unhideWhenUsed="0"/>
+    <w:lsdException w:name="Colorful Grid Accent 1" w:uiPriority="73" w:semiHidden="0" w:unhideWhenUsed="0"/>
+    <w:lsdException w:name="Light Shading Accent 2" w:uiPriority="60" w:semiHidden="0" w:unhideWhenUsed="0"/>
+    <w:lsdException w:name="Light List Accent 2" w:uiPriority="61" w:semiHidden="0" w:unhideWhenUsed="0"/>
+    <w:lsdException w:name="Light Grid Accent 2" w:uiPriority="62" w:semiHidden="0" w:unhideWhenUsed="0"/>
+    <w:lsdException w:name="Medium Shading 1 Accent 2" w:uiPriority="63" w:semiHidden="0" w:unhideWhenUsed="0"/>
+    <w:lsdException w:name="Medium Shading 2 Accent 2" w:uiPriority="64" w:semiHidden="0" w:unhideWhenUsed="0"/>
+    <w:lsdException w:name="Medium List 1 Accent 2" w:uiPriority="65" w:semiHidden="0" w:unhideWhenUsed="0"/>
+    <w:lsdException w:name="Medium List 2 Accent 2" w:uiPriority="66" w:semiHidden="0" w:unhideWhenUsed="0"/>
+    <w:lsdException w:name="Medium Grid 1 Accent 2" w:uiPriority="67" w:semiHidden="0" w:unhideWhenUsed="0"/>
+    <w:lsdException w:name="Medium Grid 2 Accent 2" w:uiPriority="68" w:semiHidden="0" w:unhideWhenUsed="0"/>
+    <w:lsdException w:name="Medium Grid 3 Accent 2" w:uiPriority="69" w:semiHidden="0" w:unhideWhenUsed="0"/>
+    <w:lsdException w:name="Dark List Accent 2" w:uiPriority="70" w:semiHidden="0" w:unhideWhenUsed="0"/>
+    <w:lsdException w:name="Colorful Shading Accent 2" w:uiPriority="71" w:semiHidden="0" w:unhideWhenUsed="0"/>
+    <w:lsdException w:name="Colorful List Accent 2" w:uiPriority="72" w:semiHidden="0" w:unhideWhenUsed="0"/>
+    <w:lsdException w:name="Colorful Grid Accent 2" w:uiPriority="73" w:semiHidden="0" w:unhideWhenUsed="0"/>
+    <w:lsdException w:name="Light Shading Accent 3" w:uiPriority="60" w:semiHidden="0" w:unhideWhenUsed="0"/>
+    <w:lsdException w:name="Light List Accent 3" w:uiPriority="61" w:semiHidden="0" w:unhideWhenUsed="0"/>
+    <w:lsdException w:name="Light Grid Accent 3" w:uiPriority="62" w:semiHidden="0" w:unhideWhenUsed="0"/>
+    <w:lsdException w:name="Medium Shading 1 Accent 3" w:uiPriority="63" w:semiHidden="0" w:unhideWhenUsed="0"/>
+    <w:lsdException w:name="Medium Shading 2 Accent 3" w:uiPriority="64" w:semiHidden="0" w:unhideWhenUsed="0"/>
+    <w:lsdException w:name="Medium List 1 Accent 3" w:uiPriority="65" w:semiHidden="0" w:unhideWhenUsed="0"/>
+    <w:lsdException w:name="Medium List 2 Accent 3" w:uiPriority="66" w:semiHidden="0" w:unhideWhenUsed="0"/>
+    <w:lsdException w:name="Medium Grid 1 Accent 3" w:uiPriority="67" w:semiHidden="0" w:unhideWhenUsed="0"/>
+    <w:lsdException w:name="Medium Grid 2 Accent 3" w:uiPriority="68" w:semiHidden="0" w:unhideWhenUsed="0"/>
+    <w:lsdException w:name="Medium Grid 3 Accent 3" w:uiPriority="69" w:semiHidden="0" w:unhideWhenUsed="0"/>
+    <w:lsdException w:name="Dark List Accent 3" w:uiPriority="70" w:semiHidden="0" w:unhideWhenUsed="0"/>
+    <w:lsdException w:name="Colorful Shading Accent 3" w:uiPriority="71" w:semiHidden="0" w:unhideWhenUsed="0"/>
+    <w:lsdException w:name="Colorful List Accent 3" w:uiPriority="72" w:semiHidden="0" w:unhideWhenUsed="0"/>
+    <w:lsdException w:name="Colorful Grid Accent 3" w:uiPriority="73" w:semiHidden="0" w:unhideWhenUsed="0"/>
+    <w:lsdException w:name="Light Shading Accent 4" w:uiPriority="60" w:semiHidden="0" w:unhideWhenUsed="0"/>
+    <w:lsdException w:name="Light List Accent 4" w:uiPriority="61" w:semiHidden="0" w:unhideWhenUsed="0"/>
+    <w:lsdException w:name="Light Grid Accent 4" w:uiPriority="62" w:semiHidden="0" w:unhideWhenUsed="0"/>
+    <w:lsdException w:name="Medium Shading 1 Accent 4" w:uiPriority="63" w:semiHidden="0" w:unhideWhenUsed="0"/>
+    <w:lsdException w:name="Medium Shading 2 Accent 4" w:uiPriority="64" w:semiHidden="0" w:unhideWhenUsed="0"/>
+    <w:lsdException w:name="Medium List 1 Accent 4" w:uiPriority="65" w:semiHidden="0" w:unhideWhenUsed="0"/>
+    <w:lsdException w:name="Medium List 2 Accent 4" w:uiPriority="66" w:semiHidden="0" w:unhideWhenUsed="0"/>
+    <w:lsdException w:name="Medium Grid 1 Accent 4" w:uiPriority="67" w:semiHidden="0" w:unhideWhenUsed="0"/>
+    <w:lsdException w:name="Medium Grid 2 Accent 4" w:uiPriority="68" w:semiHidden="0" w:unhideWhenUsed="0"/>
+    <w:lsdException w:name="Medium Grid 3 Accent 4" w:uiPriority="69" w:semiHidden="0" w:unhideWhenUsed="0"/>
+    <w:lsdException w:name="Dark List Accent 4" w:uiPriority="70" w:semiHidden="0" w:unhideWhenUsed="0"/>
+    <w:lsdException w:name="Colorful Shading Accent 4" w:uiPriority="71" w:semiHidden="0" w:unhideWhenUsed="0"/>
+    <w:lsdException w:name="Colorful List Accent 4" w:uiPriority="72" w:semiHidden="0" w:unhideWhenUsed="0"/>
+    <w:lsdException w:name="Colorful Grid Accent 4" w:uiPriority="73" w:semiHidden="0" w:unhideWhenUsed="0"/>
+    <w:lsdException w:name="Light Shading Accent 5" w:uiPriority="60" w:semiHidden="0" w:unhideWhenUsed="0"/>
+    <w:lsdException w:name="Light List Accent 5" w:uiPriority="61" w:semiHidden="0" w:unhideWhenUsed="0"/>
+    <w:lsdException w:name="Light Grid Accent 5" w:uiPriority="62" w:semiHidden="0" w:unhideWhenUsed="0"/>
+    <w:lsdException w:name="Medium Shading 1 Accent 5" w:uiPriority="63" w:semiHidden="0" w:unhideWhenUsed="0"/>
+    <w:lsdException w:name="Medium Shading 2 Accent 5" w:uiPriority="64" w:semiHidden="0" w:unhideWhenUsed="0"/>
+    <w:lsdException w:name="Medium List 1 Accent 5" w:uiPriority="65" w:semiHidden="0" w:unhideWhenUsed="0"/>
+    <w:lsdException w:name="Medium List 2 Accent 5" w:uiPriority="66" w:semiHidden="0" w:unhideWhenUsed="0"/>
+    <w:lsdException w:name="Medium Grid 1 Accent 5" w:uiPriority="67" w:semiHidden="0" w:unhideWhenUsed="0"/>
+    <w:lsdException w:name="Medium Grid 2 Accent 5" w:uiPriority="68" w:semiHidden="0" w:unhideWhenUsed="0"/>
+    <w:lsdException w:name="Medium Grid 3 Accent 5" w:uiPriority="69" w:semiHidden="0" w:unhideWhenUsed="0"/>
+    <w:lsdException w:name="Dark List Accent 5" w:uiPriority="70" w:semiHidden="0" w:unhideWhenUsed="0"/>
+    <w:lsdException w:name="Colorful Shading Accent 5" w:uiPriority="71" w:semiHidden="0" w:unhideWhenUsed="0"/>
+    <w:lsdException w:name="Colorful List Accent 5" w:uiPriority="72" w:semiHidden="0" w:unhideWhenUsed="0"/>
+    <w:lsdException w:name="Colorful Grid Accent 5" w:uiPriority="73" w:semiHidden="0" w:unhideWhenUsed="0"/>
+    <w:lsdException w:name="Light Shading Accent 6" w:uiPriority="60" w:semiHidden="0" w:unhideWhenUsed="0"/>
+    <w:lsdException w:name="Light List Accent 6" w:uiPriority="61" w:semiHidden="0" w:unhideWhenUsed="0"/>
+    <w:lsdException w:name="Light Grid Accent 6" w:uiPriority="62" w:semiHidden="0" w:unhideWhenUsed="0"/>
+    <w:lsdException w:name="Medium Shading 1 Accent 6" w:uiPriority="63" w:semiHidden="0" w:unhideWhenUsed="0"/>
+    <w:lsdException w:name="Medium Shading 2 Accent 6" w:uiPriority="64" w:semiHidden="0" w:unhideWhenUsed="0"/>
+    <w:lsdException w:name="Medium List 1 Accent 6" w:uiPriority="65" w:semiHidden="0" w:unhideWhenUsed="0"/>
+    <w:lsdException w:name="Medium List 2 Accent 6" w:uiPriority="66" w:semiHidden="0" w:unhideWhenUsed="0"/>
+    <w:lsdException w:name="Medium Grid 1 Accent 6" w:uiPriority="67" w:semiHidden="0" w:unhideWhenUsed="0"/>
+    <w:lsdException w:name="Medium Grid 2 Accent 6" w:uiPriority="68" w:semiHidden="0" w:unhideWhenUsed="0"/>
+    <w:lsdException w:name="Medium Grid 3 Accent 6" w:uiPriority="69" w:semiHidden="0" w:unhideWhenUsed="0"/>
+    <w:lsdException w:name="Dark List Accent 6" w:uiPriority="70" w:semiHidden="0" w:unhideWhenUsed="0"/>
+    <w:lsdException w:name="Colorful Shading Accent 6" w:uiPriority="71" w:semiHidden="0" w:unhideWhenUsed="0"/>
+    <w:lsdException w:name="Colorful List Accent 6" w:uiPriority="72" w:semiHidden="0" w:unhideWhenUsed="0"/>
+    <w:lsdException w:name="Colorful Grid Accent 6" w:uiPriority="73" w:semiHidden="0" w:unhideWhenUsed="0"/>
+    <w:lsdException w:name="Subtle Emphasis" w:uiPriority="19" w:semiHidden="0" w:unhideWhenUsed="0" w:qFormat="1"/>
+    <w:lsdException w:name="Intense Emphasis" w:uiPriority="21" w:semiHidden="0" w:unhideWhenUsed="0" w:qFormat="1"/>
+    <w:lsdException w:name="Subtle Reference" w:uiPriority="31" w:semiHidden="0" w:unhideWhenUsed="0" w:qFormat="1"/>
+    <w:lsdException w:name="Intense Reference" w:uiPriority="32" w:semiHidden="0" w:unhideWhenUsed="0" w:qFormat="1"/>
+    <w:lsdException w:name="Book Title" w:uiPriority="33" w:semiHidden="0" w:unhideWhenUsed="0" w:qFormat="1"/>
     <w:lsdException w:name="Bibliography" w:uiPriority="37"/>
     <w:lsdException w:name="TOC Heading" w:uiPriority="39" w:qFormat="1"/>
   </w:latentStyles>
-  <w:style w:type="paragraph" w:default="1" w:styleId="Normal">
+  <w:style w:type="paragraph" w:styleId="Normal" w:default="1">
     <w:name w:val="Normal"/>
     <w:qFormat/>
     <w:rsid w:val="00FC693F"/>
@@ -2934,7 +3004,7 @@
       <w:spacing w:after="0" w:line="240" w:lineRule="auto"/>
     </w:pPr>
   </w:style>
-  <w:style w:type="character" w:customStyle="1" w:styleId="HeaderChar">
+  <w:style w:type="character" w:styleId="HeaderChar" w:customStyle="1">
     <w:name w:val="Header Char"/>
     <w:basedOn w:val="DefaultParagraphFont"/>
     <w:link w:val="Header"/>
@@ -2956,7 +3026,7 @@
       <w:spacing w:after="0" w:line="240" w:lineRule="auto"/>
     </w:pPr>
   </w:style>
-  <w:style w:type="character" w:customStyle="1" w:styleId="FooterChar">
+  <w:style w:type="character" w:styleId="FooterChar" w:customStyle="1">
     <w:name w:val="Footer Char"/>
     <w:basedOn w:val="DefaultParagraphFont"/>
     <w:link w:val="Footer"/>
@@ -2978,7 +3048,7 @@
       <w:outlineLvl w:val="0"/>
     </w:pPr>
     <w:rPr>
-      <w:rFonts w:asciiTheme="majorHAnsi" w:eastAsiaTheme="majorEastAsia" w:hAnsiTheme="majorHAnsi" w:cstheme="majorBidi"/>
+      <w:rFonts w:asciiTheme="majorHAnsi" w:hAnsiTheme="majorHAnsi" w:eastAsiaTheme="majorEastAsia" w:cstheme="majorBidi"/>
       <w:b/>
       <w:bCs/>
       <w:color w:val="365F91" w:themeColor="accent1" w:themeShade="BF"/>
@@ -3002,7 +3072,7 @@
       <w:outlineLvl w:val="1"/>
     </w:pPr>
     <w:rPr>
-      <w:rFonts w:asciiTheme="majorHAnsi" w:eastAsiaTheme="majorEastAsia" w:hAnsiTheme="majorHAnsi" w:cstheme="majorBidi"/>
+      <w:rFonts w:asciiTheme="majorHAnsi" w:hAnsiTheme="majorHAnsi" w:eastAsiaTheme="majorEastAsia" w:cstheme="majorBidi"/>
       <w:b/>
       <w:bCs/>
       <w:color w:val="4F81BD" w:themeColor="accent1"/>
@@ -3026,7 +3096,7 @@
       <w:outlineLvl w:val="2"/>
     </w:pPr>
     <w:rPr>
-      <w:rFonts w:asciiTheme="majorHAnsi" w:eastAsiaTheme="majorEastAsia" w:hAnsiTheme="majorHAnsi" w:cstheme="majorBidi"/>
+      <w:rFonts w:asciiTheme="majorHAnsi" w:hAnsiTheme="majorHAnsi" w:eastAsiaTheme="majorEastAsia" w:cstheme="majorBidi"/>
       <w:b/>
       <w:bCs/>
       <w:color w:val="4F81BD" w:themeColor="accent1"/>
@@ -3049,7 +3119,7 @@
       <w:outlineLvl w:val="3"/>
     </w:pPr>
     <w:rPr>
-      <w:rFonts w:asciiTheme="majorHAnsi" w:eastAsiaTheme="majorEastAsia" w:hAnsiTheme="majorHAnsi" w:cstheme="majorBidi"/>
+      <w:rFonts w:asciiTheme="majorHAnsi" w:hAnsiTheme="majorHAnsi" w:eastAsiaTheme="majorEastAsia" w:cstheme="majorBidi"/>
       <w:b/>
       <w:bCs/>
       <w:i/>
@@ -3074,7 +3144,7 @@
       <w:outlineLvl w:val="4"/>
     </w:pPr>
     <w:rPr>
-      <w:rFonts w:asciiTheme="majorHAnsi" w:eastAsiaTheme="majorEastAsia" w:hAnsiTheme="majorHAnsi" w:cstheme="majorBidi"/>
+      <w:rFonts w:asciiTheme="majorHAnsi" w:hAnsiTheme="majorHAnsi" w:eastAsiaTheme="majorEastAsia" w:cstheme="majorBidi"/>
       <w:color w:val="243F60" w:themeColor="accent1" w:themeShade="7F"/>
     </w:rPr>
   </w:style>
@@ -3095,7 +3165,7 @@
       <w:outlineLvl w:val="5"/>
     </w:pPr>
     <w:rPr>
-      <w:rFonts w:asciiTheme="majorHAnsi" w:eastAsiaTheme="majorEastAsia" w:hAnsiTheme="majorHAnsi" w:cstheme="majorBidi"/>
+      <w:rFonts w:asciiTheme="majorHAnsi" w:hAnsiTheme="majorHAnsi" w:eastAsiaTheme="majorEastAsia" w:cstheme="majorBidi"/>
       <w:i/>
       <w:iCs/>
       <w:color w:val="243F60" w:themeColor="accent1" w:themeShade="7F"/>
@@ -3118,7 +3188,7 @@
       <w:outlineLvl w:val="6"/>
     </w:pPr>
     <w:rPr>
-      <w:rFonts w:asciiTheme="majorHAnsi" w:eastAsiaTheme="majorEastAsia" w:hAnsiTheme="majorHAnsi" w:cstheme="majorBidi"/>
+      <w:rFonts w:asciiTheme="majorHAnsi" w:hAnsiTheme="majorHAnsi" w:eastAsiaTheme="majorEastAsia" w:cstheme="majorBidi"/>
       <w:i/>
       <w:iCs/>
       <w:color w:val="404040" w:themeColor="text1" w:themeTint="BF"/>
@@ -3141,7 +3211,7 @@
       <w:outlineLvl w:val="7"/>
     </w:pPr>
     <w:rPr>
-      <w:rFonts w:asciiTheme="majorHAnsi" w:eastAsiaTheme="majorEastAsia" w:hAnsiTheme="majorHAnsi" w:cstheme="majorBidi"/>
+      <w:rFonts w:asciiTheme="majorHAnsi" w:hAnsiTheme="majorHAnsi" w:eastAsiaTheme="majorEastAsia" w:cstheme="majorBidi"/>
       <w:color w:val="4F81BD" w:themeColor="accent1"/>
       <w:sz w:val="20"/>
       <w:szCs w:val="20"/>
@@ -3164,7 +3234,7 @@
       <w:outlineLvl w:val="8"/>
     </w:pPr>
     <w:rPr>
-      <w:rFonts w:asciiTheme="majorHAnsi" w:eastAsiaTheme="majorEastAsia" w:hAnsiTheme="majorHAnsi" w:cstheme="majorBidi"/>
+      <w:rFonts w:asciiTheme="majorHAnsi" w:hAnsiTheme="majorHAnsi" w:eastAsiaTheme="majorEastAsia" w:cstheme="majorBidi"/>
       <w:i/>
       <w:iCs/>
       <w:color w:val="404040" w:themeColor="text1" w:themeTint="BF"/>
@@ -3172,13 +3242,13 @@
       <w:szCs w:val="20"/>
     </w:rPr>
   </w:style>
-  <w:style w:type="character" w:default="1" w:styleId="DefaultParagraphFont">
+  <w:style w:type="character" w:styleId="DefaultParagraphFont" w:default="1">
     <w:name w:val="Default Paragraph Font"/>
     <w:uiPriority w:val="1"/>
     <w:semiHidden/>
     <w:unhideWhenUsed/>
   </w:style>
-  <w:style w:type="table" w:default="1" w:styleId="TableNormal">
+  <w:style w:type="table" w:styleId="TableNormal" w:default="1">
     <w:name w:val="Normal Table"/>
     <w:uiPriority w:val="99"/>
     <w:semiHidden/>
@@ -3193,7 +3263,7 @@
       </w:tblCellMar>
     </w:tblPr>
   </w:style>
-  <w:style w:type="numbering" w:default="1" w:styleId="NoList">
+  <w:style w:type="numbering" w:styleId="NoList" w:default="1">
     <w:name w:val="No List"/>
     <w:uiPriority w:val="99"/>
     <w:semiHidden/>
@@ -3208,14 +3278,14 @@
       <w:spacing w:after="0" w:line="240" w:lineRule="auto"/>
     </w:pPr>
   </w:style>
-  <w:style w:type="character" w:customStyle="1" w:styleId="Heading1Char">
+  <w:style w:type="character" w:styleId="Heading1Char" w:customStyle="1">
     <w:name w:val="Heading 1 Char"/>
     <w:basedOn w:val="DefaultParagraphFont"/>
     <w:link w:val="Heading1"/>
     <w:uiPriority w:val="9"/>
     <w:rsid w:val="00FC693F"/>
     <w:rPr>
-      <w:rFonts w:asciiTheme="majorHAnsi" w:eastAsiaTheme="majorEastAsia" w:hAnsiTheme="majorHAnsi" w:cstheme="majorBidi"/>
+      <w:rFonts w:asciiTheme="majorHAnsi" w:hAnsiTheme="majorHAnsi" w:eastAsiaTheme="majorEastAsia" w:cstheme="majorBidi"/>
       <w:b/>
       <w:bCs/>
       <w:color w:val="365F91" w:themeColor="accent1" w:themeShade="BF"/>
@@ -3223,14 +3293,14 @@
       <w:szCs w:val="28"/>
     </w:rPr>
   </w:style>
-  <w:style w:type="character" w:customStyle="1" w:styleId="Heading2Char">
+  <w:style w:type="character" w:styleId="Heading2Char" w:customStyle="1">
     <w:name w:val="Heading 2 Char"/>
     <w:basedOn w:val="DefaultParagraphFont"/>
     <w:link w:val="Heading2"/>
     <w:uiPriority w:val="9"/>
     <w:rsid w:val="00FC693F"/>
     <w:rPr>
-      <w:rFonts w:asciiTheme="majorHAnsi" w:eastAsiaTheme="majorEastAsia" w:hAnsiTheme="majorHAnsi" w:cstheme="majorBidi"/>
+      <w:rFonts w:asciiTheme="majorHAnsi" w:hAnsiTheme="majorHAnsi" w:eastAsiaTheme="majorEastAsia" w:cstheme="majorBidi"/>
       <w:b/>
       <w:bCs/>
       <w:color w:val="4F81BD" w:themeColor="accent1"/>
@@ -3238,14 +3308,14 @@
       <w:szCs w:val="26"/>
     </w:rPr>
   </w:style>
-  <w:style w:type="character" w:customStyle="1" w:styleId="Heading3Char">
+  <w:style w:type="character" w:styleId="Heading3Char" w:customStyle="1">
     <w:name w:val="Heading 3 Char"/>
     <w:basedOn w:val="DefaultParagraphFont"/>
     <w:link w:val="Heading3"/>
     <w:uiPriority w:val="9"/>
     <w:rsid w:val="00FC693F"/>
     <w:rPr>
-      <w:rFonts w:asciiTheme="majorHAnsi" w:eastAsiaTheme="majorEastAsia" w:hAnsiTheme="majorHAnsi" w:cstheme="majorBidi"/>
+      <w:rFonts w:asciiTheme="majorHAnsi" w:hAnsiTheme="majorHAnsi" w:eastAsiaTheme="majorEastAsia" w:cstheme="majorBidi"/>
       <w:b/>
       <w:bCs/>
       <w:color w:val="4F81BD" w:themeColor="accent1"/>
@@ -3261,13 +3331,13 @@
     <w:rsid w:val="00FC693F"/>
     <w:pPr>
       <w:pBdr>
-        <w:bottom w:val="single" w:sz="8" w:space="4" w:color="4F81BD" w:themeColor="accent1"/>
+        <w:bottom w:val="single" w:color="4F81BD" w:themeColor="accent1" w:sz="8" w:space="4"/>
       </w:pBdr>
       <w:spacing w:after="300" w:line="240" w:lineRule="auto"/>
       <w:contextualSpacing/>
     </w:pPr>
     <w:rPr>
-      <w:rFonts w:asciiTheme="majorHAnsi" w:eastAsiaTheme="majorEastAsia" w:hAnsiTheme="majorHAnsi" w:cstheme="majorBidi"/>
+      <w:rFonts w:asciiTheme="majorHAnsi" w:hAnsiTheme="majorHAnsi" w:eastAsiaTheme="majorEastAsia" w:cstheme="majorBidi"/>
       <w:color w:val="17365D" w:themeColor="text2" w:themeShade="BF"/>
       <w:spacing w:val="5"/>
       <w:kern w:val="28"/>
@@ -3275,14 +3345,14 @@
       <w:szCs w:val="52"/>
     </w:rPr>
   </w:style>
-  <w:style w:type="character" w:customStyle="1" w:styleId="TitleChar">
+  <w:style w:type="character" w:styleId="TitleChar" w:customStyle="1">
     <w:name w:val="Title Char"/>
     <w:basedOn w:val="DefaultParagraphFont"/>
     <w:link w:val="Title"/>
     <w:uiPriority w:val="10"/>
     <w:rsid w:val="00FC693F"/>
     <w:rPr>
-      <w:rFonts w:asciiTheme="majorHAnsi" w:eastAsiaTheme="majorEastAsia" w:hAnsiTheme="majorHAnsi" w:cstheme="majorBidi"/>
+      <w:rFonts w:asciiTheme="majorHAnsi" w:hAnsiTheme="majorHAnsi" w:eastAsiaTheme="majorEastAsia" w:cstheme="majorBidi"/>
       <w:color w:val="17365D" w:themeColor="text2" w:themeShade="BF"/>
       <w:spacing w:val="5"/>
       <w:kern w:val="28"/>
@@ -3304,7 +3374,7 @@
       </w:numPr>
     </w:pPr>
     <w:rPr>
-      <w:rFonts w:asciiTheme="majorHAnsi" w:eastAsiaTheme="majorEastAsia" w:hAnsiTheme="majorHAnsi" w:cstheme="majorBidi"/>
+      <w:rFonts w:asciiTheme="majorHAnsi" w:hAnsiTheme="majorHAnsi" w:eastAsiaTheme="majorEastAsia" w:cstheme="majorBidi"/>
       <w:i/>
       <w:iCs/>
       <w:color w:val="4F81BD" w:themeColor="accent1"/>
@@ -3313,14 +3383,14 @@
       <w:szCs w:val="24"/>
     </w:rPr>
   </w:style>
-  <w:style w:type="character" w:customStyle="1" w:styleId="SubtitleChar">
+  <w:style w:type="character" w:styleId="SubtitleChar" w:customStyle="1">
     <w:name w:val="Subtitle Char"/>
     <w:basedOn w:val="DefaultParagraphFont"/>
     <w:link w:val="Subtitle"/>
     <w:uiPriority w:val="11"/>
     <w:rsid w:val="00FC693F"/>
     <w:rPr>
-      <w:rFonts w:asciiTheme="majorHAnsi" w:eastAsiaTheme="majorEastAsia" w:hAnsiTheme="majorHAnsi" w:cstheme="majorBidi"/>
+      <w:rFonts w:asciiTheme="majorHAnsi" w:hAnsiTheme="majorHAnsi" w:eastAsiaTheme="majorEastAsia" w:cstheme="majorBidi"/>
       <w:i/>
       <w:iCs/>
       <w:color w:val="4F81BD" w:themeColor="accent1"/>
@@ -3351,7 +3421,7 @@
       <w:spacing w:after="120"/>
     </w:pPr>
   </w:style>
-  <w:style w:type="character" w:customStyle="1" w:styleId="BodyTextChar">
+  <w:style w:type="character" w:styleId="BodyTextChar" w:customStyle="1">
     <w:name w:val="Body Text Char"/>
     <w:basedOn w:val="DefaultParagraphFont"/>
     <w:link w:val="BodyText"/>
@@ -3369,7 +3439,7 @@
       <w:spacing w:after="120" w:line="480" w:lineRule="auto"/>
     </w:pPr>
   </w:style>
-  <w:style w:type="character" w:customStyle="1" w:styleId="BodyText2Char">
+  <w:style w:type="character" w:styleId="BodyText2Char" w:customStyle="1">
     <w:name w:val="Body Text 2 Char"/>
     <w:basedOn w:val="DefaultParagraphFont"/>
     <w:link w:val="BodyText2"/>
@@ -3391,7 +3461,7 @@
       <w:szCs w:val="16"/>
     </w:rPr>
   </w:style>
-  <w:style w:type="character" w:customStyle="1" w:styleId="BodyText3Char">
+  <w:style w:type="character" w:styleId="BodyText3Char" w:customStyle="1">
     <w:name w:val="Body Text 3 Char"/>
     <w:basedOn w:val="DefaultParagraphFont"/>
     <w:link w:val="BodyText3"/>
@@ -3572,7 +3642,7 @@
       <w:szCs w:val="20"/>
     </w:rPr>
   </w:style>
-  <w:style w:type="character" w:customStyle="1" w:styleId="MacroTextChar">
+  <w:style w:type="character" w:styleId="MacroTextChar" w:customStyle="1">
     <w:name w:val="Macro Text Char"/>
     <w:basedOn w:val="DefaultParagraphFont"/>
     <w:link w:val="MacroText"/>
@@ -3598,7 +3668,7 @@
       <w:color w:val="000000" w:themeColor="text1"/>
     </w:rPr>
   </w:style>
-  <w:style w:type="character" w:customStyle="1" w:styleId="QuoteChar">
+  <w:style w:type="character" w:styleId="QuoteChar" w:customStyle="1">
     <w:name w:val="Quote Char"/>
     <w:basedOn w:val="DefaultParagraphFont"/>
     <w:link w:val="Quote"/>
@@ -3610,7 +3680,7 @@
       <w:color w:val="000000" w:themeColor="text1"/>
     </w:rPr>
   </w:style>
-  <w:style w:type="character" w:customStyle="1" w:styleId="Heading4Char">
+  <w:style w:type="character" w:styleId="Heading4Char" w:customStyle="1">
     <w:name w:val="Heading 4 Char"/>
     <w:basedOn w:val="DefaultParagraphFont"/>
     <w:link w:val="Heading4"/>
@@ -3618,7 +3688,7 @@
     <w:semiHidden/>
     <w:rsid w:val="00FC693F"/>
     <w:rPr>
-      <w:rFonts w:asciiTheme="majorHAnsi" w:eastAsiaTheme="majorEastAsia" w:hAnsiTheme="majorHAnsi" w:cstheme="majorBidi"/>
+      <w:rFonts w:asciiTheme="majorHAnsi" w:hAnsiTheme="majorHAnsi" w:eastAsiaTheme="majorEastAsia" w:cstheme="majorBidi"/>
       <w:b/>
       <w:bCs/>
       <w:i/>
@@ -3626,7 +3696,7 @@
       <w:color w:val="4F81BD" w:themeColor="accent1"/>
     </w:rPr>
   </w:style>
-  <w:style w:type="character" w:customStyle="1" w:styleId="Heading5Char">
+  <w:style w:type="character" w:styleId="Heading5Char" w:customStyle="1">
     <w:name w:val="Heading 5 Char"/>
     <w:basedOn w:val="DefaultParagraphFont"/>
     <w:link w:val="Heading5"/>
@@ -3634,11 +3704,11 @@
     <w:semiHidden/>
     <w:rsid w:val="00FC693F"/>
     <w:rPr>
-      <w:rFonts w:asciiTheme="majorHAnsi" w:eastAsiaTheme="majorEastAsia" w:hAnsiTheme="majorHAnsi" w:cstheme="majorBidi"/>
+      <w:rFonts w:asciiTheme="majorHAnsi" w:hAnsiTheme="majorHAnsi" w:eastAsiaTheme="majorEastAsia" w:cstheme="majorBidi"/>
       <w:color w:val="243F60" w:themeColor="accent1" w:themeShade="7F"/>
     </w:rPr>
   </w:style>
-  <w:style w:type="character" w:customStyle="1" w:styleId="Heading6Char">
+  <w:style w:type="character" w:styleId="Heading6Char" w:customStyle="1">
     <w:name w:val="Heading 6 Char"/>
     <w:basedOn w:val="DefaultParagraphFont"/>
     <w:link w:val="Heading6"/>
@@ -3646,13 +3716,13 @@
     <w:semiHidden/>
     <w:rsid w:val="00FC693F"/>
     <w:rPr>
-      <w:rFonts w:asciiTheme="majorHAnsi" w:eastAsiaTheme="majorEastAsia" w:hAnsiTheme="majorHAnsi" w:cstheme="majorBidi"/>
+      <w:rFonts w:asciiTheme="majorHAnsi" w:hAnsiTheme="majorHAnsi" w:eastAsiaTheme="majorEastAsia" w:cstheme="majorBidi"/>
       <w:i/>
       <w:iCs/>
       <w:color w:val="243F60" w:themeColor="accent1" w:themeShade="7F"/>
     </w:rPr>
   </w:style>
-  <w:style w:type="character" w:customStyle="1" w:styleId="Heading7Char">
+  <w:style w:type="character" w:styleId="Heading7Char" w:customStyle="1">
     <w:name w:val="Heading 7 Char"/>
     <w:basedOn w:val="DefaultParagraphFont"/>
     <w:link w:val="Heading7"/>
@@ -3660,13 +3730,13 @@
     <w:semiHidden/>
     <w:rsid w:val="00FC693F"/>
     <w:rPr>
-      <w:rFonts w:asciiTheme="majorHAnsi" w:eastAsiaTheme="majorEastAsia" w:hAnsiTheme="majorHAnsi" w:cstheme="majorBidi"/>
+      <w:rFonts w:asciiTheme="majorHAnsi" w:hAnsiTheme="majorHAnsi" w:eastAsiaTheme="majorEastAsia" w:cstheme="majorBidi"/>
       <w:i/>
       <w:iCs/>
       <w:color w:val="404040" w:themeColor="text1" w:themeTint="BF"/>
     </w:rPr>
   </w:style>
-  <w:style w:type="character" w:customStyle="1" w:styleId="Heading8Char">
+  <w:style w:type="character" w:styleId="Heading8Char" w:customStyle="1">
     <w:name w:val="Heading 8 Char"/>
     <w:basedOn w:val="DefaultParagraphFont"/>
     <w:link w:val="Heading8"/>
@@ -3674,13 +3744,13 @@
     <w:semiHidden/>
     <w:rsid w:val="00FC693F"/>
     <w:rPr>
-      <w:rFonts w:asciiTheme="majorHAnsi" w:eastAsiaTheme="majorEastAsia" w:hAnsiTheme="majorHAnsi" w:cstheme="majorBidi"/>
+      <w:rFonts w:asciiTheme="majorHAnsi" w:hAnsiTheme="majorHAnsi" w:eastAsiaTheme="majorEastAsia" w:cstheme="majorBidi"/>
       <w:color w:val="4F81BD" w:themeColor="accent1"/>
       <w:sz w:val="20"/>
       <w:szCs w:val="20"/>
     </w:rPr>
   </w:style>
-  <w:style w:type="character" w:customStyle="1" w:styleId="Heading9Char">
+  <w:style w:type="character" w:styleId="Heading9Char" w:customStyle="1">
     <w:name w:val="Heading 9 Char"/>
     <w:basedOn w:val="DefaultParagraphFont"/>
     <w:link w:val="Heading9"/>
@@ -3688,7 +3758,7 @@
     <w:semiHidden/>
     <w:rsid w:val="00FC693F"/>
     <w:rPr>
-      <w:rFonts w:asciiTheme="majorHAnsi" w:eastAsiaTheme="majorEastAsia" w:hAnsiTheme="majorHAnsi" w:cstheme="majorBidi"/>
+      <w:rFonts w:asciiTheme="majorHAnsi" w:hAnsiTheme="majorHAnsi" w:eastAsiaTheme="majorEastAsia" w:cstheme="majorBidi"/>
       <w:i/>
       <w:iCs/>
       <w:color w:val="404040" w:themeColor="text1" w:themeTint="BF"/>
@@ -3748,7 +3818,7 @@
     <w:rsid w:val="00FC693F"/>
     <w:pPr>
       <w:pBdr>
-        <w:bottom w:val="single" w:sz="4" w:space="4" w:color="4F81BD" w:themeColor="accent1"/>
+        <w:bottom w:val="single" w:color="4F81BD" w:themeColor="accent1" w:sz="4" w:space="4"/>
       </w:pBdr>
       <w:spacing w:before="200" w:after="280"/>
       <w:ind w:left="936" w:right="936"/>
@@ -3761,7 +3831,7 @@
       <w:color w:val="4F81BD" w:themeColor="accent1"/>
     </w:rPr>
   </w:style>
-  <w:style w:type="character" w:customStyle="1" w:styleId="IntenseQuoteChar">
+  <w:style w:type="character" w:styleId="IntenseQuoteChar" w:customStyle="1">
     <w:name w:val="Intense Quote Char"/>
     <w:basedOn w:val="DefaultParagraphFont"/>
     <w:link w:val="IntenseQuote"/>
@@ -3865,12 +3935,12 @@
     <w:tblPr>
       <w:tblInd w:w="0" w:type="dxa"/>
       <w:tblBorders>
-        <w:top w:val="single" w:sz="4" w:space="0" w:color="auto"/>
-        <w:left w:val="single" w:sz="4" w:space="0" w:color="auto"/>
-        <w:bottom w:val="single" w:sz="4" w:space="0" w:color="auto"/>
-        <w:right w:val="single" w:sz="4" w:space="0" w:color="auto"/>
-        <w:insideH w:val="single" w:sz="4" w:space="0" w:color="auto"/>
-        <w:insideV w:val="single" w:sz="4" w:space="0" w:color="auto"/>
+        <w:top w:val="single" w:color="auto" w:sz="4" w:space="0"/>
+        <w:left w:val="single" w:color="auto" w:sz="4" w:space="0"/>
+        <w:bottom w:val="single" w:color="auto" w:sz="4" w:space="0"/>
+        <w:right w:val="single" w:color="auto" w:sz="4" w:space="0"/>
+        <w:insideH w:val="single" w:color="auto" w:sz="4" w:space="0"/>
+        <w:insideV w:val="single" w:color="auto" w:sz="4" w:space="0"/>
       </w:tblBorders>
       <w:tblCellMar>
         <w:top w:w="0" w:type="dxa"/>
@@ -3896,8 +3966,8 @@
       <w:tblStyleColBandSize w:val="1"/>
       <w:tblInd w:w="0" w:type="dxa"/>
       <w:tblBorders>
-        <w:top w:val="single" w:sz="8" w:space="0" w:color="000000" w:themeColor="text1"/>
-        <w:bottom w:val="single" w:sz="8" w:space="0" w:color="000000" w:themeColor="text1"/>
+        <w:top w:val="single" w:color="000000" w:themeColor="text1" w:sz="8" w:space="0"/>
+        <w:bottom w:val="single" w:color="000000" w:themeColor="text1" w:sz="8" w:space="0"/>
       </w:tblBorders>
       <w:tblCellMar>
         <w:top w:w="0" w:type="dxa"/>
@@ -3917,9 +3987,9 @@
       <w:tblPr/>
       <w:tcPr>
         <w:tcBorders>
-          <w:top w:val="single" w:sz="8" w:space="0" w:color="000000" w:themeColor="text1"/>
-          <w:left w:val="nil"/>
-          <w:bottom w:val="single" w:sz="8" w:space="0" w:color="000000" w:themeColor="text1"/>
+          <w:top w:val="single" w:color="000000" w:themeColor="text1" w:sz="8" w:space="0"/>
+          <w:left w:val="nil"/>
+          <w:bottom w:val="single" w:color="000000" w:themeColor="text1" w:sz="8" w:space="0"/>
           <w:right w:val="nil"/>
           <w:insideH w:val="nil"/>
           <w:insideV w:val="nil"/>
@@ -3937,9 +4007,9 @@
       <w:tblPr/>
       <w:tcPr>
         <w:tcBorders>
-          <w:top w:val="single" w:sz="8" w:space="0" w:color="000000" w:themeColor="text1"/>
-          <w:left w:val="nil"/>
-          <w:bottom w:val="single" w:sz="8" w:space="0" w:color="000000" w:themeColor="text1"/>
+          <w:top w:val="single" w:color="000000" w:themeColor="text1" w:sz="8" w:space="0"/>
+          <w:left w:val="nil"/>
+          <w:bottom w:val="single" w:color="000000" w:themeColor="text1" w:sz="8" w:space="0"/>
           <w:right w:val="nil"/>
           <w:insideH w:val="nil"/>
           <w:insideV w:val="nil"/>
@@ -3999,8 +4069,8 @@
       <w:tblStyleColBandSize w:val="1"/>
       <w:tblInd w:w="0" w:type="dxa"/>
       <w:tblBorders>
-        <w:top w:val="single" w:sz="8" w:space="0" w:color="4F81BD" w:themeColor="accent1"/>
-        <w:bottom w:val="single" w:sz="8" w:space="0" w:color="4F81BD" w:themeColor="accent1"/>
+        <w:top w:val="single" w:color="4F81BD" w:themeColor="accent1" w:sz="8" w:space="0"/>
+        <w:bottom w:val="single" w:color="4F81BD" w:themeColor="accent1" w:sz="8" w:space="0"/>
       </w:tblBorders>
       <w:tblCellMar>
         <w:top w:w="0" w:type="dxa"/>
@@ -4020,9 +4090,9 @@
       <w:tblPr/>
       <w:tcPr>
         <w:tcBorders>
-          <w:top w:val="single" w:sz="8" w:space="0" w:color="4F81BD" w:themeColor="accent1"/>
-          <w:left w:val="nil"/>
-          <w:bottom w:val="single" w:sz="8" w:space="0" w:color="4F81BD" w:themeColor="accent1"/>
+          <w:top w:val="single" w:color="4F81BD" w:themeColor="accent1" w:sz="8" w:space="0"/>
+          <w:left w:val="nil"/>
+          <w:bottom w:val="single" w:color="4F81BD" w:themeColor="accent1" w:sz="8" w:space="0"/>
           <w:right w:val="nil"/>
           <w:insideH w:val="nil"/>
           <w:insideV w:val="nil"/>
@@ -4040,9 +4110,9 @@
       <w:tblPr/>
       <w:tcPr>
         <w:tcBorders>
-          <w:top w:val="single" w:sz="8" w:space="0" w:color="4F81BD" w:themeColor="accent1"/>
-          <w:left w:val="nil"/>
-          <w:bottom w:val="single" w:sz="8" w:space="0" w:color="4F81BD" w:themeColor="accent1"/>
+          <w:top w:val="single" w:color="4F81BD" w:themeColor="accent1" w:sz="8" w:space="0"/>
+          <w:left w:val="nil"/>
+          <w:bottom w:val="single" w:color="4F81BD" w:themeColor="accent1" w:sz="8" w:space="0"/>
           <w:right w:val="nil"/>
           <w:insideH w:val="nil"/>
           <w:insideV w:val="nil"/>
@@ -4102,8 +4172,8 @@
       <w:tblStyleColBandSize w:val="1"/>
       <w:tblInd w:w="0" w:type="dxa"/>
       <w:tblBorders>
-        <w:top w:val="single" w:sz="8" w:space="0" w:color="C0504D" w:themeColor="accent2"/>
-        <w:bottom w:val="single" w:sz="8" w:space="0" w:color="C0504D" w:themeColor="accent2"/>
+        <w:top w:val="single" w:color="C0504D" w:themeColor="accent2" w:sz="8" w:space="0"/>
+        <w:bottom w:val="single" w:color="C0504D" w:themeColor="accent2" w:sz="8" w:space="0"/>
       </w:tblBorders>
       <w:tblCellMar>
         <w:top w:w="0" w:type="dxa"/>
@@ -4123,9 +4193,9 @@
       <w:tblPr/>
       <w:tcPr>
         <w:tcBorders>
-          <w:top w:val="single" w:sz="8" w:space="0" w:color="C0504D" w:themeColor="accent2"/>
-          <w:left w:val="nil"/>
-          <w:bottom w:val="single" w:sz="8" w:space="0" w:color="C0504D" w:themeColor="accent2"/>
+          <w:top w:val="single" w:color="C0504D" w:themeColor="accent2" w:sz="8" w:space="0"/>
+          <w:left w:val="nil"/>
+          <w:bottom w:val="single" w:color="C0504D" w:themeColor="accent2" w:sz="8" w:space="0"/>
           <w:right w:val="nil"/>
           <w:insideH w:val="nil"/>
           <w:insideV w:val="nil"/>
@@ -4143,9 +4213,9 @@
       <w:tblPr/>
       <w:tcPr>
         <w:tcBorders>
-          <w:top w:val="single" w:sz="8" w:space="0" w:color="C0504D" w:themeColor="accent2"/>
-          <w:left w:val="nil"/>
-          <w:bottom w:val="single" w:sz="8" w:space="0" w:color="C0504D" w:themeColor="accent2"/>
+          <w:top w:val="single" w:color="C0504D" w:themeColor="accent2" w:sz="8" w:space="0"/>
+          <w:left w:val="nil"/>
+          <w:bottom w:val="single" w:color="C0504D" w:themeColor="accent2" w:sz="8" w:space="0"/>
           <w:right w:val="nil"/>
           <w:insideH w:val="nil"/>
           <w:insideV w:val="nil"/>
@@ -4205,8 +4275,8 @@
       <w:tblStyleColBandSize w:val="1"/>
       <w:tblInd w:w="0" w:type="dxa"/>
       <w:tblBorders>
-        <w:top w:val="single" w:sz="8" w:space="0" w:color="9BBB59" w:themeColor="accent3"/>
-        <w:bottom w:val="single" w:sz="8" w:space="0" w:color="9BBB59" w:themeColor="accent3"/>
+        <w:top w:val="single" w:color="9BBB59" w:themeColor="accent3" w:sz="8" w:space="0"/>
+        <w:bottom w:val="single" w:color="9BBB59" w:themeColor="accent3" w:sz="8" w:space="0"/>
       </w:tblBorders>
       <w:tblCellMar>
         <w:top w:w="0" w:type="dxa"/>
@@ -4226,9 +4296,9 @@
       <w:tblPr/>
       <w:tcPr>
         <w:tcBorders>
-          <w:top w:val="single" w:sz="8" w:space="0" w:color="9BBB59" w:themeColor="accent3"/>
-          <w:left w:val="nil"/>
-          <w:bottom w:val="single" w:sz="8" w:space="0" w:color="9BBB59" w:themeColor="accent3"/>
+          <w:top w:val="single" w:color="9BBB59" w:themeColor="accent3" w:sz="8" w:space="0"/>
+          <w:left w:val="nil"/>
+          <w:bottom w:val="single" w:color="9BBB59" w:themeColor="accent3" w:sz="8" w:space="0"/>
           <w:right w:val="nil"/>
           <w:insideH w:val="nil"/>
           <w:insideV w:val="nil"/>
@@ -4246,9 +4316,9 @@
       <w:tblPr/>
       <w:tcPr>
         <w:tcBorders>
-          <w:top w:val="single" w:sz="8" w:space="0" w:color="9BBB59" w:themeColor="accent3"/>
-          <w:left w:val="nil"/>
-          <w:bottom w:val="single" w:sz="8" w:space="0" w:color="9BBB59" w:themeColor="accent3"/>
+          <w:top w:val="single" w:color="9BBB59" w:themeColor="accent3" w:sz="8" w:space="0"/>
+          <w:left w:val="nil"/>
+          <w:bottom w:val="single" w:color="9BBB59" w:themeColor="accent3" w:sz="8" w:space="0"/>
           <w:right w:val="nil"/>
           <w:insideH w:val="nil"/>
           <w:insideV w:val="nil"/>
@@ -4308,8 +4378,8 @@
       <w:tblStyleColBandSize w:val="1"/>
       <w:tblInd w:w="0" w:type="dxa"/>
       <w:tblBorders>
-        <w:top w:val="single" w:sz="8" w:space="0" w:color="8064A2" w:themeColor="accent4"/>
-        <w:bottom w:val="single" w:sz="8" w:space="0" w:color="8064A2" w:themeColor="accent4"/>
+        <w:top w:val="single" w:color="8064A2" w:themeColor="accent4" w:sz="8" w:space="0"/>
+        <w:bottom w:val="single" w:color="8064A2" w:themeColor="accent4" w:sz="8" w:space="0"/>
       </w:tblBorders>
       <w:tblCellMar>
         <w:top w:w="0" w:type="dxa"/>
@@ -4329,9 +4399,9 @@
       <w:tblPr/>
       <w:tcPr>
         <w:tcBorders>
-          <w:top w:val="single" w:sz="8" w:space="0" w:color="8064A2" w:themeColor="accent4"/>
-          <w:left w:val="nil"/>
-          <w:bottom w:val="single" w:sz="8" w:space="0" w:color="8064A2" w:themeColor="accent4"/>
+          <w:top w:val="single" w:color="8064A2" w:themeColor="accent4" w:sz="8" w:space="0"/>
+          <w:left w:val="nil"/>
+          <w:bottom w:val="single" w:color="8064A2" w:themeColor="accent4" w:sz="8" w:space="0"/>
           <w:right w:val="nil"/>
           <w:insideH w:val="nil"/>
           <w:insideV w:val="nil"/>
@@ -4349,9 +4419,9 @@
       <w:tblPr/>
       <w:tcPr>
         <w:tcBorders>
-          <w:top w:val="single" w:sz="8" w:space="0" w:color="8064A2" w:themeColor="accent4"/>
-          <w:left w:val="nil"/>
-          <w:bottom w:val="single" w:sz="8" w:space="0" w:color="8064A2" w:themeColor="accent4"/>
+          <w:top w:val="single" w:color="8064A2" w:themeColor="accent4" w:sz="8" w:space="0"/>
+          <w:left w:val="nil"/>
+          <w:bottom w:val="single" w:color="8064A2" w:themeColor="accent4" w:sz="8" w:space="0"/>
           <w:right w:val="nil"/>
           <w:insideH w:val="nil"/>
           <w:insideV w:val="nil"/>
@@ -4411,8 +4481,8 @@
       <w:tblStyleColBandSize w:val="1"/>
       <w:tblInd w:w="0" w:type="dxa"/>
       <w:tblBorders>
-        <w:top w:val="single" w:sz="8" w:space="0" w:color="4BACC6" w:themeColor="accent5"/>
-        <w:bottom w:val="single" w:sz="8" w:space="0" w:color="4BACC6" w:themeColor="accent5"/>
+        <w:top w:val="single" w:color="4BACC6" w:themeColor="accent5" w:sz="8" w:space="0"/>
+        <w:bottom w:val="single" w:color="4BACC6" w:themeColor="accent5" w:sz="8" w:space="0"/>
       </w:tblBorders>
       <w:tblCellMar>
         <w:top w:w="0" w:type="dxa"/>
@@ -4432,9 +4502,9 @@
       <w:tblPr/>
       <w:tcPr>
         <w:tcBorders>
-          <w:top w:val="single" w:sz="8" w:space="0" w:color="4BACC6" w:themeColor="accent5"/>
-          <w:left w:val="nil"/>
-          <w:bottom w:val="single" w:sz="8" w:space="0" w:color="4BACC6" w:themeColor="accent5"/>
+          <w:top w:val="single" w:color="4BACC6" w:themeColor="accent5" w:sz="8" w:space="0"/>
+          <w:left w:val="nil"/>
+          <w:bottom w:val="single" w:color="4BACC6" w:themeColor="accent5" w:sz="8" w:space="0"/>
           <w:right w:val="nil"/>
           <w:insideH w:val="nil"/>
           <w:insideV w:val="nil"/>
@@ -4452,9 +4522,9 @@
       <w:tblPr/>
       <w:tcPr>
         <w:tcBorders>
-          <w:top w:val="single" w:sz="8" w:space="0" w:color="4BACC6" w:themeColor="accent5"/>
-          <w:left w:val="nil"/>
-          <w:bottom w:val="single" w:sz="8" w:space="0" w:color="4BACC6" w:themeColor="accent5"/>
+          <w:top w:val="single" w:color="4BACC6" w:themeColor="accent5" w:sz="8" w:space="0"/>
+          <w:left w:val="nil"/>
+          <w:bottom w:val="single" w:color="4BACC6" w:themeColor="accent5" w:sz="8" w:space="0"/>
           <w:right w:val="nil"/>
           <w:insideH w:val="nil"/>
           <w:insideV w:val="nil"/>
@@ -4514,8 +4584,8 @@
       <w:tblStyleColBandSize w:val="1"/>
       <w:tblInd w:w="0" w:type="dxa"/>
       <w:tblBorders>
-        <w:top w:val="single" w:sz="8" w:space="0" w:color="F79646" w:themeColor="accent6"/>
-        <w:bottom w:val="single" w:sz="8" w:space="0" w:color="F79646" w:themeColor="accent6"/>
+        <w:top w:val="single" w:color="F79646" w:themeColor="accent6" w:sz="8" w:space="0"/>
+        <w:bottom w:val="single" w:color="F79646" w:themeColor="accent6" w:sz="8" w:space="0"/>
       </w:tblBorders>
       <w:tblCellMar>
         <w:top w:w="0" w:type="dxa"/>
@@ -4535,9 +4605,9 @@
       <w:tblPr/>
       <w:tcPr>
         <w:tcBorders>
-          <w:top w:val="single" w:sz="8" w:space="0" w:color="F79646" w:themeColor="accent6"/>
-          <w:left w:val="nil"/>
-          <w:bottom w:val="single" w:sz="8" w:space="0" w:color="F79646" w:themeColor="accent6"/>
+          <w:top w:val="single" w:color="F79646" w:themeColor="accent6" w:sz="8" w:space="0"/>
+          <w:left w:val="nil"/>
+          <w:bottom w:val="single" w:color="F79646" w:themeColor="accent6" w:sz="8" w:space="0"/>
           <w:right w:val="nil"/>
           <w:insideH w:val="nil"/>
           <w:insideV w:val="nil"/>
@@ -4555,9 +4625,9 @@
       <w:tblPr/>
       <w:tcPr>
         <w:tcBorders>
-          <w:top w:val="single" w:sz="8" w:space="0" w:color="F79646" w:themeColor="accent6"/>
-          <w:left w:val="nil"/>
-          <w:bottom w:val="single" w:sz="8" w:space="0" w:color="F79646" w:themeColor="accent6"/>
+          <w:top w:val="single" w:color="F79646" w:themeColor="accent6" w:sz="8" w:space="0"/>
+          <w:left w:val="nil"/>
+          <w:bottom w:val="single" w:color="F79646" w:themeColor="accent6" w:sz="8" w:space="0"/>
           <w:right w:val="nil"/>
           <w:insideH w:val="nil"/>
           <w:insideV w:val="nil"/>
@@ -4614,10 +4684,10 @@
       <w:tblStyleColBandSize w:val="1"/>
       <w:tblInd w:w="0" w:type="dxa"/>
       <w:tblBorders>
-        <w:top w:val="single" w:sz="8" w:space="0" w:color="000000" w:themeColor="text1"/>
-        <w:left w:val="single" w:sz="8" w:space="0" w:color="000000" w:themeColor="text1"/>
-        <w:bottom w:val="single" w:sz="8" w:space="0" w:color="000000" w:themeColor="text1"/>
-        <w:right w:val="single" w:sz="8" w:space="0" w:color="000000" w:themeColor="text1"/>
+        <w:top w:val="single" w:color="000000" w:themeColor="text1" w:sz="8" w:space="0"/>
+        <w:left w:val="single" w:color="000000" w:themeColor="text1" w:sz="8" w:space="0"/>
+        <w:bottom w:val="single" w:color="000000" w:themeColor="text1" w:sz="8" w:space="0"/>
+        <w:right w:val="single" w:color="000000" w:themeColor="text1" w:sz="8" w:space="0"/>
       </w:tblBorders>
       <w:tblCellMar>
         <w:top w:w="0" w:type="dxa"/>
@@ -4651,10 +4721,10 @@
       <w:tblPr/>
       <w:tcPr>
         <w:tcBorders>
-          <w:top w:val="double" w:sz="6" w:space="0" w:color="000000" w:themeColor="text1"/>
-          <w:left w:val="single" w:sz="8" w:space="0" w:color="000000" w:themeColor="text1"/>
-          <w:bottom w:val="single" w:sz="8" w:space="0" w:color="000000" w:themeColor="text1"/>
-          <w:right w:val="single" w:sz="8" w:space="0" w:color="000000" w:themeColor="text1"/>
+          <w:top w:val="double" w:color="000000" w:themeColor="text1" w:sz="6" w:space="0"/>
+          <w:left w:val="single" w:color="000000" w:themeColor="text1" w:sz="8" w:space="0"/>
+          <w:bottom w:val="single" w:color="000000" w:themeColor="text1" w:sz="8" w:space="0"/>
+          <w:right w:val="single" w:color="000000" w:themeColor="text1" w:sz="8" w:space="0"/>
         </w:tcBorders>
       </w:tcPr>
     </w:tblStylePr>
@@ -4674,10 +4744,10 @@
       <w:tblPr/>
       <w:tcPr>
         <w:tcBorders>
-          <w:top w:val="single" w:sz="8" w:space="0" w:color="000000" w:themeColor="text1"/>
-          <w:left w:val="single" w:sz="8" w:space="0" w:color="000000" w:themeColor="text1"/>
-          <w:bottom w:val="single" w:sz="8" w:space="0" w:color="000000" w:themeColor="text1"/>
-          <w:right w:val="single" w:sz="8" w:space="0" w:color="000000" w:themeColor="text1"/>
+          <w:top w:val="single" w:color="000000" w:themeColor="text1" w:sz="8" w:space="0"/>
+          <w:left w:val="single" w:color="000000" w:themeColor="text1" w:sz="8" w:space="0"/>
+          <w:bottom w:val="single" w:color="000000" w:themeColor="text1" w:sz="8" w:space="0"/>
+          <w:right w:val="single" w:color="000000" w:themeColor="text1" w:sz="8" w:space="0"/>
         </w:tcBorders>
       </w:tcPr>
     </w:tblStylePr>
@@ -4685,10 +4755,10 @@
       <w:tblPr/>
       <w:tcPr>
         <w:tcBorders>
-          <w:top w:val="single" w:sz="8" w:space="0" w:color="000000" w:themeColor="text1"/>
-          <w:left w:val="single" w:sz="8" w:space="0" w:color="000000" w:themeColor="text1"/>
-          <w:bottom w:val="single" w:sz="8" w:space="0" w:color="000000" w:themeColor="text1"/>
-          <w:right w:val="single" w:sz="8" w:space="0" w:color="000000" w:themeColor="text1"/>
+          <w:top w:val="single" w:color="000000" w:themeColor="text1" w:sz="8" w:space="0"/>
+          <w:left w:val="single" w:color="000000" w:themeColor="text1" w:sz="8" w:space="0"/>
+          <w:bottom w:val="single" w:color="000000" w:themeColor="text1" w:sz="8" w:space="0"/>
+          <w:right w:val="single" w:color="000000" w:themeColor="text1" w:sz="8" w:space="0"/>
         </w:tcBorders>
       </w:tcPr>
     </w:tblStylePr>
@@ -4706,10 +4776,10 @@
       <w:tblStyleColBandSize w:val="1"/>
       <w:tblInd w:w="0" w:type="dxa"/>
       <w:tblBorders>
-        <w:top w:val="single" w:sz="8" w:space="0" w:color="4F81BD" w:themeColor="accent1"/>
-        <w:left w:val="single" w:sz="8" w:space="0" w:color="4F81BD" w:themeColor="accent1"/>
-        <w:bottom w:val="single" w:sz="8" w:space="0" w:color="4F81BD" w:themeColor="accent1"/>
-        <w:right w:val="single" w:sz="8" w:space="0" w:color="4F81BD" w:themeColor="accent1"/>
+        <w:top w:val="single" w:color="4F81BD" w:themeColor="accent1" w:sz="8" w:space="0"/>
+        <w:left w:val="single" w:color="4F81BD" w:themeColor="accent1" w:sz="8" w:space="0"/>
+        <w:bottom w:val="single" w:color="4F81BD" w:themeColor="accent1" w:sz="8" w:space="0"/>
+        <w:right w:val="single" w:color="4F81BD" w:themeColor="accent1" w:sz="8" w:space="0"/>
       </w:tblBorders>
       <w:tblCellMar>
         <w:top w:w="0" w:type="dxa"/>
@@ -4743,10 +4813,10 @@
       <w:tblPr/>
       <w:tcPr>
         <w:tcBorders>
-          <w:top w:val="double" w:sz="6" w:space="0" w:color="4F81BD" w:themeColor="accent1"/>
-          <w:left w:val="single" w:sz="8" w:space="0" w:color="4F81BD" w:themeColor="accent1"/>
-          <w:bottom w:val="single" w:sz="8" w:space="0" w:color="4F81BD" w:themeColor="accent1"/>
-          <w:right w:val="single" w:sz="8" w:space="0" w:color="4F81BD" w:themeColor="accent1"/>
+          <w:top w:val="double" w:color="4F81BD" w:themeColor="accent1" w:sz="6" w:space="0"/>
+          <w:left w:val="single" w:color="4F81BD" w:themeColor="accent1" w:sz="8" w:space="0"/>
+          <w:bottom w:val="single" w:color="4F81BD" w:themeColor="accent1" w:sz="8" w:space="0"/>
+          <w:right w:val="single" w:color="4F81BD" w:themeColor="accent1" w:sz="8" w:space="0"/>
         </w:tcBorders>
       </w:tcPr>
     </w:tblStylePr>
@@ -4766,10 +4836,10 @@
       <w:tblPr/>
       <w:tcPr>
         <w:tcBorders>
-          <w:top w:val="single" w:sz="8" w:space="0" w:color="4F81BD" w:themeColor="accent1"/>
-          <w:left w:val="single" w:sz="8" w:space="0" w:color="4F81BD" w:themeColor="accent1"/>
-          <w:bottom w:val="single" w:sz="8" w:space="0" w:color="4F81BD" w:themeColor="accent1"/>
-          <w:right w:val="single" w:sz="8" w:space="0" w:color="4F81BD" w:themeColor="accent1"/>
+          <w:top w:val="single" w:color="4F81BD" w:themeColor="accent1" w:sz="8" w:space="0"/>
+          <w:left w:val="single" w:color="4F81BD" w:themeColor="accent1" w:sz="8" w:space="0"/>
+          <w:bottom w:val="single" w:color="4F81BD" w:themeColor="accent1" w:sz="8" w:space="0"/>
+          <w:right w:val="single" w:color="4F81BD" w:themeColor="accent1" w:sz="8" w:space="0"/>
         </w:tcBorders>
       </w:tcPr>
     </w:tblStylePr>
@@ -4777,10 +4847,10 @@
       <w:tblPr/>
       <w:tcPr>
         <w:tcBorders>
-          <w:top w:val="single" w:sz="8" w:space="0" w:color="4F81BD" w:themeColor="accent1"/>
-          <w:left w:val="single" w:sz="8" w:space="0" w:color="4F81BD" w:themeColor="accent1"/>
-          <w:bottom w:val="single" w:sz="8" w:space="0" w:color="4F81BD" w:themeColor="accent1"/>
-          <w:right w:val="single" w:sz="8" w:space="0" w:color="4F81BD" w:themeColor="accent1"/>
+          <w:top w:val="single" w:color="4F81BD" w:themeColor="accent1" w:sz="8" w:space="0"/>
+          <w:left w:val="single" w:color="4F81BD" w:themeColor="accent1" w:sz="8" w:space="0"/>
+          <w:bottom w:val="single" w:color="4F81BD" w:themeColor="accent1" w:sz="8" w:space="0"/>
+          <w:right w:val="single" w:color="4F81BD" w:themeColor="accent1" w:sz="8" w:space="0"/>
         </w:tcBorders>
       </w:tcPr>
     </w:tblStylePr>
@@ -4798,10 +4868,10 @@
       <w:tblStyleColBandSize w:val="1"/>
       <w:tblInd w:w="0" w:type="dxa"/>
       <w:tblBorders>
-        <w:top w:val="single" w:sz="8" w:space="0" w:color="C0504D" w:themeColor="accent2"/>
-        <w:left w:val="single" w:sz="8" w:space="0" w:color="C0504D" w:themeColor="accent2"/>
-        <w:bottom w:val="single" w:sz="8" w:space="0" w:color="C0504D" w:themeColor="accent2"/>
-        <w:right w:val="single" w:sz="8" w:space="0" w:color="C0504D" w:themeColor="accent2"/>
+        <w:top w:val="single" w:color="C0504D" w:themeColor="accent2" w:sz="8" w:space="0"/>
+        <w:left w:val="single" w:color="C0504D" w:themeColor="accent2" w:sz="8" w:space="0"/>
+        <w:bottom w:val="single" w:color="C0504D" w:themeColor="accent2" w:sz="8" w:space="0"/>
+        <w:right w:val="single" w:color="C0504D" w:themeColor="accent2" w:sz="8" w:space="0"/>
       </w:tblBorders>
       <w:tblCellMar>
         <w:top w:w="0" w:type="dxa"/>
@@ -4835,10 +4905,10 @@
       <w:tblPr/>
       <w:tcPr>
         <w:tcBorders>
-          <w:top w:val="double" w:sz="6" w:space="0" w:color="C0504D" w:themeColor="accent2"/>
-          <w:left w:val="single" w:sz="8" w:space="0" w:color="C0504D" w:themeColor="accent2"/>
-          <w:bottom w:val="single" w:sz="8" w:space="0" w:color="C0504D" w:themeColor="accent2"/>
-          <w:right w:val="single" w:sz="8" w:space="0" w:color="C0504D" w:themeColor="accent2"/>
+          <w:top w:val="double" w:color="C0504D" w:themeColor="accent2" w:sz="6" w:space="0"/>
+          <w:left w:val="single" w:color="C0504D" w:themeColor="accent2" w:sz="8" w:space="0"/>
+          <w:bottom w:val="single" w:color="C0504D" w:themeColor="accent2" w:sz="8" w:space="0"/>
+          <w:right w:val="single" w:color="C0504D" w:themeColor="accent2" w:sz="8" w:space="0"/>
         </w:tcBorders>
       </w:tcPr>
     </w:tblStylePr>
@@ -4858,10 +4928,10 @@
       <w:tblPr/>
       <w:tcPr>
         <w:tcBorders>
-          <w:top w:val="single" w:sz="8" w:space="0" w:color="C0504D" w:themeColor="accent2"/>
-          <w:left w:val="single" w:sz="8" w:space="0" w:color="C0504D" w:themeColor="accent2"/>
-          <w:bottom w:val="single" w:sz="8" w:space="0" w:color="C0504D" w:themeColor="accent2"/>
-          <w:right w:val="single" w:sz="8" w:space="0" w:color="C0504D" w:themeColor="accent2"/>
+          <w:top w:val="single" w:color="C0504D" w:themeColor="accent2" w:sz="8" w:space="0"/>
+          <w:left w:val="single" w:color="C0504D" w:themeColor="accent2" w:sz="8" w:space="0"/>
+          <w:bottom w:val="single" w:color="C0504D" w:themeColor="accent2" w:sz="8" w:space="0"/>
+          <w:right w:val="single" w:color="C0504D" w:themeColor="accent2" w:sz="8" w:space="0"/>
         </w:tcBorders>
       </w:tcPr>
     </w:tblStylePr>
@@ -4869,10 +4939,10 @@
       <w:tblPr/>
       <w:tcPr>
         <w:tcBorders>
-          <w:top w:val="single" w:sz="8" w:space="0" w:color="C0504D" w:themeColor="accent2"/>
-          <w:left w:val="single" w:sz="8" w:space="0" w:color="C0504D" w:themeColor="accent2"/>
-          <w:bottom w:val="single" w:sz="8" w:space="0" w:color="C0504D" w:themeColor="accent2"/>
-          <w:right w:val="single" w:sz="8" w:space="0" w:color="C0504D" w:themeColor="accent2"/>
+          <w:top w:val="single" w:color="C0504D" w:themeColor="accent2" w:sz="8" w:space="0"/>
+          <w:left w:val="single" w:color="C0504D" w:themeColor="accent2" w:sz="8" w:space="0"/>
+          <w:bottom w:val="single" w:color="C0504D" w:themeColor="accent2" w:sz="8" w:space="0"/>
+          <w:right w:val="single" w:color="C0504D" w:themeColor="accent2" w:sz="8" w:space="0"/>
         </w:tcBorders>
       </w:tcPr>
     </w:tblStylePr>
@@ -4890,10 +4960,10 @@
       <w:tblStyleColBandSize w:val="1"/>
       <w:tblInd w:w="0" w:type="dxa"/>
       <w:tblBorders>
-        <w:top w:val="single" w:sz="8" w:space="0" w:color="9BBB59" w:themeColor="accent3"/>
-        <w:left w:val="single" w:sz="8" w:space="0" w:color="9BBB59" w:themeColor="accent3"/>
-        <w:bottom w:val="single" w:sz="8" w:space="0" w:color="9BBB59" w:themeColor="accent3"/>
-        <w:right w:val="single" w:sz="8" w:space="0" w:color="9BBB59" w:themeColor="accent3"/>
+        <w:top w:val="single" w:color="9BBB59" w:themeColor="accent3" w:sz="8" w:space="0"/>
+        <w:left w:val="single" w:color="9BBB59" w:themeColor="accent3" w:sz="8" w:space="0"/>
+        <w:bottom w:val="single" w:color="9BBB59" w:themeColor="accent3" w:sz="8" w:space="0"/>
+        <w:right w:val="single" w:color="9BBB59" w:themeColor="accent3" w:sz="8" w:space="0"/>
       </w:tblBorders>
       <w:tblCellMar>
         <w:top w:w="0" w:type="dxa"/>
@@ -4927,10 +4997,10 @@
       <w:tblPr/>
       <w:tcPr>
         <w:tcBorders>
-          <w:top w:val="double" w:sz="6" w:space="0" w:color="9BBB59" w:themeColor="accent3"/>
-          <w:left w:val="single" w:sz="8" w:space="0" w:color="9BBB59" w:themeColor="accent3"/>
-          <w:bottom w:val="single" w:sz="8" w:space="0" w:color="9BBB59" w:themeColor="accent3"/>
-          <w:right w:val="single" w:sz="8" w:space="0" w:color="9BBB59" w:themeColor="accent3"/>
+          <w:top w:val="double" w:color="9BBB59" w:themeColor="accent3" w:sz="6" w:space="0"/>
+          <w:left w:val="single" w:color="9BBB59" w:themeColor="accent3" w:sz="8" w:space="0"/>
+          <w:bottom w:val="single" w:color="9BBB59" w:themeColor="accent3" w:sz="8" w:space="0"/>
+          <w:right w:val="single" w:color="9BBB59" w:themeColor="accent3" w:sz="8" w:space="0"/>
         </w:tcBorders>
       </w:tcPr>
     </w:tblStylePr>
@@ -4950,10 +5020,10 @@
       <w:tblPr/>
       <w:tcPr>
         <w:tcBorders>
-          <w:top w:val="single" w:sz="8" w:space="0" w:color="9BBB59" w:themeColor="accent3"/>
-          <w:left w:val="single" w:sz="8" w:space="0" w:color="9BBB59" w:themeColor="accent3"/>
-          <w:bottom w:val="single" w:sz="8" w:space="0" w:color="9BBB59" w:themeColor="accent3"/>
-          <w:right w:val="single" w:sz="8" w:space="0" w:color="9BBB59" w:themeColor="accent3"/>
+          <w:top w:val="single" w:color="9BBB59" w:themeColor="accent3" w:sz="8" w:space="0"/>
+          <w:left w:val="single" w:color="9BBB59" w:themeColor="accent3" w:sz="8" w:space="0"/>
+          <w:bottom w:val="single" w:color="9BBB59" w:themeColor="accent3" w:sz="8" w:space="0"/>
+          <w:right w:val="single" w:color="9BBB59" w:themeColor="accent3" w:sz="8" w:space="0"/>
         </w:tcBorders>
       </w:tcPr>
     </w:tblStylePr>
@@ -4961,10 +5031,10 @@
       <w:tblPr/>
       <w:tcPr>
         <w:tcBorders>
-          <w:top w:val="single" w:sz="8" w:space="0" w:color="9BBB59" w:themeColor="accent3"/>
-          <w:left w:val="single" w:sz="8" w:space="0" w:color="9BBB59" w:themeColor="accent3"/>
-          <w:bottom w:val="single" w:sz="8" w:space="0" w:color="9BBB59" w:themeColor="accent3"/>
-          <w:right w:val="single" w:sz="8" w:space="0" w:color="9BBB59" w:themeColor="accent3"/>
+          <w:top w:val="single" w:color="9BBB59" w:themeColor="accent3" w:sz="8" w:space="0"/>
+          <w:left w:val="single" w:color="9BBB59" w:themeColor="accent3" w:sz="8" w:space="0"/>
+          <w:bottom w:val="single" w:color="9BBB59" w:themeColor="accent3" w:sz="8" w:space="0"/>
+          <w:right w:val="single" w:color="9BBB59" w:themeColor="accent3" w:sz="8" w:space="0"/>
         </w:tcBorders>
       </w:tcPr>
     </w:tblStylePr>
@@ -4982,10 +5052,10 @@
       <w:tblStyleColBandSize w:val="1"/>
       <w:tblInd w:w="0" w:type="dxa"/>
       <w:tblBorders>
-        <w:top w:val="single" w:sz="8" w:space="0" w:color="8064A2" w:themeColor="accent4"/>
-        <w:left w:val="single" w:sz="8" w:space="0" w:color="8064A2" w:themeColor="accent4"/>
-        <w:bottom w:val="single" w:sz="8" w:space="0" w:color="8064A2" w:themeColor="accent4"/>
-        <w:right w:val="single" w:sz="8" w:space="0" w:color="8064A2" w:themeColor="accent4"/>
+        <w:top w:val="single" w:color="8064A2" w:themeColor="accent4" w:sz="8" w:space="0"/>
+        <w:left w:val="single" w:color="8064A2" w:themeColor="accent4" w:sz="8" w:space="0"/>
+        <w:bottom w:val="single" w:color="8064A2" w:themeColor="accent4" w:sz="8" w:space="0"/>
+        <w:right w:val="single" w:color="8064A2" w:themeColor="accent4" w:sz="8" w:space="0"/>
       </w:tblBorders>
       <w:tblCellMar>
         <w:top w:w="0" w:type="dxa"/>
@@ -5019,10 +5089,10 @@
       <w:tblPr/>
       <w:tcPr>
         <w:tcBorders>
-          <w:top w:val="double" w:sz="6" w:space="0" w:color="8064A2" w:themeColor="accent4"/>
-          <w:left w:val="single" w:sz="8" w:space="0" w:color="8064A2" w:themeColor="accent4"/>
-          <w:bottom w:val="single" w:sz="8" w:space="0" w:color="8064A2" w:themeColor="accent4"/>
-          <w:right w:val="single" w:sz="8" w:space="0" w:color="8064A2" w:themeColor="accent4"/>
+          <w:top w:val="double" w:color="8064A2" w:themeColor="accent4" w:sz="6" w:space="0"/>
+          <w:left w:val="single" w:color="8064A2" w:themeColor="accent4" w:sz="8" w:space="0"/>
+          <w:bottom w:val="single" w:color="8064A2" w:themeColor="accent4" w:sz="8" w:space="0"/>
+          <w:right w:val="single" w:color="8064A2" w:themeColor="accent4" w:sz="8" w:space="0"/>
         </w:tcBorders>
       </w:tcPr>
     </w:tblStylePr>
@@ -5042,10 +5112,10 @@
       <w:tblPr/>
       <w:tcPr>
         <w:tcBorders>
-          <w:top w:val="single" w:sz="8" w:space="0" w:color="8064A2" w:themeColor="accent4"/>
-          <w:left w:val="single" w:sz="8" w:space="0" w:color="8064A2" w:themeColor="accent4"/>
-          <w:bottom w:val="single" w:sz="8" w:space="0" w:color="8064A2" w:themeColor="accent4"/>
-          <w:right w:val="single" w:sz="8" w:space="0" w:color="8064A2" w:themeColor="accent4"/>
+          <w:top w:val="single" w:color="8064A2" w:themeColor="accent4" w:sz="8" w:space="0"/>
+          <w:left w:val="single" w:color="8064A2" w:themeColor="accent4" w:sz="8" w:space="0"/>
+          <w:bottom w:val="single" w:color="8064A2" w:themeColor="accent4" w:sz="8" w:space="0"/>
+          <w:right w:val="single" w:color="8064A2" w:themeColor="accent4" w:sz="8" w:space="0"/>
         </w:tcBorders>
       </w:tcPr>
     </w:tblStylePr>
@@ -5053,10 +5123,10 @@
       <w:tblPr/>
       <w:tcPr>
         <w:tcBorders>
-          <w:top w:val="single" w:sz="8" w:space="0" w:color="8064A2" w:themeColor="accent4"/>
-          <w:left w:val="single" w:sz="8" w:space="0" w:color="8064A2" w:themeColor="accent4"/>
-          <w:bottom w:val="single" w:sz="8" w:space="0" w:color="8064A2" w:themeColor="accent4"/>
-          <w:right w:val="single" w:sz="8" w:space="0" w:color="8064A2" w:themeColor="accent4"/>
+          <w:top w:val="single" w:color="8064A2" w:themeColor="accent4" w:sz="8" w:space="0"/>
+          <w:left w:val="single" w:color="8064A2" w:themeColor="accent4" w:sz="8" w:space="0"/>
+          <w:bottom w:val="single" w:color="8064A2" w:themeColor="accent4" w:sz="8" w:space="0"/>
+          <w:right w:val="single" w:color="8064A2" w:themeColor="accent4" w:sz="8" w:space="0"/>
         </w:tcBorders>
       </w:tcPr>
     </w:tblStylePr>
@@ -5074,10 +5144,10 @@
       <w:tblStyleColBandSize w:val="1"/>
       <w:tblInd w:w="0" w:type="dxa"/>
       <w:tblBorders>
-        <w:top w:val="single" w:sz="8" w:space="0" w:color="4BACC6" w:themeColor="accent5"/>
-        <w:left w:val="single" w:sz="8" w:space="0" w:color="4BACC6" w:themeColor="accent5"/>
-        <w:bottom w:val="single" w:sz="8" w:space="0" w:color="4BACC6" w:themeColor="accent5"/>
-        <w:right w:val="single" w:sz="8" w:space="0" w:color="4BACC6" w:themeColor="accent5"/>
+        <w:top w:val="single" w:color="4BACC6" w:themeColor="accent5" w:sz="8" w:space="0"/>
+        <w:left w:val="single" w:color="4BACC6" w:themeColor="accent5" w:sz="8" w:space="0"/>
+        <w:bottom w:val="single" w:color="4BACC6" w:themeColor="accent5" w:sz="8" w:space="0"/>
+        <w:right w:val="single" w:color="4BACC6" w:themeColor="accent5" w:sz="8" w:space="0"/>
       </w:tblBorders>
       <w:tblCellMar>
         <w:top w:w="0" w:type="dxa"/>
@@ -5111,10 +5181,10 @@
       <w:tblPr/>
       <w:tcPr>
         <w:tcBorders>
-          <w:top w:val="double" w:sz="6" w:space="0" w:color="4BACC6" w:themeColor="accent5"/>
-          <w:left w:val="single" w:sz="8" w:space="0" w:color="4BACC6" w:themeColor="accent5"/>
-          <w:bottom w:val="single" w:sz="8" w:space="0" w:color="4BACC6" w:themeColor="accent5"/>
-          <w:right w:val="single" w:sz="8" w:space="0" w:color="4BACC6" w:themeColor="accent5"/>
+          <w:top w:val="double" w:color="4BACC6" w:themeColor="accent5" w:sz="6" w:space="0"/>
+          <w:left w:val="single" w:color="4BACC6" w:themeColor="accent5" w:sz="8" w:space="0"/>
+          <w:bottom w:val="single" w:color="4BACC6" w:themeColor="accent5" w:sz="8" w:space="0"/>
+          <w:right w:val="single" w:color="4BACC6" w:themeColor="accent5" w:sz="8" w:space="0"/>
         </w:tcBorders>
       </w:tcPr>
     </w:tblStylePr>
@@ -5134,10 +5204,10 @@
       <w:tblPr/>
       <w:tcPr>
         <w:tcBorders>
-          <w:top w:val="single" w:sz="8" w:space="0" w:color="4BACC6" w:themeColor="accent5"/>
-          <w:left w:val="single" w:sz="8" w:space="0" w:color="4BACC6" w:themeColor="accent5"/>
-          <w:bottom w:val="single" w:sz="8" w:space="0" w:color="4BACC6" w:themeColor="accent5"/>
-          <w:right w:val="single" w:sz="8" w:space="0" w:color="4BACC6" w:themeColor="accent5"/>
+          <w:top w:val="single" w:color="4BACC6" w:themeColor="accent5" w:sz="8" w:space="0"/>
+          <w:left w:val="single" w:color="4BACC6" w:themeColor="accent5" w:sz="8" w:space="0"/>
+          <w:bottom w:val="single" w:color="4BACC6" w:themeColor="accent5" w:sz="8" w:space="0"/>
+          <w:right w:val="single" w:color="4BACC6" w:themeColor="accent5" w:sz="8" w:space="0"/>
         </w:tcBorders>
       </w:tcPr>
     </w:tblStylePr>
@@ -5145,10 +5215,10 @@
       <w:tblPr/>
       <w:tcPr>
         <w:tcBorders>
-          <w:top w:val="single" w:sz="8" w:space="0" w:color="4BACC6" w:themeColor="accent5"/>
-          <w:left w:val="single" w:sz="8" w:space="0" w:color="4BACC6" w:themeColor="accent5"/>
-          <w:bottom w:val="single" w:sz="8" w:space="0" w:color="4BACC6" w:themeColor="accent5"/>
-          <w:right w:val="single" w:sz="8" w:space="0" w:color="4BACC6" w:themeColor="accent5"/>
+          <w:top w:val="single" w:color="4BACC6" w:themeColor="accent5" w:sz="8" w:space="0"/>
+          <w:left w:val="single" w:color="4BACC6" w:themeColor="accent5" w:sz="8" w:space="0"/>
+          <w:bottom w:val="single" w:color="4BACC6" w:themeColor="accent5" w:sz="8" w:space="0"/>
+          <w:right w:val="single" w:color="4BACC6" w:themeColor="accent5" w:sz="8" w:space="0"/>
         </w:tcBorders>
       </w:tcPr>
     </w:tblStylePr>
@@ -5166,10 +5236,10 @@
       <w:tblStyleColBandSize w:val="1"/>
       <w:tblInd w:w="0" w:type="dxa"/>
       <w:tblBorders>
-        <w:top w:val="single" w:sz="8" w:space="0" w:color="F79646" w:themeColor="accent6"/>
-        <w:left w:val="single" w:sz="8" w:space="0" w:color="F79646" w:themeColor="accent6"/>
-        <w:bottom w:val="single" w:sz="8" w:space="0" w:color="F79646" w:themeColor="accent6"/>
-        <w:right w:val="single" w:sz="8" w:space="0" w:color="F79646" w:themeColor="accent6"/>
+        <w:top w:val="single" w:color="F79646" w:themeColor="accent6" w:sz="8" w:space="0"/>
+        <w:left w:val="single" w:color="F79646" w:themeColor="accent6" w:sz="8" w:space="0"/>
+        <w:bottom w:val="single" w:color="F79646" w:themeColor="accent6" w:sz="8" w:space="0"/>
+        <w:right w:val="single" w:color="F79646" w:themeColor="accent6" w:sz="8" w:space="0"/>
       </w:tblBorders>
       <w:tblCellMar>
         <w:top w:w="0" w:type="dxa"/>
@@ -5203,10 +5273,10 @@
       <w:tblPr/>
       <w:tcPr>
         <w:tcBorders>
-          <w:top w:val="double" w:sz="6" w:space="0" w:color="F79646" w:themeColor="accent6"/>
-          <w:left w:val="single" w:sz="8" w:space="0" w:color="F79646" w:themeColor="accent6"/>
-          <w:bottom w:val="single" w:sz="8" w:space="0" w:color="F79646" w:themeColor="accent6"/>
-          <w:right w:val="single" w:sz="8" w:space="0" w:color="F79646" w:themeColor="accent6"/>
+          <w:top w:val="double" w:color="F79646" w:themeColor="accent6" w:sz="6" w:space="0"/>
+          <w:left w:val="single" w:color="F79646" w:themeColor="accent6" w:sz="8" w:space="0"/>
+          <w:bottom w:val="single" w:color="F79646" w:themeColor="accent6" w:sz="8" w:space="0"/>
+          <w:right w:val="single" w:color="F79646" w:themeColor="accent6" w:sz="8" w:space="0"/>
         </w:tcBorders>
       </w:tcPr>
     </w:tblStylePr>
@@ -5226,10 +5296,10 @@
       <w:tblPr/>
       <w:tcPr>
         <w:tcBorders>
-          <w:top w:val="single" w:sz="8" w:space="0" w:color="F79646" w:themeColor="accent6"/>
-          <w:left w:val="single" w:sz="8" w:space="0" w:color="F79646" w:themeColor="accent6"/>
-          <w:bottom w:val="single" w:sz="8" w:space="0" w:color="F79646" w:themeColor="accent6"/>
-          <w:right w:val="single" w:sz="8" w:space="0" w:color="F79646" w:themeColor="accent6"/>
+          <w:top w:val="single" w:color="F79646" w:themeColor="accent6" w:sz="8" w:space="0"/>
+          <w:left w:val="single" w:color="F79646" w:themeColor="accent6" w:sz="8" w:space="0"/>
+          <w:bottom w:val="single" w:color="F79646" w:themeColor="accent6" w:sz="8" w:space="0"/>
+          <w:right w:val="single" w:color="F79646" w:themeColor="accent6" w:sz="8" w:space="0"/>
         </w:tcBorders>
       </w:tcPr>
     </w:tblStylePr>
@@ -5237,10 +5307,10 @@
       <w:tblPr/>
       <w:tcPr>
         <w:tcBorders>
-          <w:top w:val="single" w:sz="8" w:space="0" w:color="F79646" w:themeColor="accent6"/>
-          <w:left w:val="single" w:sz="8" w:space="0" w:color="F79646" w:themeColor="accent6"/>
-          <w:bottom w:val="single" w:sz="8" w:space="0" w:color="F79646" w:themeColor="accent6"/>
-          <w:right w:val="single" w:sz="8" w:space="0" w:color="F79646" w:themeColor="accent6"/>
+          <w:top w:val="single" w:color="F79646" w:themeColor="accent6" w:sz="8" w:space="0"/>
+          <w:left w:val="single" w:color="F79646" w:themeColor="accent6" w:sz="8" w:space="0"/>
+          <w:bottom w:val="single" w:color="F79646" w:themeColor="accent6" w:sz="8" w:space="0"/>
+          <w:right w:val="single" w:color="F79646" w:themeColor="accent6" w:sz="8" w:space="0"/>
         </w:tcBorders>
       </w:tcPr>
     </w:tblStylePr>
@@ -5258,12 +5328,12 @@
       <w:tblStyleColBandSize w:val="1"/>
       <w:tblInd w:w="0" w:type="dxa"/>
       <w:tblBorders>
-        <w:top w:val="single" w:sz="8" w:space="0" w:color="000000" w:themeColor="text1"/>
-        <w:left w:val="single" w:sz="8" w:space="0" w:color="000000" w:themeColor="text1"/>
-        <w:bottom w:val="single" w:sz="8" w:space="0" w:color="000000" w:themeColor="text1"/>
-        <w:right w:val="single" w:sz="8" w:space="0" w:color="000000" w:themeColor="text1"/>
-        <w:insideH w:val="single" w:sz="8" w:space="0" w:color="000000" w:themeColor="text1"/>
-        <w:insideV w:val="single" w:sz="8" w:space="0" w:color="000000" w:themeColor="text1"/>
+        <w:top w:val="single" w:color="000000" w:themeColor="text1" w:sz="8" w:space="0"/>
+        <w:left w:val="single" w:color="000000" w:themeColor="text1" w:sz="8" w:space="0"/>
+        <w:bottom w:val="single" w:color="000000" w:themeColor="text1" w:sz="8" w:space="0"/>
+        <w:right w:val="single" w:color="000000" w:themeColor="text1" w:sz="8" w:space="0"/>
+        <w:insideH w:val="single" w:color="000000" w:themeColor="text1" w:sz="8" w:space="0"/>
+        <w:insideV w:val="single" w:color="000000" w:themeColor="text1" w:sz="8" w:space="0"/>
       </w:tblBorders>
       <w:tblCellMar>
         <w:top w:w="0" w:type="dxa"/>
@@ -5277,19 +5347,19 @@
         <w:spacing w:before="0" w:after="0" w:line="240" w:lineRule="auto"/>
       </w:pPr>
       <w:rPr>
-        <w:rFonts w:asciiTheme="majorHAnsi" w:eastAsiaTheme="majorEastAsia" w:hAnsiTheme="majorHAnsi" w:cstheme="majorBidi"/>
-        <w:b/>
-        <w:bCs/>
-      </w:rPr>
-      <w:tblPr/>
-      <w:tcPr>
-        <w:tcBorders>
-          <w:top w:val="single" w:sz="8" w:space="0" w:color="000000" w:themeColor="text1"/>
-          <w:left w:val="single" w:sz="8" w:space="0" w:color="000000" w:themeColor="text1"/>
-          <w:bottom w:val="single" w:sz="18" w:space="0" w:color="000000" w:themeColor="text1"/>
-          <w:right w:val="single" w:sz="8" w:space="0" w:color="000000" w:themeColor="text1"/>
-          <w:insideH w:val="nil"/>
-          <w:insideV w:val="single" w:sz="8" w:space="0" w:color="000000" w:themeColor="text1"/>
+        <w:rFonts w:asciiTheme="majorHAnsi" w:hAnsiTheme="majorHAnsi" w:eastAsiaTheme="majorEastAsia" w:cstheme="majorBidi"/>
+        <w:b/>
+        <w:bCs/>
+      </w:rPr>
+      <w:tblPr/>
+      <w:tcPr>
+        <w:tcBorders>
+          <w:top w:val="single" w:color="000000" w:themeColor="text1" w:sz="8" w:space="0"/>
+          <w:left w:val="single" w:color="000000" w:themeColor="text1" w:sz="8" w:space="0"/>
+          <w:bottom w:val="single" w:color="000000" w:themeColor="text1" w:sz="18" w:space="0"/>
+          <w:right w:val="single" w:color="000000" w:themeColor="text1" w:sz="8" w:space="0"/>
+          <w:insideH w:val="nil"/>
+          <w:insideV w:val="single" w:color="000000" w:themeColor="text1" w:sz="8" w:space="0"/>
         </w:tcBorders>
       </w:tcPr>
     </w:tblStylePr>
@@ -5298,42 +5368,42 @@
         <w:spacing w:before="0" w:after="0" w:line="240" w:lineRule="auto"/>
       </w:pPr>
       <w:rPr>
-        <w:rFonts w:asciiTheme="majorHAnsi" w:eastAsiaTheme="majorEastAsia" w:hAnsiTheme="majorHAnsi" w:cstheme="majorBidi"/>
-        <w:b/>
-        <w:bCs/>
-      </w:rPr>
-      <w:tblPr/>
-      <w:tcPr>
-        <w:tcBorders>
-          <w:top w:val="double" w:sz="6" w:space="0" w:color="000000" w:themeColor="text1"/>
-          <w:left w:val="single" w:sz="8" w:space="0" w:color="000000" w:themeColor="text1"/>
-          <w:bottom w:val="single" w:sz="8" w:space="0" w:color="000000" w:themeColor="text1"/>
-          <w:right w:val="single" w:sz="8" w:space="0" w:color="000000" w:themeColor="text1"/>
-          <w:insideH w:val="nil"/>
-          <w:insideV w:val="single" w:sz="8" w:space="0" w:color="000000" w:themeColor="text1"/>
+        <w:rFonts w:asciiTheme="majorHAnsi" w:hAnsiTheme="majorHAnsi" w:eastAsiaTheme="majorEastAsia" w:cstheme="majorBidi"/>
+        <w:b/>
+        <w:bCs/>
+      </w:rPr>
+      <w:tblPr/>
+      <w:tcPr>
+        <w:tcBorders>
+          <w:top w:val="double" w:color="000000" w:themeColor="text1" w:sz="6" w:space="0"/>
+          <w:left w:val="single" w:color="000000" w:themeColor="text1" w:sz="8" w:space="0"/>
+          <w:bottom w:val="single" w:color="000000" w:themeColor="text1" w:sz="8" w:space="0"/>
+          <w:right w:val="single" w:color="000000" w:themeColor="text1" w:sz="8" w:space="0"/>
+          <w:insideH w:val="nil"/>
+          <w:insideV w:val="single" w:color="000000" w:themeColor="text1" w:sz="8" w:space="0"/>
         </w:tcBorders>
       </w:tcPr>
     </w:tblStylePr>
     <w:tblStylePr w:type="firstCol">
       <w:rPr>
-        <w:rFonts w:asciiTheme="majorHAnsi" w:eastAsiaTheme="majorEastAsia" w:hAnsiTheme="majorHAnsi" w:cstheme="majorBidi"/>
+        <w:rFonts w:asciiTheme="majorHAnsi" w:hAnsiTheme="majorHAnsi" w:eastAsiaTheme="majorEastAsia" w:cstheme="majorBidi"/>
         <w:b/>
         <w:bCs/>
       </w:rPr>
     </w:tblStylePr>
     <w:tblStylePr w:type="lastCol">
       <w:rPr>
-        <w:rFonts w:asciiTheme="majorHAnsi" w:eastAsiaTheme="majorEastAsia" w:hAnsiTheme="majorHAnsi" w:cstheme="majorBidi"/>
-        <w:b/>
-        <w:bCs/>
-      </w:rPr>
-      <w:tblPr/>
-      <w:tcPr>
-        <w:tcBorders>
-          <w:top w:val="single" w:sz="8" w:space="0" w:color="000000" w:themeColor="text1"/>
-          <w:left w:val="single" w:sz="8" w:space="0" w:color="000000" w:themeColor="text1"/>
-          <w:bottom w:val="single" w:sz="8" w:space="0" w:color="000000" w:themeColor="text1"/>
-          <w:right w:val="single" w:sz="8" w:space="0" w:color="000000" w:themeColor="text1"/>
+        <w:rFonts w:asciiTheme="majorHAnsi" w:hAnsiTheme="majorHAnsi" w:eastAsiaTheme="majorEastAsia" w:cstheme="majorBidi"/>
+        <w:b/>
+        <w:bCs/>
+      </w:rPr>
+      <w:tblPr/>
+      <w:tcPr>
+        <w:tcBorders>
+          <w:top w:val="single" w:color="000000" w:themeColor="text1" w:sz="8" w:space="0"/>
+          <w:left w:val="single" w:color="000000" w:themeColor="text1" w:sz="8" w:space="0"/>
+          <w:bottom w:val="single" w:color="000000" w:themeColor="text1" w:sz="8" w:space="0"/>
+          <w:right w:val="single" w:color="000000" w:themeColor="text1" w:sz="8" w:space="0"/>
         </w:tcBorders>
       </w:tcPr>
     </w:tblStylePr>
@@ -5341,10 +5411,10 @@
       <w:tblPr/>
       <w:tcPr>
         <w:tcBorders>
-          <w:top w:val="single" w:sz="8" w:space="0" w:color="000000" w:themeColor="text1"/>
-          <w:left w:val="single" w:sz="8" w:space="0" w:color="000000" w:themeColor="text1"/>
-          <w:bottom w:val="single" w:sz="8" w:space="0" w:color="000000" w:themeColor="text1"/>
-          <w:right w:val="single" w:sz="8" w:space="0" w:color="000000" w:themeColor="text1"/>
+          <w:top w:val="single" w:color="000000" w:themeColor="text1" w:sz="8" w:space="0"/>
+          <w:left w:val="single" w:color="000000" w:themeColor="text1" w:sz="8" w:space="0"/>
+          <w:bottom w:val="single" w:color="000000" w:themeColor="text1" w:sz="8" w:space="0"/>
+          <w:right w:val="single" w:color="000000" w:themeColor="text1" w:sz="8" w:space="0"/>
         </w:tcBorders>
         <w:shd w:val="clear" w:color="auto" w:fill="C0C0C0" w:themeFill="text1" w:themeFillTint="3F"/>
       </w:tcPr>
@@ -5353,11 +5423,11 @@
       <w:tblPr/>
       <w:tcPr>
         <w:tcBorders>
-          <w:top w:val="single" w:sz="8" w:space="0" w:color="000000" w:themeColor="text1"/>
-          <w:left w:val="single" w:sz="8" w:space="0" w:color="000000" w:themeColor="text1"/>
-          <w:bottom w:val="single" w:sz="8" w:space="0" w:color="000000" w:themeColor="text1"/>
-          <w:right w:val="single" w:sz="8" w:space="0" w:color="000000" w:themeColor="text1"/>
-          <w:insideV w:val="single" w:sz="8" w:space="0" w:color="000000" w:themeColor="text1"/>
+          <w:top w:val="single" w:color="000000" w:themeColor="text1" w:sz="8" w:space="0"/>
+          <w:left w:val="single" w:color="000000" w:themeColor="text1" w:sz="8" w:space="0"/>
+          <w:bottom w:val="single" w:color="000000" w:themeColor="text1" w:sz="8" w:space="0"/>
+          <w:right w:val="single" w:color="000000" w:themeColor="text1" w:sz="8" w:space="0"/>
+          <w:insideV w:val="single" w:color="000000" w:themeColor="text1" w:sz="8" w:space="0"/>
         </w:tcBorders>
         <w:shd w:val="clear" w:color="auto" w:fill="C0C0C0" w:themeFill="text1" w:themeFillTint="3F"/>
       </w:tcPr>
@@ -5366,11 +5436,11 @@
       <w:tblPr/>
       <w:tcPr>
         <w:tcBorders>
-          <w:top w:val="single" w:sz="8" w:space="0" w:color="000000" w:themeColor="text1"/>
-          <w:left w:val="single" w:sz="8" w:space="0" w:color="000000" w:themeColor="text1"/>
-          <w:bottom w:val="single" w:sz="8" w:space="0" w:color="000000" w:themeColor="text1"/>
-          <w:right w:val="single" w:sz="8" w:space="0" w:color="000000" w:themeColor="text1"/>
-          <w:insideV w:val="single" w:sz="8" w:space="0" w:color="000000" w:themeColor="text1"/>
+          <w:top w:val="single" w:color="000000" w:themeColor="text1" w:sz="8" w:space="0"/>
+          <w:left w:val="single" w:color="000000" w:themeColor="text1" w:sz="8" w:space="0"/>
+          <w:bottom w:val="single" w:color="000000" w:themeColor="text1" w:sz="8" w:space="0"/>
+          <w:right w:val="single" w:color="000000" w:themeColor="text1" w:sz="8" w:space="0"/>
+          <w:insideV w:val="single" w:color="000000" w:themeColor="text1" w:sz="8" w:space="0"/>
         </w:tcBorders>
       </w:tcPr>
     </w:tblStylePr>
@@ -5388,12 +5458,12 @@
       <w:tblStyleColBandSize w:val="1"/>
       <w:tblInd w:w="0" w:type="dxa"/>
       <w:tblBorders>
-        <w:top w:val="single" w:sz="8" w:space="0" w:color="4F81BD" w:themeColor="accent1"/>
-        <w:left w:val="single" w:sz="8" w:space="0" w:color="4F81BD" w:themeColor="accent1"/>
-        <w:bottom w:val="single" w:sz="8" w:space="0" w:color="4F81BD" w:themeColor="accent1"/>
-        <w:right w:val="single" w:sz="8" w:space="0" w:color="4F81BD" w:themeColor="accent1"/>
-        <w:insideH w:val="single" w:sz="8" w:space="0" w:color="4F81BD" w:themeColor="accent1"/>
-        <w:insideV w:val="single" w:sz="8" w:space="0" w:color="4F81BD" w:themeColor="accent1"/>
+        <w:top w:val="single" w:color="4F81BD" w:themeColor="accent1" w:sz="8" w:space="0"/>
+        <w:left w:val="single" w:color="4F81BD" w:themeColor="accent1" w:sz="8" w:space="0"/>
+        <w:bottom w:val="single" w:color="4F81BD" w:themeColor="accent1" w:sz="8" w:space="0"/>
+        <w:right w:val="single" w:color="4F81BD" w:themeColor="accent1" w:sz="8" w:space="0"/>
+        <w:insideH w:val="single" w:color="4F81BD" w:themeColor="accent1" w:sz="8" w:space="0"/>
+        <w:insideV w:val="single" w:color="4F81BD" w:themeColor="accent1" w:sz="8" w:space="0"/>
       </w:tblBorders>
       <w:tblCellMar>
         <w:top w:w="0" w:type="dxa"/>
@@ -5407,19 +5477,19 @@
         <w:spacing w:before="0" w:after="0" w:line="240" w:lineRule="auto"/>
       </w:pPr>
       <w:rPr>
-        <w:rFonts w:asciiTheme="majorHAnsi" w:eastAsiaTheme="majorEastAsia" w:hAnsiTheme="majorHAnsi" w:cstheme="majorBidi"/>
-        <w:b/>
-        <w:bCs/>
-      </w:rPr>
-      <w:tblPr/>
-      <w:tcPr>
-        <w:tcBorders>
-          <w:top w:val="single" w:sz="8" w:space="0" w:color="4F81BD" w:themeColor="accent1"/>
-          <w:left w:val="single" w:sz="8" w:space="0" w:color="4F81BD" w:themeColor="accent1"/>
-          <w:bottom w:val="single" w:sz="18" w:space="0" w:color="4F81BD" w:themeColor="accent1"/>
-          <w:right w:val="single" w:sz="8" w:space="0" w:color="4F81BD" w:themeColor="accent1"/>
-          <w:insideH w:val="nil"/>
-          <w:insideV w:val="single" w:sz="8" w:space="0" w:color="4F81BD" w:themeColor="accent1"/>
+        <w:rFonts w:asciiTheme="majorHAnsi" w:hAnsiTheme="majorHAnsi" w:eastAsiaTheme="majorEastAsia" w:cstheme="majorBidi"/>
+        <w:b/>
+        <w:bCs/>
+      </w:rPr>
+      <w:tblPr/>
+      <w:tcPr>
+        <w:tcBorders>
+          <w:top w:val="single" w:color="4F81BD" w:themeColor="accent1" w:sz="8" w:space="0"/>
+          <w:left w:val="single" w:color="4F81BD" w:themeColor="accent1" w:sz="8" w:space="0"/>
+          <w:bottom w:val="single" w:color="4F81BD" w:themeColor="accent1" w:sz="18" w:space="0"/>
+          <w:right w:val="single" w:color="4F81BD" w:themeColor="accent1" w:sz="8" w:space="0"/>
+          <w:insideH w:val="nil"/>
+          <w:insideV w:val="single" w:color="4F81BD" w:themeColor="accent1" w:sz="8" w:space="0"/>
         </w:tcBorders>
       </w:tcPr>
     </w:tblStylePr>
@@ -5428,42 +5498,42 @@
         <w:spacing w:before="0" w:after="0" w:line="240" w:lineRule="auto"/>
       </w:pPr>
       <w:rPr>
-        <w:rFonts w:asciiTheme="majorHAnsi" w:eastAsiaTheme="majorEastAsia" w:hAnsiTheme="majorHAnsi" w:cstheme="majorBidi"/>
-        <w:b/>
-        <w:bCs/>
-      </w:rPr>
-      <w:tblPr/>
-      <w:tcPr>
-        <w:tcBorders>
-          <w:top w:val="double" w:sz="6" w:space="0" w:color="4F81BD" w:themeColor="accent1"/>
-          <w:left w:val="single" w:sz="8" w:space="0" w:color="4F81BD" w:themeColor="accent1"/>
-          <w:bottom w:val="single" w:sz="8" w:space="0" w:color="4F81BD" w:themeColor="accent1"/>
-          <w:right w:val="single" w:sz="8" w:space="0" w:color="4F81BD" w:themeColor="accent1"/>
-          <w:insideH w:val="nil"/>
-          <w:insideV w:val="single" w:sz="8" w:space="0" w:color="4F81BD" w:themeColor="accent1"/>
+        <w:rFonts w:asciiTheme="majorHAnsi" w:hAnsiTheme="majorHAnsi" w:eastAsiaTheme="majorEastAsia" w:cstheme="majorBidi"/>
+        <w:b/>
+        <w:bCs/>
+      </w:rPr>
+      <w:tblPr/>
+      <w:tcPr>
+        <w:tcBorders>
+          <w:top w:val="double" w:color="4F81BD" w:themeColor="accent1" w:sz="6" w:space="0"/>
+          <w:left w:val="single" w:color="4F81BD" w:themeColor="accent1" w:sz="8" w:space="0"/>
+          <w:bottom w:val="single" w:color="4F81BD" w:themeColor="accent1" w:sz="8" w:space="0"/>
+          <w:right w:val="single" w:color="4F81BD" w:themeColor="accent1" w:sz="8" w:space="0"/>
+          <w:insideH w:val="nil"/>
+          <w:insideV w:val="single" w:color="4F81BD" w:themeColor="accent1" w:sz="8" w:space="0"/>
         </w:tcBorders>
       </w:tcPr>
     </w:tblStylePr>
     <w:tblStylePr w:type="firstCol">
       <w:rPr>
-        <w:rFonts w:asciiTheme="majorHAnsi" w:eastAsiaTheme="majorEastAsia" w:hAnsiTheme="majorHAnsi" w:cstheme="majorBidi"/>
+        <w:rFonts w:asciiTheme="majorHAnsi" w:hAnsiTheme="majorHAnsi" w:eastAsiaTheme="majorEastAsia" w:cstheme="majorBidi"/>
         <w:b/>
         <w:bCs/>
       </w:rPr>
     </w:tblStylePr>
     <w:tblStylePr w:type="lastCol">
       <w:rPr>
-        <w:rFonts w:asciiTheme="majorHAnsi" w:eastAsiaTheme="majorEastAsia" w:hAnsiTheme="majorHAnsi" w:cstheme="majorBidi"/>
-        <w:b/>
-        <w:bCs/>
-      </w:rPr>
-      <w:tblPr/>
-      <w:tcPr>
-        <w:tcBorders>
-          <w:top w:val="single" w:sz="8" w:space="0" w:color="4F81BD" w:themeColor="accent1"/>
-          <w:left w:val="single" w:sz="8" w:space="0" w:color="4F81BD" w:themeColor="accent1"/>
-          <w:bottom w:val="single" w:sz="8" w:space="0" w:color="4F81BD" w:themeColor="accent1"/>
-          <w:right w:val="single" w:sz="8" w:space="0" w:color="4F81BD" w:themeColor="accent1"/>
+        <w:rFonts w:asciiTheme="majorHAnsi" w:hAnsiTheme="majorHAnsi" w:eastAsiaTheme="majorEastAsia" w:cstheme="majorBidi"/>
+        <w:b/>
+        <w:bCs/>
+      </w:rPr>
+      <w:tblPr/>
+      <w:tcPr>
+        <w:tcBorders>
+          <w:top w:val="single" w:color="4F81BD" w:themeColor="accent1" w:sz="8" w:space="0"/>
+          <w:left w:val="single" w:color="4F81BD" w:themeColor="accent1" w:sz="8" w:space="0"/>
+          <w:bottom w:val="single" w:color="4F81BD" w:themeColor="accent1" w:sz="8" w:space="0"/>
+          <w:right w:val="single" w:color="4F81BD" w:themeColor="accent1" w:sz="8" w:space="0"/>
         </w:tcBorders>
       </w:tcPr>
     </w:tblStylePr>
@@ -5471,10 +5541,10 @@
       <w:tblPr/>
       <w:tcPr>
         <w:tcBorders>
-          <w:top w:val="single" w:sz="8" w:space="0" w:color="4F81BD" w:themeColor="accent1"/>
-          <w:left w:val="single" w:sz="8" w:space="0" w:color="4F81BD" w:themeColor="accent1"/>
-          <w:bottom w:val="single" w:sz="8" w:space="0" w:color="4F81BD" w:themeColor="accent1"/>
-          <w:right w:val="single" w:sz="8" w:space="0" w:color="4F81BD" w:themeColor="accent1"/>
+          <w:top w:val="single" w:color="4F81BD" w:themeColor="accent1" w:sz="8" w:space="0"/>
+          <w:left w:val="single" w:color="4F81BD" w:themeColor="accent1" w:sz="8" w:space="0"/>
+          <w:bottom w:val="single" w:color="4F81BD" w:themeColor="accent1" w:sz="8" w:space="0"/>
+          <w:right w:val="single" w:color="4F81BD" w:themeColor="accent1" w:sz="8" w:space="0"/>
         </w:tcBorders>
         <w:shd w:val="clear" w:color="auto" w:fill="D3DFEE" w:themeFill="accent1" w:themeFillTint="3F"/>
       </w:tcPr>
@@ -5483,11 +5553,11 @@
       <w:tblPr/>
       <w:tcPr>
         <w:tcBorders>
-          <w:top w:val="single" w:sz="8" w:space="0" w:color="4F81BD" w:themeColor="accent1"/>
-          <w:left w:val="single" w:sz="8" w:space="0" w:color="4F81BD" w:themeColor="accent1"/>
-          <w:bottom w:val="single" w:sz="8" w:space="0" w:color="4F81BD" w:themeColor="accent1"/>
-          <w:right w:val="single" w:sz="8" w:space="0" w:color="4F81BD" w:themeColor="accent1"/>
-          <w:insideV w:val="single" w:sz="8" w:space="0" w:color="4F81BD" w:themeColor="accent1"/>
+          <w:top w:val="single" w:color="4F81BD" w:themeColor="accent1" w:sz="8" w:space="0"/>
+          <w:left w:val="single" w:color="4F81BD" w:themeColor="accent1" w:sz="8" w:space="0"/>
+          <w:bottom w:val="single" w:color="4F81BD" w:themeColor="accent1" w:sz="8" w:space="0"/>
+          <w:right w:val="single" w:color="4F81BD" w:themeColor="accent1" w:sz="8" w:space="0"/>
+          <w:insideV w:val="single" w:color="4F81BD" w:themeColor="accent1" w:sz="8" w:space="0"/>
         </w:tcBorders>
         <w:shd w:val="clear" w:color="auto" w:fill="D3DFEE" w:themeFill="accent1" w:themeFillTint="3F"/>
       </w:tcPr>
@@ -5496,11 +5566,11 @@
       <w:tblPr/>
       <w:tcPr>
         <w:tcBorders>
-          <w:top w:val="single" w:sz="8" w:space="0" w:color="4F81BD" w:themeColor="accent1"/>
-          <w:left w:val="single" w:sz="8" w:space="0" w:color="4F81BD" w:themeColor="accent1"/>
-          <w:bottom w:val="single" w:sz="8" w:space="0" w:color="4F81BD" w:themeColor="accent1"/>
-          <w:right w:val="single" w:sz="8" w:space="0" w:color="4F81BD" w:themeColor="accent1"/>
-          <w:insideV w:val="single" w:sz="8" w:space="0" w:color="4F81BD" w:themeColor="accent1"/>
+          <w:top w:val="single" w:color="4F81BD" w:themeColor="accent1" w:sz="8" w:space="0"/>
+          <w:left w:val="single" w:color="4F81BD" w:themeColor="accent1" w:sz="8" w:space="0"/>
+          <w:bottom w:val="single" w:color="4F81BD" w:themeColor="accent1" w:sz="8" w:space="0"/>
+          <w:right w:val="single" w:color="4F81BD" w:themeColor="accent1" w:sz="8" w:space="0"/>
+          <w:insideV w:val="single" w:color="4F81BD" w:themeColor="accent1" w:sz="8" w:space="0"/>
         </w:tcBorders>
       </w:tcPr>
     </w:tblStylePr>
@@ -5518,12 +5588,12 @@
       <w:tblStyleColBandSize w:val="1"/>
       <w:tblInd w:w="0" w:type="dxa"/>
       <w:tblBorders>
-        <w:top w:val="single" w:sz="8" w:space="0" w:color="C0504D" w:themeColor="accent2"/>
-        <w:left w:val="single" w:sz="8" w:space="0" w:color="C0504D" w:themeColor="accent2"/>
-        <w:bottom w:val="single" w:sz="8" w:space="0" w:color="C0504D" w:themeColor="accent2"/>
-        <w:right w:val="single" w:sz="8" w:space="0" w:color="C0504D" w:themeColor="accent2"/>
-        <w:insideH w:val="single" w:sz="8" w:space="0" w:color="C0504D" w:themeColor="accent2"/>
-        <w:insideV w:val="single" w:sz="8" w:space="0" w:color="C0504D" w:themeColor="accent2"/>
+        <w:top w:val="single" w:color="C0504D" w:themeColor="accent2" w:sz="8" w:space="0"/>
+        <w:left w:val="single" w:color="C0504D" w:themeColor="accent2" w:sz="8" w:space="0"/>
+        <w:bottom w:val="single" w:color="C0504D" w:themeColor="accent2" w:sz="8" w:space="0"/>
+        <w:right w:val="single" w:color="C0504D" w:themeColor="accent2" w:sz="8" w:space="0"/>
+        <w:insideH w:val="single" w:color="C0504D" w:themeColor="accent2" w:sz="8" w:space="0"/>
+        <w:insideV w:val="single" w:color="C0504D" w:themeColor="accent2" w:sz="8" w:space="0"/>
       </w:tblBorders>
       <w:tblCellMar>
         <w:top w:w="0" w:type="dxa"/>
@@ -5537,19 +5607,19 @@
         <w:spacing w:before="0" w:after="0" w:line="240" w:lineRule="auto"/>
       </w:pPr>
       <w:rPr>
-        <w:rFonts w:asciiTheme="majorHAnsi" w:eastAsiaTheme="majorEastAsia" w:hAnsiTheme="majorHAnsi" w:cstheme="majorBidi"/>
-        <w:b/>
-        <w:bCs/>
-      </w:rPr>
-      <w:tblPr/>
-      <w:tcPr>
-        <w:tcBorders>
-          <w:top w:val="single" w:sz="8" w:space="0" w:color="C0504D" w:themeColor="accent2"/>
-          <w:left w:val="single" w:sz="8" w:space="0" w:color="C0504D" w:themeColor="accent2"/>
-          <w:bottom w:val="single" w:sz="18" w:space="0" w:color="C0504D" w:themeColor="accent2"/>
-          <w:right w:val="single" w:sz="8" w:space="0" w:color="C0504D" w:themeColor="accent2"/>
-          <w:insideH w:val="nil"/>
-          <w:insideV w:val="single" w:sz="8" w:space="0" w:color="C0504D" w:themeColor="accent2"/>
+        <w:rFonts w:asciiTheme="majorHAnsi" w:hAnsiTheme="majorHAnsi" w:eastAsiaTheme="majorEastAsia" w:cstheme="majorBidi"/>
+        <w:b/>
+        <w:bCs/>
+      </w:rPr>
+      <w:tblPr/>
+      <w:tcPr>
+        <w:tcBorders>
+          <w:top w:val="single" w:color="C0504D" w:themeColor="accent2" w:sz="8" w:space="0"/>
+          <w:left w:val="single" w:color="C0504D" w:themeColor="accent2" w:sz="8" w:space="0"/>
+          <w:bottom w:val="single" w:color="C0504D" w:themeColor="accent2" w:sz="18" w:space="0"/>
+          <w:right w:val="single" w:color="C0504D" w:themeColor="accent2" w:sz="8" w:space="0"/>
+          <w:insideH w:val="nil"/>
+          <w:insideV w:val="single" w:color="C0504D" w:themeColor="accent2" w:sz="8" w:space="0"/>
         </w:tcBorders>
       </w:tcPr>
     </w:tblStylePr>
@@ -5558,42 +5628,42 @@
         <w:spacing w:before="0" w:after="0" w:line="240" w:lineRule="auto"/>
       </w:pPr>
       <w:rPr>
-        <w:rFonts w:asciiTheme="majorHAnsi" w:eastAsiaTheme="majorEastAsia" w:hAnsiTheme="majorHAnsi" w:cstheme="majorBidi"/>
-        <w:b/>
-        <w:bCs/>
-      </w:rPr>
-      <w:tblPr/>
-      <w:tcPr>
-        <w:tcBorders>
-          <w:top w:val="double" w:sz="6" w:space="0" w:color="C0504D" w:themeColor="accent2"/>
-          <w:left w:val="single" w:sz="8" w:space="0" w:color="C0504D" w:themeColor="accent2"/>
-          <w:bottom w:val="single" w:sz="8" w:space="0" w:color="C0504D" w:themeColor="accent2"/>
-          <w:right w:val="single" w:sz="8" w:space="0" w:color="C0504D" w:themeColor="accent2"/>
-          <w:insideH w:val="nil"/>
-          <w:insideV w:val="single" w:sz="8" w:space="0" w:color="C0504D" w:themeColor="accent2"/>
+        <w:rFonts w:asciiTheme="majorHAnsi" w:hAnsiTheme="majorHAnsi" w:eastAsiaTheme="majorEastAsia" w:cstheme="majorBidi"/>
+        <w:b/>
+        <w:bCs/>
+      </w:rPr>
+      <w:tblPr/>
+      <w:tcPr>
+        <w:tcBorders>
+          <w:top w:val="double" w:color="C0504D" w:themeColor="accent2" w:sz="6" w:space="0"/>
+          <w:left w:val="single" w:color="C0504D" w:themeColor="accent2" w:sz="8" w:space="0"/>
+          <w:bottom w:val="single" w:color="C0504D" w:themeColor="accent2" w:sz="8" w:space="0"/>
+          <w:right w:val="single" w:color="C0504D" w:themeColor="accent2" w:sz="8" w:space="0"/>
+          <w:insideH w:val="nil"/>
+          <w:insideV w:val="single" w:color="C0504D" w:themeColor="accent2" w:sz="8" w:space="0"/>
         </w:tcBorders>
       </w:tcPr>
     </w:tblStylePr>
     <w:tblStylePr w:type="firstCol">
       <w:rPr>
-        <w:rFonts w:asciiTheme="majorHAnsi" w:eastAsiaTheme="majorEastAsia" w:hAnsiTheme="majorHAnsi" w:cstheme="majorBidi"/>
+        <w:rFonts w:asciiTheme="majorHAnsi" w:hAnsiTheme="majorHAnsi" w:eastAsiaTheme="majorEastAsia" w:cstheme="majorBidi"/>
         <w:b/>
         <w:bCs/>
       </w:rPr>
     </w:tblStylePr>
     <w:tblStylePr w:type="lastCol">
       <w:rPr>
-        <w:rFonts w:asciiTheme="majorHAnsi" w:eastAsiaTheme="majorEastAsia" w:hAnsiTheme="majorHAnsi" w:cstheme="majorBidi"/>
-        <w:b/>
-        <w:bCs/>
-      </w:rPr>
-      <w:tblPr/>
-      <w:tcPr>
-        <w:tcBorders>
-          <w:top w:val="single" w:sz="8" w:space="0" w:color="C0504D" w:themeColor="accent2"/>
-          <w:left w:val="single" w:sz="8" w:space="0" w:color="C0504D" w:themeColor="accent2"/>
-          <w:bottom w:val="single" w:sz="8" w:space="0" w:color="C0504D" w:themeColor="accent2"/>
-          <w:right w:val="single" w:sz="8" w:space="0" w:color="C0504D" w:themeColor="accent2"/>
+        <w:rFonts w:asciiTheme="majorHAnsi" w:hAnsiTheme="majorHAnsi" w:eastAsiaTheme="majorEastAsia" w:cstheme="majorBidi"/>
+        <w:b/>
+        <w:bCs/>
+      </w:rPr>
+      <w:tblPr/>
+      <w:tcPr>
+        <w:tcBorders>
+          <w:top w:val="single" w:color="C0504D" w:themeColor="accent2" w:sz="8" w:space="0"/>
+          <w:left w:val="single" w:color="C0504D" w:themeColor="accent2" w:sz="8" w:space="0"/>
+          <w:bottom w:val="single" w:color="C0504D" w:themeColor="accent2" w:sz="8" w:space="0"/>
+          <w:right w:val="single" w:color="C0504D" w:themeColor="accent2" w:sz="8" w:space="0"/>
         </w:tcBorders>
       </w:tcPr>
     </w:tblStylePr>
@@ -5601,10 +5671,10 @@
       <w:tblPr/>
       <w:tcPr>
         <w:tcBorders>
-          <w:top w:val="single" w:sz="8" w:space="0" w:color="C0504D" w:themeColor="accent2"/>
-          <w:left w:val="single" w:sz="8" w:space="0" w:color="C0504D" w:themeColor="accent2"/>
-          <w:bottom w:val="single" w:sz="8" w:space="0" w:color="C0504D" w:themeColor="accent2"/>
-          <w:right w:val="single" w:sz="8" w:space="0" w:color="C0504D" w:themeColor="accent2"/>
+          <w:top w:val="single" w:color="C0504D" w:themeColor="accent2" w:sz="8" w:space="0"/>
+          <w:left w:val="single" w:color="C0504D" w:themeColor="accent2" w:sz="8" w:space="0"/>
+          <w:bottom w:val="single" w:color="C0504D" w:themeColor="accent2" w:sz="8" w:space="0"/>
+          <w:right w:val="single" w:color="C0504D" w:themeColor="accent2" w:sz="8" w:space="0"/>
         </w:tcBorders>
         <w:shd w:val="clear" w:color="auto" w:fill="EFD3D2" w:themeFill="accent2" w:themeFillTint="3F"/>
       </w:tcPr>
@@ -5613,11 +5683,11 @@
       <w:tblPr/>
       <w:tcPr>
         <w:tcBorders>
-          <w:top w:val="single" w:sz="8" w:space="0" w:color="C0504D" w:themeColor="accent2"/>
-          <w:left w:val="single" w:sz="8" w:space="0" w:color="C0504D" w:themeColor="accent2"/>
-          <w:bottom w:val="single" w:sz="8" w:space="0" w:color="C0504D" w:themeColor="accent2"/>
-          <w:right w:val="single" w:sz="8" w:space="0" w:color="C0504D" w:themeColor="accent2"/>
-          <w:insideV w:val="single" w:sz="8" w:space="0" w:color="C0504D" w:themeColor="accent2"/>
+          <w:top w:val="single" w:color="C0504D" w:themeColor="accent2" w:sz="8" w:space="0"/>
+          <w:left w:val="single" w:color="C0504D" w:themeColor="accent2" w:sz="8" w:space="0"/>
+          <w:bottom w:val="single" w:color="C0504D" w:themeColor="accent2" w:sz="8" w:space="0"/>
+          <w:right w:val="single" w:color="C0504D" w:themeColor="accent2" w:sz="8" w:space="0"/>
+          <w:insideV w:val="single" w:color="C0504D" w:themeColor="accent2" w:sz="8" w:space="0"/>
         </w:tcBorders>
         <w:shd w:val="clear" w:color="auto" w:fill="EFD3D2" w:themeFill="accent2" w:themeFillTint="3F"/>
       </w:tcPr>
@@ -5626,11 +5696,11 @@
       <w:tblPr/>
       <w:tcPr>
         <w:tcBorders>
-          <w:top w:val="single" w:sz="8" w:space="0" w:color="C0504D" w:themeColor="accent2"/>
-          <w:left w:val="single" w:sz="8" w:space="0" w:color="C0504D" w:themeColor="accent2"/>
-          <w:bottom w:val="single" w:sz="8" w:space="0" w:color="C0504D" w:themeColor="accent2"/>
-          <w:right w:val="single" w:sz="8" w:space="0" w:color="C0504D" w:themeColor="accent2"/>
-          <w:insideV w:val="single" w:sz="8" w:space="0" w:color="C0504D" w:themeColor="accent2"/>
+          <w:top w:val="single" w:color="C0504D" w:themeColor="accent2" w:sz="8" w:space="0"/>
+          <w:left w:val="single" w:color="C0504D" w:themeColor="accent2" w:sz="8" w:space="0"/>
+          <w:bottom w:val="single" w:color="C0504D" w:themeColor="accent2" w:sz="8" w:space="0"/>
+          <w:right w:val="single" w:color="C0504D" w:themeColor="accent2" w:sz="8" w:space="0"/>
+          <w:insideV w:val="single" w:color="C0504D" w:themeColor="accent2" w:sz="8" w:space="0"/>
         </w:tcBorders>
       </w:tcPr>
     </w:tblStylePr>
@@ -5648,12 +5718,12 @@
       <w:tblStyleColBandSize w:val="1"/>
       <w:tblInd w:w="0" w:type="dxa"/>
       <w:tblBorders>
-        <w:top w:val="single" w:sz="8" w:space="0" w:color="9BBB59" w:themeColor="accent3"/>
-        <w:left w:val="single" w:sz="8" w:space="0" w:color="9BBB59" w:themeColor="accent3"/>
-        <w:bottom w:val="single" w:sz="8" w:space="0" w:color="9BBB59" w:themeColor="accent3"/>
-        <w:right w:val="single" w:sz="8" w:space="0" w:color="9BBB59" w:themeColor="accent3"/>
-        <w:insideH w:val="single" w:sz="8" w:space="0" w:color="9BBB59" w:themeColor="accent3"/>
-        <w:insideV w:val="single" w:sz="8" w:space="0" w:color="9BBB59" w:themeColor="accent3"/>
+        <w:top w:val="single" w:color="9BBB59" w:themeColor="accent3" w:sz="8" w:space="0"/>
+        <w:left w:val="single" w:color="9BBB59" w:themeColor="accent3" w:sz="8" w:space="0"/>
+        <w:bottom w:val="single" w:color="9BBB59" w:themeColor="accent3" w:sz="8" w:space="0"/>
+        <w:right w:val="single" w:color="9BBB59" w:themeColor="accent3" w:sz="8" w:space="0"/>
+        <w:insideH w:val="single" w:color="9BBB59" w:themeColor="accent3" w:sz="8" w:space="0"/>
+        <w:insideV w:val="single" w:color="9BBB59" w:themeColor="accent3" w:sz="8" w:space="0"/>
       </w:tblBorders>
       <w:tblCellMar>
         <w:top w:w="0" w:type="dxa"/>
@@ -5667,19 +5737,19 @@
         <w:spacing w:before="0" w:after="0" w:line="240" w:lineRule="auto"/>
       </w:pPr>
       <w:rPr>
-        <w:rFonts w:asciiTheme="majorHAnsi" w:eastAsiaTheme="majorEastAsia" w:hAnsiTheme="majorHAnsi" w:cstheme="majorBidi"/>
-        <w:b/>
-        <w:bCs/>
-      </w:rPr>
-      <w:tblPr/>
-      <w:tcPr>
-        <w:tcBorders>
-          <w:top w:val="single" w:sz="8" w:space="0" w:color="9BBB59" w:themeColor="accent3"/>
-          <w:left w:val="single" w:sz="8" w:space="0" w:color="9BBB59" w:themeColor="accent3"/>
-          <w:bottom w:val="single" w:sz="18" w:space="0" w:color="9BBB59" w:themeColor="accent3"/>
-          <w:right w:val="single" w:sz="8" w:space="0" w:color="9BBB59" w:themeColor="accent3"/>
-          <w:insideH w:val="nil"/>
-          <w:insideV w:val="single" w:sz="8" w:space="0" w:color="9BBB59" w:themeColor="accent3"/>
+        <w:rFonts w:asciiTheme="majorHAnsi" w:hAnsiTheme="majorHAnsi" w:eastAsiaTheme="majorEastAsia" w:cstheme="majorBidi"/>
+        <w:b/>
+        <w:bCs/>
+      </w:rPr>
+      <w:tblPr/>
+      <w:tcPr>
+        <w:tcBorders>
+          <w:top w:val="single" w:color="9BBB59" w:themeColor="accent3" w:sz="8" w:space="0"/>
+          <w:left w:val="single" w:color="9BBB59" w:themeColor="accent3" w:sz="8" w:space="0"/>
+          <w:bottom w:val="single" w:color="9BBB59" w:themeColor="accent3" w:sz="18" w:space="0"/>
+          <w:right w:val="single" w:color="9BBB59" w:themeColor="accent3" w:sz="8" w:space="0"/>
+          <w:insideH w:val="nil"/>
+          <w:insideV w:val="single" w:color="9BBB59" w:themeColor="accent3" w:sz="8" w:space="0"/>
         </w:tcBorders>
       </w:tcPr>
     </w:tblStylePr>
@@ -5688,42 +5758,42 @@
         <w:spacing w:before="0" w:after="0" w:line="240" w:lineRule="auto"/>
       </w:pPr>
       <w:rPr>
-        <w:rFonts w:asciiTheme="majorHAnsi" w:eastAsiaTheme="majorEastAsia" w:hAnsiTheme="majorHAnsi" w:cstheme="majorBidi"/>
-        <w:b/>
-        <w:bCs/>
-      </w:rPr>
-      <w:tblPr/>
-      <w:tcPr>
-        <w:tcBorders>
-          <w:top w:val="double" w:sz="6" w:space="0" w:color="9BBB59" w:themeColor="accent3"/>
-          <w:left w:val="single" w:sz="8" w:space="0" w:color="9BBB59" w:themeColor="accent3"/>
-          <w:bottom w:val="single" w:sz="8" w:space="0" w:color="9BBB59" w:themeColor="accent3"/>
-          <w:right w:val="single" w:sz="8" w:space="0" w:color="9BBB59" w:themeColor="accent3"/>
-          <w:insideH w:val="nil"/>
-          <w:insideV w:val="single" w:sz="8" w:space="0" w:color="9BBB59" w:themeColor="accent3"/>
+        <w:rFonts w:asciiTheme="majorHAnsi" w:hAnsiTheme="majorHAnsi" w:eastAsiaTheme="majorEastAsia" w:cstheme="majorBidi"/>
+        <w:b/>
+        <w:bCs/>
+      </w:rPr>
+      <w:tblPr/>
+      <w:tcPr>
+        <w:tcBorders>
+          <w:top w:val="double" w:color="9BBB59" w:themeColor="accent3" w:sz="6" w:space="0"/>
+          <w:left w:val="single" w:color="9BBB59" w:themeColor="accent3" w:sz="8" w:space="0"/>
+          <w:bottom w:val="single" w:color="9BBB59" w:themeColor="accent3" w:sz="8" w:space="0"/>
+          <w:right w:val="single" w:color="9BBB59" w:themeColor="accent3" w:sz="8" w:space="0"/>
+          <w:insideH w:val="nil"/>
+          <w:insideV w:val="single" w:color="9BBB59" w:themeColor="accent3" w:sz="8" w:space="0"/>
         </w:tcBorders>
       </w:tcPr>
     </w:tblStylePr>
     <w:tblStylePr w:type="firstCol">
       <w:rPr>
-        <w:rFonts w:asciiTheme="majorHAnsi" w:eastAsiaTheme="majorEastAsia" w:hAnsiTheme="majorHAnsi" w:cstheme="majorBidi"/>
+        <w:rFonts w:asciiTheme="majorHAnsi" w:hAnsiTheme="majorHAnsi" w:eastAsiaTheme="majorEastAsia" w:cstheme="majorBidi"/>
         <w:b/>
         <w:bCs/>
       </w:rPr>
     </w:tblStylePr>
     <w:tblStylePr w:type="lastCol">
       <w:rPr>
-        <w:rFonts w:asciiTheme="majorHAnsi" w:eastAsiaTheme="majorEastAsia" w:hAnsiTheme="majorHAnsi" w:cstheme="majorBidi"/>
-        <w:b/>
-        <w:bCs/>
-      </w:rPr>
-      <w:tblPr/>
-      <w:tcPr>
-        <w:tcBorders>
-          <w:top w:val="single" w:sz="8" w:space="0" w:color="9BBB59" w:themeColor="accent3"/>
-          <w:left w:val="single" w:sz="8" w:space="0" w:color="9BBB59" w:themeColor="accent3"/>
-          <w:bottom w:val="single" w:sz="8" w:space="0" w:color="9BBB59" w:themeColor="accent3"/>
-          <w:right w:val="single" w:sz="8" w:space="0" w:color="9BBB59" w:themeColor="accent3"/>
+        <w:rFonts w:asciiTheme="majorHAnsi" w:hAnsiTheme="majorHAnsi" w:eastAsiaTheme="majorEastAsia" w:cstheme="majorBidi"/>
+        <w:b/>
+        <w:bCs/>
+      </w:rPr>
+      <w:tblPr/>
+      <w:tcPr>
+        <w:tcBorders>
+          <w:top w:val="single" w:color="9BBB59" w:themeColor="accent3" w:sz="8" w:space="0"/>
+          <w:left w:val="single" w:color="9BBB59" w:themeColor="accent3" w:sz="8" w:space="0"/>
+          <w:bottom w:val="single" w:color="9BBB59" w:themeColor="accent3" w:sz="8" w:space="0"/>
+          <w:right w:val="single" w:color="9BBB59" w:themeColor="accent3" w:sz="8" w:space="0"/>
         </w:tcBorders>
       </w:tcPr>
     </w:tblStylePr>
@@ -5731,10 +5801,10 @@
       <w:tblPr/>
       <w:tcPr>
         <w:tcBorders>
-          <w:top w:val="single" w:sz="8" w:space="0" w:color="9BBB59" w:themeColor="accent3"/>
-          <w:left w:val="single" w:sz="8" w:space="0" w:color="9BBB59" w:themeColor="accent3"/>
-          <w:bottom w:val="single" w:sz="8" w:space="0" w:color="9BBB59" w:themeColor="accent3"/>
-          <w:right w:val="single" w:sz="8" w:space="0" w:color="9BBB59" w:themeColor="accent3"/>
+          <w:top w:val="single" w:color="9BBB59" w:themeColor="accent3" w:sz="8" w:space="0"/>
+          <w:left w:val="single" w:color="9BBB59" w:themeColor="accent3" w:sz="8" w:space="0"/>
+          <w:bottom w:val="single" w:color="9BBB59" w:themeColor="accent3" w:sz="8" w:space="0"/>
+          <w:right w:val="single" w:color="9BBB59" w:themeColor="accent3" w:sz="8" w:space="0"/>
         </w:tcBorders>
         <w:shd w:val="clear" w:color="auto" w:fill="E6EED5" w:themeFill="accent3" w:themeFillTint="3F"/>
       </w:tcPr>
@@ -5743,11 +5813,11 @@
       <w:tblPr/>
       <w:tcPr>
         <w:tcBorders>
-          <w:top w:val="single" w:sz="8" w:space="0" w:color="9BBB59" w:themeColor="accent3"/>
-          <w:left w:val="single" w:sz="8" w:space="0" w:color="9BBB59" w:themeColor="accent3"/>
-          <w:bottom w:val="single" w:sz="8" w:space="0" w:color="9BBB59" w:themeColor="accent3"/>
-          <w:right w:val="single" w:sz="8" w:space="0" w:color="9BBB59" w:themeColor="accent3"/>
-          <w:insideV w:val="single" w:sz="8" w:space="0" w:color="9BBB59" w:themeColor="accent3"/>
+          <w:top w:val="single" w:color="9BBB59" w:themeColor="accent3" w:sz="8" w:space="0"/>
+          <w:left w:val="single" w:color="9BBB59" w:themeColor="accent3" w:sz="8" w:space="0"/>
+          <w:bottom w:val="single" w:color="9BBB59" w:themeColor="accent3" w:sz="8" w:space="0"/>
+          <w:right w:val="single" w:color="9BBB59" w:themeColor="accent3" w:sz="8" w:space="0"/>
+          <w:insideV w:val="single" w:color="9BBB59" w:themeColor="accent3" w:sz="8" w:space="0"/>
         </w:tcBorders>
         <w:shd w:val="clear" w:color="auto" w:fill="E6EED5" w:themeFill="accent3" w:themeFillTint="3F"/>
       </w:tcPr>
@@ -5756,11 +5826,11 @@
       <w:tblPr/>
       <w:tcPr>
         <w:tcBorders>
-          <w:top w:val="single" w:sz="8" w:space="0" w:color="9BBB59" w:themeColor="accent3"/>
-          <w:left w:val="single" w:sz="8" w:space="0" w:color="9BBB59" w:themeColor="accent3"/>
-          <w:bottom w:val="single" w:sz="8" w:space="0" w:color="9BBB59" w:themeColor="accent3"/>
-          <w:right w:val="single" w:sz="8" w:space="0" w:color="9BBB59" w:themeColor="accent3"/>
-          <w:insideV w:val="single" w:sz="8" w:space="0" w:color="9BBB59" w:themeColor="accent3"/>
+          <w:top w:val="single" w:color="9BBB59" w:themeColor="accent3" w:sz="8" w:space="0"/>
+          <w:left w:val="single" w:color="9BBB59" w:themeColor="accent3" w:sz="8" w:space="0"/>
+          <w:bottom w:val="single" w:color="9BBB59" w:themeColor="accent3" w:sz="8" w:space="0"/>
+          <w:right w:val="single" w:color="9BBB59" w:themeColor="accent3" w:sz="8" w:space="0"/>
+          <w:insideV w:val="single" w:color="9BBB59" w:themeColor="accent3" w:sz="8" w:space="0"/>
         </w:tcBorders>
       </w:tcPr>
     </w:tblStylePr>
@@ -5778,12 +5848,12 @@
       <w:tblStyleColBandSize w:val="1"/>
       <w:tblInd w:w="0" w:type="dxa"/>
       <w:tblBorders>
-        <w:top w:val="single" w:sz="8" w:space="0" w:color="8064A2" w:themeColor="accent4"/>
-        <w:left w:val="single" w:sz="8" w:space="0" w:color="8064A2" w:themeColor="accent4"/>
-        <w:bottom w:val="single" w:sz="8" w:space="0" w:color="8064A2" w:themeColor="accent4"/>
-        <w:right w:val="single" w:sz="8" w:space="0" w:color="8064A2" w:themeColor="accent4"/>
-        <w:insideH w:val="single" w:sz="8" w:space="0" w:color="8064A2" w:themeColor="accent4"/>
-        <w:insideV w:val="single" w:sz="8" w:space="0" w:color="8064A2" w:themeColor="accent4"/>
+        <w:top w:val="single" w:color="8064A2" w:themeColor="accent4" w:sz="8" w:space="0"/>
+        <w:left w:val="single" w:color="8064A2" w:themeColor="accent4" w:sz="8" w:space="0"/>
+        <w:bottom w:val="single" w:color="8064A2" w:themeColor="accent4" w:sz="8" w:space="0"/>
+        <w:right w:val="single" w:color="8064A2" w:themeColor="accent4" w:sz="8" w:space="0"/>
+        <w:insideH w:val="single" w:color="8064A2" w:themeColor="accent4" w:sz="8" w:space="0"/>
+        <w:insideV w:val="single" w:color="8064A2" w:themeColor="accent4" w:sz="8" w:space="0"/>
       </w:tblBorders>
       <w:tblCellMar>
         <w:top w:w="0" w:type="dxa"/>
@@ -5797,19 +5867,19 @@
         <w:spacing w:before="0" w:after="0" w:line="240" w:lineRule="auto"/>
       </w:pPr>
       <w:rPr>
-        <w:rFonts w:asciiTheme="majorHAnsi" w:eastAsiaTheme="majorEastAsia" w:hAnsiTheme="majorHAnsi" w:cstheme="majorBidi"/>
-        <w:b/>
-        <w:bCs/>
-      </w:rPr>
-      <w:tblPr/>
-      <w:tcPr>
-        <w:tcBorders>
-          <w:top w:val="single" w:sz="8" w:space="0" w:color="8064A2" w:themeColor="accent4"/>
-          <w:left w:val="single" w:sz="8" w:space="0" w:color="8064A2" w:themeColor="accent4"/>
-          <w:bottom w:val="single" w:sz="18" w:space="0" w:color="8064A2" w:themeColor="accent4"/>
-          <w:right w:val="single" w:sz="8" w:space="0" w:color="8064A2" w:themeColor="accent4"/>
-          <w:insideH w:val="nil"/>
-          <w:insideV w:val="single" w:sz="8" w:space="0" w:color="8064A2" w:themeColor="accent4"/>
+        <w:rFonts w:asciiTheme="majorHAnsi" w:hAnsiTheme="majorHAnsi" w:eastAsiaTheme="majorEastAsia" w:cstheme="majorBidi"/>
+        <w:b/>
+        <w:bCs/>
+      </w:rPr>
+      <w:tblPr/>
+      <w:tcPr>
+        <w:tcBorders>
+          <w:top w:val="single" w:color="8064A2" w:themeColor="accent4" w:sz="8" w:space="0"/>
+          <w:left w:val="single" w:color="8064A2" w:themeColor="accent4" w:sz="8" w:space="0"/>
+          <w:bottom w:val="single" w:color="8064A2" w:themeColor="accent4" w:sz="18" w:space="0"/>
+          <w:right w:val="single" w:color="8064A2" w:themeColor="accent4" w:sz="8" w:space="0"/>
+          <w:insideH w:val="nil"/>
+          <w:insideV w:val="single" w:color="8064A2" w:themeColor="accent4" w:sz="8" w:space="0"/>
         </w:tcBorders>
       </w:tcPr>
     </w:tblStylePr>
@@ -5818,42 +5888,42 @@
         <w:spacing w:before="0" w:after="0" w:line="240" w:lineRule="auto"/>
       </w:pPr>
       <w:rPr>
-        <w:rFonts w:asciiTheme="majorHAnsi" w:eastAsiaTheme="majorEastAsia" w:hAnsiTheme="majorHAnsi" w:cstheme="majorBidi"/>
-        <w:b/>
-        <w:bCs/>
-      </w:rPr>
-      <w:tblPr/>
-      <w:tcPr>
-        <w:tcBorders>
-          <w:top w:val="double" w:sz="6" w:space="0" w:color="8064A2" w:themeColor="accent4"/>
-          <w:left w:val="single" w:sz="8" w:space="0" w:color="8064A2" w:themeColor="accent4"/>
-          <w:bottom w:val="single" w:sz="8" w:space="0" w:color="8064A2" w:themeColor="accent4"/>
-          <w:right w:val="single" w:sz="8" w:space="0" w:color="8064A2" w:themeColor="accent4"/>
-          <w:insideH w:val="nil"/>
-          <w:insideV w:val="single" w:sz="8" w:space="0" w:color="8064A2" w:themeColor="accent4"/>
+        <w:rFonts w:asciiTheme="majorHAnsi" w:hAnsiTheme="majorHAnsi" w:eastAsiaTheme="majorEastAsia" w:cstheme="majorBidi"/>
+        <w:b/>
+        <w:bCs/>
+      </w:rPr>
+      <w:tblPr/>
+      <w:tcPr>
+        <w:tcBorders>
+          <w:top w:val="double" w:color="8064A2" w:themeColor="accent4" w:sz="6" w:space="0"/>
+          <w:left w:val="single" w:color="8064A2" w:themeColor="accent4" w:sz="8" w:space="0"/>
+          <w:bottom w:val="single" w:color="8064A2" w:themeColor="accent4" w:sz="8" w:space="0"/>
+          <w:right w:val="single" w:color="8064A2" w:themeColor="accent4" w:sz="8" w:space="0"/>
+          <w:insideH w:val="nil"/>
+          <w:insideV w:val="single" w:color="8064A2" w:themeColor="accent4" w:sz="8" w:space="0"/>
         </w:tcBorders>
       </w:tcPr>
     </w:tblStylePr>
     <w:tblStylePr w:type="firstCol">
       <w:rPr>
-        <w:rFonts w:asciiTheme="majorHAnsi" w:eastAsiaTheme="majorEastAsia" w:hAnsiTheme="majorHAnsi" w:cstheme="majorBidi"/>
+        <w:rFonts w:asciiTheme="majorHAnsi" w:hAnsiTheme="majorHAnsi" w:eastAsiaTheme="majorEastAsia" w:cstheme="majorBidi"/>
         <w:b/>
         <w:bCs/>
       </w:rPr>
     </w:tblStylePr>
     <w:tblStylePr w:type="lastCol">
       <w:rPr>
-        <w:rFonts w:asciiTheme="majorHAnsi" w:eastAsiaTheme="majorEastAsia" w:hAnsiTheme="majorHAnsi" w:cstheme="majorBidi"/>
-        <w:b/>
-        <w:bCs/>
-      </w:rPr>
-      <w:tblPr/>
-      <w:tcPr>
-        <w:tcBorders>
-          <w:top w:val="single" w:sz="8" w:space="0" w:color="8064A2" w:themeColor="accent4"/>
-          <w:left w:val="single" w:sz="8" w:space="0" w:color="8064A2" w:themeColor="accent4"/>
-          <w:bottom w:val="single" w:sz="8" w:space="0" w:color="8064A2" w:themeColor="accent4"/>
-          <w:right w:val="single" w:sz="8" w:space="0" w:color="8064A2" w:themeColor="accent4"/>
+        <w:rFonts w:asciiTheme="majorHAnsi" w:hAnsiTheme="majorHAnsi" w:eastAsiaTheme="majorEastAsia" w:cstheme="majorBidi"/>
+        <w:b/>
+        <w:bCs/>
+      </w:rPr>
+      <w:tblPr/>
+      <w:tcPr>
+        <w:tcBorders>
+          <w:top w:val="single" w:color="8064A2" w:themeColor="accent4" w:sz="8" w:space="0"/>
+          <w:left w:val="single" w:color="8064A2" w:themeColor="accent4" w:sz="8" w:space="0"/>
+          <w:bottom w:val="single" w:color="8064A2" w:themeColor="accent4" w:sz="8" w:space="0"/>
+          <w:right w:val="single" w:color="8064A2" w:themeColor="accent4" w:sz="8" w:space="0"/>
         </w:tcBorders>
       </w:tcPr>
     </w:tblStylePr>
@@ -5861,10 +5931,10 @@
       <w:tblPr/>
       <w:tcPr>
         <w:tcBorders>
-          <w:top w:val="single" w:sz="8" w:space="0" w:color="8064A2" w:themeColor="accent4"/>
-          <w:left w:val="single" w:sz="8" w:space="0" w:color="8064A2" w:themeColor="accent4"/>
-          <w:bottom w:val="single" w:sz="8" w:space="0" w:color="8064A2" w:themeColor="accent4"/>
-          <w:right w:val="single" w:sz="8" w:space="0" w:color="8064A2" w:themeColor="accent4"/>
+          <w:top w:val="single" w:color="8064A2" w:themeColor="accent4" w:sz="8" w:space="0"/>
+          <w:left w:val="single" w:color="8064A2" w:themeColor="accent4" w:sz="8" w:space="0"/>
+          <w:bottom w:val="single" w:color="8064A2" w:themeColor="accent4" w:sz="8" w:space="0"/>
+          <w:right w:val="single" w:color="8064A2" w:themeColor="accent4" w:sz="8" w:space="0"/>
         </w:tcBorders>
         <w:shd w:val="clear" w:color="auto" w:fill="DFD8E8" w:themeFill="accent4" w:themeFillTint="3F"/>
       </w:tcPr>
@@ -5873,11 +5943,11 @@
       <w:tblPr/>
       <w:tcPr>
         <w:tcBorders>
-          <w:top w:val="single" w:sz="8" w:space="0" w:color="8064A2" w:themeColor="accent4"/>
-          <w:left w:val="single" w:sz="8" w:space="0" w:color="8064A2" w:themeColor="accent4"/>
-          <w:bottom w:val="single" w:sz="8" w:space="0" w:color="8064A2" w:themeColor="accent4"/>
-          <w:right w:val="single" w:sz="8" w:space="0" w:color="8064A2" w:themeColor="accent4"/>
-          <w:insideV w:val="single" w:sz="8" w:space="0" w:color="8064A2" w:themeColor="accent4"/>
+          <w:top w:val="single" w:color="8064A2" w:themeColor="accent4" w:sz="8" w:space="0"/>
+          <w:left w:val="single" w:color="8064A2" w:themeColor="accent4" w:sz="8" w:space="0"/>
+          <w:bottom w:val="single" w:color="8064A2" w:themeColor="accent4" w:sz="8" w:space="0"/>
+          <w:right w:val="single" w:color="8064A2" w:themeColor="accent4" w:sz="8" w:space="0"/>
+          <w:insideV w:val="single" w:color="8064A2" w:themeColor="accent4" w:sz="8" w:space="0"/>
         </w:tcBorders>
         <w:shd w:val="clear" w:color="auto" w:fill="DFD8E8" w:themeFill="accent4" w:themeFillTint="3F"/>
       </w:tcPr>
@@ -5886,11 +5956,11 @@
       <w:tblPr/>
       <w:tcPr>
         <w:tcBorders>
-          <w:top w:val="single" w:sz="8" w:space="0" w:color="8064A2" w:themeColor="accent4"/>
-          <w:left w:val="single" w:sz="8" w:space="0" w:color="8064A2" w:themeColor="accent4"/>
-          <w:bottom w:val="single" w:sz="8" w:space="0" w:color="8064A2" w:themeColor="accent4"/>
-          <w:right w:val="single" w:sz="8" w:space="0" w:color="8064A2" w:themeColor="accent4"/>
-          <w:insideV w:val="single" w:sz="8" w:space="0" w:color="8064A2" w:themeColor="accent4"/>
+          <w:top w:val="single" w:color="8064A2" w:themeColor="accent4" w:sz="8" w:space="0"/>
+          <w:left w:val="single" w:color="8064A2" w:themeColor="accent4" w:sz="8" w:space="0"/>
+          <w:bottom w:val="single" w:color="8064A2" w:themeColor="accent4" w:sz="8" w:space="0"/>
+          <w:right w:val="single" w:color="8064A2" w:themeColor="accent4" w:sz="8" w:space="0"/>
+          <w:insideV w:val="single" w:color="8064A2" w:themeColor="accent4" w:sz="8" w:space="0"/>
         </w:tcBorders>
       </w:tcPr>
     </w:tblStylePr>
@@ -5908,12 +5978,12 @@
       <w:tblStyleColBandSize w:val="1"/>
       <w:tblInd w:w="0" w:type="dxa"/>
       <w:tblBorders>
-        <w:top w:val="single" w:sz="8" w:space="0" w:color="4BACC6" w:themeColor="accent5"/>
-        <w:left w:val="single" w:sz="8" w:space="0" w:color="4BACC6" w:themeColor="accent5"/>
-        <w:bottom w:val="single" w:sz="8" w:space="0" w:color="4BACC6" w:themeColor="accent5"/>
-        <w:right w:val="single" w:sz="8" w:space="0" w:color="4BACC6" w:themeColor="accent5"/>
-        <w:insideH w:val="single" w:sz="8" w:space="0" w:color="4BACC6" w:themeColor="accent5"/>
-        <w:insideV w:val="single" w:sz="8" w:space="0" w:color="4BACC6" w:themeColor="accent5"/>
+        <w:top w:val="single" w:color="4BACC6" w:themeColor="accent5" w:sz="8" w:space="0"/>
+        <w:left w:val="single" w:color="4BACC6" w:themeColor="accent5" w:sz="8" w:space="0"/>
+        <w:bottom w:val="single" w:color="4BACC6" w:themeColor="accent5" w:sz="8" w:space="0"/>
+        <w:right w:val="single" w:color="4BACC6" w:themeColor="accent5" w:sz="8" w:space="0"/>
+        <w:insideH w:val="single" w:color="4BACC6" w:themeColor="accent5" w:sz="8" w:space="0"/>
+        <w:insideV w:val="single" w:color="4BACC6" w:themeColor="accent5" w:sz="8" w:space="0"/>
       </w:tblBorders>
       <w:tblCellMar>
         <w:top w:w="0" w:type="dxa"/>
@@ -5927,19 +5997,19 @@
         <w:spacing w:before="0" w:after="0" w:line="240" w:lineRule="auto"/>
       </w:pPr>
       <w:rPr>
-        <w:rFonts w:asciiTheme="majorHAnsi" w:eastAsiaTheme="majorEastAsia" w:hAnsiTheme="majorHAnsi" w:cstheme="majorBidi"/>
-        <w:b/>
-        <w:bCs/>
-      </w:rPr>
-      <w:tblPr/>
-      <w:tcPr>
-        <w:tcBorders>
-          <w:top w:val="single" w:sz="8" w:space="0" w:color="4BACC6" w:themeColor="accent5"/>
-          <w:left w:val="single" w:sz="8" w:space="0" w:color="4BACC6" w:themeColor="accent5"/>
-          <w:bottom w:val="single" w:sz="18" w:space="0" w:color="4BACC6" w:themeColor="accent5"/>
-          <w:right w:val="single" w:sz="8" w:space="0" w:color="4BACC6" w:themeColor="accent5"/>
-          <w:insideH w:val="nil"/>
-          <w:insideV w:val="single" w:sz="8" w:space="0" w:color="4BACC6" w:themeColor="accent5"/>
+        <w:rFonts w:asciiTheme="majorHAnsi" w:hAnsiTheme="majorHAnsi" w:eastAsiaTheme="majorEastAsia" w:cstheme="majorBidi"/>
+        <w:b/>
+        <w:bCs/>
+      </w:rPr>
+      <w:tblPr/>
+      <w:tcPr>
+        <w:tcBorders>
+          <w:top w:val="single" w:color="4BACC6" w:themeColor="accent5" w:sz="8" w:space="0"/>
+          <w:left w:val="single" w:color="4BACC6" w:themeColor="accent5" w:sz="8" w:space="0"/>
+          <w:bottom w:val="single" w:color="4BACC6" w:themeColor="accent5" w:sz="18" w:space="0"/>
+          <w:right w:val="single" w:color="4BACC6" w:themeColor="accent5" w:sz="8" w:space="0"/>
+          <w:insideH w:val="nil"/>
+          <w:insideV w:val="single" w:color="4BACC6" w:themeColor="accent5" w:sz="8" w:space="0"/>
         </w:tcBorders>
       </w:tcPr>
     </w:tblStylePr>
@@ -5948,42 +6018,42 @@
         <w:spacing w:before="0" w:after="0" w:line="240" w:lineRule="auto"/>
       </w:pPr>
       <w:rPr>
-        <w:rFonts w:asciiTheme="majorHAnsi" w:eastAsiaTheme="majorEastAsia" w:hAnsiTheme="majorHAnsi" w:cstheme="majorBidi"/>
-        <w:b/>
-        <w:bCs/>
-      </w:rPr>
-      <w:tblPr/>
-      <w:tcPr>
-        <w:tcBorders>
-          <w:top w:val="double" w:sz="6" w:space="0" w:color="4BACC6" w:themeColor="accent5"/>
-          <w:left w:val="single" w:sz="8" w:space="0" w:color="4BACC6" w:themeColor="accent5"/>
-          <w:bottom w:val="single" w:sz="8" w:space="0" w:color="4BACC6" w:themeColor="accent5"/>
-          <w:right w:val="single" w:sz="8" w:space="0" w:color="4BACC6" w:themeColor="accent5"/>
-          <w:insideH w:val="nil"/>
-          <w:insideV w:val="single" w:sz="8" w:space="0" w:color="4BACC6" w:themeColor="accent5"/>
+        <w:rFonts w:asciiTheme="majorHAnsi" w:hAnsiTheme="majorHAnsi" w:eastAsiaTheme="majorEastAsia" w:cstheme="majorBidi"/>
+        <w:b/>
+        <w:bCs/>
+      </w:rPr>
+      <w:tblPr/>
+      <w:tcPr>
+        <w:tcBorders>
+          <w:top w:val="double" w:color="4BACC6" w:themeColor="accent5" w:sz="6" w:space="0"/>
+          <w:left w:val="single" w:color="4BACC6" w:themeColor="accent5" w:sz="8" w:space="0"/>
+          <w:bottom w:val="single" w:color="4BACC6" w:themeColor="accent5" w:sz="8" w:space="0"/>
+          <w:right w:val="single" w:color="4BACC6" w:themeColor="accent5" w:sz="8" w:space="0"/>
+          <w:insideH w:val="nil"/>
+          <w:insideV w:val="single" w:color="4BACC6" w:themeColor="accent5" w:sz="8" w:space="0"/>
         </w:tcBorders>
       </w:tcPr>
     </w:tblStylePr>
     <w:tblStylePr w:type="firstCol">
       <w:rPr>
-        <w:rFonts w:asciiTheme="majorHAnsi" w:eastAsiaTheme="majorEastAsia" w:hAnsiTheme="majorHAnsi" w:cstheme="majorBidi"/>
+        <w:rFonts w:asciiTheme="majorHAnsi" w:hAnsiTheme="majorHAnsi" w:eastAsiaTheme="majorEastAsia" w:cstheme="majorBidi"/>
         <w:b/>
         <w:bCs/>
       </w:rPr>
     </w:tblStylePr>
     <w:tblStylePr w:type="lastCol">
       <w:rPr>
-        <w:rFonts w:asciiTheme="majorHAnsi" w:eastAsiaTheme="majorEastAsia" w:hAnsiTheme="majorHAnsi" w:cstheme="majorBidi"/>
-        <w:b/>
-        <w:bCs/>
-      </w:rPr>
-      <w:tblPr/>
-      <w:tcPr>
-        <w:tcBorders>
-          <w:top w:val="single" w:sz="8" w:space="0" w:color="4BACC6" w:themeColor="accent5"/>
-          <w:left w:val="single" w:sz="8" w:space="0" w:color="4BACC6" w:themeColor="accent5"/>
-          <w:bottom w:val="single" w:sz="8" w:space="0" w:color="4BACC6" w:themeColor="accent5"/>
-          <w:right w:val="single" w:sz="8" w:space="0" w:color="4BACC6" w:themeColor="accent5"/>
+        <w:rFonts w:asciiTheme="majorHAnsi" w:hAnsiTheme="majorHAnsi" w:eastAsiaTheme="majorEastAsia" w:cstheme="majorBidi"/>
+        <w:b/>
+        <w:bCs/>
+      </w:rPr>
+      <w:tblPr/>
+      <w:tcPr>
+        <w:tcBorders>
+          <w:top w:val="single" w:color="4BACC6" w:themeColor="accent5" w:sz="8" w:space="0"/>
+          <w:left w:val="single" w:color="4BACC6" w:themeColor="accent5" w:sz="8" w:space="0"/>
+          <w:bottom w:val="single" w:color="4BACC6" w:themeColor="accent5" w:sz="8" w:space="0"/>
+          <w:right w:val="single" w:color="4BACC6" w:themeColor="accent5" w:sz="8" w:space="0"/>
         </w:tcBorders>
       </w:tcPr>
     </w:tblStylePr>
@@ -5991,10 +6061,10 @@
       <w:tblPr/>
       <w:tcPr>
         <w:tcBorders>
-          <w:top w:val="single" w:sz="8" w:space="0" w:color="4BACC6" w:themeColor="accent5"/>
-          <w:left w:val="single" w:sz="8" w:space="0" w:color="4BACC6" w:themeColor="accent5"/>
-          <w:bottom w:val="single" w:sz="8" w:space="0" w:color="4BACC6" w:themeColor="accent5"/>
-          <w:right w:val="single" w:sz="8" w:space="0" w:color="4BACC6" w:themeColor="accent5"/>
+          <w:top w:val="single" w:color="4BACC6" w:themeColor="accent5" w:sz="8" w:space="0"/>
+          <w:left w:val="single" w:color="4BACC6" w:themeColor="accent5" w:sz="8" w:space="0"/>
+          <w:bottom w:val="single" w:color="4BACC6" w:themeColor="accent5" w:sz="8" w:space="0"/>
+          <w:right w:val="single" w:color="4BACC6" w:themeColor="accent5" w:sz="8" w:space="0"/>
         </w:tcBorders>
         <w:shd w:val="clear" w:color="auto" w:fill="D2EAF1" w:themeFill="accent5" w:themeFillTint="3F"/>
       </w:tcPr>
@@ -6003,11 +6073,11 @@
       <w:tblPr/>
       <w:tcPr>
         <w:tcBorders>
-          <w:top w:val="single" w:sz="8" w:space="0" w:color="4BACC6" w:themeColor="accent5"/>
-          <w:left w:val="single" w:sz="8" w:space="0" w:color="4BACC6" w:themeColor="accent5"/>
-          <w:bottom w:val="single" w:sz="8" w:space="0" w:color="4BACC6" w:themeColor="accent5"/>
-          <w:right w:val="single" w:sz="8" w:space="0" w:color="4BACC6" w:themeColor="accent5"/>
-          <w:insideV w:val="single" w:sz="8" w:space="0" w:color="4BACC6" w:themeColor="accent5"/>
+          <w:top w:val="single" w:color="4BACC6" w:themeColor="accent5" w:sz="8" w:space="0"/>
+          <w:left w:val="single" w:color="4BACC6" w:themeColor="accent5" w:sz="8" w:space="0"/>
+          <w:bottom w:val="single" w:color="4BACC6" w:themeColor="accent5" w:sz="8" w:space="0"/>
+          <w:right w:val="single" w:color="4BACC6" w:themeColor="accent5" w:sz="8" w:space="0"/>
+          <w:insideV w:val="single" w:color="4BACC6" w:themeColor="accent5" w:sz="8" w:space="0"/>
         </w:tcBorders>
         <w:shd w:val="clear" w:color="auto" w:fill="D2EAF1" w:themeFill="accent5" w:themeFillTint="3F"/>
       </w:tcPr>
@@ -6016,11 +6086,11 @@
       <w:tblPr/>
       <w:tcPr>
         <w:tcBorders>
-          <w:top w:val="single" w:sz="8" w:space="0" w:color="4BACC6" w:themeColor="accent5"/>
-          <w:left w:val="single" w:sz="8" w:space="0" w:color="4BACC6" w:themeColor="accent5"/>
-          <w:bottom w:val="single" w:sz="8" w:space="0" w:color="4BACC6" w:themeColor="accent5"/>
-          <w:right w:val="single" w:sz="8" w:space="0" w:color="4BACC6" w:themeColor="accent5"/>
-          <w:insideV w:val="single" w:sz="8" w:space="0" w:color="4BACC6" w:themeColor="accent5"/>
+          <w:top w:val="single" w:color="4BACC6" w:themeColor="accent5" w:sz="8" w:space="0"/>
+          <w:left w:val="single" w:color="4BACC6" w:themeColor="accent5" w:sz="8" w:space="0"/>
+          <w:bottom w:val="single" w:color="4BACC6" w:themeColor="accent5" w:sz="8" w:space="0"/>
+          <w:right w:val="single" w:color="4BACC6" w:themeColor="accent5" w:sz="8" w:space="0"/>
+          <w:insideV w:val="single" w:color="4BACC6" w:themeColor="accent5" w:sz="8" w:space="0"/>
         </w:tcBorders>
       </w:tcPr>
     </w:tblStylePr>
@@ -6038,12 +6108,12 @@
       <w:tblStyleColBandSize w:val="1"/>
       <w:tblInd w:w="0" w:type="dxa"/>
       <w:tblBorders>
-        <w:top w:val="single" w:sz="8" w:space="0" w:color="F79646" w:themeColor="accent6"/>
-        <w:left w:val="single" w:sz="8" w:space="0" w:color="F79646" w:themeColor="accent6"/>
-        <w:bottom w:val="single" w:sz="8" w:space="0" w:color="F79646" w:themeColor="accent6"/>
-        <w:right w:val="single" w:sz="8" w:space="0" w:color="F79646" w:themeColor="accent6"/>
-        <w:insideH w:val="single" w:sz="8" w:space="0" w:color="F79646" w:themeColor="accent6"/>
-        <w:insideV w:val="single" w:sz="8" w:space="0" w:color="F79646" w:themeColor="accent6"/>
+        <w:top w:val="single" w:color="F79646" w:themeColor="accent6" w:sz="8" w:space="0"/>
+        <w:left w:val="single" w:color="F79646" w:themeColor="accent6" w:sz="8" w:space="0"/>
+        <w:bottom w:val="single" w:color="F79646" w:themeColor="accent6" w:sz="8" w:space="0"/>
+        <w:right w:val="single" w:color="F79646" w:themeColor="accent6" w:sz="8" w:space="0"/>
+        <w:insideH w:val="single" w:color="F79646" w:themeColor="accent6" w:sz="8" w:space="0"/>
+        <w:insideV w:val="single" w:color="F79646" w:themeColor="accent6" w:sz="8" w:space="0"/>
       </w:tblBorders>
       <w:tblCellMar>
         <w:top w:w="0" w:type="dxa"/>
@@ -6057,19 +6127,19 @@
         <w:spacing w:before="0" w:after="0" w:line="240" w:lineRule="auto"/>
       </w:pPr>
       <w:rPr>
-        <w:rFonts w:asciiTheme="majorHAnsi" w:eastAsiaTheme="majorEastAsia" w:hAnsiTheme="majorHAnsi" w:cstheme="majorBidi"/>
-        <w:b/>
-        <w:bCs/>
-      </w:rPr>
-      <w:tblPr/>
-      <w:tcPr>
-        <w:tcBorders>
-          <w:top w:val="single" w:sz="8" w:space="0" w:color="F79646" w:themeColor="accent6"/>
-          <w:left w:val="single" w:sz="8" w:space="0" w:color="F79646" w:themeColor="accent6"/>
-          <w:bottom w:val="single" w:sz="18" w:space="0" w:color="F79646" w:themeColor="accent6"/>
-          <w:right w:val="single" w:sz="8" w:space="0" w:color="F79646" w:themeColor="accent6"/>
-          <w:insideH w:val="nil"/>
-          <w:insideV w:val="single" w:sz="8" w:space="0" w:color="F79646" w:themeColor="accent6"/>
+        <w:rFonts w:asciiTheme="majorHAnsi" w:hAnsiTheme="majorHAnsi" w:eastAsiaTheme="majorEastAsia" w:cstheme="majorBidi"/>
+        <w:b/>
+        <w:bCs/>
+      </w:rPr>
+      <w:tblPr/>
+      <w:tcPr>
+        <w:tcBorders>
+          <w:top w:val="single" w:color="F79646" w:themeColor="accent6" w:sz="8" w:space="0"/>
+          <w:left w:val="single" w:color="F79646" w:themeColor="accent6" w:sz="8" w:space="0"/>
+          <w:bottom w:val="single" w:color="F79646" w:themeColor="accent6" w:sz="18" w:space="0"/>
+          <w:right w:val="single" w:color="F79646" w:themeColor="accent6" w:sz="8" w:space="0"/>
+          <w:insideH w:val="nil"/>
+          <w:insideV w:val="single" w:color="F79646" w:themeColor="accent6" w:sz="8" w:space="0"/>
         </w:tcBorders>
       </w:tcPr>
     </w:tblStylePr>
@@ -6078,42 +6148,42 @@
         <w:spacing w:before="0" w:after="0" w:line="240" w:lineRule="auto"/>
       </w:pPr>
       <w:rPr>
-        <w:rFonts w:asciiTheme="majorHAnsi" w:eastAsiaTheme="majorEastAsia" w:hAnsiTheme="majorHAnsi" w:cstheme="majorBidi"/>
-        <w:b/>
-        <w:bCs/>
-      </w:rPr>
-      <w:tblPr/>
-      <w:tcPr>
-        <w:tcBorders>
-          <w:top w:val="double" w:sz="6" w:space="0" w:color="F79646" w:themeColor="accent6"/>
-          <w:left w:val="single" w:sz="8" w:space="0" w:color="F79646" w:themeColor="accent6"/>
-          <w:bottom w:val="single" w:sz="8" w:space="0" w:color="F79646" w:themeColor="accent6"/>
-          <w:right w:val="single" w:sz="8" w:space="0" w:color="F79646" w:themeColor="accent6"/>
-          <w:insideH w:val="nil"/>
-          <w:insideV w:val="single" w:sz="8" w:space="0" w:color="F79646" w:themeColor="accent6"/>
+        <w:rFonts w:asciiTheme="majorHAnsi" w:hAnsiTheme="majorHAnsi" w:eastAsiaTheme="majorEastAsia" w:cstheme="majorBidi"/>
+        <w:b/>
+        <w:bCs/>
+      </w:rPr>
+      <w:tblPr/>
+      <w:tcPr>
+        <w:tcBorders>
+          <w:top w:val="double" w:color="F79646" w:themeColor="accent6" w:sz="6" w:space="0"/>
+          <w:left w:val="single" w:color="F79646" w:themeColor="accent6" w:sz="8" w:space="0"/>
+          <w:bottom w:val="single" w:color="F79646" w:themeColor="accent6" w:sz="8" w:space="0"/>
+          <w:right w:val="single" w:color="F79646" w:themeColor="accent6" w:sz="8" w:space="0"/>
+          <w:insideH w:val="nil"/>
+          <w:insideV w:val="single" w:color="F79646" w:themeColor="accent6" w:sz="8" w:space="0"/>
         </w:tcBorders>
       </w:tcPr>
     </w:tblStylePr>
     <w:tblStylePr w:type="firstCol">
       <w:rPr>
-        <w:rFonts w:asciiTheme="majorHAnsi" w:eastAsiaTheme="majorEastAsia" w:hAnsiTheme="majorHAnsi" w:cstheme="majorBidi"/>
+        <w:rFonts w:asciiTheme="majorHAnsi" w:hAnsiTheme="majorHAnsi" w:eastAsiaTheme="majorEastAsia" w:cstheme="majorBidi"/>
         <w:b/>
         <w:bCs/>
       </w:rPr>
     </w:tblStylePr>
     <w:tblStylePr w:type="lastCol">
       <w:rPr>
-        <w:rFonts w:asciiTheme="majorHAnsi" w:eastAsiaTheme="majorEastAsia" w:hAnsiTheme="majorHAnsi" w:cstheme="majorBidi"/>
-        <w:b/>
-        <w:bCs/>
-      </w:rPr>
-      <w:tblPr/>
-      <w:tcPr>
-        <w:tcBorders>
-          <w:top w:val="single" w:sz="8" w:space="0" w:color="F79646" w:themeColor="accent6"/>
-          <w:left w:val="single" w:sz="8" w:space="0" w:color="F79646" w:themeColor="accent6"/>
-          <w:bottom w:val="single" w:sz="8" w:space="0" w:color="F79646" w:themeColor="accent6"/>
-          <w:right w:val="single" w:sz="8" w:space="0" w:color="F79646" w:themeColor="accent6"/>
+        <w:rFonts w:asciiTheme="majorHAnsi" w:hAnsiTheme="majorHAnsi" w:eastAsiaTheme="majorEastAsia" w:cstheme="majorBidi"/>
+        <w:b/>
+        <w:bCs/>
+      </w:rPr>
+      <w:tblPr/>
+      <w:tcPr>
+        <w:tcBorders>
+          <w:top w:val="single" w:color="F79646" w:themeColor="accent6" w:sz="8" w:space="0"/>
+          <w:left w:val="single" w:color="F79646" w:themeColor="accent6" w:sz="8" w:space="0"/>
+          <w:bottom w:val="single" w:color="F79646" w:themeColor="accent6" w:sz="8" w:space="0"/>
+          <w:right w:val="single" w:color="F79646" w:themeColor="accent6" w:sz="8" w:space="0"/>
         </w:tcBorders>
       </w:tcPr>
     </w:tblStylePr>
@@ -6121,10 +6191,10 @@
       <w:tblPr/>
       <w:tcPr>
         <w:tcBorders>
-          <w:top w:val="single" w:sz="8" w:space="0" w:color="F79646" w:themeColor="accent6"/>
-          <w:left w:val="single" w:sz="8" w:space="0" w:color="F79646" w:themeColor="accent6"/>
-          <w:bottom w:val="single" w:sz="8" w:space="0" w:color="F79646" w:themeColor="accent6"/>
-          <w:right w:val="single" w:sz="8" w:space="0" w:color="F79646" w:themeColor="accent6"/>
+          <w:top w:val="single" w:color="F79646" w:themeColor="accent6" w:sz="8" w:space="0"/>
+          <w:left w:val="single" w:color="F79646" w:themeColor="accent6" w:sz="8" w:space="0"/>
+          <w:bottom w:val="single" w:color="F79646" w:themeColor="accent6" w:sz="8" w:space="0"/>
+          <w:right w:val="single" w:color="F79646" w:themeColor="accent6" w:sz="8" w:space="0"/>
         </w:tcBorders>
         <w:shd w:val="clear" w:color="auto" w:fill="FDE4D0" w:themeFill="accent6" w:themeFillTint="3F"/>
       </w:tcPr>
@@ -6133,11 +6203,11 @@
       <w:tblPr/>
       <w:tcPr>
         <w:tcBorders>
-          <w:top w:val="single" w:sz="8" w:space="0" w:color="F79646" w:themeColor="accent6"/>
-          <w:left w:val="single" w:sz="8" w:space="0" w:color="F79646" w:themeColor="accent6"/>
-          <w:bottom w:val="single" w:sz="8" w:space="0" w:color="F79646" w:themeColor="accent6"/>
-          <w:right w:val="single" w:sz="8" w:space="0" w:color="F79646" w:themeColor="accent6"/>
-          <w:insideV w:val="single" w:sz="8" w:space="0" w:color="F79646" w:themeColor="accent6"/>
+          <w:top w:val="single" w:color="F79646" w:themeColor="accent6" w:sz="8" w:space="0"/>
+          <w:left w:val="single" w:color="F79646" w:themeColor="accent6" w:sz="8" w:space="0"/>
+          <w:bottom w:val="single" w:color="F79646" w:themeColor="accent6" w:sz="8" w:space="0"/>
+          <w:right w:val="single" w:color="F79646" w:themeColor="accent6" w:sz="8" w:space="0"/>
+          <w:insideV w:val="single" w:color="F79646" w:themeColor="accent6" w:sz="8" w:space="0"/>
         </w:tcBorders>
         <w:shd w:val="clear" w:color="auto" w:fill="FDE4D0" w:themeFill="accent6" w:themeFillTint="3F"/>
       </w:tcPr>
@@ -6146,11 +6216,11 @@
       <w:tblPr/>
       <w:tcPr>
         <w:tcBorders>
-          <w:top w:val="single" w:sz="8" w:space="0" w:color="F79646" w:themeColor="accent6"/>
-          <w:left w:val="single" w:sz="8" w:space="0" w:color="F79646" w:themeColor="accent6"/>
-          <w:bottom w:val="single" w:sz="8" w:space="0" w:color="F79646" w:themeColor="accent6"/>
-          <w:right w:val="single" w:sz="8" w:space="0" w:color="F79646" w:themeColor="accent6"/>
-          <w:insideV w:val="single" w:sz="8" w:space="0" w:color="F79646" w:themeColor="accent6"/>
+          <w:top w:val="single" w:color="F79646" w:themeColor="accent6" w:sz="8" w:space="0"/>
+          <w:left w:val="single" w:color="F79646" w:themeColor="accent6" w:sz="8" w:space="0"/>
+          <w:bottom w:val="single" w:color="F79646" w:themeColor="accent6" w:sz="8" w:space="0"/>
+          <w:right w:val="single" w:color="F79646" w:themeColor="accent6" w:sz="8" w:space="0"/>
+          <w:insideV w:val="single" w:color="F79646" w:themeColor="accent6" w:sz="8" w:space="0"/>
         </w:tcBorders>
       </w:tcPr>
     </w:tblStylePr>
@@ -6168,11 +6238,11 @@
       <w:tblStyleColBandSize w:val="1"/>
       <w:tblInd w:w="0" w:type="dxa"/>
       <w:tblBorders>
-        <w:top w:val="single" w:sz="8" w:space="0" w:color="404040" w:themeColor="text1" w:themeTint="BF"/>
-        <w:left w:val="single" w:sz="8" w:space="0" w:color="404040" w:themeColor="text1" w:themeTint="BF"/>
-        <w:bottom w:val="single" w:sz="8" w:space="0" w:color="404040" w:themeColor="text1" w:themeTint="BF"/>
-        <w:right w:val="single" w:sz="8" w:space="0" w:color="404040" w:themeColor="text1" w:themeTint="BF"/>
-        <w:insideH w:val="single" w:sz="8" w:space="0" w:color="404040" w:themeColor="text1" w:themeTint="BF"/>
+        <w:top w:val="single" w:color="404040" w:themeColor="text1" w:themeTint="BF" w:sz="8" w:space="0"/>
+        <w:left w:val="single" w:color="404040" w:themeColor="text1" w:themeTint="BF" w:sz="8" w:space="0"/>
+        <w:bottom w:val="single" w:color="404040" w:themeColor="text1" w:themeTint="BF" w:sz="8" w:space="0"/>
+        <w:right w:val="single" w:color="404040" w:themeColor="text1" w:themeTint="BF" w:sz="8" w:space="0"/>
+        <w:insideH w:val="single" w:color="404040" w:themeColor="text1" w:themeTint="BF" w:sz="8" w:space="0"/>
       </w:tblBorders>
       <w:tblCellMar>
         <w:top w:w="0" w:type="dxa"/>
@@ -6193,10 +6263,10 @@
       <w:tblPr/>
       <w:tcPr>
         <w:tcBorders>
-          <w:top w:val="single" w:sz="8" w:space="0" w:color="404040" w:themeColor="text1" w:themeTint="BF"/>
-          <w:left w:val="single" w:sz="8" w:space="0" w:color="404040" w:themeColor="text1" w:themeTint="BF"/>
-          <w:bottom w:val="single" w:sz="8" w:space="0" w:color="404040" w:themeColor="text1" w:themeTint="BF"/>
-          <w:right w:val="single" w:sz="8" w:space="0" w:color="404040" w:themeColor="text1" w:themeTint="BF"/>
+          <w:top w:val="single" w:color="404040" w:themeColor="text1" w:themeTint="BF" w:sz="8" w:space="0"/>
+          <w:left w:val="single" w:color="404040" w:themeColor="text1" w:themeTint="BF" w:sz="8" w:space="0"/>
+          <w:bottom w:val="single" w:color="404040" w:themeColor="text1" w:themeTint="BF" w:sz="8" w:space="0"/>
+          <w:right w:val="single" w:color="404040" w:themeColor="text1" w:themeTint="BF" w:sz="8" w:space="0"/>
           <w:insideH w:val="nil"/>
           <w:insideV w:val="nil"/>
         </w:tcBorders>
@@ -6214,10 +6284,10 @@
       <w:tblPr/>
       <w:tcPr>
         <w:tcBorders>
-          <w:top w:val="double" w:sz="6" w:space="0" w:color="404040" w:themeColor="text1" w:themeTint="BF"/>
-          <w:left w:val="single" w:sz="8" w:space="0" w:color="404040" w:themeColor="text1" w:themeTint="BF"/>
-          <w:bottom w:val="single" w:sz="8" w:space="0" w:color="404040" w:themeColor="text1" w:themeTint="BF"/>
-          <w:right w:val="single" w:sz="8" w:space="0" w:color="404040" w:themeColor="text1" w:themeTint="BF"/>
+          <w:top w:val="double" w:color="404040" w:themeColor="text1" w:themeTint="BF" w:sz="6" w:space="0"/>
+          <w:left w:val="single" w:color="404040" w:themeColor="text1" w:themeTint="BF" w:sz="8" w:space="0"/>
+          <w:bottom w:val="single" w:color="404040" w:themeColor="text1" w:themeTint="BF" w:sz="8" w:space="0"/>
+          <w:right w:val="single" w:color="404040" w:themeColor="text1" w:themeTint="BF" w:sz="8" w:space="0"/>
           <w:insideH w:val="nil"/>
           <w:insideV w:val="nil"/>
         </w:tcBorders>
@@ -6274,11 +6344,11 @@
       <w:tblStyleColBandSize w:val="1"/>
       <w:tblInd w:w="0" w:type="dxa"/>
       <w:tblBorders>
-        <w:top w:val="single" w:sz="8" w:space="0" w:color="7BA0CD" w:themeColor="accent1" w:themeTint="BF"/>
-        <w:left w:val="single" w:sz="8" w:space="0" w:color="7BA0CD" w:themeColor="accent1" w:themeTint="BF"/>
-        <w:bottom w:val="single" w:sz="8" w:space="0" w:color="7BA0CD" w:themeColor="accent1" w:themeTint="BF"/>
-        <w:right w:val="single" w:sz="8" w:space="0" w:color="7BA0CD" w:themeColor="accent1" w:themeTint="BF"/>
-        <w:insideH w:val="single" w:sz="8" w:space="0" w:color="7BA0CD" w:themeColor="accent1" w:themeTint="BF"/>
+        <w:top w:val="single" w:color="7BA0CD" w:themeColor="accent1" w:themeTint="BF" w:sz="8" w:space="0"/>
+        <w:left w:val="single" w:color="7BA0CD" w:themeColor="accent1" w:themeTint="BF" w:sz="8" w:space="0"/>
+        <w:bottom w:val="single" w:color="7BA0CD" w:themeColor="accent1" w:themeTint="BF" w:sz="8" w:space="0"/>
+        <w:right w:val="single" w:color="7BA0CD" w:themeColor="accent1" w:themeTint="BF" w:sz="8" w:space="0"/>
+        <w:insideH w:val="single" w:color="7BA0CD" w:themeColor="accent1" w:themeTint="BF" w:sz="8" w:space="0"/>
       </w:tblBorders>
       <w:tblCellMar>
         <w:top w:w="0" w:type="dxa"/>
@@ -6299,10 +6369,10 @@
       <w:tblPr/>
       <w:tcPr>
         <w:tcBorders>
-          <w:top w:val="single" w:sz="8" w:space="0" w:color="7BA0CD" w:themeColor="accent1" w:themeTint="BF"/>
-          <w:left w:val="single" w:sz="8" w:space="0" w:color="7BA0CD" w:themeColor="accent1" w:themeTint="BF"/>
-          <w:bottom w:val="single" w:sz="8" w:space="0" w:color="7BA0CD" w:themeColor="accent1" w:themeTint="BF"/>
-          <w:right w:val="single" w:sz="8" w:space="0" w:color="7BA0CD" w:themeColor="accent1" w:themeTint="BF"/>
+          <w:top w:val="single" w:color="7BA0CD" w:themeColor="accent1" w:themeTint="BF" w:sz="8" w:space="0"/>
+          <w:left w:val="single" w:color="7BA0CD" w:themeColor="accent1" w:themeTint="BF" w:sz="8" w:space="0"/>
+          <w:bottom w:val="single" w:color="7BA0CD" w:themeColor="accent1" w:themeTint="BF" w:sz="8" w:space="0"/>
+          <w:right w:val="single" w:color="7BA0CD" w:themeColor="accent1" w:themeTint="BF" w:sz="8" w:space="0"/>
           <w:insideH w:val="nil"/>
           <w:insideV w:val="nil"/>
         </w:tcBorders>
@@ -6320,10 +6390,10 @@
       <w:tblPr/>
       <w:tcPr>
         <w:tcBorders>
-          <w:top w:val="double" w:sz="6" w:space="0" w:color="7BA0CD" w:themeColor="accent1" w:themeTint="BF"/>
-          <w:left w:val="single" w:sz="8" w:space="0" w:color="7BA0CD" w:themeColor="accent1" w:themeTint="BF"/>
-          <w:bottom w:val="single" w:sz="8" w:space="0" w:color="7BA0CD" w:themeColor="accent1" w:themeTint="BF"/>
-          <w:right w:val="single" w:sz="8" w:space="0" w:color="7BA0CD" w:themeColor="accent1" w:themeTint="BF"/>
+          <w:top w:val="double" w:color="7BA0CD" w:themeColor="accent1" w:themeTint="BF" w:sz="6" w:space="0"/>
+          <w:left w:val="single" w:color="7BA0CD" w:themeColor="accent1" w:themeTint="BF" w:sz="8" w:space="0"/>
+          <w:bottom w:val="single" w:color="7BA0CD" w:themeColor="accent1" w:themeTint="BF" w:sz="8" w:space="0"/>
+          <w:right w:val="single" w:color="7BA0CD" w:themeColor="accent1" w:themeTint="BF" w:sz="8" w:space="0"/>
           <w:insideH w:val="nil"/>
           <w:insideV w:val="nil"/>
         </w:tcBorders>
@@ -6380,11 +6450,11 @@
       <w:tblStyleColBandSize w:val="1"/>
       <w:tblInd w:w="0" w:type="dxa"/>
       <w:tblBorders>
-        <w:top w:val="single" w:sz="8" w:space="0" w:color="CF7B79" w:themeColor="accent2" w:themeTint="BF"/>
-        <w:left w:val="single" w:sz="8" w:space="0" w:color="CF7B79" w:themeColor="accent2" w:themeTint="BF"/>
-        <w:bottom w:val="single" w:sz="8" w:space="0" w:color="CF7B79" w:themeColor="accent2" w:themeTint="BF"/>
-        <w:right w:val="single" w:sz="8" w:space="0" w:color="CF7B79" w:themeColor="accent2" w:themeTint="BF"/>
-        <w:insideH w:val="single" w:sz="8" w:space="0" w:color="CF7B79" w:themeColor="accent2" w:themeTint="BF"/>
+        <w:top w:val="single" w:color="CF7B79" w:themeColor="accent2" w:themeTint="BF" w:sz="8" w:space="0"/>
+        <w:left w:val="single" w:color="CF7B79" w:themeColor="accent2" w:themeTint="BF" w:sz="8" w:space="0"/>
+        <w:bottom w:val="single" w:color="CF7B79" w:themeColor="accent2" w:themeTint="BF" w:sz="8" w:space="0"/>
+        <w:right w:val="single" w:color="CF7B79" w:themeColor="accent2" w:themeTint="BF" w:sz="8" w:space="0"/>
+        <w:insideH w:val="single" w:color="CF7B79" w:themeColor="accent2" w:themeTint="BF" w:sz="8" w:space="0"/>
       </w:tblBorders>
       <w:tblCellMar>
         <w:top w:w="0" w:type="dxa"/>
@@ -6405,10 +6475,10 @@
       <w:tblPr/>
       <w:tcPr>
         <w:tcBorders>
-          <w:top w:val="single" w:sz="8" w:space="0" w:color="CF7B79" w:themeColor="accent2" w:themeTint="BF"/>
-          <w:left w:val="single" w:sz="8" w:space="0" w:color="CF7B79" w:themeColor="accent2" w:themeTint="BF"/>
-          <w:bottom w:val="single" w:sz="8" w:space="0" w:color="CF7B79" w:themeColor="accent2" w:themeTint="BF"/>
-          <w:right w:val="single" w:sz="8" w:space="0" w:color="CF7B79" w:themeColor="accent2" w:themeTint="BF"/>
+          <w:top w:val="single" w:color="CF7B79" w:themeColor="accent2" w:themeTint="BF" w:sz="8" w:space="0"/>
+          <w:left w:val="single" w:color="CF7B79" w:themeColor="accent2" w:themeTint="BF" w:sz="8" w:space="0"/>
+          <w:bottom w:val="single" w:color="CF7B79" w:themeColor="accent2" w:themeTint="BF" w:sz="8" w:space="0"/>
+          <w:right w:val="single" w:color="CF7B79" w:themeColor="accent2" w:themeTint="BF" w:sz="8" w:space="0"/>
           <w:insideH w:val="nil"/>
           <w:insideV w:val="nil"/>
         </w:tcBorders>
@@ -6426,10 +6496,10 @@
       <w:tblPr/>
       <w:tcPr>
         <w:tcBorders>
-          <w:top w:val="double" w:sz="6" w:space="0" w:color="CF7B79" w:themeColor="accent2" w:themeTint="BF"/>
-          <w:left w:val="single" w:sz="8" w:space="0" w:color="CF7B79" w:themeColor="accent2" w:themeTint="BF"/>
-          <w:bottom w:val="single" w:sz="8" w:space="0" w:color="CF7B79" w:themeColor="accent2" w:themeTint="BF"/>
-          <w:right w:val="single" w:sz="8" w:space="0" w:color="CF7B79" w:themeColor="accent2" w:themeTint="BF"/>
+          <w:top w:val="double" w:color="CF7B79" w:themeColor="accent2" w:themeTint="BF" w:sz="6" w:space="0"/>
+          <w:left w:val="single" w:color="CF7B79" w:themeColor="accent2" w:themeTint="BF" w:sz="8" w:space="0"/>
+          <w:bottom w:val="single" w:color="CF7B79" w:themeColor="accent2" w:themeTint="BF" w:sz="8" w:space="0"/>
+          <w:right w:val="single" w:color="CF7B79" w:themeColor="accent2" w:themeTint="BF" w:sz="8" w:space="0"/>
           <w:insideH w:val="nil"/>
           <w:insideV w:val="nil"/>
         </w:tcBorders>
@@ -6486,11 +6556,11 @@
       <w:tblStyleColBandSize w:val="1"/>
       <w:tblInd w:w="0" w:type="dxa"/>
       <w:tblBorders>
-        <w:top w:val="single" w:sz="8" w:space="0" w:color="B3CC82" w:themeColor="accent3" w:themeTint="BF"/>
-        <w:left w:val="single" w:sz="8" w:space="0" w:color="B3CC82" w:themeColor="accent3" w:themeTint="BF"/>
-        <w:bottom w:val="single" w:sz="8" w:space="0" w:color="B3CC82" w:themeColor="accent3" w:themeTint="BF"/>
-        <w:right w:val="single" w:sz="8" w:space="0" w:color="B3CC82" w:themeColor="accent3" w:themeTint="BF"/>
-        <w:insideH w:val="single" w:sz="8" w:space="0" w:color="B3CC82" w:themeColor="accent3" w:themeTint="BF"/>
+        <w:top w:val="single" w:color="B3CC82" w:themeColor="accent3" w:themeTint="BF" w:sz="8" w:space="0"/>
+        <w:left w:val="single" w:color="B3CC82" w:themeColor="accent3" w:themeTint="BF" w:sz="8" w:space="0"/>
+        <w:bottom w:val="single" w:color="B3CC82" w:themeColor="accent3" w:themeTint="BF" w:sz="8" w:space="0"/>
+        <w:right w:val="single" w:color="B3CC82" w:themeColor="accent3" w:themeTint="BF" w:sz="8" w:space="0"/>
+        <w:insideH w:val="single" w:color="B3CC82" w:themeColor="accent3" w:themeTint="BF" w:sz="8" w:space="0"/>
       </w:tblBorders>
       <w:tblCellMar>
         <w:top w:w="0" w:type="dxa"/>
@@ -6511,10 +6581,10 @@
       <w:tblPr/>
       <w:tcPr>
         <w:tcBorders>
-          <w:top w:val="single" w:sz="8" w:space="0" w:color="B3CC82" w:themeColor="accent3" w:themeTint="BF"/>
-          <w:left w:val="single" w:sz="8" w:space="0" w:color="B3CC82" w:themeColor="accent3" w:themeTint="BF"/>
-          <w:bottom w:val="single" w:sz="8" w:space="0" w:color="B3CC82" w:themeColor="accent3" w:themeTint="BF"/>
-          <w:right w:val="single" w:sz="8" w:space="0" w:color="B3CC82" w:themeColor="accent3" w:themeTint="BF"/>
+          <w:top w:val="single" w:color="B3CC82" w:themeColor="accent3" w:themeTint="BF" w:sz="8" w:space="0"/>
+          <w:left w:val="single" w:color="B3CC82" w:themeColor="accent3" w:themeTint="BF" w:sz="8" w:space="0"/>
+          <w:bottom w:val="single" w:color="B3CC82" w:themeColor="accent3" w:themeTint="BF" w:sz="8" w:space="0"/>
+          <w:right w:val="single" w:color="B3CC82" w:themeColor="accent3" w:themeTint="BF" w:sz="8" w:space="0"/>
           <w:insideH w:val="nil"/>
           <w:insideV w:val="nil"/>
         </w:tcBorders>
@@ -6532,10 +6602,10 @@
       <w:tblPr/>
       <w:tcPr>
         <w:tcBorders>
-          <w:top w:val="double" w:sz="6" w:space="0" w:color="B3CC82" w:themeColor="accent3" w:themeTint="BF"/>
-          <w:left w:val="single" w:sz="8" w:space="0" w:color="B3CC82" w:themeColor="accent3" w:themeTint="BF"/>
-          <w:bottom w:val="single" w:sz="8" w:space="0" w:color="B3CC82" w:themeColor="accent3" w:themeTint="BF"/>
-          <w:right w:val="single" w:sz="8" w:space="0" w:color="B3CC82" w:themeColor="accent3" w:themeTint="BF"/>
+          <w:top w:val="double" w:color="B3CC82" w:themeColor="accent3" w:themeTint="BF" w:sz="6" w:space="0"/>
+          <w:left w:val="single" w:color="B3CC82" w:themeColor="accent3" w:themeTint="BF" w:sz="8" w:space="0"/>
+          <w:bottom w:val="single" w:color="B3CC82" w:themeColor="accent3" w:themeTint="BF" w:sz="8" w:space="0"/>
+          <w:right w:val="single" w:color="B3CC82" w:themeColor="accent3" w:themeTint="BF" w:sz="8" w:space="0"/>
           <w:insideH w:val="nil"/>
           <w:insideV w:val="nil"/>
         </w:tcBorders>
@@ -6592,11 +6662,11 @@
       <w:tblStyleColBandSize w:val="1"/>
       <w:tblInd w:w="0" w:type="dxa"/>
       <w:tblBorders>
-        <w:top w:val="single" w:sz="8" w:space="0" w:color="9F8AB9" w:themeColor="accent4" w:themeTint="BF"/>
-        <w:left w:val="single" w:sz="8" w:space="0" w:color="9F8AB9" w:themeColor="accent4" w:themeTint="BF"/>
-        <w:bottom w:val="single" w:sz="8" w:space="0" w:color="9F8AB9" w:themeColor="accent4" w:themeTint="BF"/>
-        <w:right w:val="single" w:sz="8" w:space="0" w:color="9F8AB9" w:themeColor="accent4" w:themeTint="BF"/>
-        <w:insideH w:val="single" w:sz="8" w:space="0" w:color="9F8AB9" w:themeColor="accent4" w:themeTint="BF"/>
+        <w:top w:val="single" w:color="9F8AB9" w:themeColor="accent4" w:themeTint="BF" w:sz="8" w:space="0"/>
+        <w:left w:val="single" w:color="9F8AB9" w:themeColor="accent4" w:themeTint="BF" w:sz="8" w:space="0"/>
+        <w:bottom w:val="single" w:color="9F8AB9" w:themeColor="accent4" w:themeTint="BF" w:sz="8" w:space="0"/>
+        <w:right w:val="single" w:color="9F8AB9" w:themeColor="accent4" w:themeTint="BF" w:sz="8" w:space="0"/>
+        <w:insideH w:val="single" w:color="9F8AB9" w:themeColor="accent4" w:themeTint="BF" w:sz="8" w:space="0"/>
       </w:tblBorders>
       <w:tblCellMar>
         <w:top w:w="0" w:type="dxa"/>
@@ -6617,10 +6687,10 @@
       <w:tblPr/>
       <w:tcPr>
         <w:tcBorders>
-          <w:top w:val="single" w:sz="8" w:space="0" w:color="9F8AB9" w:themeColor="accent4" w:themeTint="BF"/>
-          <w:left w:val="single" w:sz="8" w:space="0" w:color="9F8AB9" w:themeColor="accent4" w:themeTint="BF"/>
-          <w:bottom w:val="single" w:sz="8" w:space="0" w:color="9F8AB9" w:themeColor="accent4" w:themeTint="BF"/>
-          <w:right w:val="single" w:sz="8" w:space="0" w:color="9F8AB9" w:themeColor="accent4" w:themeTint="BF"/>
+          <w:top w:val="single" w:color="9F8AB9" w:themeColor="accent4" w:themeTint="BF" w:sz="8" w:space="0"/>
+          <w:left w:val="single" w:color="9F8AB9" w:themeColor="accent4" w:themeTint="BF" w:sz="8" w:space="0"/>
+          <w:bottom w:val="single" w:color="9F8AB9" w:themeColor="accent4" w:themeTint="BF" w:sz="8" w:space="0"/>
+          <w:right w:val="single" w:color="9F8AB9" w:themeColor="accent4" w:themeTint="BF" w:sz="8" w:space="0"/>
           <w:insideH w:val="nil"/>
           <w:insideV w:val="nil"/>
         </w:tcBorders>
@@ -6638,10 +6708,10 @@
       <w:tblPr/>
       <w:tcPr>
         <w:tcBorders>
-          <w:top w:val="double" w:sz="6" w:space="0" w:color="9F8AB9" w:themeColor="accent4" w:themeTint="BF"/>
-          <w:left w:val="single" w:sz="8" w:space="0" w:color="9F8AB9" w:themeColor="accent4" w:themeTint="BF"/>
-          <w:bottom w:val="single" w:sz="8" w:space="0" w:color="9F8AB9" w:themeColor="accent4" w:themeTint="BF"/>
-          <w:right w:val="single" w:sz="8" w:space="0" w:color="9F8AB9" w:themeColor="accent4" w:themeTint="BF"/>
+          <w:top w:val="double" w:color="9F8AB9" w:themeColor="accent4" w:themeTint="BF" w:sz="6" w:space="0"/>
+          <w:left w:val="single" w:color="9F8AB9" w:themeColor="accent4" w:themeTint="BF" w:sz="8" w:space="0"/>
+          <w:bottom w:val="single" w:color="9F8AB9" w:themeColor="accent4" w:themeTint="BF" w:sz="8" w:space="0"/>
+          <w:right w:val="single" w:color="9F8AB9" w:themeColor="accent4" w:themeTint="BF" w:sz="8" w:space="0"/>
           <w:insideH w:val="nil"/>
           <w:insideV w:val="nil"/>
         </w:tcBorders>
@@ -6698,11 +6768,11 @@
       <w:tblStyleColBandSize w:val="1"/>
       <w:tblInd w:w="0" w:type="dxa"/>
       <w:tblBorders>
-        <w:top w:val="single" w:sz="8" w:space="0" w:color="78C0D4" w:themeColor="accent5" w:themeTint="BF"/>
-        <w:left w:val="single" w:sz="8" w:space="0" w:color="78C0D4" w:themeColor="accent5" w:themeTint="BF"/>
-        <w:bottom w:val="single" w:sz="8" w:space="0" w:color="78C0D4" w:themeColor="accent5" w:themeTint="BF"/>
-        <w:right w:val="single" w:sz="8" w:space="0" w:color="78C0D4" w:themeColor="accent5" w:themeTint="BF"/>
-        <w:insideH w:val="single" w:sz="8" w:space="0" w:color="78C0D4" w:themeColor="accent5" w:themeTint="BF"/>
+        <w:top w:val="single" w:color="78C0D4" w:themeColor="accent5" w:themeTint="BF" w:sz="8" w:space="0"/>
+        <w:left w:val="single" w:color="78C0D4" w:themeColor="accent5" w:themeTint="BF" w:sz="8" w:space="0"/>
+        <w:bottom w:val="single" w:color="78C0D4" w:themeColor="accent5" w:themeTint="BF" w:sz="8" w:space="0"/>
+        <w:right w:val="single" w:color="78C0D4" w:themeColor="accent5" w:themeTint="BF" w:sz="8" w:space="0"/>
+        <w:insideH w:val="single" w:color="78C0D4" w:themeColor="accent5" w:themeTint="BF" w:sz="8" w:space="0"/>
       </w:tblBorders>
       <w:tblCellMar>
         <w:top w:w="0" w:type="dxa"/>
@@ -6723,10 +6793,10 @@
       <w:tblPr/>
       <w:tcPr>
         <w:tcBorders>
-          <w:top w:val="single" w:sz="8" w:space="0" w:color="78C0D4" w:themeColor="accent5" w:themeTint="BF"/>
-          <w:left w:val="single" w:sz="8" w:space="0" w:color="78C0D4" w:themeColor="accent5" w:themeTint="BF"/>
-          <w:bottom w:val="single" w:sz="8" w:space="0" w:color="78C0D4" w:themeColor="accent5" w:themeTint="BF"/>
-          <w:right w:val="single" w:sz="8" w:space="0" w:color="78C0D4" w:themeColor="accent5" w:themeTint="BF"/>
+          <w:top w:val="single" w:color="78C0D4" w:themeColor="accent5" w:themeTint="BF" w:sz="8" w:space="0"/>
+          <w:left w:val="single" w:color="78C0D4" w:themeColor="accent5" w:themeTint="BF" w:sz="8" w:space="0"/>
+          <w:bottom w:val="single" w:color="78C0D4" w:themeColor="accent5" w:themeTint="BF" w:sz="8" w:space="0"/>
+          <w:right w:val="single" w:color="78C0D4" w:themeColor="accent5" w:themeTint="BF" w:sz="8" w:space="0"/>
           <w:insideH w:val="nil"/>
           <w:insideV w:val="nil"/>
         </w:tcBorders>
@@ -6744,10 +6814,10 @@
       <w:tblPr/>
       <w:tcPr>
         <w:tcBorders>
-          <w:top w:val="double" w:sz="6" w:space="0" w:color="78C0D4" w:themeColor="accent5" w:themeTint="BF"/>
-          <w:left w:val="single" w:sz="8" w:space="0" w:color="78C0D4" w:themeColor="accent5" w:themeTint="BF"/>
-          <w:bottom w:val="single" w:sz="8" w:space="0" w:color="78C0D4" w:themeColor="accent5" w:themeTint="BF"/>
-          <w:right w:val="single" w:sz="8" w:space="0" w:color="78C0D4" w:themeColor="accent5" w:themeTint="BF"/>
+          <w:top w:val="double" w:color="78C0D4" w:themeColor="accent5" w:themeTint="BF" w:sz="6" w:space="0"/>
+          <w:left w:val="single" w:color="78C0D4" w:themeColor="accent5" w:themeTint="BF" w:sz="8" w:space="0"/>
+          <w:bottom w:val="single" w:color="78C0D4" w:themeColor="accent5" w:themeTint="BF" w:sz="8" w:space="0"/>
+          <w:right w:val="single" w:color="78C0D4" w:themeColor="accent5" w:themeTint="BF" w:sz="8" w:space="0"/>
           <w:insideH w:val="nil"/>
           <w:insideV w:val="nil"/>
         </w:tcBorders>
@@ -6804,11 +6874,11 @@
       <w:tblStyleColBandSize w:val="1"/>
       <w:tblInd w:w="0" w:type="dxa"/>
       <w:tblBorders>
-        <w:top w:val="single" w:sz="8" w:space="0" w:color="F9B074" w:themeColor="accent6" w:themeTint="BF"/>
-        <w:left w:val="single" w:sz="8" w:space="0" w:color="F9B074" w:themeColor="accent6" w:themeTint="BF"/>
-        <w:bottom w:val="single" w:sz="8" w:space="0" w:color="F9B074" w:themeColor="accent6" w:themeTint="BF"/>
-        <w:right w:val="single" w:sz="8" w:space="0" w:color="F9B074" w:themeColor="accent6" w:themeTint="BF"/>
-        <w:insideH w:val="single" w:sz="8" w:space="0" w:color="F9B074" w:themeColor="accent6" w:themeTint="BF"/>
+        <w:top w:val="single" w:color="F9B074" w:themeColor="accent6" w:themeTint="BF" w:sz="8" w:space="0"/>
+        <w:left w:val="single" w:color="F9B074" w:themeColor="accent6" w:themeTint="BF" w:sz="8" w:space="0"/>
+        <w:bottom w:val="single" w:color="F9B074" w:themeColor="accent6" w:themeTint="BF" w:sz="8" w:space="0"/>
+        <w:right w:val="single" w:color="F9B074" w:themeColor="accent6" w:themeTint="BF" w:sz="8" w:space="0"/>
+        <w:insideH w:val="single" w:color="F9B074" w:themeColor="accent6" w:themeTint="BF" w:sz="8" w:space="0"/>
       </w:tblBorders>
       <w:tblCellMar>
         <w:top w:w="0" w:type="dxa"/>
@@ -6829,10 +6899,10 @@
       <w:tblPr/>
       <w:tcPr>
         <w:tcBorders>
-          <w:top w:val="single" w:sz="8" w:space="0" w:color="F9B074" w:themeColor="accent6" w:themeTint="BF"/>
-          <w:left w:val="single" w:sz="8" w:space="0" w:color="F9B074" w:themeColor="accent6" w:themeTint="BF"/>
-          <w:bottom w:val="single" w:sz="8" w:space="0" w:color="F9B074" w:themeColor="accent6" w:themeTint="BF"/>
-          <w:right w:val="single" w:sz="8" w:space="0" w:color="F9B074" w:themeColor="accent6" w:themeTint="BF"/>
+          <w:top w:val="single" w:color="F9B074" w:themeColor="accent6" w:themeTint="BF" w:sz="8" w:space="0"/>
+          <w:left w:val="single" w:color="F9B074" w:themeColor="accent6" w:themeTint="BF" w:sz="8" w:space="0"/>
+          <w:bottom w:val="single" w:color="F9B074" w:themeColor="accent6" w:themeTint="BF" w:sz="8" w:space="0"/>
+          <w:right w:val="single" w:color="F9B074" w:themeColor="accent6" w:themeTint="BF" w:sz="8" w:space="0"/>
           <w:insideH w:val="nil"/>
           <w:insideV w:val="nil"/>
         </w:tcBorders>
@@ -6850,10 +6920,10 @@
       <w:tblPr/>
       <w:tcPr>
         <w:tcBorders>
-          <w:top w:val="double" w:sz="6" w:space="0" w:color="F9B074" w:themeColor="accent6" w:themeTint="BF"/>
-          <w:left w:val="single" w:sz="8" w:space="0" w:color="F9B074" w:themeColor="accent6" w:themeTint="BF"/>
-          <w:bottom w:val="single" w:sz="8" w:space="0" w:color="F9B074" w:themeColor="accent6" w:themeTint="BF"/>
-          <w:right w:val="single" w:sz="8" w:space="0" w:color="F9B074" w:themeColor="accent6" w:themeTint="BF"/>
+          <w:top w:val="double" w:color="F9B074" w:themeColor="accent6" w:themeTint="BF" w:sz="6" w:space="0"/>
+          <w:left w:val="single" w:color="F9B074" w:themeColor="accent6" w:themeTint="BF" w:sz="8" w:space="0"/>
+          <w:bottom w:val="single" w:color="F9B074" w:themeColor="accent6" w:themeTint="BF" w:sz="8" w:space="0"/>
+          <w:right w:val="single" w:color="F9B074" w:themeColor="accent6" w:themeTint="BF" w:sz="8" w:space="0"/>
           <w:insideH w:val="nil"/>
           <w:insideV w:val="nil"/>
         </w:tcBorders>
@@ -6910,8 +6980,8 @@
       <w:tblStyleColBandSize w:val="1"/>
       <w:tblInd w:w="0" w:type="dxa"/>
       <w:tblBorders>
-        <w:top w:val="single" w:sz="18" w:space="0" w:color="auto"/>
-        <w:bottom w:val="single" w:sz="18" w:space="0" w:color="auto"/>
+        <w:top w:val="single" w:color="auto" w:sz="18" w:space="0"/>
+        <w:bottom w:val="single" w:color="auto" w:sz="18" w:space="0"/>
       </w:tblBorders>
       <w:tblCellMar>
         <w:top w:w="0" w:type="dxa"/>
@@ -6932,9 +7002,9 @@
       <w:tblPr/>
       <w:tcPr>
         <w:tcBorders>
-          <w:top w:val="single" w:sz="18" w:space="0" w:color="auto"/>
-          <w:left w:val="nil"/>
-          <w:bottom w:val="single" w:sz="18" w:space="0" w:color="auto"/>
+          <w:top w:val="single" w:color="auto" w:sz="18" w:space="0"/>
+          <w:left w:val="nil"/>
+          <w:bottom w:val="single" w:color="auto" w:sz="18" w:space="0"/>
           <w:right w:val="nil"/>
           <w:insideH w:val="nil"/>
           <w:insideV w:val="nil"/>
@@ -6952,9 +7022,9 @@
       <w:tblPr/>
       <w:tcPr>
         <w:tcBorders>
-          <w:top w:val="double" w:sz="6" w:space="0" w:color="auto"/>
-          <w:left w:val="nil"/>
-          <w:bottom w:val="single" w:sz="18" w:space="0" w:color="auto"/>
+          <w:top w:val="double" w:color="auto" w:sz="6" w:space="0"/>
+          <w:left w:val="nil"/>
+          <w:bottom w:val="single" w:color="auto" w:sz="18" w:space="0"/>
           <w:right w:val="nil"/>
           <w:insideH w:val="nil"/>
           <w:insideV w:val="nil"/>
@@ -6973,7 +7043,7 @@
         <w:tcBorders>
           <w:top w:val="nil"/>
           <w:left w:val="nil"/>
-          <w:bottom w:val="single" w:sz="18" w:space="0" w:color="auto"/>
+          <w:bottom w:val="single" w:color="auto" w:sz="18" w:space="0"/>
           <w:right w:val="nil"/>
           <w:insideH w:val="nil"/>
           <w:insideV w:val="nil"/>
@@ -7020,9 +7090,9 @@
       <w:tblPr/>
       <w:tcPr>
         <w:tcBorders>
-          <w:top w:val="single" w:sz="18" w:space="0" w:color="auto"/>
-          <w:left w:val="nil"/>
-          <w:bottom w:val="single" w:sz="18" w:space="0" w:color="auto"/>
+          <w:top w:val="single" w:color="auto" w:sz="18" w:space="0"/>
+          <w:left w:val="nil"/>
+          <w:bottom w:val="single" w:color="auto" w:sz="18" w:space="0"/>
           <w:right w:val="nil"/>
           <w:insideH w:val="nil"/>
           <w:insideV w:val="nil"/>
@@ -7036,9 +7106,9 @@
       <w:tblPr/>
       <w:tcPr>
         <w:tcBorders>
-          <w:top w:val="single" w:sz="18" w:space="0" w:color="auto"/>
-          <w:left w:val="nil"/>
-          <w:bottom w:val="single" w:sz="18" w:space="0" w:color="auto"/>
+          <w:top w:val="single" w:color="auto" w:sz="18" w:space="0"/>
+          <w:left w:val="nil"/>
+          <w:bottom w:val="single" w:color="auto" w:sz="18" w:space="0"/>
           <w:right w:val="nil"/>
           <w:insideH w:val="nil"/>
           <w:insideV w:val="nil"/>
@@ -7059,8 +7129,8 @@
       <w:tblStyleColBandSize w:val="1"/>
       <w:tblInd w:w="0" w:type="dxa"/>
       <w:tblBorders>
-        <w:top w:val="single" w:sz="18" w:space="0" w:color="auto"/>
-        <w:bottom w:val="single" w:sz="18" w:space="0" w:color="auto"/>
+        <w:top w:val="single" w:color="auto" w:sz="18" w:space="0"/>
+        <w:bottom w:val="single" w:color="auto" w:sz="18" w:space="0"/>
       </w:tblBorders>
       <w:tblCellMar>
         <w:top w:w="0" w:type="dxa"/>
@@ -7081,9 +7151,9 @@
       <w:tblPr/>
       <w:tcPr>
         <w:tcBorders>
-          <w:top w:val="single" w:sz="18" w:space="0" w:color="auto"/>
-          <w:left w:val="nil"/>
-          <w:bottom w:val="single" w:sz="18" w:space="0" w:color="auto"/>
+          <w:top w:val="single" w:color="auto" w:sz="18" w:space="0"/>
+          <w:left w:val="nil"/>
+          <w:bottom w:val="single" w:color="auto" w:sz="18" w:space="0"/>
           <w:right w:val="nil"/>
           <w:insideH w:val="nil"/>
           <w:insideV w:val="nil"/>
@@ -7101,9 +7171,9 @@
       <w:tblPr/>
       <w:tcPr>
         <w:tcBorders>
-          <w:top w:val="double" w:sz="6" w:space="0" w:color="auto"/>
-          <w:left w:val="nil"/>
-          <w:bottom w:val="single" w:sz="18" w:space="0" w:color="auto"/>
+          <w:top w:val="double" w:color="auto" w:sz="6" w:space="0"/>
+          <w:left w:val="nil"/>
+          <w:bottom w:val="single" w:color="auto" w:sz="18" w:space="0"/>
           <w:right w:val="nil"/>
           <w:insideH w:val="nil"/>
           <w:insideV w:val="nil"/>
@@ -7122,7 +7192,7 @@
         <w:tcBorders>
           <w:top w:val="nil"/>
           <w:left w:val="nil"/>
-          <w:bottom w:val="single" w:sz="18" w:space="0" w:color="auto"/>
+          <w:bottom w:val="single" w:color="auto" w:sz="18" w:space="0"/>
           <w:right w:val="nil"/>
           <w:insideH w:val="nil"/>
           <w:insideV w:val="nil"/>
@@ -7169,9 +7239,9 @@
       <w:tblPr/>
       <w:tcPr>
         <w:tcBorders>
-          <w:top w:val="single" w:sz="18" w:space="0" w:color="auto"/>
-          <w:left w:val="nil"/>
-          <w:bottom w:val="single" w:sz="18" w:space="0" w:color="auto"/>
+          <w:top w:val="single" w:color="auto" w:sz="18" w:space="0"/>
+          <w:left w:val="nil"/>
+          <w:bottom w:val="single" w:color="auto" w:sz="18" w:space="0"/>
           <w:right w:val="nil"/>
           <w:insideH w:val="nil"/>
           <w:insideV w:val="nil"/>
@@ -7185,9 +7255,9 @@
       <w:tblPr/>
       <w:tcPr>
         <w:tcBorders>
-          <w:top w:val="single" w:sz="18" w:space="0" w:color="auto"/>
-          <w:left w:val="nil"/>
-          <w:bottom w:val="single" w:sz="18" w:space="0" w:color="auto"/>
+          <w:top w:val="single" w:color="auto" w:sz="18" w:space="0"/>
+          <w:left w:val="nil"/>
+          <w:bottom w:val="single" w:color="auto" w:sz="18" w:space="0"/>
           <w:right w:val="nil"/>
           <w:insideH w:val="nil"/>
           <w:insideV w:val="nil"/>
@@ -7208,8 +7278,8 @@
       <w:tblStyleColBandSize w:val="1"/>
       <w:tblInd w:w="0" w:type="dxa"/>
       <w:tblBorders>
-        <w:top w:val="single" w:sz="18" w:space="0" w:color="auto"/>
-        <w:bottom w:val="single" w:sz="18" w:space="0" w:color="auto"/>
+        <w:top w:val="single" w:color="auto" w:sz="18" w:space="0"/>
+        <w:bottom w:val="single" w:color="auto" w:sz="18" w:space="0"/>
       </w:tblBorders>
       <w:tblCellMar>
         <w:top w:w="0" w:type="dxa"/>
@@ -7230,9 +7300,9 @@
       <w:tblPr/>
       <w:tcPr>
         <w:tcBorders>
-          <w:top w:val="single" w:sz="18" w:space="0" w:color="auto"/>
-          <w:left w:val="nil"/>
-          <w:bottom w:val="single" w:sz="18" w:space="0" w:color="auto"/>
+          <w:top w:val="single" w:color="auto" w:sz="18" w:space="0"/>
+          <w:left w:val="nil"/>
+          <w:bottom w:val="single" w:color="auto" w:sz="18" w:space="0"/>
           <w:right w:val="nil"/>
           <w:insideH w:val="nil"/>
           <w:insideV w:val="nil"/>
@@ -7250,9 +7320,9 @@
       <w:tblPr/>
       <w:tcPr>
         <w:tcBorders>
-          <w:top w:val="double" w:sz="6" w:space="0" w:color="auto"/>
-          <w:left w:val="nil"/>
-          <w:bottom w:val="single" w:sz="18" w:space="0" w:color="auto"/>
+          <w:top w:val="double" w:color="auto" w:sz="6" w:space="0"/>
+          <w:left w:val="nil"/>
+          <w:bottom w:val="single" w:color="auto" w:sz="18" w:space="0"/>
           <w:right w:val="nil"/>
           <w:insideH w:val="nil"/>
           <w:insideV w:val="nil"/>
@@ -7271,7 +7341,7 @@
         <w:tcBorders>
           <w:top w:val="nil"/>
           <w:left w:val="nil"/>
-          <w:bottom w:val="single" w:sz="18" w:space="0" w:color="auto"/>
+          <w:bottom w:val="single" w:color="auto" w:sz="18" w:space="0"/>
           <w:right w:val="nil"/>
           <w:insideH w:val="nil"/>
           <w:insideV w:val="nil"/>
@@ -7318,9 +7388,9 @@
       <w:tblPr/>
       <w:tcPr>
         <w:tcBorders>
-          <w:top w:val="single" w:sz="18" w:space="0" w:color="auto"/>
-          <w:left w:val="nil"/>
-          <w:bottom w:val="single" w:sz="18" w:space="0" w:color="auto"/>
+          <w:top w:val="single" w:color="auto" w:sz="18" w:space="0"/>
+          <w:left w:val="nil"/>
+          <w:bottom w:val="single" w:color="auto" w:sz="18" w:space="0"/>
           <w:right w:val="nil"/>
           <w:insideH w:val="nil"/>
           <w:insideV w:val="nil"/>
@@ -7334,9 +7404,9 @@
       <w:tblPr/>
       <w:tcPr>
         <w:tcBorders>
-          <w:top w:val="single" w:sz="18" w:space="0" w:color="auto"/>
-          <w:left w:val="nil"/>
-          <w:bottom w:val="single" w:sz="18" w:space="0" w:color="auto"/>
+          <w:top w:val="single" w:color="auto" w:sz="18" w:space="0"/>
+          <w:left w:val="nil"/>
+          <w:bottom w:val="single" w:color="auto" w:sz="18" w:space="0"/>
           <w:right w:val="nil"/>
           <w:insideH w:val="nil"/>
           <w:insideV w:val="nil"/>
@@ -7357,8 +7427,8 @@
       <w:tblStyleColBandSize w:val="1"/>
       <w:tblInd w:w="0" w:type="dxa"/>
       <w:tblBorders>
-        <w:top w:val="single" w:sz="18" w:space="0" w:color="auto"/>
-        <w:bottom w:val="single" w:sz="18" w:space="0" w:color="auto"/>
+        <w:top w:val="single" w:color="auto" w:sz="18" w:space="0"/>
+        <w:bottom w:val="single" w:color="auto" w:sz="18" w:space="0"/>
       </w:tblBorders>
       <w:tblCellMar>
         <w:top w:w="0" w:type="dxa"/>
@@ -7379,9 +7449,9 @@
       <w:tblPr/>
       <w:tcPr>
         <w:tcBorders>
-          <w:top w:val="single" w:sz="18" w:space="0" w:color="auto"/>
-          <w:left w:val="nil"/>
-          <w:bottom w:val="single" w:sz="18" w:space="0" w:color="auto"/>
+          <w:top w:val="single" w:color="auto" w:sz="18" w:space="0"/>
+          <w:left w:val="nil"/>
+          <w:bottom w:val="single" w:color="auto" w:sz="18" w:space="0"/>
           <w:right w:val="nil"/>
           <w:insideH w:val="nil"/>
           <w:insideV w:val="nil"/>
@@ -7399,9 +7469,9 @@
       <w:tblPr/>
       <w:tcPr>
         <w:tcBorders>
-          <w:top w:val="double" w:sz="6" w:space="0" w:color="auto"/>
-          <w:left w:val="nil"/>
-          <w:bottom w:val="single" w:sz="18" w:space="0" w:color="auto"/>
+          <w:top w:val="double" w:color="auto" w:sz="6" w:space="0"/>
+          <w:left w:val="nil"/>
+          <w:bottom w:val="single" w:color="auto" w:sz="18" w:space="0"/>
           <w:right w:val="nil"/>
           <w:insideH w:val="nil"/>
           <w:insideV w:val="nil"/>
@@ -7420,7 +7490,7 @@
         <w:tcBorders>
           <w:top w:val="nil"/>
           <w:left w:val="nil"/>
-          <w:bottom w:val="single" w:sz="18" w:space="0" w:color="auto"/>
+          <w:bottom w:val="single" w:color="auto" w:sz="18" w:space="0"/>
           <w:right w:val="nil"/>
           <w:insideH w:val="nil"/>
           <w:insideV w:val="nil"/>
@@ -7467,9 +7537,9 @@
       <w:tblPr/>
       <w:tcPr>
         <w:tcBorders>
-          <w:top w:val="single" w:sz="18" w:space="0" w:color="auto"/>
-          <w:left w:val="nil"/>
-          <w:bottom w:val="single" w:sz="18" w:space="0" w:color="auto"/>
+          <w:top w:val="single" w:color="auto" w:sz="18" w:space="0"/>
+          <w:left w:val="nil"/>
+          <w:bottom w:val="single" w:color="auto" w:sz="18" w:space="0"/>
           <w:right w:val="nil"/>
           <w:insideH w:val="nil"/>
           <w:insideV w:val="nil"/>
@@ -7483,9 +7553,9 @@
       <w:tblPr/>
       <w:tcPr>
         <w:tcBorders>
-          <w:top w:val="single" w:sz="18" w:space="0" w:color="auto"/>
-          <w:left w:val="nil"/>
-          <w:bottom w:val="single" w:sz="18" w:space="0" w:color="auto"/>
+          <w:top w:val="single" w:color="auto" w:sz="18" w:space="0"/>
+          <w:left w:val="nil"/>
+          <w:bottom w:val="single" w:color="auto" w:sz="18" w:space="0"/>
           <w:right w:val="nil"/>
           <w:insideH w:val="nil"/>
           <w:insideV w:val="nil"/>
@@ -7506,8 +7576,8 @@
       <w:tblStyleColBandSize w:val="1"/>
       <w:tblInd w:w="0" w:type="dxa"/>
       <w:tblBorders>
-        <w:top w:val="single" w:sz="18" w:space="0" w:color="auto"/>
-        <w:bottom w:val="single" w:sz="18" w:space="0" w:color="auto"/>
+        <w:top w:val="single" w:color="auto" w:sz="18" w:space="0"/>
+        <w:bottom w:val="single" w:color="auto" w:sz="18" w:space="0"/>
       </w:tblBorders>
       <w:tblCellMar>
         <w:top w:w="0" w:type="dxa"/>
@@ -7528,9 +7598,9 @@
       <w:tblPr/>
       <w:tcPr>
         <w:tcBorders>
-          <w:top w:val="single" w:sz="18" w:space="0" w:color="auto"/>
-          <w:left w:val="nil"/>
-          <w:bottom w:val="single" w:sz="18" w:space="0" w:color="auto"/>
+          <w:top w:val="single" w:color="auto" w:sz="18" w:space="0"/>
+          <w:left w:val="nil"/>
+          <w:bottom w:val="single" w:color="auto" w:sz="18" w:space="0"/>
           <w:right w:val="nil"/>
           <w:insideH w:val="nil"/>
           <w:insideV w:val="nil"/>
@@ -7548,9 +7618,9 @@
       <w:tblPr/>
       <w:tcPr>
         <w:tcBorders>
-          <w:top w:val="double" w:sz="6" w:space="0" w:color="auto"/>
-          <w:left w:val="nil"/>
-          <w:bottom w:val="single" w:sz="18" w:space="0" w:color="auto"/>
+          <w:top w:val="double" w:color="auto" w:sz="6" w:space="0"/>
+          <w:left w:val="nil"/>
+          <w:bottom w:val="single" w:color="auto" w:sz="18" w:space="0"/>
           <w:right w:val="nil"/>
           <w:insideH w:val="nil"/>
           <w:insideV w:val="nil"/>
@@ -7569,7 +7639,7 @@
         <w:tcBorders>
           <w:top w:val="nil"/>
           <w:left w:val="nil"/>
-          <w:bottom w:val="single" w:sz="18" w:space="0" w:color="auto"/>
+          <w:bottom w:val="single" w:color="auto" w:sz="18" w:space="0"/>
           <w:right w:val="nil"/>
           <w:insideH w:val="nil"/>
           <w:insideV w:val="nil"/>
@@ -7616,9 +7686,9 @@
       <w:tblPr/>
       <w:tcPr>
         <w:tcBorders>
-          <w:top w:val="single" w:sz="18" w:space="0" w:color="auto"/>
-          <w:left w:val="nil"/>
-          <w:bottom w:val="single" w:sz="18" w:space="0" w:color="auto"/>
+          <w:top w:val="single" w:color="auto" w:sz="18" w:space="0"/>
+          <w:left w:val="nil"/>
+          <w:bottom w:val="single" w:color="auto" w:sz="18" w:space="0"/>
           <w:right w:val="nil"/>
           <w:insideH w:val="nil"/>
           <w:insideV w:val="nil"/>
@@ -7632,9 +7702,9 @@
       <w:tblPr/>
       <w:tcPr>
         <w:tcBorders>
-          <w:top w:val="single" w:sz="18" w:space="0" w:color="auto"/>
-          <w:left w:val="nil"/>
-          <w:bottom w:val="single" w:sz="18" w:space="0" w:color="auto"/>
+          <w:top w:val="single" w:color="auto" w:sz="18" w:space="0"/>
+          <w:left w:val="nil"/>
+          <w:bottom w:val="single" w:color="auto" w:sz="18" w:space="0"/>
           <w:right w:val="nil"/>
           <w:insideH w:val="nil"/>
           <w:insideV w:val="nil"/>
@@ -7655,8 +7725,8 @@
       <w:tblStyleColBandSize w:val="1"/>
       <w:tblInd w:w="0" w:type="dxa"/>
       <w:tblBorders>
-        <w:top w:val="single" w:sz="18" w:space="0" w:color="auto"/>
-        <w:bottom w:val="single" w:sz="18" w:space="0" w:color="auto"/>
+        <w:top w:val="single" w:color="auto" w:sz="18" w:space="0"/>
+        <w:bottom w:val="single" w:color="auto" w:sz="18" w:space="0"/>
       </w:tblBorders>
       <w:tblCellMar>
         <w:top w:w="0" w:type="dxa"/>
@@ -7677,9 +7747,9 @@
       <w:tblPr/>
       <w:tcPr>
         <w:tcBorders>
-          <w:top w:val="single" w:sz="18" w:space="0" w:color="auto"/>
-          <w:left w:val="nil"/>
-          <w:bottom w:val="single" w:sz="18" w:space="0" w:color="auto"/>
+          <w:top w:val="single" w:color="auto" w:sz="18" w:space="0"/>
+          <w:left w:val="nil"/>
+          <w:bottom w:val="single" w:color="auto" w:sz="18" w:space="0"/>
           <w:right w:val="nil"/>
           <w:insideH w:val="nil"/>
           <w:insideV w:val="nil"/>
@@ -7697,9 +7767,9 @@
       <w:tblPr/>
       <w:tcPr>
         <w:tcBorders>
-          <w:top w:val="double" w:sz="6" w:space="0" w:color="auto"/>
-          <w:left w:val="nil"/>
-          <w:bottom w:val="single" w:sz="18" w:space="0" w:color="auto"/>
+          <w:top w:val="double" w:color="auto" w:sz="6" w:space="0"/>
+          <w:left w:val="nil"/>
+          <w:bottom w:val="single" w:color="auto" w:sz="18" w:space="0"/>
           <w:right w:val="nil"/>
           <w:insideH w:val="nil"/>
           <w:insideV w:val="nil"/>
@@ -7718,7 +7788,7 @@
         <w:tcBorders>
           <w:top w:val="nil"/>
           <w:left w:val="nil"/>
-          <w:bottom w:val="single" w:sz="18" w:space="0" w:color="auto"/>
+          <w:bottom w:val="single" w:color="auto" w:sz="18" w:space="0"/>
           <w:right w:val="nil"/>
           <w:insideH w:val="nil"/>
           <w:insideV w:val="nil"/>
@@ -7765,9 +7835,9 @@
       <w:tblPr/>
       <w:tcPr>
         <w:tcBorders>
-          <w:top w:val="single" w:sz="18" w:space="0" w:color="auto"/>
-          <w:left w:val="nil"/>
-          <w:bottom w:val="single" w:sz="18" w:space="0" w:color="auto"/>
+          <w:top w:val="single" w:color="auto" w:sz="18" w:space="0"/>
+          <w:left w:val="nil"/>
+          <w:bottom w:val="single" w:color="auto" w:sz="18" w:space="0"/>
           <w:right w:val="nil"/>
           <w:insideH w:val="nil"/>
           <w:insideV w:val="nil"/>
@@ -7781,9 +7851,9 @@
       <w:tblPr/>
       <w:tcPr>
         <w:tcBorders>
-          <w:top w:val="single" w:sz="18" w:space="0" w:color="auto"/>
-          <w:left w:val="nil"/>
-          <w:bottom w:val="single" w:sz="18" w:space="0" w:color="auto"/>
+          <w:top w:val="single" w:color="auto" w:sz="18" w:space="0"/>
+          <w:left w:val="nil"/>
+          <w:bottom w:val="single" w:color="auto" w:sz="18" w:space="0"/>
           <w:right w:val="nil"/>
           <w:insideH w:val="nil"/>
           <w:insideV w:val="nil"/>
@@ -7804,8 +7874,8 @@
       <w:tblStyleColBandSize w:val="1"/>
       <w:tblInd w:w="0" w:type="dxa"/>
       <w:tblBorders>
-        <w:top w:val="single" w:sz="18" w:space="0" w:color="auto"/>
-        <w:bottom w:val="single" w:sz="18" w:space="0" w:color="auto"/>
+        <w:top w:val="single" w:color="auto" w:sz="18" w:space="0"/>
+        <w:bottom w:val="single" w:color="auto" w:sz="18" w:space="0"/>
       </w:tblBorders>
       <w:tblCellMar>
         <w:top w:w="0" w:type="dxa"/>
@@ -7826,9 +7896,9 @@
       <w:tblPr/>
       <w:tcPr>
         <w:tcBorders>
-          <w:top w:val="single" w:sz="18" w:space="0" w:color="auto"/>
-          <w:left w:val="nil"/>
-          <w:bottom w:val="single" w:sz="18" w:space="0" w:color="auto"/>
+          <w:top w:val="single" w:color="auto" w:sz="18" w:space="0"/>
+          <w:left w:val="nil"/>
+          <w:bottom w:val="single" w:color="auto" w:sz="18" w:space="0"/>
           <w:right w:val="nil"/>
           <w:insideH w:val="nil"/>
           <w:insideV w:val="nil"/>
@@ -7846,9 +7916,9 @@
       <w:tblPr/>
       <w:tcPr>
         <w:tcBorders>
-          <w:top w:val="double" w:sz="6" w:space="0" w:color="auto"/>
-          <w:left w:val="nil"/>
-          <w:bottom w:val="single" w:sz="18" w:space="0" w:color="auto"/>
+          <w:top w:val="double" w:color="auto" w:sz="6" w:space="0"/>
+          <w:left w:val="nil"/>
+          <w:bottom w:val="single" w:color="auto" w:sz="18" w:space="0"/>
           <w:right w:val="nil"/>
           <w:insideH w:val="nil"/>
           <w:insideV w:val="nil"/>
@@ -7867,7 +7937,7 @@
         <w:tcBorders>
           <w:top w:val="nil"/>
           <w:left w:val="nil"/>
-          <w:bottom w:val="single" w:sz="18" w:space="0" w:color="auto"/>
+          <w:bottom w:val="single" w:color="auto" w:sz="18" w:space="0"/>
           <w:right w:val="nil"/>
           <w:insideH w:val="nil"/>
           <w:insideV w:val="nil"/>
@@ -7914,9 +7984,9 @@
       <w:tblPr/>
       <w:tcPr>
         <w:tcBorders>
-          <w:top w:val="single" w:sz="18" w:space="0" w:color="auto"/>
-          <w:left w:val="nil"/>
-          <w:bottom w:val="single" w:sz="18" w:space="0" w:color="auto"/>
+          <w:top w:val="single" w:color="auto" w:sz="18" w:space="0"/>
+          <w:left w:val="nil"/>
+          <w:bottom w:val="single" w:color="auto" w:sz="18" w:space="0"/>
           <w:right w:val="nil"/>
           <w:insideH w:val="nil"/>
           <w:insideV w:val="nil"/>
@@ -7930,9 +8000,9 @@
       <w:tblPr/>
       <w:tcPr>
         <w:tcBorders>
-          <w:top w:val="single" w:sz="18" w:space="0" w:color="auto"/>
-          <w:left w:val="nil"/>
-          <w:bottom w:val="single" w:sz="18" w:space="0" w:color="auto"/>
+          <w:top w:val="single" w:color="auto" w:sz="18" w:space="0"/>
+          <w:left w:val="nil"/>
+          <w:bottom w:val="single" w:color="auto" w:sz="18" w:space="0"/>
           <w:right w:val="nil"/>
           <w:insideH w:val="nil"/>
           <w:insideV w:val="nil"/>
@@ -7956,8 +8026,8 @@
       <w:tblStyleColBandSize w:val="1"/>
       <w:tblInd w:w="0" w:type="dxa"/>
       <w:tblBorders>
-        <w:top w:val="single" w:sz="8" w:space="0" w:color="000000" w:themeColor="text1"/>
-        <w:bottom w:val="single" w:sz="8" w:space="0" w:color="000000" w:themeColor="text1"/>
+        <w:top w:val="single" w:color="000000" w:themeColor="text1" w:sz="8" w:space="0"/>
+        <w:bottom w:val="single" w:color="000000" w:themeColor="text1" w:sz="8" w:space="0"/>
       </w:tblBorders>
       <w:tblCellMar>
         <w:top w:w="0" w:type="dxa"/>
@@ -7968,13 +8038,13 @@
     </w:tblPr>
     <w:tblStylePr w:type="firstRow">
       <w:rPr>
-        <w:rFonts w:asciiTheme="majorHAnsi" w:eastAsiaTheme="majorEastAsia" w:hAnsiTheme="majorHAnsi" w:cstheme="majorBidi"/>
+        <w:rFonts w:asciiTheme="majorHAnsi" w:hAnsiTheme="majorHAnsi" w:eastAsiaTheme="majorEastAsia" w:cstheme="majorBidi"/>
       </w:rPr>
       <w:tblPr/>
       <w:tcPr>
         <w:tcBorders>
           <w:top w:val="nil"/>
-          <w:bottom w:val="single" w:sz="8" w:space="0" w:color="000000" w:themeColor="text1"/>
+          <w:bottom w:val="single" w:color="000000" w:themeColor="text1" w:sz="8" w:space="0"/>
         </w:tcBorders>
       </w:tcPr>
     </w:tblStylePr>
@@ -7987,8 +8057,8 @@
       <w:tblPr/>
       <w:tcPr>
         <w:tcBorders>
-          <w:top w:val="single" w:sz="8" w:space="0" w:color="000000" w:themeColor="text1"/>
-          <w:bottom w:val="single" w:sz="8" w:space="0" w:color="000000" w:themeColor="text1"/>
+          <w:top w:val="single" w:color="000000" w:themeColor="text1" w:sz="8" w:space="0"/>
+          <w:bottom w:val="single" w:color="000000" w:themeColor="text1" w:sz="8" w:space="0"/>
         </w:tcBorders>
       </w:tcPr>
     </w:tblStylePr>
@@ -8006,8 +8076,8 @@
       <w:tblPr/>
       <w:tcPr>
         <w:tcBorders>
-          <w:top w:val="single" w:sz="8" w:space="0" w:color="000000" w:themeColor="text1"/>
-          <w:bottom w:val="single" w:sz="8" w:space="0" w:color="000000" w:themeColor="text1"/>
+          <w:top w:val="single" w:color="000000" w:themeColor="text1" w:sz="8" w:space="0"/>
+          <w:bottom w:val="single" w:color="000000" w:themeColor="text1" w:sz="8" w:space="0"/>
         </w:tcBorders>
       </w:tcPr>
     </w:tblStylePr>
@@ -8040,8 +8110,8 @@
       <w:tblStyleColBandSize w:val="1"/>
       <w:tblInd w:w="0" w:type="dxa"/>
       <w:tblBorders>
-        <w:top w:val="single" w:sz="8" w:space="0" w:color="4F81BD" w:themeColor="accent1"/>
-        <w:bottom w:val="single" w:sz="8" w:space="0" w:color="4F81BD" w:themeColor="accent1"/>
+        <w:top w:val="single" w:color="4F81BD" w:themeColor="accent1" w:sz="8" w:space="0"/>
+        <w:bottom w:val="single" w:color="4F81BD" w:themeColor="accent1" w:sz="8" w:space="0"/>
       </w:tblBorders>
       <w:tblCellMar>
         <w:top w:w="0" w:type="dxa"/>
@@ -8052,13 +8122,13 @@
     </w:tblPr>
     <w:tblStylePr w:type="firstRow">
       <w:rPr>
-        <w:rFonts w:asciiTheme="majorHAnsi" w:eastAsiaTheme="majorEastAsia" w:hAnsiTheme="majorHAnsi" w:cstheme="majorBidi"/>
+        <w:rFonts w:asciiTheme="majorHAnsi" w:hAnsiTheme="majorHAnsi" w:eastAsiaTheme="majorEastAsia" w:cstheme="majorBidi"/>
       </w:rPr>
       <w:tblPr/>
       <w:tcPr>
         <w:tcBorders>
           <w:top w:val="nil"/>
-          <w:bottom w:val="single" w:sz="8" w:space="0" w:color="4F81BD" w:themeColor="accent1"/>
+          <w:bottom w:val="single" w:color="4F81BD" w:themeColor="accent1" w:sz="8" w:space="0"/>
         </w:tcBorders>
       </w:tcPr>
     </w:tblStylePr>
@@ -8071,8 +8141,8 @@
       <w:tblPr/>
       <w:tcPr>
         <w:tcBorders>
-          <w:top w:val="single" w:sz="8" w:space="0" w:color="4F81BD" w:themeColor="accent1"/>
-          <w:bottom w:val="single" w:sz="8" w:space="0" w:color="4F81BD" w:themeColor="accent1"/>
+          <w:top w:val="single" w:color="4F81BD" w:themeColor="accent1" w:sz="8" w:space="0"/>
+          <w:bottom w:val="single" w:color="4F81BD" w:themeColor="accent1" w:sz="8" w:space="0"/>
         </w:tcBorders>
       </w:tcPr>
     </w:tblStylePr>
@@ -8090,8 +8160,8 @@
       <w:tblPr/>
       <w:tcPr>
         <w:tcBorders>
-          <w:top w:val="single" w:sz="8" w:space="0" w:color="4F81BD" w:themeColor="accent1"/>
-          <w:bottom w:val="single" w:sz="8" w:space="0" w:color="4F81BD" w:themeColor="accent1"/>
+          <w:top w:val="single" w:color="4F81BD" w:themeColor="accent1" w:sz="8" w:space="0"/>
+          <w:bottom w:val="single" w:color="4F81BD" w:themeColor="accent1" w:sz="8" w:space="0"/>
         </w:tcBorders>
       </w:tcPr>
     </w:tblStylePr>
@@ -8124,8 +8194,8 @@
       <w:tblStyleColBandSize w:val="1"/>
       <w:tblInd w:w="0" w:type="dxa"/>
       <w:tblBorders>
-        <w:top w:val="single" w:sz="8" w:space="0" w:color="C0504D" w:themeColor="accent2"/>
-        <w:bottom w:val="single" w:sz="8" w:space="0" w:color="C0504D" w:themeColor="accent2"/>
+        <w:top w:val="single" w:color="C0504D" w:themeColor="accent2" w:sz="8" w:space="0"/>
+        <w:bottom w:val="single" w:color="C0504D" w:themeColor="accent2" w:sz="8" w:space="0"/>
       </w:tblBorders>
       <w:tblCellMar>
         <w:top w:w="0" w:type="dxa"/>
@@ -8136,13 +8206,13 @@
     </w:tblPr>
     <w:tblStylePr w:type="firstRow">
       <w:rPr>
-        <w:rFonts w:asciiTheme="majorHAnsi" w:eastAsiaTheme="majorEastAsia" w:hAnsiTheme="majorHAnsi" w:cstheme="majorBidi"/>
+        <w:rFonts w:asciiTheme="majorHAnsi" w:hAnsiTheme="majorHAnsi" w:eastAsiaTheme="majorEastAsia" w:cstheme="majorBidi"/>
       </w:rPr>
       <w:tblPr/>
       <w:tcPr>
         <w:tcBorders>
           <w:top w:val="nil"/>
-          <w:bottom w:val="single" w:sz="8" w:space="0" w:color="C0504D" w:themeColor="accent2"/>
+          <w:bottom w:val="single" w:color="C0504D" w:themeColor="accent2" w:sz="8" w:space="0"/>
         </w:tcBorders>
       </w:tcPr>
     </w:tblStylePr>
@@ -8155,8 +8225,8 @@
       <w:tblPr/>
       <w:tcPr>
         <w:tcBorders>
-          <w:top w:val="single" w:sz="8" w:space="0" w:color="C0504D" w:themeColor="accent2"/>
-          <w:bottom w:val="single" w:sz="8" w:space="0" w:color="C0504D" w:themeColor="accent2"/>
+          <w:top w:val="single" w:color="C0504D" w:themeColor="accent2" w:sz="8" w:space="0"/>
+          <w:bottom w:val="single" w:color="C0504D" w:themeColor="accent2" w:sz="8" w:space="0"/>
         </w:tcBorders>
       </w:tcPr>
     </w:tblStylePr>
@@ -8174,8 +8244,8 @@
       <w:tblPr/>
       <w:tcPr>
         <w:tcBorders>
-          <w:top w:val="single" w:sz="8" w:space="0" w:color="C0504D" w:themeColor="accent2"/>
-          <w:bottom w:val="single" w:sz="8" w:space="0" w:color="C0504D" w:themeColor="accent2"/>
+          <w:top w:val="single" w:color="C0504D" w:themeColor="accent2" w:sz="8" w:space="0"/>
+          <w:bottom w:val="single" w:color="C0504D" w:themeColor="accent2" w:sz="8" w:space="0"/>
         </w:tcBorders>
       </w:tcPr>
     </w:tblStylePr>
@@ -8208,8 +8278,8 @@
       <w:tblStyleColBandSize w:val="1"/>
       <w:tblInd w:w="0" w:type="dxa"/>
       <w:tblBorders>
-        <w:top w:val="single" w:sz="8" w:space="0" w:color="9BBB59" w:themeColor="accent3"/>
-        <w:bottom w:val="single" w:sz="8" w:space="0" w:color="9BBB59" w:themeColor="accent3"/>
+        <w:top w:val="single" w:color="9BBB59" w:themeColor="accent3" w:sz="8" w:space="0"/>
+        <w:bottom w:val="single" w:color="9BBB59" w:themeColor="accent3" w:sz="8" w:space="0"/>
       </w:tblBorders>
       <w:tblCellMar>
         <w:top w:w="0" w:type="dxa"/>
@@ -8220,13 +8290,13 @@
     </w:tblPr>
     <w:tblStylePr w:type="firstRow">
       <w:rPr>
-        <w:rFonts w:asciiTheme="majorHAnsi" w:eastAsiaTheme="majorEastAsia" w:hAnsiTheme="majorHAnsi" w:cstheme="majorBidi"/>
+        <w:rFonts w:asciiTheme="majorHAnsi" w:hAnsiTheme="majorHAnsi" w:eastAsiaTheme="majorEastAsia" w:cstheme="majorBidi"/>
       </w:rPr>
       <w:tblPr/>
       <w:tcPr>
         <w:tcBorders>
           <w:top w:val="nil"/>
-          <w:bottom w:val="single" w:sz="8" w:space="0" w:color="9BBB59" w:themeColor="accent3"/>
+          <w:bottom w:val="single" w:color="9BBB59" w:themeColor="accent3" w:sz="8" w:space="0"/>
         </w:tcBorders>
       </w:tcPr>
     </w:tblStylePr>
@@ -8239,8 +8309,8 @@
       <w:tblPr/>
       <w:tcPr>
         <w:tcBorders>
-          <w:top w:val="single" w:sz="8" w:space="0" w:color="9BBB59" w:themeColor="accent3"/>
-          <w:bottom w:val="single" w:sz="8" w:space="0" w:color="9BBB59" w:themeColor="accent3"/>
+          <w:top w:val="single" w:color="9BBB59" w:themeColor="accent3" w:sz="8" w:space="0"/>
+          <w:bottom w:val="single" w:color="9BBB59" w:themeColor="accent3" w:sz="8" w:space="0"/>
         </w:tcBorders>
       </w:tcPr>
     </w:tblStylePr>
@@ -8258,8 +8328,8 @@
       <w:tblPr/>
       <w:tcPr>
         <w:tcBorders>
-          <w:top w:val="single" w:sz="8" w:space="0" w:color="9BBB59" w:themeColor="accent3"/>
-          <w:bottom w:val="single" w:sz="8" w:space="0" w:color="9BBB59" w:themeColor="accent3"/>
+          <w:top w:val="single" w:color="9BBB59" w:themeColor="accent3" w:sz="8" w:space="0"/>
+          <w:bottom w:val="single" w:color="9BBB59" w:themeColor="accent3" w:sz="8" w:space="0"/>
         </w:tcBorders>
       </w:tcPr>
     </w:tblStylePr>
@@ -8292,8 +8362,8 @@
       <w:tblStyleColBandSize w:val="1"/>
       <w:tblInd w:w="0" w:type="dxa"/>
       <w:tblBorders>
-        <w:top w:val="single" w:sz="8" w:space="0" w:color="8064A2" w:themeColor="accent4"/>
-        <w:bottom w:val="single" w:sz="8" w:space="0" w:color="8064A2" w:themeColor="accent4"/>
+        <w:top w:val="single" w:color="8064A2" w:themeColor="accent4" w:sz="8" w:space="0"/>
+        <w:bottom w:val="single" w:color="8064A2" w:themeColor="accent4" w:sz="8" w:space="0"/>
       </w:tblBorders>
       <w:tblCellMar>
         <w:top w:w="0" w:type="dxa"/>
@@ -8304,13 +8374,13 @@
     </w:tblPr>
     <w:tblStylePr w:type="firstRow">
       <w:rPr>
-        <w:rFonts w:asciiTheme="majorHAnsi" w:eastAsiaTheme="majorEastAsia" w:hAnsiTheme="majorHAnsi" w:cstheme="majorBidi"/>
+        <w:rFonts w:asciiTheme="majorHAnsi" w:hAnsiTheme="majorHAnsi" w:eastAsiaTheme="majorEastAsia" w:cstheme="majorBidi"/>
       </w:rPr>
       <w:tblPr/>
       <w:tcPr>
         <w:tcBorders>
           <w:top w:val="nil"/>
-          <w:bottom w:val="single" w:sz="8" w:space="0" w:color="8064A2" w:themeColor="accent4"/>
+          <w:bottom w:val="single" w:color="8064A2" w:themeColor="accent4" w:sz="8" w:space="0"/>
         </w:tcBorders>
       </w:tcPr>
     </w:tblStylePr>
@@ -8323,8 +8393,8 @@
       <w:tblPr/>
       <w:tcPr>
         <w:tcBorders>
-          <w:top w:val="single" w:sz="8" w:space="0" w:color="8064A2" w:themeColor="accent4"/>
-          <w:bottom w:val="single" w:sz="8" w:space="0" w:color="8064A2" w:themeColor="accent4"/>
+          <w:top w:val="single" w:color="8064A2" w:themeColor="accent4" w:sz="8" w:space="0"/>
+          <w:bottom w:val="single" w:color="8064A2" w:themeColor="accent4" w:sz="8" w:space="0"/>
         </w:tcBorders>
       </w:tcPr>
     </w:tblStylePr>
@@ -8342,8 +8412,8 @@
       <w:tblPr/>
       <w:tcPr>
         <w:tcBorders>
-          <w:top w:val="single" w:sz="8" w:space="0" w:color="8064A2" w:themeColor="accent4"/>
-          <w:bottom w:val="single" w:sz="8" w:space="0" w:color="8064A2" w:themeColor="accent4"/>
+          <w:top w:val="single" w:color="8064A2" w:themeColor="accent4" w:sz="8" w:space="0"/>
+          <w:bottom w:val="single" w:color="8064A2" w:themeColor="accent4" w:sz="8" w:space="0"/>
         </w:tcBorders>
       </w:tcPr>
     </w:tblStylePr>
@@ -8376,8 +8446,8 @@
       <w:tblStyleColBandSize w:val="1"/>
       <w:tblInd w:w="0" w:type="dxa"/>
       <w:tblBorders>
-        <w:top w:val="single" w:sz="8" w:space="0" w:color="4BACC6" w:themeColor="accent5"/>
-        <w:bottom w:val="single" w:sz="8" w:space="0" w:color="4BACC6" w:themeColor="accent5"/>
+        <w:top w:val="single" w:color="4BACC6" w:themeColor="accent5" w:sz="8" w:space="0"/>
+        <w:bottom w:val="single" w:color="4BACC6" w:themeColor="accent5" w:sz="8" w:space="0"/>
       </w:tblBorders>
       <w:tblCellMar>
         <w:top w:w="0" w:type="dxa"/>
@@ -8388,13 +8458,13 @@
     </w:tblPr>
     <w:tblStylePr w:type="firstRow">
       <w:rPr>
-        <w:rFonts w:asciiTheme="majorHAnsi" w:eastAsiaTheme="majorEastAsia" w:hAnsiTheme="majorHAnsi" w:cstheme="majorBidi"/>
+        <w:rFonts w:asciiTheme="majorHAnsi" w:hAnsiTheme="majorHAnsi" w:eastAsiaTheme="majorEastAsia" w:cstheme="majorBidi"/>
       </w:rPr>
       <w:tblPr/>
       <w:tcPr>
         <w:tcBorders>
           <w:top w:val="nil"/>
-          <w:bottom w:val="single" w:sz="8" w:space="0" w:color="4BACC6" w:themeColor="accent5"/>
+          <w:bottom w:val="single" w:color="4BACC6" w:themeColor="accent5" w:sz="8" w:space="0"/>
         </w:tcBorders>
       </w:tcPr>
     </w:tblStylePr>
@@ -8407,8 +8477,8 @@
       <w:tblPr/>
       <w:tcPr>
         <w:tcBorders>
-          <w:top w:val="single" w:sz="8" w:space="0" w:color="4BACC6" w:themeColor="accent5"/>
-          <w:bottom w:val="single" w:sz="8" w:space="0" w:color="4BACC6" w:themeColor="accent5"/>
+          <w:top w:val="single" w:color="4BACC6" w:themeColor="accent5" w:sz="8" w:space="0"/>
+          <w:bottom w:val="single" w:color="4BACC6" w:themeColor="accent5" w:sz="8" w:space="0"/>
         </w:tcBorders>
       </w:tcPr>
     </w:tblStylePr>
@@ -8426,8 +8496,8 @@
       <w:tblPr/>
       <w:tcPr>
         <w:tcBorders>
-          <w:top w:val="single" w:sz="8" w:space="0" w:color="4BACC6" w:themeColor="accent5"/>
-          <w:bottom w:val="single" w:sz="8" w:space="0" w:color="4BACC6" w:themeColor="accent5"/>
+          <w:top w:val="single" w:color="4BACC6" w:themeColor="accent5" w:sz="8" w:space="0"/>
+          <w:bottom w:val="single" w:color="4BACC6" w:themeColor="accent5" w:sz="8" w:space="0"/>
         </w:tcBorders>
       </w:tcPr>
     </w:tblStylePr>
@@ -8460,8 +8530,8 @@
       <w:tblStyleColBandSize w:val="1"/>
       <w:tblInd w:w="0" w:type="dxa"/>
       <w:tblBorders>
-        <w:top w:val="single" w:sz="8" w:space="0" w:color="F79646" w:themeColor="accent6"/>
-        <w:bottom w:val="single" w:sz="8" w:space="0" w:color="F79646" w:themeColor="accent6"/>
+        <w:top w:val="single" w:color="F79646" w:themeColor="accent6" w:sz="8" w:space="0"/>
+        <w:bottom w:val="single" w:color="F79646" w:themeColor="accent6" w:sz="8" w:space="0"/>
       </w:tblBorders>
       <w:tblCellMar>
         <w:top w:w="0" w:type="dxa"/>
@@ -8472,13 +8542,13 @@
     </w:tblPr>
     <w:tblStylePr w:type="firstRow">
       <w:rPr>
-        <w:rFonts w:asciiTheme="majorHAnsi" w:eastAsiaTheme="majorEastAsia" w:hAnsiTheme="majorHAnsi" w:cstheme="majorBidi"/>
+        <w:rFonts w:asciiTheme="majorHAnsi" w:hAnsiTheme="majorHAnsi" w:eastAsiaTheme="majorEastAsia" w:cstheme="majorBidi"/>
       </w:rPr>
       <w:tblPr/>
       <w:tcPr>
         <w:tcBorders>
           <w:top w:val="nil"/>
-          <w:bottom w:val="single" w:sz="8" w:space="0" w:color="F79646" w:themeColor="accent6"/>
+          <w:bottom w:val="single" w:color="F79646" w:themeColor="accent6" w:sz="8" w:space="0"/>
         </w:tcBorders>
       </w:tcPr>
     </w:tblStylePr>
@@ -8491,8 +8561,8 @@
       <w:tblPr/>
       <w:tcPr>
         <w:tcBorders>
-          <w:top w:val="single" w:sz="8" w:space="0" w:color="F79646" w:themeColor="accent6"/>
-          <w:bottom w:val="single" w:sz="8" w:space="0" w:color="F79646" w:themeColor="accent6"/>
+          <w:top w:val="single" w:color="F79646" w:themeColor="accent6" w:sz="8" w:space="0"/>
+          <w:bottom w:val="single" w:color="F79646" w:themeColor="accent6" w:sz="8" w:space="0"/>
         </w:tcBorders>
       </w:tcPr>
     </w:tblStylePr>
@@ -8510,8 +8580,8 @@
       <w:tblPr/>
       <w:tcPr>
         <w:tcBorders>
-          <w:top w:val="single" w:sz="8" w:space="0" w:color="F79646" w:themeColor="accent6"/>
-          <w:bottom w:val="single" w:sz="8" w:space="0" w:color="F79646" w:themeColor="accent6"/>
+          <w:top w:val="single" w:color="F79646" w:themeColor="accent6" w:sz="8" w:space="0"/>
+          <w:bottom w:val="single" w:color="F79646" w:themeColor="accent6" w:sz="8" w:space="0"/>
         </w:tcBorders>
       </w:tcPr>
     </w:tblStylePr>
@@ -8537,7 +8607,7 @@
       <w:spacing w:after="0" w:line="240" w:lineRule="auto"/>
     </w:pPr>
     <w:rPr>
-      <w:rFonts w:asciiTheme="majorHAnsi" w:eastAsiaTheme="majorEastAsia" w:hAnsiTheme="majorHAnsi" w:cstheme="majorBidi"/>
+      <w:rFonts w:asciiTheme="majorHAnsi" w:hAnsiTheme="majorHAnsi" w:eastAsiaTheme="majorEastAsia" w:cstheme="majorBidi"/>
       <w:color w:val="000000" w:themeColor="text1"/>
     </w:rPr>
     <w:tblPr>
@@ -8545,10 +8615,10 @@
       <w:tblStyleColBandSize w:val="1"/>
       <w:tblInd w:w="0" w:type="dxa"/>
       <w:tblBorders>
-        <w:top w:val="single" w:sz="8" w:space="0" w:color="000000" w:themeColor="text1"/>
-        <w:left w:val="single" w:sz="8" w:space="0" w:color="000000" w:themeColor="text1"/>
-        <w:bottom w:val="single" w:sz="8" w:space="0" w:color="000000" w:themeColor="text1"/>
-        <w:right w:val="single" w:sz="8" w:space="0" w:color="000000" w:themeColor="text1"/>
+        <w:top w:val="single" w:color="000000" w:themeColor="text1" w:sz="8" w:space="0"/>
+        <w:left w:val="single" w:color="000000" w:themeColor="text1" w:sz="8" w:space="0"/>
+        <w:bottom w:val="single" w:color="000000" w:themeColor="text1" w:sz="8" w:space="0"/>
+        <w:right w:val="single" w:color="000000" w:themeColor="text1" w:sz="8" w:space="0"/>
       </w:tblBorders>
       <w:tblCellMar>
         <w:top w:w="0" w:type="dxa"/>
@@ -8567,7 +8637,7 @@
         <w:tcBorders>
           <w:top w:val="nil"/>
           <w:left w:val="nil"/>
-          <w:bottom w:val="single" w:sz="24" w:space="0" w:color="000000" w:themeColor="text1"/>
+          <w:bottom w:val="single" w:color="000000" w:themeColor="text1" w:sz="24" w:space="0"/>
           <w:right w:val="nil"/>
           <w:insideH w:val="nil"/>
           <w:insideV w:val="nil"/>
@@ -8579,7 +8649,7 @@
       <w:tblPr/>
       <w:tcPr>
         <w:tcBorders>
-          <w:top w:val="single" w:sz="8" w:space="0" w:color="000000" w:themeColor="text1"/>
+          <w:top w:val="single" w:color="000000" w:themeColor="text1" w:sz="8" w:space="0"/>
           <w:left w:val="nil"/>
           <w:bottom w:val="nil"/>
           <w:right w:val="nil"/>
@@ -8596,7 +8666,7 @@
           <w:top w:val="nil"/>
           <w:left w:val="nil"/>
           <w:bottom w:val="nil"/>
-          <w:right w:val="single" w:sz="8" w:space="0" w:color="000000" w:themeColor="text1"/>
+          <w:right w:val="single" w:color="000000" w:themeColor="text1" w:sz="8" w:space="0"/>
           <w:insideH w:val="nil"/>
           <w:insideV w:val="nil"/>
         </w:tcBorders>
@@ -8608,7 +8678,7 @@
       <w:tcPr>
         <w:tcBorders>
           <w:top w:val="nil"/>
-          <w:left w:val="single" w:sz="8" w:space="0" w:color="000000" w:themeColor="text1"/>
+          <w:left w:val="single" w:color="000000" w:themeColor="text1" w:sz="8" w:space="0"/>
           <w:bottom w:val="nil"/>
           <w:right w:val="nil"/>
           <w:insideH w:val="nil"/>
@@ -8665,7 +8735,7 @@
       <w:spacing w:after="0" w:line="240" w:lineRule="auto"/>
     </w:pPr>
     <w:rPr>
-      <w:rFonts w:asciiTheme="majorHAnsi" w:eastAsiaTheme="majorEastAsia" w:hAnsiTheme="majorHAnsi" w:cstheme="majorBidi"/>
+      <w:rFonts w:asciiTheme="majorHAnsi" w:hAnsiTheme="majorHAnsi" w:eastAsiaTheme="majorEastAsia" w:cstheme="majorBidi"/>
       <w:color w:val="000000" w:themeColor="text1"/>
     </w:rPr>
     <w:tblPr>
@@ -8673,10 +8743,10 @@
       <w:tblStyleColBandSize w:val="1"/>
       <w:tblInd w:w="0" w:type="dxa"/>
       <w:tblBorders>
-        <w:top w:val="single" w:sz="8" w:space="0" w:color="4F81BD" w:themeColor="accent1"/>
-        <w:left w:val="single" w:sz="8" w:space="0" w:color="4F81BD" w:themeColor="accent1"/>
-        <w:bottom w:val="single" w:sz="8" w:space="0" w:color="4F81BD" w:themeColor="accent1"/>
-        <w:right w:val="single" w:sz="8" w:space="0" w:color="4F81BD" w:themeColor="accent1"/>
+        <w:top w:val="single" w:color="4F81BD" w:themeColor="accent1" w:sz="8" w:space="0"/>
+        <w:left w:val="single" w:color="4F81BD" w:themeColor="accent1" w:sz="8" w:space="0"/>
+        <w:bottom w:val="single" w:color="4F81BD" w:themeColor="accent1" w:sz="8" w:space="0"/>
+        <w:right w:val="single" w:color="4F81BD" w:themeColor="accent1" w:sz="8" w:space="0"/>
       </w:tblBorders>
       <w:tblCellMar>
         <w:top w:w="0" w:type="dxa"/>
@@ -8695,7 +8765,7 @@
         <w:tcBorders>
           <w:top w:val="nil"/>
           <w:left w:val="nil"/>
-          <w:bottom w:val="single" w:sz="24" w:space="0" w:color="4F81BD" w:themeColor="accent1"/>
+          <w:bottom w:val="single" w:color="4F81BD" w:themeColor="accent1" w:sz="24" w:space="0"/>
           <w:right w:val="nil"/>
           <w:insideH w:val="nil"/>
           <w:insideV w:val="nil"/>
@@ -8707,7 +8777,7 @@
       <w:tblPr/>
       <w:tcPr>
         <w:tcBorders>
-          <w:top w:val="single" w:sz="8" w:space="0" w:color="4F81BD" w:themeColor="accent1"/>
+          <w:top w:val="single" w:color="4F81BD" w:themeColor="accent1" w:sz="8" w:space="0"/>
           <w:left w:val="nil"/>
           <w:bottom w:val="nil"/>
           <w:right w:val="nil"/>
@@ -8724,7 +8794,7 @@
           <w:top w:val="nil"/>
           <w:left w:val="nil"/>
           <w:bottom w:val="nil"/>
-          <w:right w:val="single" w:sz="8" w:space="0" w:color="4F81BD" w:themeColor="accent1"/>
+          <w:right w:val="single" w:color="4F81BD" w:themeColor="accent1" w:sz="8" w:space="0"/>
           <w:insideH w:val="nil"/>
           <w:insideV w:val="nil"/>
         </w:tcBorders>
@@ -8736,7 +8806,7 @@
       <w:tcPr>
         <w:tcBorders>
           <w:top w:val="nil"/>
-          <w:left w:val="single" w:sz="8" w:space="0" w:color="4F81BD" w:themeColor="accent1"/>
+          <w:left w:val="single" w:color="4F81BD" w:themeColor="accent1" w:sz="8" w:space="0"/>
           <w:bottom w:val="nil"/>
           <w:right w:val="nil"/>
           <w:insideH w:val="nil"/>
@@ -8793,7 +8863,7 @@
       <w:spacing w:after="0" w:line="240" w:lineRule="auto"/>
     </w:pPr>
     <w:rPr>
-      <w:rFonts w:asciiTheme="majorHAnsi" w:eastAsiaTheme="majorEastAsia" w:hAnsiTheme="majorHAnsi" w:cstheme="majorBidi"/>
+      <w:rFonts w:asciiTheme="majorHAnsi" w:hAnsiTheme="majorHAnsi" w:eastAsiaTheme="majorEastAsia" w:cstheme="majorBidi"/>
       <w:color w:val="000000" w:themeColor="text1"/>
     </w:rPr>
     <w:tblPr>
@@ -8801,10 +8871,10 @@
       <w:tblStyleColBandSize w:val="1"/>
       <w:tblInd w:w="0" w:type="dxa"/>
       <w:tblBorders>
-        <w:top w:val="single" w:sz="8" w:space="0" w:color="C0504D" w:themeColor="accent2"/>
-        <w:left w:val="single" w:sz="8" w:space="0" w:color="C0504D" w:themeColor="accent2"/>
-        <w:bottom w:val="single" w:sz="8" w:space="0" w:color="C0504D" w:themeColor="accent2"/>
-        <w:right w:val="single" w:sz="8" w:space="0" w:color="C0504D" w:themeColor="accent2"/>
+        <w:top w:val="single" w:color="C0504D" w:themeColor="accent2" w:sz="8" w:space="0"/>
+        <w:left w:val="single" w:color="C0504D" w:themeColor="accent2" w:sz="8" w:space="0"/>
+        <w:bottom w:val="single" w:color="C0504D" w:themeColor="accent2" w:sz="8" w:space="0"/>
+        <w:right w:val="single" w:color="C0504D" w:themeColor="accent2" w:sz="8" w:space="0"/>
       </w:tblBorders>
       <w:tblCellMar>
         <w:top w:w="0" w:type="dxa"/>
@@ -8823,7 +8893,7 @@
         <w:tcBorders>
           <w:top w:val="nil"/>
           <w:left w:val="nil"/>
-          <w:bottom w:val="single" w:sz="24" w:space="0" w:color="C0504D" w:themeColor="accent2"/>
+          <w:bottom w:val="single" w:color="C0504D" w:themeColor="accent2" w:sz="24" w:space="0"/>
           <w:right w:val="nil"/>
           <w:insideH w:val="nil"/>
           <w:insideV w:val="nil"/>
@@ -8835,7 +8905,7 @@
       <w:tblPr/>
       <w:tcPr>
         <w:tcBorders>
-          <w:top w:val="single" w:sz="8" w:space="0" w:color="C0504D" w:themeColor="accent2"/>
+          <w:top w:val="single" w:color="C0504D" w:themeColor="accent2" w:sz="8" w:space="0"/>
           <w:left w:val="nil"/>
           <w:bottom w:val="nil"/>
           <w:right w:val="nil"/>
@@ -8852,7 +8922,7 @@
           <w:top w:val="nil"/>
           <w:left w:val="nil"/>
           <w:bottom w:val="nil"/>
-          <w:right w:val="single" w:sz="8" w:space="0" w:color="C0504D" w:themeColor="accent2"/>
+          <w:right w:val="single" w:color="C0504D" w:themeColor="accent2" w:sz="8" w:space="0"/>
           <w:insideH w:val="nil"/>
           <w:insideV w:val="nil"/>
         </w:tcBorders>
@@ -8864,7 +8934,7 @@
       <w:tcPr>
         <w:tcBorders>
           <w:top w:val="nil"/>
-          <w:left w:val="single" w:sz="8" w:space="0" w:color="C0504D" w:themeColor="accent2"/>
+          <w:left w:val="single" w:color="C0504D" w:themeColor="accent2" w:sz="8" w:space="0"/>
           <w:bottom w:val="nil"/>
           <w:right w:val="nil"/>
           <w:insideH w:val="nil"/>
@@ -8921,7 +8991,7 @@
       <w:spacing w:after="0" w:line="240" w:lineRule="auto"/>
     </w:pPr>
     <w:rPr>
-      <w:rFonts w:asciiTheme="majorHAnsi" w:eastAsiaTheme="majorEastAsia" w:hAnsiTheme="majorHAnsi" w:cstheme="majorBidi"/>
+      <w:rFonts w:asciiTheme="majorHAnsi" w:hAnsiTheme="majorHAnsi" w:eastAsiaTheme="majorEastAsia" w:cstheme="majorBidi"/>
       <w:color w:val="000000" w:themeColor="text1"/>
     </w:rPr>
     <w:tblPr>
@@ -8929,10 +8999,10 @@
       <w:tblStyleColBandSize w:val="1"/>
       <w:tblInd w:w="0" w:type="dxa"/>
       <w:tblBorders>
-        <w:top w:val="single" w:sz="8" w:space="0" w:color="9BBB59" w:themeColor="accent3"/>
-        <w:left w:val="single" w:sz="8" w:space="0" w:color="9BBB59" w:themeColor="accent3"/>
-        <w:bottom w:val="single" w:sz="8" w:space="0" w:color="9BBB59" w:themeColor="accent3"/>
-        <w:right w:val="single" w:sz="8" w:space="0" w:color="9BBB59" w:themeColor="accent3"/>
+        <w:top w:val="single" w:color="9BBB59" w:themeColor="accent3" w:sz="8" w:space="0"/>
+        <w:left w:val="single" w:color="9BBB59" w:themeColor="accent3" w:sz="8" w:space="0"/>
+        <w:bottom w:val="single" w:color="9BBB59" w:themeColor="accent3" w:sz="8" w:space="0"/>
+        <w:right w:val="single" w:color="9BBB59" w:themeColor="accent3" w:sz="8" w:space="0"/>
       </w:tblBorders>
       <w:tblCellMar>
         <w:top w:w="0" w:type="dxa"/>
@@ -8951,7 +9021,7 @@
         <w:tcBorders>
           <w:top w:val="nil"/>
           <w:left w:val="nil"/>
-          <w:bottom w:val="single" w:sz="24" w:space="0" w:color="9BBB59" w:themeColor="accent3"/>
+          <w:bottom w:val="single" w:color="9BBB59" w:themeColor="accent3" w:sz="24" w:space="0"/>
           <w:right w:val="nil"/>
           <w:insideH w:val="nil"/>
           <w:insideV w:val="nil"/>
@@ -8963,7 +9033,7 @@
       <w:tblPr/>
       <w:tcPr>
         <w:tcBorders>
-          <w:top w:val="single" w:sz="8" w:space="0" w:color="9BBB59" w:themeColor="accent3"/>
+          <w:top w:val="single" w:color="9BBB59" w:themeColor="accent3" w:sz="8" w:space="0"/>
           <w:left w:val="nil"/>
           <w:bottom w:val="nil"/>
           <w:right w:val="nil"/>
@@ -8980,7 +9050,7 @@
           <w:top w:val="nil"/>
           <w:left w:val="nil"/>
           <w:bottom w:val="nil"/>
-          <w:right w:val="single" w:sz="8" w:space="0" w:color="9BBB59" w:themeColor="accent3"/>
+          <w:right w:val="single" w:color="9BBB59" w:themeColor="accent3" w:sz="8" w:space="0"/>
           <w:insideH w:val="nil"/>
           <w:insideV w:val="nil"/>
         </w:tcBorders>
@@ -8992,7 +9062,7 @@
       <w:tcPr>
         <w:tcBorders>
           <w:top w:val="nil"/>
-          <w:left w:val="single" w:sz="8" w:space="0" w:color="9BBB59" w:themeColor="accent3"/>
+          <w:left w:val="single" w:color="9BBB59" w:themeColor="accent3" w:sz="8" w:space="0"/>
           <w:bottom w:val="nil"/>
           <w:right w:val="nil"/>
           <w:insideH w:val="nil"/>
@@ -9049,7 +9119,7 @@
       <w:spacing w:after="0" w:line="240" w:lineRule="auto"/>
     </w:pPr>
     <w:rPr>
-      <w:rFonts w:asciiTheme="majorHAnsi" w:eastAsiaTheme="majorEastAsia" w:hAnsiTheme="majorHAnsi" w:cstheme="majorBidi"/>
+      <w:rFonts w:asciiTheme="majorHAnsi" w:hAnsiTheme="majorHAnsi" w:eastAsiaTheme="majorEastAsia" w:cstheme="majorBidi"/>
       <w:color w:val="000000" w:themeColor="text1"/>
     </w:rPr>
     <w:tblPr>
@@ -9057,10 +9127,10 @@
       <w:tblStyleColBandSize w:val="1"/>
       <w:tblInd w:w="0" w:type="dxa"/>
       <w:tblBorders>
-        <w:top w:val="single" w:sz="8" w:space="0" w:color="8064A2" w:themeColor="accent4"/>
-        <w:left w:val="single" w:sz="8" w:space="0" w:color="8064A2" w:themeColor="accent4"/>
-        <w:bottom w:val="single" w:sz="8" w:space="0" w:color="8064A2" w:themeColor="accent4"/>
-        <w:right w:val="single" w:sz="8" w:space="0" w:color="8064A2" w:themeColor="accent4"/>
+        <w:top w:val="single" w:color="8064A2" w:themeColor="accent4" w:sz="8" w:space="0"/>
+        <w:left w:val="single" w:color="8064A2" w:themeColor="accent4" w:sz="8" w:space="0"/>
+        <w:bottom w:val="single" w:color="8064A2" w:themeColor="accent4" w:sz="8" w:space="0"/>
+        <w:right w:val="single" w:color="8064A2" w:themeColor="accent4" w:sz="8" w:space="0"/>
       </w:tblBorders>
       <w:tblCellMar>
         <w:top w:w="0" w:type="dxa"/>
@@ -9079,7 +9149,7 @@
         <w:tcBorders>
           <w:top w:val="nil"/>
           <w:left w:val="nil"/>
-          <w:bottom w:val="single" w:sz="24" w:space="0" w:color="8064A2" w:themeColor="accent4"/>
+          <w:bottom w:val="single" w:color="8064A2" w:themeColor="accent4" w:sz="24" w:space="0"/>
           <w:right w:val="nil"/>
           <w:insideH w:val="nil"/>
           <w:insideV w:val="nil"/>
@@ -9091,7 +9161,7 @@
       <w:tblPr/>
       <w:tcPr>
         <w:tcBorders>
-          <w:top w:val="single" w:sz="8" w:space="0" w:color="8064A2" w:themeColor="accent4"/>
+          <w:top w:val="single" w:color="8064A2" w:themeColor="accent4" w:sz="8" w:space="0"/>
           <w:left w:val="nil"/>
           <w:bottom w:val="nil"/>
           <w:right w:val="nil"/>
@@ -9108,7 +9178,7 @@
           <w:top w:val="nil"/>
           <w:left w:val="nil"/>
           <w:bottom w:val="nil"/>
-          <w:right w:val="single" w:sz="8" w:space="0" w:color="8064A2" w:themeColor="accent4"/>
+          <w:right w:val="single" w:color="8064A2" w:themeColor="accent4" w:sz="8" w:space="0"/>
           <w:insideH w:val="nil"/>
           <w:insideV w:val="nil"/>
         </w:tcBorders>
@@ -9120,7 +9190,7 @@
       <w:tcPr>
         <w:tcBorders>
           <w:top w:val="nil"/>
-          <w:left w:val="single" w:sz="8" w:space="0" w:color="8064A2" w:themeColor="accent4"/>
+          <w:left w:val="single" w:color="8064A2" w:themeColor="accent4" w:sz="8" w:space="0"/>
           <w:bottom w:val="nil"/>
           <w:right w:val="nil"/>
           <w:insideH w:val="nil"/>
@@ -9177,7 +9247,7 @@
       <w:spacing w:after="0" w:line="240" w:lineRule="auto"/>
     </w:pPr>
     <w:rPr>
-      <w:rFonts w:asciiTheme="majorHAnsi" w:eastAsiaTheme="majorEastAsia" w:hAnsiTheme="majorHAnsi" w:cstheme="majorBidi"/>
+      <w:rFonts w:asciiTheme="majorHAnsi" w:hAnsiTheme="majorHAnsi" w:eastAsiaTheme="majorEastAsia" w:cstheme="majorBidi"/>
       <w:color w:val="000000" w:themeColor="text1"/>
     </w:rPr>
     <w:tblPr>
@@ -9185,10 +9255,10 @@
       <w:tblStyleColBandSize w:val="1"/>
       <w:tblInd w:w="0" w:type="dxa"/>
       <w:tblBorders>
-        <w:top w:val="single" w:sz="8" w:space="0" w:color="4BACC6" w:themeColor="accent5"/>
-        <w:left w:val="single" w:sz="8" w:space="0" w:color="4BACC6" w:themeColor="accent5"/>
-        <w:bottom w:val="single" w:sz="8" w:space="0" w:color="4BACC6" w:themeColor="accent5"/>
-        <w:right w:val="single" w:sz="8" w:space="0" w:color="4BACC6" w:themeColor="accent5"/>
+        <w:top w:val="single" w:color="4BACC6" w:themeColor="accent5" w:sz="8" w:space="0"/>
+        <w:left w:val="single" w:color="4BACC6" w:themeColor="accent5" w:sz="8" w:space="0"/>
+        <w:bottom w:val="single" w:color="4BACC6" w:themeColor="accent5" w:sz="8" w:space="0"/>
+        <w:right w:val="single" w:color="4BACC6" w:themeColor="accent5" w:sz="8" w:space="0"/>
       </w:tblBorders>
       <w:tblCellMar>
         <w:top w:w="0" w:type="dxa"/>
@@ -9207,7 +9277,7 @@
         <w:tcBorders>
           <w:top w:val="nil"/>
           <w:left w:val="nil"/>
-          <w:bottom w:val="single" w:sz="24" w:space="0" w:color="4BACC6" w:themeColor="accent5"/>
+          <w:bottom w:val="single" w:color="4BACC6" w:themeColor="accent5" w:sz="24" w:space="0"/>
           <w:right w:val="nil"/>
           <w:insideH w:val="nil"/>
           <w:insideV w:val="nil"/>
@@ -9219,7 +9289,7 @@
       <w:tblPr/>
       <w:tcPr>
         <w:tcBorders>
-          <w:top w:val="single" w:sz="8" w:space="0" w:color="4BACC6" w:themeColor="accent5"/>
+          <w:top w:val="single" w:color="4BACC6" w:themeColor="accent5" w:sz="8" w:space="0"/>
           <w:left w:val="nil"/>
           <w:bottom w:val="nil"/>
           <w:right w:val="nil"/>
@@ -9236,7 +9306,7 @@
           <w:top w:val="nil"/>
           <w:left w:val="nil"/>
           <w:bottom w:val="nil"/>
-          <w:right w:val="single" w:sz="8" w:space="0" w:color="4BACC6" w:themeColor="accent5"/>
+          <w:right w:val="single" w:color="4BACC6" w:themeColor="accent5" w:sz="8" w:space="0"/>
           <w:insideH w:val="nil"/>
           <w:insideV w:val="nil"/>
         </w:tcBorders>
@@ -9248,7 +9318,7 @@
       <w:tcPr>
         <w:tcBorders>
           <w:top w:val="nil"/>
-          <w:left w:val="single" w:sz="8" w:space="0" w:color="4BACC6" w:themeColor="accent5"/>
+          <w:left w:val="single" w:color="4BACC6" w:themeColor="accent5" w:sz="8" w:space="0"/>
           <w:bottom w:val="nil"/>
           <w:right w:val="nil"/>
           <w:insideH w:val="nil"/>
@@ -9305,7 +9375,7 @@
       <w:spacing w:after="0" w:line="240" w:lineRule="auto"/>
     </w:pPr>
     <w:rPr>
-      <w:rFonts w:asciiTheme="majorHAnsi" w:eastAsiaTheme="majorEastAsia" w:hAnsiTheme="majorHAnsi" w:cstheme="majorBidi"/>
+      <w:rFonts w:asciiTheme="majorHAnsi" w:hAnsiTheme="majorHAnsi" w:eastAsiaTheme="majorEastAsia" w:cstheme="majorBidi"/>
       <w:color w:val="000000" w:themeColor="text1"/>
     </w:rPr>
     <w:tblPr>
@@ -9313,10 +9383,10 @@
       <w:tblStyleColBandSize w:val="1"/>
       <w:tblInd w:w="0" w:type="dxa"/>
       <w:tblBorders>
-        <w:top w:val="single" w:sz="8" w:space="0" w:color="F79646" w:themeColor="accent6"/>
-        <w:left w:val="single" w:sz="8" w:space="0" w:color="F79646" w:themeColor="accent6"/>
-        <w:bottom w:val="single" w:sz="8" w:space="0" w:color="F79646" w:themeColor="accent6"/>
-        <w:right w:val="single" w:sz="8" w:space="0" w:color="F79646" w:themeColor="accent6"/>
+        <w:top w:val="single" w:color="F79646" w:themeColor="accent6" w:sz="8" w:space="0"/>
+        <w:left w:val="single" w:color="F79646" w:themeColor="accent6" w:sz="8" w:space="0"/>
+        <w:bottom w:val="single" w:color="F79646" w:themeColor="accent6" w:sz="8" w:space="0"/>
+        <w:right w:val="single" w:color="F79646" w:themeColor="accent6" w:sz="8" w:space="0"/>
       </w:tblBorders>
       <w:tblCellMar>
         <w:top w:w="0" w:type="dxa"/>
@@ -9335,7 +9405,7 @@
         <w:tcBorders>
           <w:top w:val="nil"/>
           <w:left w:val="nil"/>
-          <w:bottom w:val="single" w:sz="24" w:space="0" w:color="F79646" w:themeColor="accent6"/>
+          <w:bottom w:val="single" w:color="F79646" w:themeColor="accent6" w:sz="24" w:space="0"/>
           <w:right w:val="nil"/>
           <w:insideH w:val="nil"/>
           <w:insideV w:val="nil"/>
@@ -9347,7 +9417,7 @@
       <w:tblPr/>
       <w:tcPr>
         <w:tcBorders>
-          <w:top w:val="single" w:sz="8" w:space="0" w:color="F79646" w:themeColor="accent6"/>
+          <w:top w:val="single" w:color="F79646" w:themeColor="accent6" w:sz="8" w:space="0"/>
           <w:left w:val="nil"/>
           <w:bottom w:val="nil"/>
           <w:right w:val="nil"/>
@@ -9364,7 +9434,7 @@
           <w:top w:val="nil"/>
           <w:left w:val="nil"/>
           <w:bottom w:val="nil"/>
-          <w:right w:val="single" w:sz="8" w:space="0" w:color="F79646" w:themeColor="accent6"/>
+          <w:right w:val="single" w:color="F79646" w:themeColor="accent6" w:sz="8" w:space="0"/>
           <w:insideH w:val="nil"/>
           <w:insideV w:val="nil"/>
         </w:tcBorders>
@@ -9376,7 +9446,7 @@
       <w:tcPr>
         <w:tcBorders>
           <w:top w:val="nil"/>
-          <w:left w:val="single" w:sz="8" w:space="0" w:color="F79646" w:themeColor="accent6"/>
+          <w:left w:val="single" w:color="F79646" w:themeColor="accent6" w:sz="8" w:space="0"/>
           <w:bottom w:val="nil"/>
           <w:right w:val="nil"/>
           <w:insideH w:val="nil"/>
@@ -9437,12 +9507,12 @@
       <w:tblStyleColBandSize w:val="1"/>
       <w:tblInd w:w="0" w:type="dxa"/>
       <w:tblBorders>
-        <w:top w:val="single" w:sz="8" w:space="0" w:color="404040" w:themeColor="text1" w:themeTint="BF"/>
-        <w:left w:val="single" w:sz="8" w:space="0" w:color="404040" w:themeColor="text1" w:themeTint="BF"/>
-        <w:bottom w:val="single" w:sz="8" w:space="0" w:color="404040" w:themeColor="text1" w:themeTint="BF"/>
-        <w:right w:val="single" w:sz="8" w:space="0" w:color="404040" w:themeColor="text1" w:themeTint="BF"/>
-        <w:insideH w:val="single" w:sz="8" w:space="0" w:color="404040" w:themeColor="text1" w:themeTint="BF"/>
-        <w:insideV w:val="single" w:sz="8" w:space="0" w:color="404040" w:themeColor="text1" w:themeTint="BF"/>
+        <w:top w:val="single" w:color="404040" w:themeColor="text1" w:themeTint="BF" w:sz="8" w:space="0"/>
+        <w:left w:val="single" w:color="404040" w:themeColor="text1" w:themeTint="BF" w:sz="8" w:space="0"/>
+        <w:bottom w:val="single" w:color="404040" w:themeColor="text1" w:themeTint="BF" w:sz="8" w:space="0"/>
+        <w:right w:val="single" w:color="404040" w:themeColor="text1" w:themeTint="BF" w:sz="8" w:space="0"/>
+        <w:insideH w:val="single" w:color="404040" w:themeColor="text1" w:themeTint="BF" w:sz="8" w:space="0"/>
+        <w:insideV w:val="single" w:color="404040" w:themeColor="text1" w:themeTint="BF" w:sz="8" w:space="0"/>
       </w:tblBorders>
       <w:tblCellMar>
         <w:top w:w="0" w:type="dxa"/>
@@ -9468,7 +9538,7 @@
       <w:tblPr/>
       <w:tcPr>
         <w:tcBorders>
-          <w:top w:val="single" w:sz="18" w:space="0" w:color="404040" w:themeColor="text1" w:themeTint="BF"/>
+          <w:top w:val="single" w:color="404040" w:themeColor="text1" w:themeTint="BF" w:sz="18" w:space="0"/>
         </w:tcBorders>
       </w:tcPr>
     </w:tblStylePr>
@@ -9510,12 +9580,12 @@
       <w:tblStyleColBandSize w:val="1"/>
       <w:tblInd w:w="0" w:type="dxa"/>
       <w:tblBorders>
-        <w:top w:val="single" w:sz="8" w:space="0" w:color="7BA0CD" w:themeColor="accent1" w:themeTint="BF"/>
-        <w:left w:val="single" w:sz="8" w:space="0" w:color="7BA0CD" w:themeColor="accent1" w:themeTint="BF"/>
-        <w:bottom w:val="single" w:sz="8" w:space="0" w:color="7BA0CD" w:themeColor="accent1" w:themeTint="BF"/>
-        <w:right w:val="single" w:sz="8" w:space="0" w:color="7BA0CD" w:themeColor="accent1" w:themeTint="BF"/>
-        <w:insideH w:val="single" w:sz="8" w:space="0" w:color="7BA0CD" w:themeColor="accent1" w:themeTint="BF"/>
-        <w:insideV w:val="single" w:sz="8" w:space="0" w:color="7BA0CD" w:themeColor="accent1" w:themeTint="BF"/>
+        <w:top w:val="single" w:color="7BA0CD" w:themeColor="accent1" w:themeTint="BF" w:sz="8" w:space="0"/>
+        <w:left w:val="single" w:color="7BA0CD" w:themeColor="accent1" w:themeTint="BF" w:sz="8" w:space="0"/>
+        <w:bottom w:val="single" w:color="7BA0CD" w:themeColor="accent1" w:themeTint="BF" w:sz="8" w:space="0"/>
+        <w:right w:val="single" w:color="7BA0CD" w:themeColor="accent1" w:themeTint="BF" w:sz="8" w:space="0"/>
+        <w:insideH w:val="single" w:color="7BA0CD" w:themeColor="accent1" w:themeTint="BF" w:sz="8" w:space="0"/>
+        <w:insideV w:val="single" w:color="7BA0CD" w:themeColor="accent1" w:themeTint="BF" w:sz="8" w:space="0"/>
       </w:tblBorders>
       <w:tblCellMar>
         <w:top w:w="0" w:type="dxa"/>
@@ -9541,7 +9611,7 @@
       <w:tblPr/>
       <w:tcPr>
         <w:tcBorders>
-          <w:top w:val="single" w:sz="18" w:space="0" w:color="7BA0CD" w:themeColor="accent1" w:themeTint="BF"/>
+          <w:top w:val="single" w:color="7BA0CD" w:themeColor="accent1" w:themeTint="BF" w:sz="18" w:space="0"/>
         </w:tcBorders>
       </w:tcPr>
     </w:tblStylePr>
@@ -9583,12 +9653,12 @@
       <w:tblStyleColBandSize w:val="1"/>
       <w:tblInd w:w="0" w:type="dxa"/>
       <w:tblBorders>
-        <w:top w:val="single" w:sz="8" w:space="0" w:color="CF7B79" w:themeColor="accent2" w:themeTint="BF"/>
-        <w:left w:val="single" w:sz="8" w:space="0" w:color="CF7B79" w:themeColor="accent2" w:themeTint="BF"/>
-        <w:bottom w:val="single" w:sz="8" w:space="0" w:color="CF7B79" w:themeColor="accent2" w:themeTint="BF"/>
-        <w:right w:val="single" w:sz="8" w:space="0" w:color="CF7B79" w:themeColor="accent2" w:themeTint="BF"/>
-        <w:insideH w:val="single" w:sz="8" w:space="0" w:color="CF7B79" w:themeColor="accent2" w:themeTint="BF"/>
-        <w:insideV w:val="single" w:sz="8" w:space="0" w:color="CF7B79" w:themeColor="accent2" w:themeTint="BF"/>
+        <w:top w:val="single" w:color="CF7B79" w:themeColor="accent2" w:themeTint="BF" w:sz="8" w:space="0"/>
+        <w:left w:val="single" w:color="CF7B79" w:themeColor="accent2" w:themeTint="BF" w:sz="8" w:space="0"/>
+        <w:bottom w:val="single" w:color="CF7B79" w:themeColor="accent2" w:themeTint="BF" w:sz="8" w:space="0"/>
+        <w:right w:val="single" w:color="CF7B79" w:themeColor="accent2" w:themeTint="BF" w:sz="8" w:space="0"/>
+        <w:insideH w:val="single" w:color="CF7B79" w:themeColor="accent2" w:themeTint="BF" w:sz="8" w:space="0"/>
+        <w:insideV w:val="single" w:color="CF7B79" w:themeColor="accent2" w:themeTint="BF" w:sz="8" w:space="0"/>
       </w:tblBorders>
       <w:tblCellMar>
         <w:top w:w="0" w:type="dxa"/>
@@ -9614,7 +9684,7 @@
       <w:tblPr/>
       <w:tcPr>
         <w:tcBorders>
-          <w:top w:val="single" w:sz="18" w:space="0" w:color="CF7B79" w:themeColor="accent2" w:themeTint="BF"/>
+          <w:top w:val="single" w:color="CF7B79" w:themeColor="accent2" w:themeTint="BF" w:sz="18" w:space="0"/>
         </w:tcBorders>
       </w:tcPr>
     </w:tblStylePr>
@@ -9656,12 +9726,12 @@
       <w:tblStyleColBandSize w:val="1"/>
       <w:tblInd w:w="0" w:type="dxa"/>
       <w:tblBorders>
-        <w:top w:val="single" w:sz="8" w:space="0" w:color="B3CC82" w:themeColor="accent3" w:themeTint="BF"/>
-        <w:left w:val="single" w:sz="8" w:space="0" w:color="B3CC82" w:themeColor="accent3" w:themeTint="BF"/>
-        <w:bottom w:val="single" w:sz="8" w:space="0" w:color="B3CC82" w:themeColor="accent3" w:themeTint="BF"/>
-        <w:right w:val="single" w:sz="8" w:space="0" w:color="B3CC82" w:themeColor="accent3" w:themeTint="BF"/>
-        <w:insideH w:val="single" w:sz="8" w:space="0" w:color="B3CC82" w:themeColor="accent3" w:themeTint="BF"/>
-        <w:insideV w:val="single" w:sz="8" w:space="0" w:color="B3CC82" w:themeColor="accent3" w:themeTint="BF"/>
+        <w:top w:val="single" w:color="B3CC82" w:themeColor="accent3" w:themeTint="BF" w:sz="8" w:space="0"/>
+        <w:left w:val="single" w:color="B3CC82" w:themeColor="accent3" w:themeTint="BF" w:sz="8" w:space="0"/>
+        <w:bottom w:val="single" w:color="B3CC82" w:themeColor="accent3" w:themeTint="BF" w:sz="8" w:space="0"/>
+        <w:right w:val="single" w:color="B3CC82" w:themeColor="accent3" w:themeTint="BF" w:sz="8" w:space="0"/>
+        <w:insideH w:val="single" w:color="B3CC82" w:themeColor="accent3" w:themeTint="BF" w:sz="8" w:space="0"/>
+        <w:insideV w:val="single" w:color="B3CC82" w:themeColor="accent3" w:themeTint="BF" w:sz="8" w:space="0"/>
       </w:tblBorders>
       <w:tblCellMar>
         <w:top w:w="0" w:type="dxa"/>
@@ -9687,7 +9757,7 @@
       <w:tblPr/>
       <w:tcPr>
         <w:tcBorders>
-          <w:top w:val="single" w:sz="18" w:space="0" w:color="B3CC82" w:themeColor="accent3" w:themeTint="BF"/>
+          <w:top w:val="single" w:color="B3CC82" w:themeColor="accent3" w:themeTint="BF" w:sz="18" w:space="0"/>
         </w:tcBorders>
       </w:tcPr>
     </w:tblStylePr>
@@ -9729,12 +9799,12 @@
       <w:tblStyleColBandSize w:val="1"/>
       <w:tblInd w:w="0" w:type="dxa"/>
       <w:tblBorders>
-        <w:top w:val="single" w:sz="8" w:space="0" w:color="9F8AB9" w:themeColor="accent4" w:themeTint="BF"/>
-        <w:left w:val="single" w:sz="8" w:space="0" w:color="9F8AB9" w:themeColor="accent4" w:themeTint="BF"/>
-        <w:bottom w:val="single" w:sz="8" w:space="0" w:color="9F8AB9" w:themeColor="accent4" w:themeTint="BF"/>
-        <w:right w:val="single" w:sz="8" w:space="0" w:color="9F8AB9" w:themeColor="accent4" w:themeTint="BF"/>
-        <w:insideH w:val="single" w:sz="8" w:space="0" w:color="9F8AB9" w:themeColor="accent4" w:themeTint="BF"/>
-        <w:insideV w:val="single" w:sz="8" w:space="0" w:color="9F8AB9" w:themeColor="accent4" w:themeTint="BF"/>
+        <w:top w:val="single" w:color="9F8AB9" w:themeColor="accent4" w:themeTint="BF" w:sz="8" w:space="0"/>
+        <w:left w:val="single" w:color="9F8AB9" w:themeColor="accent4" w:themeTint="BF" w:sz="8" w:space="0"/>
+        <w:bottom w:val="single" w:color="9F8AB9" w:themeColor="accent4" w:themeTint="BF" w:sz="8" w:space="0"/>
+        <w:right w:val="single" w:color="9F8AB9" w:themeColor="accent4" w:themeTint="BF" w:sz="8" w:space="0"/>
+        <w:insideH w:val="single" w:color="9F8AB9" w:themeColor="accent4" w:themeTint="BF" w:sz="8" w:space="0"/>
+        <w:insideV w:val="single" w:color="9F8AB9" w:themeColor="accent4" w:themeTint="BF" w:sz="8" w:space="0"/>
       </w:tblBorders>
       <w:tblCellMar>
         <w:top w:w="0" w:type="dxa"/>
@@ -9760,7 +9830,7 @@
       <w:tblPr/>
       <w:tcPr>
         <w:tcBorders>
-          <w:top w:val="single" w:sz="18" w:space="0" w:color="9F8AB9" w:themeColor="accent4" w:themeTint="BF"/>
+          <w:top w:val="single" w:color="9F8AB9" w:themeColor="accent4" w:themeTint="BF" w:sz="18" w:space="0"/>
         </w:tcBorders>
       </w:tcPr>
     </w:tblStylePr>
@@ -9802,12 +9872,12 @@
       <w:tblStyleColBandSize w:val="1"/>
       <w:tblInd w:w="0" w:type="dxa"/>
       <w:tblBorders>
-        <w:top w:val="single" w:sz="8" w:space="0" w:color="78C0D4" w:themeColor="accent5" w:themeTint="BF"/>
-        <w:left w:val="single" w:sz="8" w:space="0" w:color="78C0D4" w:themeColor="accent5" w:themeTint="BF"/>
-        <w:bottom w:val="single" w:sz="8" w:space="0" w:color="78C0D4" w:themeColor="accent5" w:themeTint="BF"/>
-        <w:right w:val="single" w:sz="8" w:space="0" w:color="78C0D4" w:themeColor="accent5" w:themeTint="BF"/>
-        <w:insideH w:val="single" w:sz="8" w:space="0" w:color="78C0D4" w:themeColor="accent5" w:themeTint="BF"/>
-        <w:insideV w:val="single" w:sz="8" w:space="0" w:color="78C0D4" w:themeColor="accent5" w:themeTint="BF"/>
+        <w:top w:val="single" w:color="78C0D4" w:themeColor="accent5" w:themeTint="BF" w:sz="8" w:space="0"/>
+        <w:left w:val="single" w:color="78C0D4" w:themeColor="accent5" w:themeTint="BF" w:sz="8" w:space="0"/>
+        <w:bottom w:val="single" w:color="78C0D4" w:themeColor="accent5" w:themeTint="BF" w:sz="8" w:space="0"/>
+        <w:right w:val="single" w:color="78C0D4" w:themeColor="accent5" w:themeTint="BF" w:sz="8" w:space="0"/>
+        <w:insideH w:val="single" w:color="78C0D4" w:themeColor="accent5" w:themeTint="BF" w:sz="8" w:space="0"/>
+        <w:insideV w:val="single" w:color="78C0D4" w:themeColor="accent5" w:themeTint="BF" w:sz="8" w:space="0"/>
       </w:tblBorders>
       <w:tblCellMar>
         <w:top w:w="0" w:type="dxa"/>
@@ -9833,7 +9903,7 @@
       <w:tblPr/>
       <w:tcPr>
         <w:tcBorders>
-          <w:top w:val="single" w:sz="18" w:space="0" w:color="78C0D4" w:themeColor="accent5" w:themeTint="BF"/>
+          <w:top w:val="single" w:color="78C0D4" w:themeColor="accent5" w:themeTint="BF" w:sz="18" w:space="0"/>
         </w:tcBorders>
       </w:tcPr>
     </w:tblStylePr>
@@ -9875,12 +9945,12 @@
       <w:tblStyleColBandSize w:val="1"/>
       <w:tblInd w:w="0" w:type="dxa"/>
       <w:tblBorders>
-        <w:top w:val="single" w:sz="8" w:space="0" w:color="F9B074" w:themeColor="accent6" w:themeTint="BF"/>
-        <w:left w:val="single" w:sz="8" w:space="0" w:color="F9B074" w:themeColor="accent6" w:themeTint="BF"/>
-        <w:bottom w:val="single" w:sz="8" w:space="0" w:color="F9B074" w:themeColor="accent6" w:themeTint="BF"/>
-        <w:right w:val="single" w:sz="8" w:space="0" w:color="F9B074" w:themeColor="accent6" w:themeTint="BF"/>
-        <w:insideH w:val="single" w:sz="8" w:space="0" w:color="F9B074" w:themeColor="accent6" w:themeTint="BF"/>
-        <w:insideV w:val="single" w:sz="8" w:space="0" w:color="F9B074" w:themeColor="accent6" w:themeTint="BF"/>
+        <w:top w:val="single" w:color="F9B074" w:themeColor="accent6" w:themeTint="BF" w:sz="8" w:space="0"/>
+        <w:left w:val="single" w:color="F9B074" w:themeColor="accent6" w:themeTint="BF" w:sz="8" w:space="0"/>
+        <w:bottom w:val="single" w:color="F9B074" w:themeColor="accent6" w:themeTint="BF" w:sz="8" w:space="0"/>
+        <w:right w:val="single" w:color="F9B074" w:themeColor="accent6" w:themeTint="BF" w:sz="8" w:space="0"/>
+        <w:insideH w:val="single" w:color="F9B074" w:themeColor="accent6" w:themeTint="BF" w:sz="8" w:space="0"/>
+        <w:insideV w:val="single" w:color="F9B074" w:themeColor="accent6" w:themeTint="BF" w:sz="8" w:space="0"/>
       </w:tblBorders>
       <w:tblCellMar>
         <w:top w:w="0" w:type="dxa"/>
@@ -9906,7 +9976,7 @@
       <w:tblPr/>
       <w:tcPr>
         <w:tcBorders>
-          <w:top w:val="single" w:sz="18" w:space="0" w:color="F9B074" w:themeColor="accent6" w:themeTint="BF"/>
+          <w:top w:val="single" w:color="F9B074" w:themeColor="accent6" w:themeTint="BF" w:sz="18" w:space="0"/>
         </w:tcBorders>
       </w:tcPr>
     </w:tblStylePr>
@@ -9944,7 +10014,7 @@
       <w:spacing w:after="0" w:line="240" w:lineRule="auto"/>
     </w:pPr>
     <w:rPr>
-      <w:rFonts w:asciiTheme="majorHAnsi" w:eastAsiaTheme="majorEastAsia" w:hAnsiTheme="majorHAnsi" w:cstheme="majorBidi"/>
+      <w:rFonts w:asciiTheme="majorHAnsi" w:hAnsiTheme="majorHAnsi" w:eastAsiaTheme="majorEastAsia" w:cstheme="majorBidi"/>
       <w:color w:val="000000" w:themeColor="text1"/>
     </w:rPr>
     <w:tblPr>
@@ -9952,12 +10022,12 @@
       <w:tblStyleColBandSize w:val="1"/>
       <w:tblInd w:w="0" w:type="dxa"/>
       <w:tblBorders>
-        <w:top w:val="single" w:sz="8" w:space="0" w:color="000000" w:themeColor="text1"/>
-        <w:left w:val="single" w:sz="8" w:space="0" w:color="000000" w:themeColor="text1"/>
-        <w:bottom w:val="single" w:sz="8" w:space="0" w:color="000000" w:themeColor="text1"/>
-        <w:right w:val="single" w:sz="8" w:space="0" w:color="000000" w:themeColor="text1"/>
-        <w:insideH w:val="single" w:sz="8" w:space="0" w:color="000000" w:themeColor="text1"/>
-        <w:insideV w:val="single" w:sz="8" w:space="0" w:color="000000" w:themeColor="text1"/>
+        <w:top w:val="single" w:color="000000" w:themeColor="text1" w:sz="8" w:space="0"/>
+        <w:left w:val="single" w:color="000000" w:themeColor="text1" w:sz="8" w:space="0"/>
+        <w:bottom w:val="single" w:color="000000" w:themeColor="text1" w:sz="8" w:space="0"/>
+        <w:right w:val="single" w:color="000000" w:themeColor="text1" w:sz="8" w:space="0"/>
+        <w:insideH w:val="single" w:color="000000" w:themeColor="text1" w:sz="8" w:space="0"/>
+        <w:insideV w:val="single" w:color="000000" w:themeColor="text1" w:sz="8" w:space="0"/>
       </w:tblBorders>
       <w:tblCellMar>
         <w:top w:w="0" w:type="dxa"/>
@@ -9989,7 +10059,7 @@
       <w:tblPr/>
       <w:tcPr>
         <w:tcBorders>
-          <w:top w:val="single" w:sz="12" w:space="0" w:color="000000" w:themeColor="text1"/>
+          <w:top w:val="single" w:color="000000" w:themeColor="text1" w:sz="12" w:space="0"/>
           <w:left w:val="nil"/>
           <w:bottom w:val="nil"/>
           <w:right w:val="nil"/>
@@ -10047,8 +10117,8 @@
       <w:tblPr/>
       <w:tcPr>
         <w:tcBorders>
-          <w:insideH w:val="single" w:sz="6" w:space="0" w:color="000000" w:themeColor="text1"/>
-          <w:insideV w:val="single" w:sz="6" w:space="0" w:color="000000" w:themeColor="text1"/>
+          <w:insideH w:val="single" w:color="000000" w:themeColor="text1" w:sz="6" w:space="0"/>
+          <w:insideV w:val="single" w:color="000000" w:themeColor="text1" w:sz="6" w:space="0"/>
         </w:tcBorders>
         <w:shd w:val="clear" w:color="auto" w:fill="808080" w:themeFill="text1" w:themeFillTint="7F"/>
       </w:tcPr>
@@ -10069,7 +10139,7 @@
       <w:spacing w:after="0" w:line="240" w:lineRule="auto"/>
     </w:pPr>
     <w:rPr>
-      <w:rFonts w:asciiTheme="majorHAnsi" w:eastAsiaTheme="majorEastAsia" w:hAnsiTheme="majorHAnsi" w:cstheme="majorBidi"/>
+      <w:rFonts w:asciiTheme="majorHAnsi" w:hAnsiTheme="majorHAnsi" w:eastAsiaTheme="majorEastAsia" w:cstheme="majorBidi"/>
       <w:color w:val="000000" w:themeColor="text1"/>
     </w:rPr>
     <w:tblPr>
@@ -10077,12 +10147,12 @@
       <w:tblStyleColBandSize w:val="1"/>
       <w:tblInd w:w="0" w:type="dxa"/>
       <w:tblBorders>
-        <w:top w:val="single" w:sz="8" w:space="0" w:color="4F81BD" w:themeColor="accent1"/>
-        <w:left w:val="single" w:sz="8" w:space="0" w:color="4F81BD" w:themeColor="accent1"/>
-        <w:bottom w:val="single" w:sz="8" w:space="0" w:color="4F81BD" w:themeColor="accent1"/>
-        <w:right w:val="single" w:sz="8" w:space="0" w:color="4F81BD" w:themeColor="accent1"/>
-        <w:insideH w:val="single" w:sz="8" w:space="0" w:color="4F81BD" w:themeColor="accent1"/>
-        <w:insideV w:val="single" w:sz="8" w:space="0" w:color="4F81BD" w:themeColor="accent1"/>
+        <w:top w:val="single" w:color="4F81BD" w:themeColor="accent1" w:sz="8" w:space="0"/>
+        <w:left w:val="single" w:color="4F81BD" w:themeColor="accent1" w:sz="8" w:space="0"/>
+        <w:bottom w:val="single" w:color="4F81BD" w:themeColor="accent1" w:sz="8" w:space="0"/>
+        <w:right w:val="single" w:color="4F81BD" w:themeColor="accent1" w:sz="8" w:space="0"/>
+        <w:insideH w:val="single" w:color="4F81BD" w:themeColor="accent1" w:sz="8" w:space="0"/>
+        <w:insideV w:val="single" w:color="4F81BD" w:themeColor="accent1" w:sz="8" w:space="0"/>
       </w:tblBorders>
       <w:tblCellMar>
         <w:top w:w="0" w:type="dxa"/>
@@ -10114,7 +10184,7 @@
       <w:tblPr/>
       <w:tcPr>
         <w:tcBorders>
-          <w:top w:val="single" w:sz="12" w:space="0" w:color="000000" w:themeColor="text1"/>
+          <w:top w:val="single" w:color="000000" w:themeColor="text1" w:sz="12" w:space="0"/>
           <w:left w:val="nil"/>
           <w:bottom w:val="nil"/>
           <w:right w:val="nil"/>
@@ -10172,8 +10242,8 @@
       <w:tblPr/>
       <w:tcPr>
         <w:tcBorders>
-          <w:insideH w:val="single" w:sz="6" w:space="0" w:color="4F81BD" w:themeColor="accent1"/>
-          <w:insideV w:val="single" w:sz="6" w:space="0" w:color="4F81BD" w:themeColor="accent1"/>
+          <w:insideH w:val="single" w:color="4F81BD" w:themeColor="accent1" w:sz="6" w:space="0"/>
+          <w:insideV w:val="single" w:color="4F81BD" w:themeColor="accent1" w:sz="6" w:space="0"/>
         </w:tcBorders>
         <w:shd w:val="clear" w:color="auto" w:fill="A7BFDE" w:themeFill="accent1" w:themeFillTint="7F"/>
       </w:tcPr>
@@ -10194,7 +10264,7 @@
       <w:spacing w:after="0" w:line="240" w:lineRule="auto"/>
     </w:pPr>
     <w:rPr>
-      <w:rFonts w:asciiTheme="majorHAnsi" w:eastAsiaTheme="majorEastAsia" w:hAnsiTheme="majorHAnsi" w:cstheme="majorBidi"/>
+      <w:rFonts w:asciiTheme="majorHAnsi" w:hAnsiTheme="majorHAnsi" w:eastAsiaTheme="majorEastAsia" w:cstheme="majorBidi"/>
       <w:color w:val="000000" w:themeColor="text1"/>
     </w:rPr>
     <w:tblPr>
@@ -10202,12 +10272,12 @@
       <w:tblStyleColBandSize w:val="1"/>
       <w:tblInd w:w="0" w:type="dxa"/>
       <w:tblBorders>
-        <w:top w:val="single" w:sz="8" w:space="0" w:color="C0504D" w:themeColor="accent2"/>
-        <w:left w:val="single" w:sz="8" w:space="0" w:color="C0504D" w:themeColor="accent2"/>
-        <w:bottom w:val="single" w:sz="8" w:space="0" w:color="C0504D" w:themeColor="accent2"/>
-        <w:right w:val="single" w:sz="8" w:space="0" w:color="C0504D" w:themeColor="accent2"/>
-        <w:insideH w:val="single" w:sz="8" w:space="0" w:color="C0504D" w:themeColor="accent2"/>
-        <w:insideV w:val="single" w:sz="8" w:space="0" w:color="C0504D" w:themeColor="accent2"/>
+        <w:top w:val="single" w:color="C0504D" w:themeColor="accent2" w:sz="8" w:space="0"/>
+        <w:left w:val="single" w:color="C0504D" w:themeColor="accent2" w:sz="8" w:space="0"/>
+        <w:bottom w:val="single" w:color="C0504D" w:themeColor="accent2" w:sz="8" w:space="0"/>
+        <w:right w:val="single" w:color="C0504D" w:themeColor="accent2" w:sz="8" w:space="0"/>
+        <w:insideH w:val="single" w:color="C0504D" w:themeColor="accent2" w:sz="8" w:space="0"/>
+        <w:insideV w:val="single" w:color="C0504D" w:themeColor="accent2" w:sz="8" w:space="0"/>
       </w:tblBorders>
       <w:tblCellMar>
         <w:top w:w="0" w:type="dxa"/>
@@ -10239,7 +10309,7 @@
       <w:tblPr/>
       <w:tcPr>
         <w:tcBorders>
-          <w:top w:val="single" w:sz="12" w:space="0" w:color="000000" w:themeColor="text1"/>
+          <w:top w:val="single" w:color="000000" w:themeColor="text1" w:sz="12" w:space="0"/>
           <w:left w:val="nil"/>
           <w:bottom w:val="nil"/>
           <w:right w:val="nil"/>
@@ -10297,8 +10367,8 @@
       <w:tblPr/>
       <w:tcPr>
         <w:tcBorders>
-          <w:insideH w:val="single" w:sz="6" w:space="0" w:color="C0504D" w:themeColor="accent2"/>
-          <w:insideV w:val="single" w:sz="6" w:space="0" w:color="C0504D" w:themeColor="accent2"/>
+          <w:insideH w:val="single" w:color="C0504D" w:themeColor="accent2" w:sz="6" w:space="0"/>
+          <w:insideV w:val="single" w:color="C0504D" w:themeColor="accent2" w:sz="6" w:space="0"/>
         </w:tcBorders>
         <w:shd w:val="clear" w:color="auto" w:fill="DFA7A6" w:themeFill="accent2" w:themeFillTint="7F"/>
       </w:tcPr>
@@ -10319,7 +10389,7 @@
       <w:spacing w:after="0" w:line="240" w:lineRule="auto"/>
     </w:pPr>
     <w:rPr>
-      <w:rFonts w:asciiTheme="majorHAnsi" w:eastAsiaTheme="majorEastAsia" w:hAnsiTheme="majorHAnsi" w:cstheme="majorBidi"/>
+      <w:rFonts w:asciiTheme="majorHAnsi" w:hAnsiTheme="majorHAnsi" w:eastAsiaTheme="majorEastAsia" w:cstheme="majorBidi"/>
       <w:color w:val="000000" w:themeColor="text1"/>
     </w:rPr>
     <w:tblPr>
@@ -10327,12 +10397,12 @@
       <w:tblStyleColBandSize w:val="1"/>
       <w:tblInd w:w="0" w:type="dxa"/>
       <w:tblBorders>
-        <w:top w:val="single" w:sz="8" w:space="0" w:color="9BBB59" w:themeColor="accent3"/>
-        <w:left w:val="single" w:sz="8" w:space="0" w:color="9BBB59" w:themeColor="accent3"/>
-        <w:bottom w:val="single" w:sz="8" w:space="0" w:color="9BBB59" w:themeColor="accent3"/>
-        <w:right w:val="single" w:sz="8" w:space="0" w:color="9BBB59" w:themeColor="accent3"/>
-        <w:insideH w:val="single" w:sz="8" w:space="0" w:color="9BBB59" w:themeColor="accent3"/>
-        <w:insideV w:val="single" w:sz="8" w:space="0" w:color="9BBB59" w:themeColor="accent3"/>
+        <w:top w:val="single" w:color="9BBB59" w:themeColor="accent3" w:sz="8" w:space="0"/>
+        <w:left w:val="single" w:color="9BBB59" w:themeColor="accent3" w:sz="8" w:space="0"/>
+        <w:bottom w:val="single" w:color="9BBB59" w:themeColor="accent3" w:sz="8" w:space="0"/>
+        <w:right w:val="single" w:color="9BBB59" w:themeColor="accent3" w:sz="8" w:space="0"/>
+        <w:insideH w:val="single" w:color="9BBB59" w:themeColor="accent3" w:sz="8" w:space="0"/>
+        <w:insideV w:val="single" w:color="9BBB59" w:themeColor="accent3" w:sz="8" w:space="0"/>
       </w:tblBorders>
       <w:tblCellMar>
         <w:top w:w="0" w:type="dxa"/>
@@ -10364,7 +10434,7 @@
       <w:tblPr/>
       <w:tcPr>
         <w:tcBorders>
-          <w:top w:val="single" w:sz="12" w:space="0" w:color="000000" w:themeColor="text1"/>
+          <w:top w:val="single" w:color="000000" w:themeColor="text1" w:sz="12" w:space="0"/>
           <w:left w:val="nil"/>
           <w:bottom w:val="nil"/>
           <w:right w:val="nil"/>
@@ -10422,8 +10492,8 @@
       <w:tblPr/>
       <w:tcPr>
         <w:tcBorders>
-          <w:insideH w:val="single" w:sz="6" w:space="0" w:color="9BBB59" w:themeColor="accent3"/>
-          <w:insideV w:val="single" w:sz="6" w:space="0" w:color="9BBB59" w:themeColor="accent3"/>
+          <w:insideH w:val="single" w:color="9BBB59" w:themeColor="accent3" w:sz="6" w:space="0"/>
+          <w:insideV w:val="single" w:color="9BBB59" w:themeColor="accent3" w:sz="6" w:space="0"/>
         </w:tcBorders>
         <w:shd w:val="clear" w:color="auto" w:fill="CDDDAC" w:themeFill="accent3" w:themeFillTint="7F"/>
       </w:tcPr>
@@ -10444,7 +10514,7 @@
       <w:spacing w:after="0" w:line="240" w:lineRule="auto"/>
     </w:pPr>
     <w:rPr>
-      <w:rFonts w:asciiTheme="majorHAnsi" w:eastAsiaTheme="majorEastAsia" w:hAnsiTheme="majorHAnsi" w:cstheme="majorBidi"/>
+      <w:rFonts w:asciiTheme="majorHAnsi" w:hAnsiTheme="majorHAnsi" w:eastAsiaTheme="majorEastAsia" w:cstheme="majorBidi"/>
       <w:color w:val="000000" w:themeColor="text1"/>
     </w:rPr>
     <w:tblPr>
@@ -10452,12 +10522,12 @@
       <w:tblStyleColBandSize w:val="1"/>
       <w:tblInd w:w="0" w:type="dxa"/>
       <w:tblBorders>
-        <w:top w:val="single" w:sz="8" w:space="0" w:color="8064A2" w:themeColor="accent4"/>
-        <w:left w:val="single" w:sz="8" w:space="0" w:color="8064A2" w:themeColor="accent4"/>
-        <w:bottom w:val="single" w:sz="8" w:space="0" w:color="8064A2" w:themeColor="accent4"/>
-        <w:right w:val="single" w:sz="8" w:space="0" w:color="8064A2" w:themeColor="accent4"/>
-        <w:insideH w:val="single" w:sz="8" w:space="0" w:color="8064A2" w:themeColor="accent4"/>
-        <w:insideV w:val="single" w:sz="8" w:space="0" w:color="8064A2" w:themeColor="accent4"/>
+        <w:top w:val="single" w:color="8064A2" w:themeColor="accent4" w:sz="8" w:space="0"/>
+        <w:left w:val="single" w:color="8064A2" w:themeColor="accent4" w:sz="8" w:space="0"/>
+        <w:bottom w:val="single" w:color="8064A2" w:themeColor="accent4" w:sz="8" w:space="0"/>
+        <w:right w:val="single" w:color="8064A2" w:themeColor="accent4" w:sz="8" w:space="0"/>
+        <w:insideH w:val="single" w:color="8064A2" w:themeColor="accent4" w:sz="8" w:space="0"/>
+        <w:insideV w:val="single" w:color="8064A2" w:themeColor="accent4" w:sz="8" w:space="0"/>
       </w:tblBorders>
       <w:tblCellMar>
         <w:top w:w="0" w:type="dxa"/>
@@ -10489,7 +10559,7 @@
       <w:tblPr/>
       <w:tcPr>
         <w:tcBorders>
-          <w:top w:val="single" w:sz="12" w:space="0" w:color="000000" w:themeColor="text1"/>
+          <w:top w:val="single" w:color="000000" w:themeColor="text1" w:sz="12" w:space="0"/>
           <w:left w:val="nil"/>
           <w:bottom w:val="nil"/>
           <w:right w:val="nil"/>
@@ -10547,8 +10617,8 @@
       <w:tblPr/>
       <w:tcPr>
         <w:tcBorders>
-          <w:insideH w:val="single" w:sz="6" w:space="0" w:color="8064A2" w:themeColor="accent4"/>
-          <w:insideV w:val="single" w:sz="6" w:space="0" w:color="8064A2" w:themeColor="accent4"/>
+          <w:insideH w:val="single" w:color="8064A2" w:themeColor="accent4" w:sz="6" w:space="0"/>
+          <w:insideV w:val="single" w:color="8064A2" w:themeColor="accent4" w:sz="6" w:space="0"/>
         </w:tcBorders>
         <w:shd w:val="clear" w:color="auto" w:fill="BFB1D0" w:themeFill="accent4" w:themeFillTint="7F"/>
       </w:tcPr>
@@ -10569,7 +10639,7 @@
       <w:spacing w:after="0" w:line="240" w:lineRule="auto"/>
     </w:pPr>
     <w:rPr>
-      <w:rFonts w:asciiTheme="majorHAnsi" w:eastAsiaTheme="majorEastAsia" w:hAnsiTheme="majorHAnsi" w:cstheme="majorBidi"/>
+      <w:rFonts w:asciiTheme="majorHAnsi" w:hAnsiTheme="majorHAnsi" w:eastAsiaTheme="majorEastAsia" w:cstheme="majorBidi"/>
       <w:color w:val="000000" w:themeColor="text1"/>
     </w:rPr>
     <w:tblPr>
@@ -10577,12 +10647,12 @@
       <w:tblStyleColBandSize w:val="1"/>
       <w:tblInd w:w="0" w:type="dxa"/>
       <w:tblBorders>
-        <w:top w:val="single" w:sz="8" w:space="0" w:color="4BACC6" w:themeColor="accent5"/>
-        <w:left w:val="single" w:sz="8" w:space="0" w:color="4BACC6" w:themeColor="accent5"/>
-        <w:bottom w:val="single" w:sz="8" w:space="0" w:color="4BACC6" w:themeColor="accent5"/>
-        <w:right w:val="single" w:sz="8" w:space="0" w:color="4BACC6" w:themeColor="accent5"/>
-        <w:insideH w:val="single" w:sz="8" w:space="0" w:color="4BACC6" w:themeColor="accent5"/>
-        <w:insideV w:val="single" w:sz="8" w:space="0" w:color="4BACC6" w:themeColor="accent5"/>
+        <w:top w:val="single" w:color="4BACC6" w:themeColor="accent5" w:sz="8" w:space="0"/>
+        <w:left w:val="single" w:color="4BACC6" w:themeColor="accent5" w:sz="8" w:space="0"/>
+        <w:bottom w:val="single" w:color="4BACC6" w:themeColor="accent5" w:sz="8" w:space="0"/>
+        <w:right w:val="single" w:color="4BACC6" w:themeColor="accent5" w:sz="8" w:space="0"/>
+        <w:insideH w:val="single" w:color="4BACC6" w:themeColor="accent5" w:sz="8" w:space="0"/>
+        <w:insideV w:val="single" w:color="4BACC6" w:themeColor="accent5" w:sz="8" w:space="0"/>
       </w:tblBorders>
       <w:tblCellMar>
         <w:top w:w="0" w:type="dxa"/>
@@ -10614,7 +10684,7 @@
       <w:tblPr/>
       <w:tcPr>
         <w:tcBorders>
-          <w:top w:val="single" w:sz="12" w:space="0" w:color="000000" w:themeColor="text1"/>
+          <w:top w:val="single" w:color="000000" w:themeColor="text1" w:sz="12" w:space="0"/>
           <w:left w:val="nil"/>
           <w:bottom w:val="nil"/>
           <w:right w:val="nil"/>
@@ -10672,8 +10742,8 @@
       <w:tblPr/>
       <w:tcPr>
         <w:tcBorders>
-          <w:insideH w:val="single" w:sz="6" w:space="0" w:color="4BACC6" w:themeColor="accent5"/>
-          <w:insideV w:val="single" w:sz="6" w:space="0" w:color="4BACC6" w:themeColor="accent5"/>
+          <w:insideH w:val="single" w:color="4BACC6" w:themeColor="accent5" w:sz="6" w:space="0"/>
+          <w:insideV w:val="single" w:color="4BACC6" w:themeColor="accent5" w:sz="6" w:space="0"/>
         </w:tcBorders>
         <w:shd w:val="clear" w:color="auto" w:fill="A5D5E2" w:themeFill="accent5" w:themeFillTint="7F"/>
       </w:tcPr>
@@ -10694,7 +10764,7 @@
       <w:spacing w:after="0" w:line="240" w:lineRule="auto"/>
     </w:pPr>
     <w:rPr>
-      <w:rFonts w:asciiTheme="majorHAnsi" w:eastAsiaTheme="majorEastAsia" w:hAnsiTheme="majorHAnsi" w:cstheme="majorBidi"/>
+      <w:rFonts w:asciiTheme="majorHAnsi" w:hAnsiTheme="majorHAnsi" w:eastAsiaTheme="majorEastAsia" w:cstheme="majorBidi"/>
       <w:color w:val="000000" w:themeColor="text1"/>
     </w:rPr>
     <w:tblPr>
@@ -10702,12 +10772,12 @@
       <w:tblStyleColBandSize w:val="1"/>
       <w:tblInd w:w="0" w:type="dxa"/>
       <w:tblBorders>
-        <w:top w:val="single" w:sz="8" w:space="0" w:color="F79646" w:themeColor="accent6"/>
-        <w:left w:val="single" w:sz="8" w:space="0" w:color="F79646" w:themeColor="accent6"/>
-        <w:bottom w:val="single" w:sz="8" w:space="0" w:color="F79646" w:themeColor="accent6"/>
-        <w:right w:val="single" w:sz="8" w:space="0" w:color="F79646" w:themeColor="accent6"/>
-        <w:insideH w:val="single" w:sz="8" w:space="0" w:color="F79646" w:themeColor="accent6"/>
-        <w:insideV w:val="single" w:sz="8" w:space="0" w:color="F79646" w:themeColor="accent6"/>
+        <w:top w:val="single" w:color="F79646" w:themeColor="accent6" w:sz="8" w:space="0"/>
+        <w:left w:val="single" w:color="F79646" w:themeColor="accent6" w:sz="8" w:space="0"/>
+        <w:bottom w:val="single" w:color="F79646" w:themeColor="accent6" w:sz="8" w:space="0"/>
+        <w:right w:val="single" w:color="F79646" w:themeColor="accent6" w:sz="8" w:space="0"/>
+        <w:insideH w:val="single" w:color="F79646" w:themeColor="accent6" w:sz="8" w:space="0"/>
+        <w:insideV w:val="single" w:color="F79646" w:themeColor="accent6" w:sz="8" w:space="0"/>
       </w:tblBorders>
       <w:tblCellMar>
         <w:top w:w="0" w:type="dxa"/>
@@ -10739,7 +10809,7 @@
       <w:tblPr/>
       <w:tcPr>
         <w:tcBorders>
-          <w:top w:val="single" w:sz="12" w:space="0" w:color="000000" w:themeColor="text1"/>
+          <w:top w:val="single" w:color="000000" w:themeColor="text1" w:sz="12" w:space="0"/>
           <w:left w:val="nil"/>
           <w:bottom w:val="nil"/>
           <w:right w:val="nil"/>
@@ -10797,8 +10867,8 @@
       <w:tblPr/>
       <w:tcPr>
         <w:tcBorders>
-          <w:insideH w:val="single" w:sz="6" w:space="0" w:color="F79646" w:themeColor="accent6"/>
-          <w:insideV w:val="single" w:sz="6" w:space="0" w:color="F79646" w:themeColor="accent6"/>
+          <w:insideH w:val="single" w:color="F79646" w:themeColor="accent6" w:sz="6" w:space="0"/>
+          <w:insideV w:val="single" w:color="F79646" w:themeColor="accent6" w:sz="6" w:space="0"/>
         </w:tcBorders>
         <w:shd w:val="clear" w:color="auto" w:fill="FBCAA2" w:themeFill="accent6" w:themeFillTint="7F"/>
       </w:tcPr>
@@ -10823,12 +10893,12 @@
       <w:tblStyleColBandSize w:val="1"/>
       <w:tblInd w:w="0" w:type="dxa"/>
       <w:tblBorders>
-        <w:top w:val="single" w:sz="8" w:space="0" w:color="FFFFFF" w:themeColor="background1"/>
-        <w:left w:val="single" w:sz="8" w:space="0" w:color="FFFFFF" w:themeColor="background1"/>
-        <w:bottom w:val="single" w:sz="8" w:space="0" w:color="FFFFFF" w:themeColor="background1"/>
-        <w:right w:val="single" w:sz="8" w:space="0" w:color="FFFFFF" w:themeColor="background1"/>
-        <w:insideH w:val="single" w:sz="6" w:space="0" w:color="FFFFFF" w:themeColor="background1"/>
-        <w:insideV w:val="single" w:sz="6" w:space="0" w:color="FFFFFF" w:themeColor="background1"/>
+        <w:top w:val="single" w:color="FFFFFF" w:themeColor="background1" w:sz="8" w:space="0"/>
+        <w:left w:val="single" w:color="FFFFFF" w:themeColor="background1" w:sz="8" w:space="0"/>
+        <w:bottom w:val="single" w:color="FFFFFF" w:themeColor="background1" w:sz="8" w:space="0"/>
+        <w:right w:val="single" w:color="FFFFFF" w:themeColor="background1" w:sz="8" w:space="0"/>
+        <w:insideH w:val="single" w:color="FFFFFF" w:themeColor="background1" w:sz="6" w:space="0"/>
+        <w:insideV w:val="single" w:color="FFFFFF" w:themeColor="background1" w:sz="6" w:space="0"/>
       </w:tblBorders>
       <w:tblCellMar>
         <w:top w:w="0" w:type="dxa"/>
@@ -10851,12 +10921,12 @@
       <w:tblPr/>
       <w:tcPr>
         <w:tcBorders>
-          <w:top w:val="single" w:sz="8" w:space="0" w:color="FFFFFF" w:themeColor="background1"/>
-          <w:left w:val="single" w:sz="8" w:space="0" w:color="FFFFFF" w:themeColor="background1"/>
-          <w:bottom w:val="single" w:sz="24" w:space="0" w:color="FFFFFF" w:themeColor="background1"/>
-          <w:right w:val="single" w:sz="8" w:space="0" w:color="FFFFFF" w:themeColor="background1"/>
-          <w:insideH w:val="nil"/>
-          <w:insideV w:val="single" w:sz="8" w:space="0" w:color="FFFFFF" w:themeColor="background1"/>
+          <w:top w:val="single" w:color="FFFFFF" w:themeColor="background1" w:sz="8" w:space="0"/>
+          <w:left w:val="single" w:color="FFFFFF" w:themeColor="background1" w:sz="8" w:space="0"/>
+          <w:bottom w:val="single" w:color="FFFFFF" w:themeColor="background1" w:sz="24" w:space="0"/>
+          <w:right w:val="single" w:color="FFFFFF" w:themeColor="background1" w:sz="8" w:space="0"/>
+          <w:insideH w:val="nil"/>
+          <w:insideV w:val="single" w:color="FFFFFF" w:themeColor="background1" w:sz="8" w:space="0"/>
         </w:tcBorders>
         <w:shd w:val="clear" w:color="auto" w:fill="000000" w:themeFill="text1"/>
       </w:tcPr>
@@ -10872,12 +10942,12 @@
       <w:tblPr/>
       <w:tcPr>
         <w:tcBorders>
-          <w:top w:val="single" w:sz="24" w:space="0" w:color="FFFFFF" w:themeColor="background1"/>
-          <w:left w:val="single" w:sz="8" w:space="0" w:color="FFFFFF" w:themeColor="background1"/>
-          <w:bottom w:val="single" w:sz="8" w:space="0" w:color="FFFFFF" w:themeColor="background1"/>
-          <w:right w:val="single" w:sz="8" w:space="0" w:color="FFFFFF" w:themeColor="background1"/>
-          <w:insideH w:val="nil"/>
-          <w:insideV w:val="single" w:sz="8" w:space="0" w:color="FFFFFF" w:themeColor="background1"/>
+          <w:top w:val="single" w:color="FFFFFF" w:themeColor="background1" w:sz="24" w:space="0"/>
+          <w:left w:val="single" w:color="FFFFFF" w:themeColor="background1" w:sz="8" w:space="0"/>
+          <w:bottom w:val="single" w:color="FFFFFF" w:themeColor="background1" w:sz="8" w:space="0"/>
+          <w:right w:val="single" w:color="FFFFFF" w:themeColor="background1" w:sz="8" w:space="0"/>
+          <w:insideH w:val="nil"/>
+          <w:insideV w:val="single" w:color="FFFFFF" w:themeColor="background1" w:sz="8" w:space="0"/>
         </w:tcBorders>
         <w:shd w:val="clear" w:color="auto" w:fill="000000" w:themeFill="text1"/>
       </w:tcPr>
@@ -10893,8 +10963,8 @@
       <w:tblPr/>
       <w:tcPr>
         <w:tcBorders>
-          <w:left w:val="single" w:sz="8" w:space="0" w:color="FFFFFF" w:themeColor="background1"/>
-          <w:right w:val="single" w:sz="24" w:space="0" w:color="FFFFFF" w:themeColor="background1"/>
+          <w:left w:val="single" w:color="FFFFFF" w:themeColor="background1" w:sz="8" w:space="0"/>
+          <w:right w:val="single" w:color="FFFFFF" w:themeColor="background1" w:sz="24" w:space="0"/>
           <w:insideH w:val="nil"/>
           <w:insideV w:val="nil"/>
         </w:tcBorders>
@@ -10913,7 +10983,7 @@
       <w:tcPr>
         <w:tcBorders>
           <w:top w:val="nil"/>
-          <w:left w:val="single" w:sz="24" w:space="0" w:color="FFFFFF" w:themeColor="background1"/>
+          <w:left w:val="single" w:color="FFFFFF" w:themeColor="background1" w:sz="24" w:space="0"/>
           <w:bottom w:val="nil"/>
           <w:right w:val="nil"/>
           <w:insideH w:val="nil"/>
@@ -10926,10 +10996,10 @@
       <w:tblPr/>
       <w:tcPr>
         <w:tcBorders>
-          <w:top w:val="single" w:sz="8" w:space="0" w:color="FFFFFF" w:themeColor="background1"/>
-          <w:left w:val="single" w:sz="8" w:space="0" w:color="FFFFFF" w:themeColor="background1"/>
-          <w:bottom w:val="single" w:sz="8" w:space="0" w:color="FFFFFF" w:themeColor="background1"/>
-          <w:right w:val="single" w:sz="8" w:space="0" w:color="FFFFFF" w:themeColor="background1"/>
+          <w:top w:val="single" w:color="FFFFFF" w:themeColor="background1" w:sz="8" w:space="0"/>
+          <w:left w:val="single" w:color="FFFFFF" w:themeColor="background1" w:sz="8" w:space="0"/>
+          <w:bottom w:val="single" w:color="FFFFFF" w:themeColor="background1" w:sz="8" w:space="0"/>
+          <w:right w:val="single" w:color="FFFFFF" w:themeColor="background1" w:sz="8" w:space="0"/>
           <w:insideH w:val="nil"/>
           <w:insideV w:val="nil"/>
         </w:tcBorders>
@@ -10940,12 +11010,12 @@
       <w:tblPr/>
       <w:tcPr>
         <w:tcBorders>
-          <w:top w:val="single" w:sz="8" w:space="0" w:color="FFFFFF" w:themeColor="background1"/>
-          <w:left w:val="single" w:sz="8" w:space="0" w:color="FFFFFF" w:themeColor="background1"/>
-          <w:bottom w:val="single" w:sz="8" w:space="0" w:color="FFFFFF" w:themeColor="background1"/>
-          <w:right w:val="single" w:sz="8" w:space="0" w:color="FFFFFF" w:themeColor="background1"/>
-          <w:insideH w:val="single" w:sz="8" w:space="0" w:color="FFFFFF" w:themeColor="background1"/>
-          <w:insideV w:val="single" w:sz="8" w:space="0" w:color="FFFFFF" w:themeColor="background1"/>
+          <w:top w:val="single" w:color="FFFFFF" w:themeColor="background1" w:sz="8" w:space="0"/>
+          <w:left w:val="single" w:color="FFFFFF" w:themeColor="background1" w:sz="8" w:space="0"/>
+          <w:bottom w:val="single" w:color="FFFFFF" w:themeColor="background1" w:sz="8" w:space="0"/>
+          <w:right w:val="single" w:color="FFFFFF" w:themeColor="background1" w:sz="8" w:space="0"/>
+          <w:insideH w:val="single" w:color="FFFFFF" w:themeColor="background1" w:sz="8" w:space="0"/>
+          <w:insideV w:val="single" w:color="FFFFFF" w:themeColor="background1" w:sz="8" w:space="0"/>
         </w:tcBorders>
         <w:shd w:val="clear" w:color="auto" w:fill="808080" w:themeFill="text1" w:themeFillTint="7F"/>
       </w:tcPr>
@@ -10964,12 +11034,12 @@
       <w:tblStyleColBandSize w:val="1"/>
       <w:tblInd w:w="0" w:type="dxa"/>
       <w:tblBorders>
-        <w:top w:val="single" w:sz="8" w:space="0" w:color="FFFFFF" w:themeColor="background1"/>
-        <w:left w:val="single" w:sz="8" w:space="0" w:color="FFFFFF" w:themeColor="background1"/>
-        <w:bottom w:val="single" w:sz="8" w:space="0" w:color="FFFFFF" w:themeColor="background1"/>
-        <w:right w:val="single" w:sz="8" w:space="0" w:color="FFFFFF" w:themeColor="background1"/>
-        <w:insideH w:val="single" w:sz="6" w:space="0" w:color="FFFFFF" w:themeColor="background1"/>
-        <w:insideV w:val="single" w:sz="6" w:space="0" w:color="FFFFFF" w:themeColor="background1"/>
+        <w:top w:val="single" w:color="FFFFFF" w:themeColor="background1" w:sz="8" w:space="0"/>
+        <w:left w:val="single" w:color="FFFFFF" w:themeColor="background1" w:sz="8" w:space="0"/>
+        <w:bottom w:val="single" w:color="FFFFFF" w:themeColor="background1" w:sz="8" w:space="0"/>
+        <w:right w:val="single" w:color="FFFFFF" w:themeColor="background1" w:sz="8" w:space="0"/>
+        <w:insideH w:val="single" w:color="FFFFFF" w:themeColor="background1" w:sz="6" w:space="0"/>
+        <w:insideV w:val="single" w:color="FFFFFF" w:themeColor="background1" w:sz="6" w:space="0"/>
       </w:tblBorders>
       <w:tblCellMar>
         <w:top w:w="0" w:type="dxa"/>
@@ -10992,12 +11062,12 @@
       <w:tblPr/>
       <w:tcPr>
         <w:tcBorders>
-          <w:top w:val="single" w:sz="8" w:space="0" w:color="FFFFFF" w:themeColor="background1"/>
-          <w:left w:val="single" w:sz="8" w:space="0" w:color="FFFFFF" w:themeColor="background1"/>
-          <w:bottom w:val="single" w:sz="24" w:space="0" w:color="FFFFFF" w:themeColor="background1"/>
-          <w:right w:val="single" w:sz="8" w:space="0" w:color="FFFFFF" w:themeColor="background1"/>
-          <w:insideH w:val="nil"/>
-          <w:insideV w:val="single" w:sz="8" w:space="0" w:color="FFFFFF" w:themeColor="background1"/>
+          <w:top w:val="single" w:color="FFFFFF" w:themeColor="background1" w:sz="8" w:space="0"/>
+          <w:left w:val="single" w:color="FFFFFF" w:themeColor="background1" w:sz="8" w:space="0"/>
+          <w:bottom w:val="single" w:color="FFFFFF" w:themeColor="background1" w:sz="24" w:space="0"/>
+          <w:right w:val="single" w:color="FFFFFF" w:themeColor="background1" w:sz="8" w:space="0"/>
+          <w:insideH w:val="nil"/>
+          <w:insideV w:val="single" w:color="FFFFFF" w:themeColor="background1" w:sz="8" w:space="0"/>
         </w:tcBorders>
         <w:shd w:val="clear" w:color="auto" w:fill="4F81BD" w:themeFill="accent1"/>
       </w:tcPr>
@@ -11013,12 +11083,12 @@
       <w:tblPr/>
       <w:tcPr>
         <w:tcBorders>
-          <w:top w:val="single" w:sz="24" w:space="0" w:color="FFFFFF" w:themeColor="background1"/>
-          <w:left w:val="single" w:sz="8" w:space="0" w:color="FFFFFF" w:themeColor="background1"/>
-          <w:bottom w:val="single" w:sz="8" w:space="0" w:color="FFFFFF" w:themeColor="background1"/>
-          <w:right w:val="single" w:sz="8" w:space="0" w:color="FFFFFF" w:themeColor="background1"/>
-          <w:insideH w:val="nil"/>
-          <w:insideV w:val="single" w:sz="8" w:space="0" w:color="FFFFFF" w:themeColor="background1"/>
+          <w:top w:val="single" w:color="FFFFFF" w:themeColor="background1" w:sz="24" w:space="0"/>
+          <w:left w:val="single" w:color="FFFFFF" w:themeColor="background1" w:sz="8" w:space="0"/>
+          <w:bottom w:val="single" w:color="FFFFFF" w:themeColor="background1" w:sz="8" w:space="0"/>
+          <w:right w:val="single" w:color="FFFFFF" w:themeColor="background1" w:sz="8" w:space="0"/>
+          <w:insideH w:val="nil"/>
+          <w:insideV w:val="single" w:color="FFFFFF" w:themeColor="background1" w:sz="8" w:space="0"/>
         </w:tcBorders>
         <w:shd w:val="clear" w:color="auto" w:fill="4F81BD" w:themeFill="accent1"/>
       </w:tcPr>
@@ -11034,8 +11104,8 @@
       <w:tblPr/>
       <w:tcPr>
         <w:tcBorders>
-          <w:left w:val="single" w:sz="8" w:space="0" w:color="FFFFFF" w:themeColor="background1"/>
-          <w:right w:val="single" w:sz="24" w:space="0" w:color="FFFFFF" w:themeColor="background1"/>
+          <w:left w:val="single" w:color="FFFFFF" w:themeColor="background1" w:sz="8" w:space="0"/>
+          <w:right w:val="single" w:color="FFFFFF" w:themeColor="background1" w:sz="24" w:space="0"/>
           <w:insideH w:val="nil"/>
           <w:insideV w:val="nil"/>
         </w:tcBorders>
@@ -11054,7 +11124,7 @@
       <w:tcPr>
         <w:tcBorders>
           <w:top w:val="nil"/>
-          <w:left w:val="single" w:sz="24" w:space="0" w:color="FFFFFF" w:themeColor="background1"/>
+          <w:left w:val="single" w:color="FFFFFF" w:themeColor="background1" w:sz="24" w:space="0"/>
           <w:bottom w:val="nil"/>
           <w:right w:val="nil"/>
           <w:insideH w:val="nil"/>
@@ -11067,10 +11137,10 @@
       <w:tblPr/>
       <w:tcPr>
         <w:tcBorders>
-          <w:top w:val="single" w:sz="8" w:space="0" w:color="FFFFFF" w:themeColor="background1"/>
-          <w:left w:val="single" w:sz="8" w:space="0" w:color="FFFFFF" w:themeColor="background1"/>
-          <w:bottom w:val="single" w:sz="8" w:space="0" w:color="FFFFFF" w:themeColor="background1"/>
-          <w:right w:val="single" w:sz="8" w:space="0" w:color="FFFFFF" w:themeColor="background1"/>
+          <w:top w:val="single" w:color="FFFFFF" w:themeColor="background1" w:sz="8" w:space="0"/>
+          <w:left w:val="single" w:color="FFFFFF" w:themeColor="background1" w:sz="8" w:space="0"/>
+          <w:bottom w:val="single" w:color="FFFFFF" w:themeColor="background1" w:sz="8" w:space="0"/>
+          <w:right w:val="single" w:color="FFFFFF" w:themeColor="background1" w:sz="8" w:space="0"/>
           <w:insideH w:val="nil"/>
           <w:insideV w:val="nil"/>
         </w:tcBorders>
@@ -11081,12 +11151,12 @@
       <w:tblPr/>
       <w:tcPr>
         <w:tcBorders>
-          <w:top w:val="single" w:sz="8" w:space="0" w:color="FFFFFF" w:themeColor="background1"/>
-          <w:left w:val="single" w:sz="8" w:space="0" w:color="FFFFFF" w:themeColor="background1"/>
-          <w:bottom w:val="single" w:sz="8" w:space="0" w:color="FFFFFF" w:themeColor="background1"/>
-          <w:right w:val="single" w:sz="8" w:space="0" w:color="FFFFFF" w:themeColor="background1"/>
-          <w:insideH w:val="single" w:sz="8" w:space="0" w:color="FFFFFF" w:themeColor="background1"/>
-          <w:insideV w:val="single" w:sz="8" w:space="0" w:color="FFFFFF" w:themeColor="background1"/>
+          <w:top w:val="single" w:color="FFFFFF" w:themeColor="background1" w:sz="8" w:space="0"/>
+          <w:left w:val="single" w:color="FFFFFF" w:themeColor="background1" w:sz="8" w:space="0"/>
+          <w:bottom w:val="single" w:color="FFFFFF" w:themeColor="background1" w:sz="8" w:space="0"/>
+          <w:right w:val="single" w:color="FFFFFF" w:themeColor="background1" w:sz="8" w:space="0"/>
+          <w:insideH w:val="single" w:color="FFFFFF" w:themeColor="background1" w:sz="8" w:space="0"/>
+          <w:insideV w:val="single" w:color="FFFFFF" w:themeColor="background1" w:sz="8" w:space="0"/>
         </w:tcBorders>
         <w:shd w:val="clear" w:color="auto" w:fill="A7BFDE" w:themeFill="accent1" w:themeFillTint="7F"/>
       </w:tcPr>
@@ -11105,12 +11175,12 @@
       <w:tblStyleColBandSize w:val="1"/>
       <w:tblInd w:w="0" w:type="dxa"/>
       <w:tblBorders>
-        <w:top w:val="single" w:sz="8" w:space="0" w:color="FFFFFF" w:themeColor="background1"/>
-        <w:left w:val="single" w:sz="8" w:space="0" w:color="FFFFFF" w:themeColor="background1"/>
-        <w:bottom w:val="single" w:sz="8" w:space="0" w:color="FFFFFF" w:themeColor="background1"/>
-        <w:right w:val="single" w:sz="8" w:space="0" w:color="FFFFFF" w:themeColor="background1"/>
-        <w:insideH w:val="single" w:sz="6" w:space="0" w:color="FFFFFF" w:themeColor="background1"/>
-        <w:insideV w:val="single" w:sz="6" w:space="0" w:color="FFFFFF" w:themeColor="background1"/>
+        <w:top w:val="single" w:color="FFFFFF" w:themeColor="background1" w:sz="8" w:space="0"/>
+        <w:left w:val="single" w:color="FFFFFF" w:themeColor="background1" w:sz="8" w:space="0"/>
+        <w:bottom w:val="single" w:color="FFFFFF" w:themeColor="background1" w:sz="8" w:space="0"/>
+        <w:right w:val="single" w:color="FFFFFF" w:themeColor="background1" w:sz="8" w:space="0"/>
+        <w:insideH w:val="single" w:color="FFFFFF" w:themeColor="background1" w:sz="6" w:space="0"/>
+        <w:insideV w:val="single" w:color="FFFFFF" w:themeColor="background1" w:sz="6" w:space="0"/>
       </w:tblBorders>
       <w:tblCellMar>
         <w:top w:w="0" w:type="dxa"/>
@@ -11133,12 +11203,12 @@
       <w:tblPr/>
       <w:tcPr>
         <w:tcBorders>
-          <w:top w:val="single" w:sz="8" w:space="0" w:color="FFFFFF" w:themeColor="background1"/>
-          <w:left w:val="single" w:sz="8" w:space="0" w:color="FFFFFF" w:themeColor="background1"/>
-          <w:bottom w:val="single" w:sz="24" w:space="0" w:color="FFFFFF" w:themeColor="background1"/>
-          <w:right w:val="single" w:sz="8" w:space="0" w:color="FFFFFF" w:themeColor="background1"/>
-          <w:insideH w:val="nil"/>
-          <w:insideV w:val="single" w:sz="8" w:space="0" w:color="FFFFFF" w:themeColor="background1"/>
+          <w:top w:val="single" w:color="FFFFFF" w:themeColor="background1" w:sz="8" w:space="0"/>
+          <w:left w:val="single" w:color="FFFFFF" w:themeColor="background1" w:sz="8" w:space="0"/>
+          <w:bottom w:val="single" w:color="FFFFFF" w:themeColor="background1" w:sz="24" w:space="0"/>
+          <w:right w:val="single" w:color="FFFFFF" w:themeColor="background1" w:sz="8" w:space="0"/>
+          <w:insideH w:val="nil"/>
+          <w:insideV w:val="single" w:color="FFFFFF" w:themeColor="background1" w:sz="8" w:space="0"/>
         </w:tcBorders>
         <w:shd w:val="clear" w:color="auto" w:fill="C0504D" w:themeFill="accent2"/>
       </w:tcPr>
@@ -11154,12 +11224,12 @@
       <w:tblPr/>
       <w:tcPr>
         <w:tcBorders>
-          <w:top w:val="single" w:sz="24" w:space="0" w:color="FFFFFF" w:themeColor="background1"/>
-          <w:left w:val="single" w:sz="8" w:space="0" w:color="FFFFFF" w:themeColor="background1"/>
-          <w:bottom w:val="single" w:sz="8" w:space="0" w:color="FFFFFF" w:themeColor="background1"/>
-          <w:right w:val="single" w:sz="8" w:space="0" w:color="FFFFFF" w:themeColor="background1"/>
-          <w:insideH w:val="nil"/>
-          <w:insideV w:val="single" w:sz="8" w:space="0" w:color="FFFFFF" w:themeColor="background1"/>
+          <w:top w:val="single" w:color="FFFFFF" w:themeColor="background1" w:sz="24" w:space="0"/>
+          <w:left w:val="single" w:color="FFFFFF" w:themeColor="background1" w:sz="8" w:space="0"/>
+          <w:bottom w:val="single" w:color="FFFFFF" w:themeColor="background1" w:sz="8" w:space="0"/>
+          <w:right w:val="single" w:color="FFFFFF" w:themeColor="background1" w:sz="8" w:space="0"/>
+          <w:insideH w:val="nil"/>
+          <w:insideV w:val="single" w:color="FFFFFF" w:themeColor="background1" w:sz="8" w:space="0"/>
         </w:tcBorders>
         <w:shd w:val="clear" w:color="auto" w:fill="C0504D" w:themeFill="accent2"/>
       </w:tcPr>
@@ -11175,8 +11245,8 @@
       <w:tblPr/>
       <w:tcPr>
         <w:tcBorders>
-          <w:left w:val="single" w:sz="8" w:space="0" w:color="FFFFFF" w:themeColor="background1"/>
-          <w:right w:val="single" w:sz="24" w:space="0" w:color="FFFFFF" w:themeColor="background1"/>
+          <w:left w:val="single" w:color="FFFFFF" w:themeColor="background1" w:sz="8" w:space="0"/>
+          <w:right w:val="single" w:color="FFFFFF" w:themeColor="background1" w:sz="24" w:space="0"/>
           <w:insideH w:val="nil"/>
           <w:insideV w:val="nil"/>
         </w:tcBorders>
@@ -11195,7 +11265,7 @@
       <w:tcPr>
         <w:tcBorders>
           <w:top w:val="nil"/>
-          <w:left w:val="single" w:sz="24" w:space="0" w:color="FFFFFF" w:themeColor="background1"/>
+          <w:left w:val="single" w:color="FFFFFF" w:themeColor="background1" w:sz="24" w:space="0"/>
           <w:bottom w:val="nil"/>
           <w:right w:val="nil"/>
           <w:insideH w:val="nil"/>
@@ -11208,10 +11278,10 @@
       <w:tblPr/>
       <w:tcPr>
         <w:tcBorders>
-          <w:top w:val="single" w:sz="8" w:space="0" w:color="FFFFFF" w:themeColor="background1"/>
-          <w:left w:val="single" w:sz="8" w:space="0" w:color="FFFFFF" w:themeColor="background1"/>
-          <w:bottom w:val="single" w:sz="8" w:space="0" w:color="FFFFFF" w:themeColor="background1"/>
-          <w:right w:val="single" w:sz="8" w:space="0" w:color="FFFFFF" w:themeColor="background1"/>
+          <w:top w:val="single" w:color="FFFFFF" w:themeColor="background1" w:sz="8" w:space="0"/>
+          <w:left w:val="single" w:color="FFFFFF" w:themeColor="background1" w:sz="8" w:space="0"/>
+          <w:bottom w:val="single" w:color="FFFFFF" w:themeColor="background1" w:sz="8" w:space="0"/>
+          <w:right w:val="single" w:color="FFFFFF" w:themeColor="background1" w:sz="8" w:space="0"/>
           <w:insideH w:val="nil"/>
           <w:insideV w:val="nil"/>
         </w:tcBorders>
@@ -11222,12 +11292,12 @@
       <w:tblPr/>
       <w:tcPr>
         <w:tcBorders>
-          <w:top w:val="single" w:sz="8" w:space="0" w:color="FFFFFF" w:themeColor="background1"/>
-          <w:left w:val="single" w:sz="8" w:space="0" w:color="FFFFFF" w:themeColor="background1"/>
-          <w:bottom w:val="single" w:sz="8" w:space="0" w:color="FFFFFF" w:themeColor="background1"/>
-          <w:right w:val="single" w:sz="8" w:space="0" w:color="FFFFFF" w:themeColor="background1"/>
-          <w:insideH w:val="single" w:sz="8" w:space="0" w:color="FFFFFF" w:themeColor="background1"/>
-          <w:insideV w:val="single" w:sz="8" w:space="0" w:color="FFFFFF" w:themeColor="background1"/>
+          <w:top w:val="single" w:color="FFFFFF" w:themeColor="background1" w:sz="8" w:space="0"/>
+          <w:left w:val="single" w:color="FFFFFF" w:themeColor="background1" w:sz="8" w:space="0"/>
+          <w:bottom w:val="single" w:color="FFFFFF" w:themeColor="background1" w:sz="8" w:space="0"/>
+          <w:right w:val="single" w:color="FFFFFF" w:themeColor="background1" w:sz="8" w:space="0"/>
+          <w:insideH w:val="single" w:color="FFFFFF" w:themeColor="background1" w:sz="8" w:space="0"/>
+          <w:insideV w:val="single" w:color="FFFFFF" w:themeColor="background1" w:sz="8" w:space="0"/>
         </w:tcBorders>
         <w:shd w:val="clear" w:color="auto" w:fill="DFA7A6" w:themeFill="accent2" w:themeFillTint="7F"/>
       </w:tcPr>
@@ -11246,12 +11316,12 @@
       <w:tblStyleColBandSize w:val="1"/>
       <w:tblInd w:w="0" w:type="dxa"/>
       <w:tblBorders>
-        <w:top w:val="single" w:sz="8" w:space="0" w:color="FFFFFF" w:themeColor="background1"/>
-        <w:left w:val="single" w:sz="8" w:space="0" w:color="FFFFFF" w:themeColor="background1"/>
-        <w:bottom w:val="single" w:sz="8" w:space="0" w:color="FFFFFF" w:themeColor="background1"/>
-        <w:right w:val="single" w:sz="8" w:space="0" w:color="FFFFFF" w:themeColor="background1"/>
-        <w:insideH w:val="single" w:sz="6" w:space="0" w:color="FFFFFF" w:themeColor="background1"/>
-        <w:insideV w:val="single" w:sz="6" w:space="0" w:color="FFFFFF" w:themeColor="background1"/>
+        <w:top w:val="single" w:color="FFFFFF" w:themeColor="background1" w:sz="8" w:space="0"/>
+        <w:left w:val="single" w:color="FFFFFF" w:themeColor="background1" w:sz="8" w:space="0"/>
+        <w:bottom w:val="single" w:color="FFFFFF" w:themeColor="background1" w:sz="8" w:space="0"/>
+        <w:right w:val="single" w:color="FFFFFF" w:themeColor="background1" w:sz="8" w:space="0"/>
+        <w:insideH w:val="single" w:color="FFFFFF" w:themeColor="background1" w:sz="6" w:space="0"/>
+        <w:insideV w:val="single" w:color="FFFFFF" w:themeColor="background1" w:sz="6" w:space="0"/>
       </w:tblBorders>
       <w:tblCellMar>
         <w:top w:w="0" w:type="dxa"/>
@@ -11274,12 +11344,12 @@
       <w:tblPr/>
       <w:tcPr>
         <w:tcBorders>
-          <w:top w:val="single" w:sz="8" w:space="0" w:color="FFFFFF" w:themeColor="background1"/>
-          <w:left w:val="single" w:sz="8" w:space="0" w:color="FFFFFF" w:themeColor="background1"/>
-          <w:bottom w:val="single" w:sz="24" w:space="0" w:color="FFFFFF" w:themeColor="background1"/>
-          <w:right w:val="single" w:sz="8" w:space="0" w:color="FFFFFF" w:themeColor="background1"/>
-          <w:insideH w:val="nil"/>
-          <w:insideV w:val="single" w:sz="8" w:space="0" w:color="FFFFFF" w:themeColor="background1"/>
+          <w:top w:val="single" w:color="FFFFFF" w:themeColor="background1" w:sz="8" w:space="0"/>
+          <w:left w:val="single" w:color="FFFFFF" w:themeColor="background1" w:sz="8" w:space="0"/>
+          <w:bottom w:val="single" w:color="FFFFFF" w:themeColor="background1" w:sz="24" w:space="0"/>
+          <w:right w:val="single" w:color="FFFFFF" w:themeColor="background1" w:sz="8" w:space="0"/>
+          <w:insideH w:val="nil"/>
+          <w:insideV w:val="single" w:color="FFFFFF" w:themeColor="background1" w:sz="8" w:space="0"/>
         </w:tcBorders>
         <w:shd w:val="clear" w:color="auto" w:fill="9BBB59" w:themeFill="accent3"/>
       </w:tcPr>
@@ -11295,12 +11365,12 @@
       <w:tblPr/>
       <w:tcPr>
         <w:tcBorders>
-          <w:top w:val="single" w:sz="24" w:space="0" w:color="FFFFFF" w:themeColor="background1"/>
-          <w:left w:val="single" w:sz="8" w:space="0" w:color="FFFFFF" w:themeColor="background1"/>
-          <w:bottom w:val="single" w:sz="8" w:space="0" w:color="FFFFFF" w:themeColor="background1"/>
-          <w:right w:val="single" w:sz="8" w:space="0" w:color="FFFFFF" w:themeColor="background1"/>
-          <w:insideH w:val="nil"/>
-          <w:insideV w:val="single" w:sz="8" w:space="0" w:color="FFFFFF" w:themeColor="background1"/>
+          <w:top w:val="single" w:color="FFFFFF" w:themeColor="background1" w:sz="24" w:space="0"/>
+          <w:left w:val="single" w:color="FFFFFF" w:themeColor="background1" w:sz="8" w:space="0"/>
+          <w:bottom w:val="single" w:color="FFFFFF" w:themeColor="background1" w:sz="8" w:space="0"/>
+          <w:right w:val="single" w:color="FFFFFF" w:themeColor="background1" w:sz="8" w:space="0"/>
+          <w:insideH w:val="nil"/>
+          <w:insideV w:val="single" w:color="FFFFFF" w:themeColor="background1" w:sz="8" w:space="0"/>
         </w:tcBorders>
         <w:shd w:val="clear" w:color="auto" w:fill="9BBB59" w:themeFill="accent3"/>
       </w:tcPr>
@@ -11316,8 +11386,8 @@
       <w:tblPr/>
       <w:tcPr>
         <w:tcBorders>
-          <w:left w:val="single" w:sz="8" w:space="0" w:color="FFFFFF" w:themeColor="background1"/>
-          <w:right w:val="single" w:sz="24" w:space="0" w:color="FFFFFF" w:themeColor="background1"/>
+          <w:left w:val="single" w:color="FFFFFF" w:themeColor="background1" w:sz="8" w:space="0"/>
+          <w:right w:val="single" w:color="FFFFFF" w:themeColor="background1" w:sz="24" w:space="0"/>
           <w:insideH w:val="nil"/>
           <w:insideV w:val="nil"/>
         </w:tcBorders>
@@ -11336,7 +11406,7 @@
       <w:tcPr>
         <w:tcBorders>
           <w:top w:val="nil"/>
-          <w:left w:val="single" w:sz="24" w:space="0" w:color="FFFFFF" w:themeColor="background1"/>
+          <w:left w:val="single" w:color="FFFFFF" w:themeColor="background1" w:sz="24" w:space="0"/>
           <w:bottom w:val="nil"/>
           <w:right w:val="nil"/>
           <w:insideH w:val="nil"/>
@@ -11349,10 +11419,10 @@
       <w:tblPr/>
       <w:tcPr>
         <w:tcBorders>
-          <w:top w:val="single" w:sz="8" w:space="0" w:color="FFFFFF" w:themeColor="background1"/>
-          <w:left w:val="single" w:sz="8" w:space="0" w:color="FFFFFF" w:themeColor="background1"/>
-          <w:bottom w:val="single" w:sz="8" w:space="0" w:color="FFFFFF" w:themeColor="background1"/>
-          <w:right w:val="single" w:sz="8" w:space="0" w:color="FFFFFF" w:themeColor="background1"/>
+          <w:top w:val="single" w:color="FFFFFF" w:themeColor="background1" w:sz="8" w:space="0"/>
+          <w:left w:val="single" w:color="FFFFFF" w:themeColor="background1" w:sz="8" w:space="0"/>
+          <w:bottom w:val="single" w:color="FFFFFF" w:themeColor="background1" w:sz="8" w:space="0"/>
+          <w:right w:val="single" w:color="FFFFFF" w:themeColor="background1" w:sz="8" w:space="0"/>
           <w:insideH w:val="nil"/>
           <w:insideV w:val="nil"/>
         </w:tcBorders>
@@ -11363,12 +11433,12 @@
       <w:tblPr/>
       <w:tcPr>
         <w:tcBorders>
-          <w:top w:val="single" w:sz="8" w:space="0" w:color="FFFFFF" w:themeColor="background1"/>
-          <w:left w:val="single" w:sz="8" w:space="0" w:color="FFFFFF" w:themeColor="background1"/>
-          <w:bottom w:val="single" w:sz="8" w:space="0" w:color="FFFFFF" w:themeColor="background1"/>
-          <w:right w:val="single" w:sz="8" w:space="0" w:color="FFFFFF" w:themeColor="background1"/>
-          <w:insideH w:val="single" w:sz="8" w:space="0" w:color="FFFFFF" w:themeColor="background1"/>
-          <w:insideV w:val="single" w:sz="8" w:space="0" w:color="FFFFFF" w:themeColor="background1"/>
+          <w:top w:val="single" w:color="FFFFFF" w:themeColor="background1" w:sz="8" w:space="0"/>
+          <w:left w:val="single" w:color="FFFFFF" w:themeColor="background1" w:sz="8" w:space="0"/>
+          <w:bottom w:val="single" w:color="FFFFFF" w:themeColor="background1" w:sz="8" w:space="0"/>
+          <w:right w:val="single" w:color="FFFFFF" w:themeColor="background1" w:sz="8" w:space="0"/>
+          <w:insideH w:val="single" w:color="FFFFFF" w:themeColor="background1" w:sz="8" w:space="0"/>
+          <w:insideV w:val="single" w:color="FFFFFF" w:themeColor="background1" w:sz="8" w:space="0"/>
         </w:tcBorders>
         <w:shd w:val="clear" w:color="auto" w:fill="CDDDAC" w:themeFill="accent3" w:themeFillTint="7F"/>
       </w:tcPr>
@@ -11387,12 +11457,12 @@
       <w:tblStyleColBandSize w:val="1"/>
       <w:tblInd w:w="0" w:type="dxa"/>
       <w:tblBorders>
-        <w:top w:val="single" w:sz="8" w:space="0" w:color="FFFFFF" w:themeColor="background1"/>
-        <w:left w:val="single" w:sz="8" w:space="0" w:color="FFFFFF" w:themeColor="background1"/>
-        <w:bottom w:val="single" w:sz="8" w:space="0" w:color="FFFFFF" w:themeColor="background1"/>
-        <w:right w:val="single" w:sz="8" w:space="0" w:color="FFFFFF" w:themeColor="background1"/>
-        <w:insideH w:val="single" w:sz="6" w:space="0" w:color="FFFFFF" w:themeColor="background1"/>
-        <w:insideV w:val="single" w:sz="6" w:space="0" w:color="FFFFFF" w:themeColor="background1"/>
+        <w:top w:val="single" w:color="FFFFFF" w:themeColor="background1" w:sz="8" w:space="0"/>
+        <w:left w:val="single" w:color="FFFFFF" w:themeColor="background1" w:sz="8" w:space="0"/>
+        <w:bottom w:val="single" w:color="FFFFFF" w:themeColor="background1" w:sz="8" w:space="0"/>
+        <w:right w:val="single" w:color="FFFFFF" w:themeColor="background1" w:sz="8" w:space="0"/>
+        <w:insideH w:val="single" w:color="FFFFFF" w:themeColor="background1" w:sz="6" w:space="0"/>
+        <w:insideV w:val="single" w:color="FFFFFF" w:themeColor="background1" w:sz="6" w:space="0"/>
       </w:tblBorders>
       <w:tblCellMar>
         <w:top w:w="0" w:type="dxa"/>
@@ -11415,12 +11485,12 @@
       <w:tblPr/>
       <w:tcPr>
         <w:tcBorders>
-          <w:top w:val="single" w:sz="8" w:space="0" w:color="FFFFFF" w:themeColor="background1"/>
-          <w:left w:val="single" w:sz="8" w:space="0" w:color="FFFFFF" w:themeColor="background1"/>
-          <w:bottom w:val="single" w:sz="24" w:space="0" w:color="FFFFFF" w:themeColor="background1"/>
-          <w:right w:val="single" w:sz="8" w:space="0" w:color="FFFFFF" w:themeColor="background1"/>
-          <w:insideH w:val="nil"/>
-          <w:insideV w:val="single" w:sz="8" w:space="0" w:color="FFFFFF" w:themeColor="background1"/>
+          <w:top w:val="single" w:color="FFFFFF" w:themeColor="background1" w:sz="8" w:space="0"/>
+          <w:left w:val="single" w:color="FFFFFF" w:themeColor="background1" w:sz="8" w:space="0"/>
+          <w:bottom w:val="single" w:color="FFFFFF" w:themeColor="background1" w:sz="24" w:space="0"/>
+          <w:right w:val="single" w:color="FFFFFF" w:themeColor="background1" w:sz="8" w:space="0"/>
+          <w:insideH w:val="nil"/>
+          <w:insideV w:val="single" w:color="FFFFFF" w:themeColor="background1" w:sz="8" w:space="0"/>
         </w:tcBorders>
         <w:shd w:val="clear" w:color="auto" w:fill="8064A2" w:themeFill="accent4"/>
       </w:tcPr>
@@ -11436,12 +11506,12 @@
       <w:tblPr/>
       <w:tcPr>
         <w:tcBorders>
-          <w:top w:val="single" w:sz="24" w:space="0" w:color="FFFFFF" w:themeColor="background1"/>
-          <w:left w:val="single" w:sz="8" w:space="0" w:color="FFFFFF" w:themeColor="background1"/>
-          <w:bottom w:val="single" w:sz="8" w:space="0" w:color="FFFFFF" w:themeColor="background1"/>
-          <w:right w:val="single" w:sz="8" w:space="0" w:color="FFFFFF" w:themeColor="background1"/>
-          <w:insideH w:val="nil"/>
-          <w:insideV w:val="single" w:sz="8" w:space="0" w:color="FFFFFF" w:themeColor="background1"/>
+          <w:top w:val="single" w:color="FFFFFF" w:themeColor="background1" w:sz="24" w:space="0"/>
+          <w:left w:val="single" w:color="FFFFFF" w:themeColor="background1" w:sz="8" w:space="0"/>
+          <w:bottom w:val="single" w:color="FFFFFF" w:themeColor="background1" w:sz="8" w:space="0"/>
+          <w:right w:val="single" w:color="FFFFFF" w:themeColor="background1" w:sz="8" w:space="0"/>
+          <w:insideH w:val="nil"/>
+          <w:insideV w:val="single" w:color="FFFFFF" w:themeColor="background1" w:sz="8" w:space="0"/>
         </w:tcBorders>
         <w:shd w:val="clear" w:color="auto" w:fill="8064A2" w:themeFill="accent4"/>
       </w:tcPr>
@@ -11457,8 +11527,8 @@
       <w:tblPr/>
       <w:tcPr>
         <w:tcBorders>
-          <w:left w:val="single" w:sz="8" w:space="0" w:color="FFFFFF" w:themeColor="background1"/>
-          <w:right w:val="single" w:sz="24" w:space="0" w:color="FFFFFF" w:themeColor="background1"/>
+          <w:left w:val="single" w:color="FFFFFF" w:themeColor="background1" w:sz="8" w:space="0"/>
+          <w:right w:val="single" w:color="FFFFFF" w:themeColor="background1" w:sz="24" w:space="0"/>
           <w:insideH w:val="nil"/>
           <w:insideV w:val="nil"/>
         </w:tcBorders>
@@ -11477,7 +11547,7 @@
       <w:tcPr>
         <w:tcBorders>
           <w:top w:val="nil"/>
-          <w:left w:val="single" w:sz="24" w:space="0" w:color="FFFFFF" w:themeColor="background1"/>
+          <w:left w:val="single" w:color="FFFFFF" w:themeColor="background1" w:sz="24" w:space="0"/>
           <w:bottom w:val="nil"/>
           <w:right w:val="nil"/>
           <w:insideH w:val="nil"/>
@@ -11490,10 +11560,10 @@
       <w:tblPr/>
       <w:tcPr>
         <w:tcBorders>
-          <w:top w:val="single" w:sz="8" w:space="0" w:color="FFFFFF" w:themeColor="background1"/>
-          <w:left w:val="single" w:sz="8" w:space="0" w:color="FFFFFF" w:themeColor="background1"/>
-          <w:bottom w:val="single" w:sz="8" w:space="0" w:color="FFFFFF" w:themeColor="background1"/>
-          <w:right w:val="single" w:sz="8" w:space="0" w:color="FFFFFF" w:themeColor="background1"/>
+          <w:top w:val="single" w:color="FFFFFF" w:themeColor="background1" w:sz="8" w:space="0"/>
+          <w:left w:val="single" w:color="FFFFFF" w:themeColor="background1" w:sz="8" w:space="0"/>
+          <w:bottom w:val="single" w:color="FFFFFF" w:themeColor="background1" w:sz="8" w:space="0"/>
+          <w:right w:val="single" w:color="FFFFFF" w:themeColor="background1" w:sz="8" w:space="0"/>
           <w:insideH w:val="nil"/>
           <w:insideV w:val="nil"/>
         </w:tcBorders>
@@ -11504,12 +11574,12 @@
       <w:tblPr/>
       <w:tcPr>
         <w:tcBorders>
-          <w:top w:val="single" w:sz="8" w:space="0" w:color="FFFFFF" w:themeColor="background1"/>
-          <w:left w:val="single" w:sz="8" w:space="0" w:color="FFFFFF" w:themeColor="background1"/>
-          <w:bottom w:val="single" w:sz="8" w:space="0" w:color="FFFFFF" w:themeColor="background1"/>
-          <w:right w:val="single" w:sz="8" w:space="0" w:color="FFFFFF" w:themeColor="background1"/>
-          <w:insideH w:val="single" w:sz="8" w:space="0" w:color="FFFFFF" w:themeColor="background1"/>
-          <w:insideV w:val="single" w:sz="8" w:space="0" w:color="FFFFFF" w:themeColor="background1"/>
+          <w:top w:val="single" w:color="FFFFFF" w:themeColor="background1" w:sz="8" w:space="0"/>
+          <w:left w:val="single" w:color="FFFFFF" w:themeColor="background1" w:sz="8" w:space="0"/>
+          <w:bottom w:val="single" w:color="FFFFFF" w:themeColor="background1" w:sz="8" w:space="0"/>
+          <w:right w:val="single" w:color="FFFFFF" w:themeColor="background1" w:sz="8" w:space="0"/>
+          <w:insideH w:val="single" w:color="FFFFFF" w:themeColor="background1" w:sz="8" w:space="0"/>
+          <w:insideV w:val="single" w:color="FFFFFF" w:themeColor="background1" w:sz="8" w:space="0"/>
         </w:tcBorders>
         <w:shd w:val="clear" w:color="auto" w:fill="BFB1D0" w:themeFill="accent4" w:themeFillTint="7F"/>
       </w:tcPr>
@@ -11528,12 +11598,12 @@
       <w:tblStyleColBandSize w:val="1"/>
       <w:tblInd w:w="0" w:type="dxa"/>
       <w:tblBorders>
-        <w:top w:val="single" w:sz="8" w:space="0" w:color="FFFFFF" w:themeColor="background1"/>
-        <w:left w:val="single" w:sz="8" w:space="0" w:color="FFFFFF" w:themeColor="background1"/>
-        <w:bottom w:val="single" w:sz="8" w:space="0" w:color="FFFFFF" w:themeColor="background1"/>
-        <w:right w:val="single" w:sz="8" w:space="0" w:color="FFFFFF" w:themeColor="background1"/>
-        <w:insideH w:val="single" w:sz="6" w:space="0" w:color="FFFFFF" w:themeColor="background1"/>
-        <w:insideV w:val="single" w:sz="6" w:space="0" w:color="FFFFFF" w:themeColor="background1"/>
+        <w:top w:val="single" w:color="FFFFFF" w:themeColor="background1" w:sz="8" w:space="0"/>
+        <w:left w:val="single" w:color="FFFFFF" w:themeColor="background1" w:sz="8" w:space="0"/>
+        <w:bottom w:val="single" w:color="FFFFFF" w:themeColor="background1" w:sz="8" w:space="0"/>
+        <w:right w:val="single" w:color="FFFFFF" w:themeColor="background1" w:sz="8" w:space="0"/>
+        <w:insideH w:val="single" w:color="FFFFFF" w:themeColor="background1" w:sz="6" w:space="0"/>
+        <w:insideV w:val="single" w:color="FFFFFF" w:themeColor="background1" w:sz="6" w:space="0"/>
       </w:tblBorders>
       <w:tblCellMar>
         <w:top w:w="0" w:type="dxa"/>
@@ -11556,12 +11626,12 @@
       <w:tblPr/>
       <w:tcPr>
         <w:tcBorders>
-          <w:top w:val="single" w:sz="8" w:space="0" w:color="FFFFFF" w:themeColor="background1"/>
-          <w:left w:val="single" w:sz="8" w:space="0" w:color="FFFFFF" w:themeColor="background1"/>
-          <w:bottom w:val="single" w:sz="24" w:space="0" w:color="FFFFFF" w:themeColor="background1"/>
-          <w:right w:val="single" w:sz="8" w:space="0" w:color="FFFFFF" w:themeColor="background1"/>
-          <w:insideH w:val="nil"/>
-          <w:insideV w:val="single" w:sz="8" w:space="0" w:color="FFFFFF" w:themeColor="background1"/>
+          <w:top w:val="single" w:color="FFFFFF" w:themeColor="background1" w:sz="8" w:space="0"/>
+          <w:left w:val="single" w:color="FFFFFF" w:themeColor="background1" w:sz="8" w:space="0"/>
+          <w:bottom w:val="single" w:color="FFFFFF" w:themeColor="background1" w:sz="24" w:space="0"/>
+          <w:right w:val="single" w:color="FFFFFF" w:themeColor="background1" w:sz="8" w:space="0"/>
+          <w:insideH w:val="nil"/>
+          <w:insideV w:val="single" w:color="FFFFFF" w:themeColor="background1" w:sz="8" w:space="0"/>
         </w:tcBorders>
         <w:shd w:val="clear" w:color="auto" w:fill="4BACC6" w:themeFill="accent5"/>
       </w:tcPr>
@@ -11577,12 +11647,12 @@
       <w:tblPr/>
       <w:tcPr>
         <w:tcBorders>
-          <w:top w:val="single" w:sz="24" w:space="0" w:color="FFFFFF" w:themeColor="background1"/>
-          <w:left w:val="single" w:sz="8" w:space="0" w:color="FFFFFF" w:themeColor="background1"/>
-          <w:bottom w:val="single" w:sz="8" w:space="0" w:color="FFFFFF" w:themeColor="background1"/>
-          <w:right w:val="single" w:sz="8" w:space="0" w:color="FFFFFF" w:themeColor="background1"/>
-          <w:insideH w:val="nil"/>
-          <w:insideV w:val="single" w:sz="8" w:space="0" w:color="FFFFFF" w:themeColor="background1"/>
+          <w:top w:val="single" w:color="FFFFFF" w:themeColor="background1" w:sz="24" w:space="0"/>
+          <w:left w:val="single" w:color="FFFFFF" w:themeColor="background1" w:sz="8" w:space="0"/>
+          <w:bottom w:val="single" w:color="FFFFFF" w:themeColor="background1" w:sz="8" w:space="0"/>
+          <w:right w:val="single" w:color="FFFFFF" w:themeColor="background1" w:sz="8" w:space="0"/>
+          <w:insideH w:val="nil"/>
+          <w:insideV w:val="single" w:color="FFFFFF" w:themeColor="background1" w:sz="8" w:space="0"/>
         </w:tcBorders>
         <w:shd w:val="clear" w:color="auto" w:fill="4BACC6" w:themeFill="accent5"/>
       </w:tcPr>
@@ -11598,8 +11668,8 @@
       <w:tblPr/>
       <w:tcPr>
         <w:tcBorders>
-          <w:left w:val="single" w:sz="8" w:space="0" w:color="FFFFFF" w:themeColor="background1"/>
-          <w:right w:val="single" w:sz="24" w:space="0" w:color="FFFFFF" w:themeColor="background1"/>
+          <w:left w:val="single" w:color="FFFFFF" w:themeColor="background1" w:sz="8" w:space="0"/>
+          <w:right w:val="single" w:color="FFFFFF" w:themeColor="background1" w:sz="24" w:space="0"/>
           <w:insideH w:val="nil"/>
           <w:insideV w:val="nil"/>
         </w:tcBorders>
@@ -11618,7 +11688,7 @@
       <w:tcPr>
         <w:tcBorders>
           <w:top w:val="nil"/>
-          <w:left w:val="single" w:sz="24" w:space="0" w:color="FFFFFF" w:themeColor="background1"/>
+          <w:left w:val="single" w:color="FFFFFF" w:themeColor="background1" w:sz="24" w:space="0"/>
           <w:bottom w:val="nil"/>
           <w:right w:val="nil"/>
           <w:insideH w:val="nil"/>
@@ -11631,10 +11701,10 @@
       <w:tblPr/>
       <w:tcPr>
         <w:tcBorders>
-          <w:top w:val="single" w:sz="8" w:space="0" w:color="FFFFFF" w:themeColor="background1"/>
-          <w:left w:val="single" w:sz="8" w:space="0" w:color="FFFFFF" w:themeColor="background1"/>
-          <w:bottom w:val="single" w:sz="8" w:space="0" w:color="FFFFFF" w:themeColor="background1"/>
-          <w:right w:val="single" w:sz="8" w:space="0" w:color="FFFFFF" w:themeColor="background1"/>
+          <w:top w:val="single" w:color="FFFFFF" w:themeColor="background1" w:sz="8" w:space="0"/>
+          <w:left w:val="single" w:color="FFFFFF" w:themeColor="background1" w:sz="8" w:space="0"/>
+          <w:bottom w:val="single" w:color="FFFFFF" w:themeColor="background1" w:sz="8" w:space="0"/>
+          <w:right w:val="single" w:color="FFFFFF" w:themeColor="background1" w:sz="8" w:space="0"/>
           <w:insideH w:val="nil"/>
           <w:insideV w:val="nil"/>
         </w:tcBorders>
@@ -11645,12 +11715,12 @@
       <w:tblPr/>
       <w:tcPr>
         <w:tcBorders>
-          <w:top w:val="single" w:sz="8" w:space="0" w:color="FFFFFF" w:themeColor="background1"/>
-          <w:left w:val="single" w:sz="8" w:space="0" w:color="FFFFFF" w:themeColor="background1"/>
-          <w:bottom w:val="single" w:sz="8" w:space="0" w:color="FFFFFF" w:themeColor="background1"/>
-          <w:right w:val="single" w:sz="8" w:space="0" w:color="FFFFFF" w:themeColor="background1"/>
-          <w:insideH w:val="single" w:sz="8" w:space="0" w:color="FFFFFF" w:themeColor="background1"/>
-          <w:insideV w:val="single" w:sz="8" w:space="0" w:color="FFFFFF" w:themeColor="background1"/>
+          <w:top w:val="single" w:color="FFFFFF" w:themeColor="background1" w:sz="8" w:space="0"/>
+          <w:left w:val="single" w:color="FFFFFF" w:themeColor="background1" w:sz="8" w:space="0"/>
+          <w:bottom w:val="single" w:color="FFFFFF" w:themeColor="background1" w:sz="8" w:space="0"/>
+          <w:right w:val="single" w:color="FFFFFF" w:themeColor="background1" w:sz="8" w:space="0"/>
+          <w:insideH w:val="single" w:color="FFFFFF" w:themeColor="background1" w:sz="8" w:space="0"/>
+          <w:insideV w:val="single" w:color="FFFFFF" w:themeColor="background1" w:sz="8" w:space="0"/>
         </w:tcBorders>
         <w:shd w:val="clear" w:color="auto" w:fill="A5D5E2" w:themeFill="accent5" w:themeFillTint="7F"/>
       </w:tcPr>
@@ -11669,12 +11739,12 @@
       <w:tblStyleColBandSize w:val="1"/>
       <w:tblInd w:w="0" w:type="dxa"/>
       <w:tblBorders>
-        <w:top w:val="single" w:sz="8" w:space="0" w:color="FFFFFF" w:themeColor="background1"/>
-        <w:left w:val="single" w:sz="8" w:space="0" w:color="FFFFFF" w:themeColor="background1"/>
-        <w:bottom w:val="single" w:sz="8" w:space="0" w:color="FFFFFF" w:themeColor="background1"/>
-        <w:right w:val="single" w:sz="8" w:space="0" w:color="FFFFFF" w:themeColor="background1"/>
-        <w:insideH w:val="single" w:sz="6" w:space="0" w:color="FFFFFF" w:themeColor="background1"/>
-        <w:insideV w:val="single" w:sz="6" w:space="0" w:color="FFFFFF" w:themeColor="background1"/>
+        <w:top w:val="single" w:color="FFFFFF" w:themeColor="background1" w:sz="8" w:space="0"/>
+        <w:left w:val="single" w:color="FFFFFF" w:themeColor="background1" w:sz="8" w:space="0"/>
+        <w:bottom w:val="single" w:color="FFFFFF" w:themeColor="background1" w:sz="8" w:space="0"/>
+        <w:right w:val="single" w:color="FFFFFF" w:themeColor="background1" w:sz="8" w:space="0"/>
+        <w:insideH w:val="single" w:color="FFFFFF" w:themeColor="background1" w:sz="6" w:space="0"/>
+        <w:insideV w:val="single" w:color="FFFFFF" w:themeColor="background1" w:sz="6" w:space="0"/>
       </w:tblBorders>
       <w:tblCellMar>
         <w:top w:w="0" w:type="dxa"/>
@@ -11697,12 +11767,12 @@
       <w:tblPr/>
       <w:tcPr>
         <w:tcBorders>
-          <w:top w:val="single" w:sz="8" w:space="0" w:color="FFFFFF" w:themeColor="background1"/>
-          <w:left w:val="single" w:sz="8" w:space="0" w:color="FFFFFF" w:themeColor="background1"/>
-          <w:bottom w:val="single" w:sz="24" w:space="0" w:color="FFFFFF" w:themeColor="background1"/>
-          <w:right w:val="single" w:sz="8" w:space="0" w:color="FFFFFF" w:themeColor="background1"/>
-          <w:insideH w:val="nil"/>
-          <w:insideV w:val="single" w:sz="8" w:space="0" w:color="FFFFFF" w:themeColor="background1"/>
+          <w:top w:val="single" w:color="FFFFFF" w:themeColor="background1" w:sz="8" w:space="0"/>
+          <w:left w:val="single" w:color="FFFFFF" w:themeColor="background1" w:sz="8" w:space="0"/>
+          <w:bottom w:val="single" w:color="FFFFFF" w:themeColor="background1" w:sz="24" w:space="0"/>
+          <w:right w:val="single" w:color="FFFFFF" w:themeColor="background1" w:sz="8" w:space="0"/>
+          <w:insideH w:val="nil"/>
+          <w:insideV w:val="single" w:color="FFFFFF" w:themeColor="background1" w:sz="8" w:space="0"/>
         </w:tcBorders>
         <w:shd w:val="clear" w:color="auto" w:fill="F79646" w:themeFill="accent6"/>
       </w:tcPr>
@@ -11718,12 +11788,12 @@
       <w:tblPr/>
       <w:tcPr>
         <w:tcBorders>
-          <w:top w:val="single" w:sz="24" w:space="0" w:color="FFFFFF" w:themeColor="background1"/>
-          <w:left w:val="single" w:sz="8" w:space="0" w:color="FFFFFF" w:themeColor="background1"/>
-          <w:bottom w:val="single" w:sz="8" w:space="0" w:color="FFFFFF" w:themeColor="background1"/>
-          <w:right w:val="single" w:sz="8" w:space="0" w:color="FFFFFF" w:themeColor="background1"/>
-          <w:insideH w:val="nil"/>
-          <w:insideV w:val="single" w:sz="8" w:space="0" w:color="FFFFFF" w:themeColor="background1"/>
+          <w:top w:val="single" w:color="FFFFFF" w:themeColor="background1" w:sz="24" w:space="0"/>
+          <w:left w:val="single" w:color="FFFFFF" w:themeColor="background1" w:sz="8" w:space="0"/>
+          <w:bottom w:val="single" w:color="FFFFFF" w:themeColor="background1" w:sz="8" w:space="0"/>
+          <w:right w:val="single" w:color="FFFFFF" w:themeColor="background1" w:sz="8" w:space="0"/>
+          <w:insideH w:val="nil"/>
+          <w:insideV w:val="single" w:color="FFFFFF" w:themeColor="background1" w:sz="8" w:space="0"/>
         </w:tcBorders>
         <w:shd w:val="clear" w:color="auto" w:fill="F79646" w:themeFill="accent6"/>
       </w:tcPr>
@@ -11739,8 +11809,8 @@
       <w:tblPr/>
       <w:tcPr>
         <w:tcBorders>
-          <w:left w:val="single" w:sz="8" w:space="0" w:color="FFFFFF" w:themeColor="background1"/>
-          <w:right w:val="single" w:sz="24" w:space="0" w:color="FFFFFF" w:themeColor="background1"/>
+          <w:left w:val="single" w:color="FFFFFF" w:themeColor="background1" w:sz="8" w:space="0"/>
+          <w:right w:val="single" w:color="FFFFFF" w:themeColor="background1" w:sz="24" w:space="0"/>
           <w:insideH w:val="nil"/>
           <w:insideV w:val="nil"/>
         </w:tcBorders>
@@ -11759,7 +11829,7 @@
       <w:tcPr>
         <w:tcBorders>
           <w:top w:val="nil"/>
-          <w:left w:val="single" w:sz="24" w:space="0" w:color="FFFFFF" w:themeColor="background1"/>
+          <w:left w:val="single" w:color="FFFFFF" w:themeColor="background1" w:sz="24" w:space="0"/>
           <w:bottom w:val="nil"/>
           <w:right w:val="nil"/>
           <w:insideH w:val="nil"/>
@@ -11772,10 +11842,10 @@
       <w:tblPr/>
       <w:tcPr>
         <w:tcBorders>
-          <w:top w:val="single" w:sz="8" w:space="0" w:color="FFFFFF" w:themeColor="background1"/>
-          <w:left w:val="single" w:sz="8" w:space="0" w:color="FFFFFF" w:themeColor="background1"/>
-          <w:bottom w:val="single" w:sz="8" w:space="0" w:color="FFFFFF" w:themeColor="background1"/>
-          <w:right w:val="single" w:sz="8" w:space="0" w:color="FFFFFF" w:themeColor="background1"/>
+          <w:top w:val="single" w:color="FFFFFF" w:themeColor="background1" w:sz="8" w:space="0"/>
+          <w:left w:val="single" w:color="FFFFFF" w:themeColor="background1" w:sz="8" w:space="0"/>
+          <w:bottom w:val="single" w:color="FFFFFF" w:themeColor="background1" w:sz="8" w:space="0"/>
+          <w:right w:val="single" w:color="FFFFFF" w:themeColor="background1" w:sz="8" w:space="0"/>
           <w:insideH w:val="nil"/>
           <w:insideV w:val="nil"/>
         </w:tcBorders>
@@ -11786,12 +11856,12 @@
       <w:tblPr/>
       <w:tcPr>
         <w:tcBorders>
-          <w:top w:val="single" w:sz="8" w:space="0" w:color="FFFFFF" w:themeColor="background1"/>
-          <w:left w:val="single" w:sz="8" w:space="0" w:color="FFFFFF" w:themeColor="background1"/>
-          <w:bottom w:val="single" w:sz="8" w:space="0" w:color="FFFFFF" w:themeColor="background1"/>
-          <w:right w:val="single" w:sz="8" w:space="0" w:color="FFFFFF" w:themeColor="background1"/>
-          <w:insideH w:val="single" w:sz="8" w:space="0" w:color="FFFFFF" w:themeColor="background1"/>
-          <w:insideV w:val="single" w:sz="8" w:space="0" w:color="FFFFFF" w:themeColor="background1"/>
+          <w:top w:val="single" w:color="FFFFFF" w:themeColor="background1" w:sz="8" w:space="0"/>
+          <w:left w:val="single" w:color="FFFFFF" w:themeColor="background1" w:sz="8" w:space="0"/>
+          <w:bottom w:val="single" w:color="FFFFFF" w:themeColor="background1" w:sz="8" w:space="0"/>
+          <w:right w:val="single" w:color="FFFFFF" w:themeColor="background1" w:sz="8" w:space="0"/>
+          <w:insideH w:val="single" w:color="FFFFFF" w:themeColor="background1" w:sz="8" w:space="0"/>
+          <w:insideV w:val="single" w:color="FFFFFF" w:themeColor="background1" w:sz="8" w:space="0"/>
         </w:tcBorders>
         <w:shd w:val="clear" w:color="auto" w:fill="FBCAA2" w:themeFill="accent6" w:themeFillTint="7F"/>
       </w:tcPr>
@@ -11832,7 +11902,7 @@
         <w:tcBorders>
           <w:top w:val="nil"/>
           <w:left w:val="nil"/>
-          <w:bottom w:val="single" w:sz="18" w:space="0" w:color="FFFFFF" w:themeColor="background1"/>
+          <w:bottom w:val="single" w:color="FFFFFF" w:themeColor="background1" w:sz="18" w:space="0"/>
           <w:right w:val="nil"/>
           <w:insideH w:val="nil"/>
           <w:insideV w:val="nil"/>
@@ -11844,7 +11914,7 @@
       <w:tblPr/>
       <w:tcPr>
         <w:tcBorders>
-          <w:top w:val="single" w:sz="18" w:space="0" w:color="FFFFFF" w:themeColor="background1"/>
+          <w:top w:val="single" w:color="FFFFFF" w:themeColor="background1" w:sz="18" w:space="0"/>
           <w:left w:val="nil"/>
           <w:bottom w:val="nil"/>
           <w:right w:val="nil"/>
@@ -11861,7 +11931,7 @@
           <w:top w:val="nil"/>
           <w:left w:val="nil"/>
           <w:bottom w:val="nil"/>
-          <w:right w:val="single" w:sz="18" w:space="0" w:color="FFFFFF" w:themeColor="background1"/>
+          <w:right w:val="single" w:color="FFFFFF" w:themeColor="background1" w:sz="18" w:space="0"/>
           <w:insideH w:val="nil"/>
           <w:insideV w:val="nil"/>
         </w:tcBorders>
@@ -11873,7 +11943,7 @@
       <w:tcPr>
         <w:tcBorders>
           <w:top w:val="nil"/>
-          <w:left w:val="single" w:sz="18" w:space="0" w:color="FFFFFF" w:themeColor="background1"/>
+          <w:left w:val="single" w:color="FFFFFF" w:themeColor="background1" w:sz="18" w:space="0"/>
           <w:bottom w:val="nil"/>
           <w:right w:val="nil"/>
           <w:insideH w:val="nil"/>
@@ -11946,7 +12016,7 @@
         <w:tcBorders>
           <w:top w:val="nil"/>
           <w:left w:val="nil"/>
-          <w:bottom w:val="single" w:sz="18" w:space="0" w:color="FFFFFF" w:themeColor="background1"/>
+          <w:bottom w:val="single" w:color="FFFFFF" w:themeColor="background1" w:sz="18" w:space="0"/>
           <w:right w:val="nil"/>
           <w:insideH w:val="nil"/>
           <w:insideV w:val="nil"/>
@@ -11958,7 +12028,7 @@
       <w:tblPr/>
       <w:tcPr>
         <w:tcBorders>
-          <w:top w:val="single" w:sz="18" w:space="0" w:color="FFFFFF" w:themeColor="background1"/>
+          <w:top w:val="single" w:color="FFFFFF" w:themeColor="background1" w:sz="18" w:space="0"/>
           <w:left w:val="nil"/>
           <w:bottom w:val="nil"/>
           <w:right w:val="nil"/>
@@ -11975,7 +12045,7 @@
           <w:top w:val="nil"/>
           <w:left w:val="nil"/>
           <w:bottom w:val="nil"/>
-          <w:right w:val="single" w:sz="18" w:space="0" w:color="FFFFFF" w:themeColor="background1"/>
+          <w:right w:val="single" w:color="FFFFFF" w:themeColor="background1" w:sz="18" w:space="0"/>
           <w:insideH w:val="nil"/>
           <w:insideV w:val="nil"/>
         </w:tcBorders>
@@ -11987,7 +12057,7 @@
       <w:tcPr>
         <w:tcBorders>
           <w:top w:val="nil"/>
-          <w:left w:val="single" w:sz="18" w:space="0" w:color="FFFFFF" w:themeColor="background1"/>
+          <w:left w:val="single" w:color="FFFFFF" w:themeColor="background1" w:sz="18" w:space="0"/>
           <w:bottom w:val="nil"/>
           <w:right w:val="nil"/>
           <w:insideH w:val="nil"/>
@@ -12060,7 +12130,7 @@
         <w:tcBorders>
           <w:top w:val="nil"/>
           <w:left w:val="nil"/>
-          <w:bottom w:val="single" w:sz="18" w:space="0" w:color="FFFFFF" w:themeColor="background1"/>
+          <w:bottom w:val="single" w:color="FFFFFF" w:themeColor="background1" w:sz="18" w:space="0"/>
           <w:right w:val="nil"/>
           <w:insideH w:val="nil"/>
           <w:insideV w:val="nil"/>
@@ -12072,7 +12142,7 @@
       <w:tblPr/>
       <w:tcPr>
         <w:tcBorders>
-          <w:top w:val="single" w:sz="18" w:space="0" w:color="FFFFFF" w:themeColor="background1"/>
+          <w:top w:val="single" w:color="FFFFFF" w:themeColor="background1" w:sz="18" w:space="0"/>
           <w:left w:val="nil"/>
           <w:bottom w:val="nil"/>
           <w:right w:val="nil"/>
@@ -12089,7 +12159,7 @@
           <w:top w:val="nil"/>
           <w:left w:val="nil"/>
           <w:bottom w:val="nil"/>
-          <w:right w:val="single" w:sz="18" w:space="0" w:color="FFFFFF" w:themeColor="background1"/>
+          <w:right w:val="single" w:color="FFFFFF" w:themeColor="background1" w:sz="18" w:space="0"/>
           <w:insideH w:val="nil"/>
           <w:insideV w:val="nil"/>
         </w:tcBorders>
@@ -12101,7 +12171,7 @@
       <w:tcPr>
         <w:tcBorders>
           <w:top w:val="nil"/>
-          <w:left w:val="single" w:sz="18" w:space="0" w:color="FFFFFF" w:themeColor="background1"/>
+          <w:left w:val="single" w:color="FFFFFF" w:themeColor="background1" w:sz="18" w:space="0"/>
           <w:bottom w:val="nil"/>
           <w:right w:val="nil"/>
           <w:insideH w:val="nil"/>
@@ -12174,7 +12244,7 @@
         <w:tcBorders>
           <w:top w:val="nil"/>
           <w:left w:val="nil"/>
-          <w:bottom w:val="single" w:sz="18" w:space="0" w:color="FFFFFF" w:themeColor="background1"/>
+          <w:bottom w:val="single" w:color="FFFFFF" w:themeColor="background1" w:sz="18" w:space="0"/>
           <w:right w:val="nil"/>
           <w:insideH w:val="nil"/>
           <w:insideV w:val="nil"/>
@@ -12186,7 +12256,7 @@
       <w:tblPr/>
       <w:tcPr>
         <w:tcBorders>
-          <w:top w:val="single" w:sz="18" w:space="0" w:color="FFFFFF" w:themeColor="background1"/>
+          <w:top w:val="single" w:color="FFFFFF" w:themeColor="background1" w:sz="18" w:space="0"/>
           <w:left w:val="nil"/>
           <w:bottom w:val="nil"/>
           <w:right w:val="nil"/>
@@ -12203,7 +12273,7 @@
           <w:top w:val="nil"/>
           <w:left w:val="nil"/>
           <w:bottom w:val="nil"/>
-          <w:right w:val="single" w:sz="18" w:space="0" w:color="FFFFFF" w:themeColor="background1"/>
+          <w:right w:val="single" w:color="FFFFFF" w:themeColor="background1" w:sz="18" w:space="0"/>
           <w:insideH w:val="nil"/>
           <w:insideV w:val="nil"/>
         </w:tcBorders>
@@ -12215,7 +12285,7 @@
       <w:tcPr>
         <w:tcBorders>
           <w:top w:val="nil"/>
-          <w:left w:val="single" w:sz="18" w:space="0" w:color="FFFFFF" w:themeColor="background1"/>
+          <w:left w:val="single" w:color="FFFFFF" w:themeColor="background1" w:sz="18" w:space="0"/>
           <w:bottom w:val="nil"/>
           <w:right w:val="nil"/>
           <w:insideH w:val="nil"/>
@@ -12288,7 +12358,7 @@
         <w:tcBorders>
           <w:top w:val="nil"/>
           <w:left w:val="nil"/>
-          <w:bottom w:val="single" w:sz="18" w:space="0" w:color="FFFFFF" w:themeColor="background1"/>
+          <w:bottom w:val="single" w:color="FFFFFF" w:themeColor="background1" w:sz="18" w:space="0"/>
           <w:right w:val="nil"/>
           <w:insideH w:val="nil"/>
           <w:insideV w:val="nil"/>
@@ -12300,7 +12370,7 @@
       <w:tblPr/>
       <w:tcPr>
         <w:tcBorders>
-          <w:top w:val="single" w:sz="18" w:space="0" w:color="FFFFFF" w:themeColor="background1"/>
+          <w:top w:val="single" w:color="FFFFFF" w:themeColor="background1" w:sz="18" w:space="0"/>
           <w:left w:val="nil"/>
           <w:bottom w:val="nil"/>
           <w:right w:val="nil"/>
@@ -12317,7 +12387,7 @@
           <w:top w:val="nil"/>
           <w:left w:val="nil"/>
           <w:bottom w:val="nil"/>
-          <w:right w:val="single" w:sz="18" w:space="0" w:color="FFFFFF" w:themeColor="background1"/>
+          <w:right w:val="single" w:color="FFFFFF" w:themeColor="background1" w:sz="18" w:space="0"/>
           <w:insideH w:val="nil"/>
           <w:insideV w:val="nil"/>
         </w:tcBorders>
@@ -12329,7 +12399,7 @@
       <w:tcPr>
         <w:tcBorders>
           <w:top w:val="nil"/>
-          <w:left w:val="single" w:sz="18" w:space="0" w:color="FFFFFF" w:themeColor="background1"/>
+          <w:left w:val="single" w:color="FFFFFF" w:themeColor="background1" w:sz="18" w:space="0"/>
           <w:bottom w:val="nil"/>
           <w:right w:val="nil"/>
           <w:insideH w:val="nil"/>
@@ -12402,7 +12472,7 @@
         <w:tcBorders>
           <w:top w:val="nil"/>
           <w:left w:val="nil"/>
-          <w:bottom w:val="single" w:sz="18" w:space="0" w:color="FFFFFF" w:themeColor="background1"/>
+          <w:bottom w:val="single" w:color="FFFFFF" w:themeColor="background1" w:sz="18" w:space="0"/>
           <w:right w:val="nil"/>
           <w:insideH w:val="nil"/>
           <w:insideV w:val="nil"/>
@@ -12414,7 +12484,7 @@
       <w:tblPr/>
       <w:tcPr>
         <w:tcBorders>
-          <w:top w:val="single" w:sz="18" w:space="0" w:color="FFFFFF" w:themeColor="background1"/>
+          <w:top w:val="single" w:color="FFFFFF" w:themeColor="background1" w:sz="18" w:space="0"/>
           <w:left w:val="nil"/>
           <w:bottom w:val="nil"/>
           <w:right w:val="nil"/>
@@ -12431,7 +12501,7 @@
           <w:top w:val="nil"/>
           <w:left w:val="nil"/>
           <w:bottom w:val="nil"/>
-          <w:right w:val="single" w:sz="18" w:space="0" w:color="FFFFFF" w:themeColor="background1"/>
+          <w:right w:val="single" w:color="FFFFFF" w:themeColor="background1" w:sz="18" w:space="0"/>
           <w:insideH w:val="nil"/>
           <w:insideV w:val="nil"/>
         </w:tcBorders>
@@ -12443,7 +12513,7 @@
       <w:tcPr>
         <w:tcBorders>
           <w:top w:val="nil"/>
-          <w:left w:val="single" w:sz="18" w:space="0" w:color="FFFFFF" w:themeColor="background1"/>
+          <w:left w:val="single" w:color="FFFFFF" w:themeColor="background1" w:sz="18" w:space="0"/>
           <w:bottom w:val="nil"/>
           <w:right w:val="nil"/>
           <w:insideH w:val="nil"/>
@@ -12516,7 +12586,7 @@
         <w:tcBorders>
           <w:top w:val="nil"/>
           <w:left w:val="nil"/>
-          <w:bottom w:val="single" w:sz="18" w:space="0" w:color="FFFFFF" w:themeColor="background1"/>
+          <w:bottom w:val="single" w:color="FFFFFF" w:themeColor="background1" w:sz="18" w:space="0"/>
           <w:right w:val="nil"/>
           <w:insideH w:val="nil"/>
           <w:insideV w:val="nil"/>
@@ -12528,7 +12598,7 @@
       <w:tblPr/>
       <w:tcPr>
         <w:tcBorders>
-          <w:top w:val="single" w:sz="18" w:space="0" w:color="FFFFFF" w:themeColor="background1"/>
+          <w:top w:val="single" w:color="FFFFFF" w:themeColor="background1" w:sz="18" w:space="0"/>
           <w:left w:val="nil"/>
           <w:bottom w:val="nil"/>
           <w:right w:val="nil"/>
@@ -12545,7 +12615,7 @@
           <w:top w:val="nil"/>
           <w:left w:val="nil"/>
           <w:bottom w:val="nil"/>
-          <w:right w:val="single" w:sz="18" w:space="0" w:color="FFFFFF" w:themeColor="background1"/>
+          <w:right w:val="single" w:color="FFFFFF" w:themeColor="background1" w:sz="18" w:space="0"/>
           <w:insideH w:val="nil"/>
           <w:insideV w:val="nil"/>
         </w:tcBorders>
@@ -12557,7 +12627,7 @@
       <w:tcPr>
         <w:tcBorders>
           <w:top w:val="nil"/>
-          <w:left w:val="single" w:sz="18" w:space="0" w:color="FFFFFF" w:themeColor="background1"/>
+          <w:left w:val="single" w:color="FFFFFF" w:themeColor="background1" w:sz="18" w:space="0"/>
           <w:bottom w:val="nil"/>
           <w:right w:val="nil"/>
           <w:insideH w:val="nil"/>
@@ -12611,12 +12681,12 @@
       <w:tblStyleColBandSize w:val="1"/>
       <w:tblInd w:w="0" w:type="dxa"/>
       <w:tblBorders>
-        <w:top w:val="single" w:sz="24" w:space="0" w:color="C0504D" w:themeColor="accent2"/>
-        <w:left w:val="single" w:sz="4" w:space="0" w:color="000000" w:themeColor="text1"/>
-        <w:bottom w:val="single" w:sz="4" w:space="0" w:color="000000" w:themeColor="text1"/>
-        <w:right w:val="single" w:sz="4" w:space="0" w:color="000000" w:themeColor="text1"/>
-        <w:insideH w:val="single" w:sz="4" w:space="0" w:color="FFFFFF" w:themeColor="background1"/>
-        <w:insideV w:val="single" w:sz="4" w:space="0" w:color="FFFFFF" w:themeColor="background1"/>
+        <w:top w:val="single" w:color="C0504D" w:themeColor="accent2" w:sz="24" w:space="0"/>
+        <w:left w:val="single" w:color="000000" w:themeColor="text1" w:sz="4" w:space="0"/>
+        <w:bottom w:val="single" w:color="000000" w:themeColor="text1" w:sz="4" w:space="0"/>
+        <w:right w:val="single" w:color="000000" w:themeColor="text1" w:sz="4" w:space="0"/>
+        <w:insideH w:val="single" w:color="FFFFFF" w:themeColor="background1" w:sz="4" w:space="0"/>
+        <w:insideV w:val="single" w:color="FFFFFF" w:themeColor="background1" w:sz="4" w:space="0"/>
       </w:tblBorders>
       <w:tblCellMar>
         <w:top w:w="0" w:type="dxa"/>
@@ -12638,7 +12708,7 @@
         <w:tcBorders>
           <w:top w:val="nil"/>
           <w:left w:val="nil"/>
-          <w:bottom w:val="single" w:sz="24" w:space="0" w:color="C0504D" w:themeColor="accent2"/>
+          <w:bottom w:val="single" w:color="C0504D" w:themeColor="accent2" w:sz="24" w:space="0"/>
           <w:right w:val="nil"/>
           <w:insideH w:val="nil"/>
           <w:insideV w:val="nil"/>
@@ -12655,7 +12725,7 @@
       <w:tblPr/>
       <w:tcPr>
         <w:tcBorders>
-          <w:top w:val="single" w:sz="6" w:space="0" w:color="FFFFFF" w:themeColor="background1"/>
+          <w:top w:val="single" w:color="FFFFFF" w:themeColor="background1" w:sz="6" w:space="0"/>
         </w:tcBorders>
         <w:shd w:val="clear" w:color="auto" w:fill="000000" w:themeFill="text1" w:themeFillShade="99"/>
       </w:tcPr>
@@ -12671,7 +12741,7 @@
           <w:left w:val="nil"/>
           <w:bottom w:val="nil"/>
           <w:right w:val="nil"/>
-          <w:insideH w:val="single" w:sz="4" w:space="0" w:color="000000" w:themeColor="text1" w:themeShade="99"/>
+          <w:insideH w:val="single" w:color="000000" w:themeColor="text1" w:themeShade="99" w:sz="4" w:space="0"/>
           <w:insideV w:val="nil"/>
         </w:tcBorders>
         <w:shd w:val="clear" w:color="auto" w:fill="000000" w:themeFill="text1" w:themeFillShade="99"/>
@@ -12733,12 +12803,12 @@
       <w:tblStyleColBandSize w:val="1"/>
       <w:tblInd w:w="0" w:type="dxa"/>
       <w:tblBorders>
-        <w:top w:val="single" w:sz="24" w:space="0" w:color="C0504D" w:themeColor="accent2"/>
-        <w:left w:val="single" w:sz="4" w:space="0" w:color="4F81BD" w:themeColor="accent1"/>
-        <w:bottom w:val="single" w:sz="4" w:space="0" w:color="4F81BD" w:themeColor="accent1"/>
-        <w:right w:val="single" w:sz="4" w:space="0" w:color="4F81BD" w:themeColor="accent1"/>
-        <w:insideH w:val="single" w:sz="4" w:space="0" w:color="FFFFFF" w:themeColor="background1"/>
-        <w:insideV w:val="single" w:sz="4" w:space="0" w:color="FFFFFF" w:themeColor="background1"/>
+        <w:top w:val="single" w:color="C0504D" w:themeColor="accent2" w:sz="24" w:space="0"/>
+        <w:left w:val="single" w:color="4F81BD" w:themeColor="accent1" w:sz="4" w:space="0"/>
+        <w:bottom w:val="single" w:color="4F81BD" w:themeColor="accent1" w:sz="4" w:space="0"/>
+        <w:right w:val="single" w:color="4F81BD" w:themeColor="accent1" w:sz="4" w:space="0"/>
+        <w:insideH w:val="single" w:color="FFFFFF" w:themeColor="background1" w:sz="4" w:space="0"/>
+        <w:insideV w:val="single" w:color="FFFFFF" w:themeColor="background1" w:sz="4" w:space="0"/>
       </w:tblBorders>
       <w:tblCellMar>
         <w:top w:w="0" w:type="dxa"/>
@@ -12760,7 +12830,7 @@
         <w:tcBorders>
           <w:top w:val="nil"/>
           <w:left w:val="nil"/>
-          <w:bottom w:val="single" w:sz="24" w:space="0" w:color="C0504D" w:themeColor="accent2"/>
+          <w:bottom w:val="single" w:color="C0504D" w:themeColor="accent2" w:sz="24" w:space="0"/>
           <w:right w:val="nil"/>
           <w:insideH w:val="nil"/>
           <w:insideV w:val="nil"/>
@@ -12777,7 +12847,7 @@
       <w:tblPr/>
       <w:tcPr>
         <w:tcBorders>
-          <w:top w:val="single" w:sz="6" w:space="0" w:color="FFFFFF" w:themeColor="background1"/>
+          <w:top w:val="single" w:color="FFFFFF" w:themeColor="background1" w:sz="6" w:space="0"/>
         </w:tcBorders>
         <w:shd w:val="clear" w:color="auto" w:fill="2C4C74" w:themeFill="accent1" w:themeFillShade="99"/>
       </w:tcPr>
@@ -12793,7 +12863,7 @@
           <w:left w:val="nil"/>
           <w:bottom w:val="nil"/>
           <w:right w:val="nil"/>
-          <w:insideH w:val="single" w:sz="4" w:space="0" w:color="2C4C74" w:themeColor="accent1" w:themeShade="99"/>
+          <w:insideH w:val="single" w:color="2C4C74" w:themeColor="accent1" w:themeShade="99" w:sz="4" w:space="0"/>
           <w:insideV w:val="nil"/>
         </w:tcBorders>
         <w:shd w:val="clear" w:color="auto" w:fill="2C4C74" w:themeFill="accent1" w:themeFillShade="99"/>
@@ -12855,12 +12925,12 @@
       <w:tblStyleColBandSize w:val="1"/>
       <w:tblInd w:w="0" w:type="dxa"/>
       <w:tblBorders>
-        <w:top w:val="single" w:sz="24" w:space="0" w:color="C0504D" w:themeColor="accent2"/>
-        <w:left w:val="single" w:sz="4" w:space="0" w:color="C0504D" w:themeColor="accent2"/>
-        <w:bottom w:val="single" w:sz="4" w:space="0" w:color="C0504D" w:themeColor="accent2"/>
-        <w:right w:val="single" w:sz="4" w:space="0" w:color="C0504D" w:themeColor="accent2"/>
-        <w:insideH w:val="single" w:sz="4" w:space="0" w:color="FFFFFF" w:themeColor="background1"/>
-        <w:insideV w:val="single" w:sz="4" w:space="0" w:color="FFFFFF" w:themeColor="background1"/>
+        <w:top w:val="single" w:color="C0504D" w:themeColor="accent2" w:sz="24" w:space="0"/>
+        <w:left w:val="single" w:color="C0504D" w:themeColor="accent2" w:sz="4" w:space="0"/>
+        <w:bottom w:val="single" w:color="C0504D" w:themeColor="accent2" w:sz="4" w:space="0"/>
+        <w:right w:val="single" w:color="C0504D" w:themeColor="accent2" w:sz="4" w:space="0"/>
+        <w:insideH w:val="single" w:color="FFFFFF" w:themeColor="background1" w:sz="4" w:space="0"/>
+        <w:insideV w:val="single" w:color="FFFFFF" w:themeColor="background1" w:sz="4" w:space="0"/>
       </w:tblBorders>
       <w:tblCellMar>
         <w:top w:w="0" w:type="dxa"/>
@@ -12882,7 +12952,7 @@
         <w:tcBorders>
           <w:top w:val="nil"/>
           <w:left w:val="nil"/>
-          <w:bottom w:val="single" w:sz="24" w:space="0" w:color="C0504D" w:themeColor="accent2"/>
+          <w:bottom w:val="single" w:color="C0504D" w:themeColor="accent2" w:sz="24" w:space="0"/>
           <w:right w:val="nil"/>
           <w:insideH w:val="nil"/>
           <w:insideV w:val="nil"/>
@@ -12899,7 +12969,7 @@
       <w:tblPr/>
       <w:tcPr>
         <w:tcBorders>
-          <w:top w:val="single" w:sz="6" w:space="0" w:color="FFFFFF" w:themeColor="background1"/>
+          <w:top w:val="single" w:color="FFFFFF" w:themeColor="background1" w:sz="6" w:space="0"/>
         </w:tcBorders>
         <w:shd w:val="clear" w:color="auto" w:fill="772C2A" w:themeFill="accent2" w:themeFillShade="99"/>
       </w:tcPr>
@@ -12915,7 +12985,7 @@
           <w:left w:val="nil"/>
           <w:bottom w:val="nil"/>
           <w:right w:val="nil"/>
-          <w:insideH w:val="single" w:sz="4" w:space="0" w:color="772C2A" w:themeColor="accent2" w:themeShade="99"/>
+          <w:insideH w:val="single" w:color="772C2A" w:themeColor="accent2" w:themeShade="99" w:sz="4" w:space="0"/>
           <w:insideV w:val="nil"/>
         </w:tcBorders>
         <w:shd w:val="clear" w:color="auto" w:fill="772C2A" w:themeFill="accent2" w:themeFillShade="99"/>
@@ -12977,12 +13047,12 @@
       <w:tblStyleColBandSize w:val="1"/>
       <w:tblInd w:w="0" w:type="dxa"/>
       <w:tblBorders>
-        <w:top w:val="single" w:sz="24" w:space="0" w:color="8064A2" w:themeColor="accent4"/>
-        <w:left w:val="single" w:sz="4" w:space="0" w:color="9BBB59" w:themeColor="accent3"/>
-        <w:bottom w:val="single" w:sz="4" w:space="0" w:color="9BBB59" w:themeColor="accent3"/>
-        <w:right w:val="single" w:sz="4" w:space="0" w:color="9BBB59" w:themeColor="accent3"/>
-        <w:insideH w:val="single" w:sz="4" w:space="0" w:color="FFFFFF" w:themeColor="background1"/>
-        <w:insideV w:val="single" w:sz="4" w:space="0" w:color="FFFFFF" w:themeColor="background1"/>
+        <w:top w:val="single" w:color="8064A2" w:themeColor="accent4" w:sz="24" w:space="0"/>
+        <w:left w:val="single" w:color="9BBB59" w:themeColor="accent3" w:sz="4" w:space="0"/>
+        <w:bottom w:val="single" w:color="9BBB59" w:themeColor="accent3" w:sz="4" w:space="0"/>
+        <w:right w:val="single" w:color="9BBB59" w:themeColor="accent3" w:sz="4" w:space="0"/>
+        <w:insideH w:val="single" w:color="FFFFFF" w:themeColor="background1" w:sz="4" w:space="0"/>
+        <w:insideV w:val="single" w:color="FFFFFF" w:themeColor="background1" w:sz="4" w:space="0"/>
       </w:tblBorders>
       <w:tblCellMar>
         <w:top w:w="0" w:type="dxa"/>
@@ -13004,7 +13074,7 @@
         <w:tcBorders>
           <w:top w:val="nil"/>
           <w:left w:val="nil"/>
-          <w:bottom w:val="single" w:sz="24" w:space="0" w:color="8064A2" w:themeColor="accent4"/>
+          <w:bottom w:val="single" w:color="8064A2" w:themeColor="accent4" w:sz="24" w:space="0"/>
           <w:right w:val="nil"/>
           <w:insideH w:val="nil"/>
           <w:insideV w:val="nil"/>
@@ -13021,7 +13091,7 @@
       <w:tblPr/>
       <w:tcPr>
         <w:tcBorders>
-          <w:top w:val="single" w:sz="6" w:space="0" w:color="FFFFFF" w:themeColor="background1"/>
+          <w:top w:val="single" w:color="FFFFFF" w:themeColor="background1" w:sz="6" w:space="0"/>
         </w:tcBorders>
         <w:shd w:val="clear" w:color="auto" w:fill="5E7530" w:themeFill="accent3" w:themeFillShade="99"/>
       </w:tcPr>
@@ -13037,7 +13107,7 @@
           <w:left w:val="nil"/>
           <w:bottom w:val="nil"/>
           <w:right w:val="nil"/>
-          <w:insideH w:val="single" w:sz="4" w:space="0" w:color="5E7530" w:themeColor="accent3" w:themeShade="99"/>
+          <w:insideH w:val="single" w:color="5E7530" w:themeColor="accent3" w:themeShade="99" w:sz="4" w:space="0"/>
           <w:insideV w:val="nil"/>
         </w:tcBorders>
         <w:shd w:val="clear" w:color="auto" w:fill="5E7530" w:themeFill="accent3" w:themeFillShade="99"/>
@@ -13089,12 +13159,12 @@
       <w:tblStyleColBandSize w:val="1"/>
       <w:tblInd w:w="0" w:type="dxa"/>
       <w:tblBorders>
-        <w:top w:val="single" w:sz="24" w:space="0" w:color="9BBB59" w:themeColor="accent3"/>
-        <w:left w:val="single" w:sz="4" w:space="0" w:color="8064A2" w:themeColor="accent4"/>
-        <w:bottom w:val="single" w:sz="4" w:space="0" w:color="8064A2" w:themeColor="accent4"/>
-        <w:right w:val="single" w:sz="4" w:space="0" w:color="8064A2" w:themeColor="accent4"/>
-        <w:insideH w:val="single" w:sz="4" w:space="0" w:color="FFFFFF" w:themeColor="background1"/>
-        <w:insideV w:val="single" w:sz="4" w:space="0" w:color="FFFFFF" w:themeColor="background1"/>
+        <w:top w:val="single" w:color="9BBB59" w:themeColor="accent3" w:sz="24" w:space="0"/>
+        <w:left w:val="single" w:color="8064A2" w:themeColor="accent4" w:sz="4" w:space="0"/>
+        <w:bottom w:val="single" w:color="8064A2" w:themeColor="accent4" w:sz="4" w:space="0"/>
+        <w:right w:val="single" w:color="8064A2" w:themeColor="accent4" w:sz="4" w:space="0"/>
+        <w:insideH w:val="single" w:color="FFFFFF" w:themeColor="background1" w:sz="4" w:space="0"/>
+        <w:insideV w:val="single" w:color="FFFFFF" w:themeColor="background1" w:sz="4" w:space="0"/>
       </w:tblBorders>
       <w:tblCellMar>
         <w:top w:w="0" w:type="dxa"/>
@@ -13116,7 +13186,7 @@
         <w:tcBorders>
           <w:top w:val="nil"/>
           <w:left w:val="nil"/>
-          <w:bottom w:val="single" w:sz="24" w:space="0" w:color="9BBB59" w:themeColor="accent3"/>
+          <w:bottom w:val="single" w:color="9BBB59" w:themeColor="accent3" w:sz="24" w:space="0"/>
           <w:right w:val="nil"/>
           <w:insideH w:val="nil"/>
           <w:insideV w:val="nil"/>
@@ -13133,7 +13203,7 @@
       <w:tblPr/>
       <w:tcPr>
         <w:tcBorders>
-          <w:top w:val="single" w:sz="6" w:space="0" w:color="FFFFFF" w:themeColor="background1"/>
+          <w:top w:val="single" w:color="FFFFFF" w:themeColor="background1" w:sz="6" w:space="0"/>
         </w:tcBorders>
         <w:shd w:val="clear" w:color="auto" w:fill="4C3B62" w:themeFill="accent4" w:themeFillShade="99"/>
       </w:tcPr>
@@ -13149,7 +13219,7 @@
           <w:left w:val="nil"/>
           <w:bottom w:val="nil"/>
           <w:right w:val="nil"/>
-          <w:insideH w:val="single" w:sz="4" w:space="0" w:color="4C3B62" w:themeColor="accent4" w:themeShade="99"/>
+          <w:insideH w:val="single" w:color="4C3B62" w:themeColor="accent4" w:themeShade="99" w:sz="4" w:space="0"/>
           <w:insideV w:val="nil"/>
         </w:tcBorders>
         <w:shd w:val="clear" w:color="auto" w:fill="4C3B62" w:themeFill="accent4" w:themeFillShade="99"/>
@@ -13211,12 +13281,12 @@
       <w:tblStyleColBandSize w:val="1"/>
       <w:tblInd w:w="0" w:type="dxa"/>
       <w:tblBorders>
-        <w:top w:val="single" w:sz="24" w:space="0" w:color="F79646" w:themeColor="accent6"/>
-        <w:left w:val="single" w:sz="4" w:space="0" w:color="4BACC6" w:themeColor="accent5"/>
-        <w:bottom w:val="single" w:sz="4" w:space="0" w:color="4BACC6" w:themeColor="accent5"/>
-        <w:right w:val="single" w:sz="4" w:space="0" w:color="4BACC6" w:themeColor="accent5"/>
-        <w:insideH w:val="single" w:sz="4" w:space="0" w:color="FFFFFF" w:themeColor="background1"/>
-        <w:insideV w:val="single" w:sz="4" w:space="0" w:color="FFFFFF" w:themeColor="background1"/>
+        <w:top w:val="single" w:color="F79646" w:themeColor="accent6" w:sz="24" w:space="0"/>
+        <w:left w:val="single" w:color="4BACC6" w:themeColor="accent5" w:sz="4" w:space="0"/>
+        <w:bottom w:val="single" w:color="4BACC6" w:themeColor="accent5" w:sz="4" w:space="0"/>
+        <w:right w:val="single" w:color="4BACC6" w:themeColor="accent5" w:sz="4" w:space="0"/>
+        <w:insideH w:val="single" w:color="FFFFFF" w:themeColor="background1" w:sz="4" w:space="0"/>
+        <w:insideV w:val="single" w:color="FFFFFF" w:themeColor="background1" w:sz="4" w:space="0"/>
       </w:tblBorders>
       <w:tblCellMar>
         <w:top w:w="0" w:type="dxa"/>
@@ -13238,7 +13308,7 @@
         <w:tcBorders>
           <w:top w:val="nil"/>
           <w:left w:val="nil"/>
-          <w:bottom w:val="single" w:sz="24" w:space="0" w:color="F79646" w:themeColor="accent6"/>
+          <w:bottom w:val="single" w:color="F79646" w:themeColor="accent6" w:sz="24" w:space="0"/>
           <w:right w:val="nil"/>
           <w:insideH w:val="nil"/>
           <w:insideV w:val="nil"/>
@@ -13255,7 +13325,7 @@
       <w:tblPr/>
       <w:tcPr>
         <w:tcBorders>
-          <w:top w:val="single" w:sz="6" w:space="0" w:color="FFFFFF" w:themeColor="background1"/>
+          <w:top w:val="single" w:color="FFFFFF" w:themeColor="background1" w:sz="6" w:space="0"/>
         </w:tcBorders>
         <w:shd w:val="clear" w:color="auto" w:fill="276A7C" w:themeFill="accent5" w:themeFillShade="99"/>
       </w:tcPr>
@@ -13271,7 +13341,7 @@
           <w:left w:val="nil"/>
           <w:bottom w:val="nil"/>
           <w:right w:val="nil"/>
-          <w:insideH w:val="single" w:sz="4" w:space="0" w:color="276A7C" w:themeColor="accent5" w:themeShade="99"/>
+          <w:insideH w:val="single" w:color="276A7C" w:themeColor="accent5" w:themeShade="99" w:sz="4" w:space="0"/>
           <w:insideV w:val="nil"/>
         </w:tcBorders>
         <w:shd w:val="clear" w:color="auto" w:fill="276A7C" w:themeFill="accent5" w:themeFillShade="99"/>
@@ -13333,12 +13403,12 @@
       <w:tblStyleColBandSize w:val="1"/>
       <w:tblInd w:w="0" w:type="dxa"/>
       <w:tblBorders>
-        <w:top w:val="single" w:sz="24" w:space="0" w:color="4BACC6" w:themeColor="accent5"/>
-        <w:left w:val="single" w:sz="4" w:space="0" w:color="F79646" w:themeColor="accent6"/>
-        <w:bottom w:val="single" w:sz="4" w:space="0" w:color="F79646" w:themeColor="accent6"/>
-        <w:right w:val="single" w:sz="4" w:space="0" w:color="F79646" w:themeColor="accent6"/>
-        <w:insideH w:val="single" w:sz="4" w:space="0" w:color="FFFFFF" w:themeColor="background1"/>
-        <w:insideV w:val="single" w:sz="4" w:space="0" w:color="FFFFFF" w:themeColor="background1"/>
+        <w:top w:val="single" w:color="4BACC6" w:themeColor="accent5" w:sz="24" w:space="0"/>
+        <w:left w:val="single" w:color="F79646" w:themeColor="accent6" w:sz="4" w:space="0"/>
+        <w:bottom w:val="single" w:color="F79646" w:themeColor="accent6" w:sz="4" w:space="0"/>
+        <w:right w:val="single" w:color="F79646" w:themeColor="accent6" w:sz="4" w:space="0"/>
+        <w:insideH w:val="single" w:color="FFFFFF" w:themeColor="background1" w:sz="4" w:space="0"/>
+        <w:insideV w:val="single" w:color="FFFFFF" w:themeColor="background1" w:sz="4" w:space="0"/>
       </w:tblBorders>
       <w:tblCellMar>
         <w:top w:w="0" w:type="dxa"/>
@@ -13360,7 +13430,7 @@
         <w:tcBorders>
           <w:top w:val="nil"/>
           <w:left w:val="nil"/>
-          <w:bottom w:val="single" w:sz="24" w:space="0" w:color="4BACC6" w:themeColor="accent5"/>
+          <w:bottom w:val="single" w:color="4BACC6" w:themeColor="accent5" w:sz="24" w:space="0"/>
           <w:right w:val="nil"/>
           <w:insideH w:val="nil"/>
           <w:insideV w:val="nil"/>
@@ -13377,7 +13447,7 @@
       <w:tblPr/>
       <w:tcPr>
         <w:tcBorders>
-          <w:top w:val="single" w:sz="6" w:space="0" w:color="FFFFFF" w:themeColor="background1"/>
+          <w:top w:val="single" w:color="FFFFFF" w:themeColor="background1" w:sz="6" w:space="0"/>
         </w:tcBorders>
         <w:shd w:val="clear" w:color="auto" w:fill="B65608" w:themeFill="accent6" w:themeFillShade="99"/>
       </w:tcPr>
@@ -13393,7 +13463,7 @@
           <w:left w:val="nil"/>
           <w:bottom w:val="nil"/>
           <w:right w:val="nil"/>
-          <w:insideH w:val="single" w:sz="4" w:space="0" w:color="B65608" w:themeColor="accent6" w:themeShade="99"/>
+          <w:insideH w:val="single" w:color="B65608" w:themeColor="accent6" w:themeShade="99" w:sz="4" w:space="0"/>
           <w:insideV w:val="nil"/>
         </w:tcBorders>
         <w:shd w:val="clear" w:color="auto" w:fill="B65608" w:themeFill="accent6" w:themeFillShade="99"/>
@@ -13473,7 +13543,7 @@
       <w:tblPr/>
       <w:tcPr>
         <w:tcBorders>
-          <w:bottom w:val="single" w:sz="12" w:space="0" w:color="FFFFFF" w:themeColor="background1"/>
+          <w:bottom w:val="single" w:color="FFFFFF" w:themeColor="background1" w:sz="12" w:space="0"/>
         </w:tcBorders>
         <w:shd w:val="clear" w:color="auto" w:fill="9E3A38" w:themeFill="accent2" w:themeFillShade="CC"/>
       </w:tcPr>
@@ -13487,7 +13557,7 @@
       <w:tblPr/>
       <w:tcPr>
         <w:tcBorders>
-          <w:top w:val="single" w:sz="12" w:space="0" w:color="000000" w:themeColor="text1"/>
+          <w:top w:val="single" w:color="000000" w:themeColor="text1" w:sz="12" w:space="0"/>
         </w:tcBorders>
         <w:shd w:val="clear" w:color="auto" w:fill="FFFFFF" w:themeFill="background1"/>
       </w:tcPr>
@@ -13559,7 +13629,7 @@
       <w:tblPr/>
       <w:tcPr>
         <w:tcBorders>
-          <w:bottom w:val="single" w:sz="12" w:space="0" w:color="FFFFFF" w:themeColor="background1"/>
+          <w:bottom w:val="single" w:color="FFFFFF" w:themeColor="background1" w:sz="12" w:space="0"/>
         </w:tcBorders>
         <w:shd w:val="clear" w:color="auto" w:fill="9E3A38" w:themeFill="accent2" w:themeFillShade="CC"/>
       </w:tcPr>
@@ -13573,7 +13643,7 @@
       <w:tblPr/>
       <w:tcPr>
         <w:tcBorders>
-          <w:top w:val="single" w:sz="12" w:space="0" w:color="000000" w:themeColor="text1"/>
+          <w:top w:val="single" w:color="000000" w:themeColor="text1" w:sz="12" w:space="0"/>
         </w:tcBorders>
         <w:shd w:val="clear" w:color="auto" w:fill="FFFFFF" w:themeFill="background1"/>
       </w:tcPr>
@@ -13645,7 +13715,7 @@
       <w:tblPr/>
       <w:tcPr>
         <w:tcBorders>
-          <w:bottom w:val="single" w:sz="12" w:space="0" w:color="FFFFFF" w:themeColor="background1"/>
+          <w:bottom w:val="single" w:color="FFFFFF" w:themeColor="background1" w:sz="12" w:space="0"/>
         </w:tcBorders>
         <w:shd w:val="clear" w:color="auto" w:fill="9E3A38" w:themeFill="accent2" w:themeFillShade="CC"/>
       </w:tcPr>
@@ -13659,7 +13729,7 @@
       <w:tblPr/>
       <w:tcPr>
         <w:tcBorders>
-          <w:top w:val="single" w:sz="12" w:space="0" w:color="000000" w:themeColor="text1"/>
+          <w:top w:val="single" w:color="000000" w:themeColor="text1" w:sz="12" w:space="0"/>
         </w:tcBorders>
         <w:shd w:val="clear" w:color="auto" w:fill="FFFFFF" w:themeFill="background1"/>
       </w:tcPr>
@@ -13731,7 +13801,7 @@
       <w:tblPr/>
       <w:tcPr>
         <w:tcBorders>
-          <w:bottom w:val="single" w:sz="12" w:space="0" w:color="FFFFFF" w:themeColor="background1"/>
+          <w:bottom w:val="single" w:color="FFFFFF" w:themeColor="background1" w:sz="12" w:space="0"/>
         </w:tcBorders>
         <w:shd w:val="clear" w:color="auto" w:fill="664E82" w:themeFill="accent4" w:themeFillShade="CC"/>
       </w:tcPr>
@@ -13745,7 +13815,7 @@
       <w:tblPr/>
       <w:tcPr>
         <w:tcBorders>
-          <w:top w:val="single" w:sz="12" w:space="0" w:color="000000" w:themeColor="text1"/>
+          <w:top w:val="single" w:color="000000" w:themeColor="text1" w:sz="12" w:space="0"/>
         </w:tcBorders>
         <w:shd w:val="clear" w:color="auto" w:fill="FFFFFF" w:themeFill="background1"/>
       </w:tcPr>
@@ -13817,7 +13887,7 @@
       <w:tblPr/>
       <w:tcPr>
         <w:tcBorders>
-          <w:bottom w:val="single" w:sz="12" w:space="0" w:color="FFFFFF" w:themeColor="background1"/>
+          <w:bottom w:val="single" w:color="FFFFFF" w:themeColor="background1" w:sz="12" w:space="0"/>
         </w:tcBorders>
         <w:shd w:val="clear" w:color="auto" w:fill="7E9C40" w:themeFill="accent3" w:themeFillShade="CC"/>
       </w:tcPr>
@@ -13831,7 +13901,7 @@
       <w:tblPr/>
       <w:tcPr>
         <w:tcBorders>
-          <w:top w:val="single" w:sz="12" w:space="0" w:color="000000" w:themeColor="text1"/>
+          <w:top w:val="single" w:color="000000" w:themeColor="text1" w:sz="12" w:space="0"/>
         </w:tcBorders>
         <w:shd w:val="clear" w:color="auto" w:fill="FFFFFF" w:themeFill="background1"/>
       </w:tcPr>
@@ -13903,7 +13973,7 @@
       <w:tblPr/>
       <w:tcPr>
         <w:tcBorders>
-          <w:bottom w:val="single" w:sz="12" w:space="0" w:color="FFFFFF" w:themeColor="background1"/>
+          <w:bottom w:val="single" w:color="FFFFFF" w:themeColor="background1" w:sz="12" w:space="0"/>
         </w:tcBorders>
         <w:shd w:val="clear" w:color="auto" w:fill="F2730A" w:themeFill="accent6" w:themeFillShade="CC"/>
       </w:tcPr>
@@ -13917,7 +13987,7 @@
       <w:tblPr/>
       <w:tcPr>
         <w:tcBorders>
-          <w:top w:val="single" w:sz="12" w:space="0" w:color="000000" w:themeColor="text1"/>
+          <w:top w:val="single" w:color="000000" w:themeColor="text1" w:sz="12" w:space="0"/>
         </w:tcBorders>
         <w:shd w:val="clear" w:color="auto" w:fill="FFFFFF" w:themeFill="background1"/>
       </w:tcPr>
@@ -13989,7 +14059,7 @@
       <w:tblPr/>
       <w:tcPr>
         <w:tcBorders>
-          <w:bottom w:val="single" w:sz="12" w:space="0" w:color="FFFFFF" w:themeColor="background1"/>
+          <w:bottom w:val="single" w:color="FFFFFF" w:themeColor="background1" w:sz="12" w:space="0"/>
         </w:tcBorders>
         <w:shd w:val="clear" w:color="auto" w:fill="348DA5" w:themeFill="accent5" w:themeFillShade="CC"/>
       </w:tcPr>
@@ -14003,7 +14073,7 @@
       <w:tblPr/>
       <w:tcPr>
         <w:tcBorders>
-          <w:top w:val="single" w:sz="12" w:space="0" w:color="000000" w:themeColor="text1"/>
+          <w:top w:val="single" w:color="000000" w:themeColor="text1" w:sz="12" w:space="0"/>
         </w:tcBorders>
         <w:shd w:val="clear" w:color="auto" w:fill="FFFFFF" w:themeFill="background1"/>
       </w:tcPr>
@@ -14057,7 +14127,7 @@
       <w:tblStyleColBandSize w:val="1"/>
       <w:tblInd w:w="0" w:type="dxa"/>
       <w:tblBorders>
-        <w:insideH w:val="single" w:sz="4" w:space="0" w:color="FFFFFF" w:themeColor="background1"/>
+        <w:insideH w:val="single" w:color="FFFFFF" w:themeColor="background1" w:sz="4" w:space="0"/>
       </w:tblBorders>
       <w:tblCellMar>
         <w:top w:w="0" w:type="dxa"/>
@@ -14137,7 +14207,7 @@
       <w:tblStyleColBandSize w:val="1"/>
       <w:tblInd w:w="0" w:type="dxa"/>
       <w:tblBorders>
-        <w:insideH w:val="single" w:sz="4" w:space="0" w:color="FFFFFF" w:themeColor="background1"/>
+        <w:insideH w:val="single" w:color="FFFFFF" w:themeColor="background1" w:sz="4" w:space="0"/>
       </w:tblBorders>
       <w:tblCellMar>
         <w:top w:w="0" w:type="dxa"/>
@@ -14217,7 +14287,7 @@
       <w:tblStyleColBandSize w:val="1"/>
       <w:tblInd w:w="0" w:type="dxa"/>
       <w:tblBorders>
-        <w:insideH w:val="single" w:sz="4" w:space="0" w:color="FFFFFF" w:themeColor="background1"/>
+        <w:insideH w:val="single" w:color="FFFFFF" w:themeColor="background1" w:sz="4" w:space="0"/>
       </w:tblBorders>
       <w:tblCellMar>
         <w:top w:w="0" w:type="dxa"/>
@@ -14297,7 +14367,7 @@
       <w:tblStyleColBandSize w:val="1"/>
       <w:tblInd w:w="0" w:type="dxa"/>
       <w:tblBorders>
-        <w:insideH w:val="single" w:sz="4" w:space="0" w:color="FFFFFF" w:themeColor="background1"/>
+        <w:insideH w:val="single" w:color="FFFFFF" w:themeColor="background1" w:sz="4" w:space="0"/>
       </w:tblBorders>
       <w:tblCellMar>
         <w:top w:w="0" w:type="dxa"/>
@@ -14377,7 +14447,7 @@
       <w:tblStyleColBandSize w:val="1"/>
       <w:tblInd w:w="0" w:type="dxa"/>
       <w:tblBorders>
-        <w:insideH w:val="single" w:sz="4" w:space="0" w:color="FFFFFF" w:themeColor="background1"/>
+        <w:insideH w:val="single" w:color="FFFFFF" w:themeColor="background1" w:sz="4" w:space="0"/>
       </w:tblBorders>
       <w:tblCellMar>
         <w:top w:w="0" w:type="dxa"/>
@@ -14457,7 +14527,7 @@
       <w:tblStyleColBandSize w:val="1"/>
       <w:tblInd w:w="0" w:type="dxa"/>
       <w:tblBorders>
-        <w:insideH w:val="single" w:sz="4" w:space="0" w:color="FFFFFF" w:themeColor="background1"/>
+        <w:insideH w:val="single" w:color="FFFFFF" w:themeColor="background1" w:sz="4" w:space="0"/>
       </w:tblBorders>
       <w:tblCellMar>
         <w:top w:w="0" w:type="dxa"/>
@@ -14537,7 +14607,7 @@
       <w:tblStyleColBandSize w:val="1"/>
       <w:tblInd w:w="0" w:type="dxa"/>
       <w:tblBorders>
-        <w:insideH w:val="single" w:sz="4" w:space="0" w:color="FFFFFF" w:themeColor="background1"/>
+        <w:insideH w:val="single" w:color="FFFFFF" w:themeColor="background1" w:sz="4" w:space="0"/>
       </w:tblBorders>
       <w:tblCellMar>
         <w:top w:w="0" w:type="dxa"/>
